--- a/TICKET-099_배포코드/VendorReview.docx
+++ b/TICKET-099_배포코드/VendorReview.docx
@@ -1,79 +1,71 @@
 
 <file path=word/document.xml><?xml version="1.0" encoding="utf-8"?>
-<w:document xmlns:wpc="http://schemas.microsoft.com/office/word/2010/wordprocessingCanvas" xmlns:mc="http://schemas.openxmlformats.org/markup-compatibility/2006" xmlns:o="urn:schemas-microsoft-com:office:office" xmlns:r="http://schemas.openxmlformats.org/officeDocument/2006/relationships" xmlns:m="http://schemas.openxmlformats.org/officeDocument/2006/math" xmlns:v="urn:schemas-microsoft-com:vml" xmlns:wp14="http://schemas.microsoft.com/office/word/2010/wordprocessingDrawing" xmlns:wp="http://schemas.openxmlformats.org/drawingml/2006/wordprocessingDrawing" xmlns:w10="urn:schemas-microsoft-com:office:word" xmlns:w="http://schemas.openxmlformats.org/wordprocessingml/2006/main" xmlns:w14="http://schemas.microsoft.com/office/word/2010/wordml" xmlns:w15="http://schemas.microsoft.com/office/word/2012/wordml" xmlns:wpg="http://schemas.microsoft.com/office/word/2010/wordprocessingGroup" xmlns:wpi="http://schemas.microsoft.com/office/word/2010/wordprocessingInk" xmlns:wne="http://schemas.microsoft.com/office/word/2006/wordml" xmlns:wps="http://schemas.microsoft.com/office/word/2010/wordprocessingShape" xmlns:cx="http://schemas.microsoft.com/office/drawing/2014/chartex" xmlns:cx1="http://schemas.microsoft.com/office/drawing/2015/9/8/chartex" xmlns:cx2="http://schemas.microsoft.com/office/drawing/2015/10/21/chartex" xmlns:cx3="http://schemas.microsoft.com/office/drawing/2016/5/9/chartex" xmlns:cx4="http://schemas.microsoft.com/office/drawing/2016/5/10/chartex" xmlns:cx5="http://schemas.microsoft.com/office/drawing/2016/5/11/chartex" xmlns:cx6="http://schemas.microsoft.com/office/drawing/2016/5/12/chartex" xmlns:cx7="http://schemas.microsoft.com/office/drawing/2016/5/13/chartex" xmlns:cx8="http://schemas.microsoft.com/office/drawing/2016/5/14/chartex" xmlns:aink="http://schemas.microsoft.com/office/drawing/2016/ink" xmlns:am3d="http://schemas.microsoft.com/office/drawing/2017/model3d" xmlns:w16cex="http://schemas.microsoft.com/office/word/2018/wordml/cex" xmlns:w16cid="http://schemas.microsoft.com/office/word/2016/wordml/cid" xmlns:w16="http://schemas.microsoft.com/office/word/2018/wordml" xmlns:w16sdtdh="http://schemas.microsoft.com/office/word/2020/wordml/sdtdatahash" xmlns:w16se="http://schemas.microsoft.com/office/word/2015/wordml/symex" mc:Ignorable="w14 w15 wp14">
+<w:document xmlns:wpc="http://schemas.microsoft.com/office/word/2010/wordprocessingCanvas" xmlns:mc="http://schemas.openxmlformats.org/markup-compatibility/2006" xmlns:o="urn:schemas-microsoft-com:office:office" xmlns:r="http://schemas.openxmlformats.org/officeDocument/2006/relationships" xmlns:m="http://schemas.openxmlformats.org/officeDocument/2006/math" xmlns:v="urn:schemas-microsoft-com:vml" xmlns:wp14="http://schemas.microsoft.com/office/word/2010/wordprocessingDrawing" xmlns:wp="http://schemas.openxmlformats.org/drawingml/2006/wordprocessingDrawing" xmlns:w10="urn:schemas-microsoft-com:office:word" xmlns:w="http://schemas.openxmlformats.org/wordprocessingml/2006/main" xmlns:w14="http://schemas.microsoft.com/office/word/2010/wordml" xmlns:w15="http://schemas.microsoft.com/office/word/2012/wordml" xmlns:wpg="http://schemas.microsoft.com/office/word/2010/wordprocessingGroup" xmlns:wpi="http://schemas.microsoft.com/office/word/2010/wordprocessingInk" xmlns:wne="http://schemas.microsoft.com/office/word/2006/wordml" xmlns:wps="http://schemas.microsoft.com/office/word/2010/wordprocessingShape">
   <w:body>
     <w:p>
       <w:pPr>
         <w:spacing w:after="1000" w:before="60"/>
       </w:pPr>
-      <w:r>
-        <w:rPr>
-          <w:rFonts w:ascii="맑은 고딕" w:cs="맑은 고딕" w:eastAsia="맑은 고딕" w:hAnsi="맑은 고딕"/>
-          <w:color w:val="1F2937"/>
-          <w:sz w:val="20"/>
-          <w:szCs w:val="20"/>
-        </w:rPr>
-        <w:t xml:space="preserve"/>
-      </w:r>
-    </w:p>
-    <w:p>
-      <w:pPr>
+    </w:p>
+    <w:p>
+      <w:pPr>
+        <w:jc w:val="center"/>
         <w:spacing w:after="120" w:before="60"/>
-        <w:jc w:val="center"/>
-      </w:pPr>
-      <w:r>
-        <w:rPr>
-          <w:rFonts w:ascii="맑은 고딕" w:cs="맑은 고딕" w:eastAsia="맑은 고딕" w:hAnsi="맑은 고딕"/>
+      </w:pPr>
+      <w:r>
+        <w:rPr>
+          <w:rFonts w:ascii="맑은 고딕" w:eastAsia="맑은 고딕" w:hAnsi="맑은 고딕" w:cs="맑은 고딕"/>
           <w:color w:val="6B7280"/>
           <w:sz w:val="20"/>
           <w:szCs w:val="20"/>
         </w:rPr>
-        <w:t xml:space="preserve">(주)한빛소프트웍스 기술검증팀</w:t>
-      </w:r>
-    </w:p>
-    <w:p>
-      <w:pPr>
+        <w:t>(주)한빛소프트웍스 기술검증팀</w:t>
+      </w:r>
+    </w:p>
+    <w:p>
+      <w:pPr>
+        <w:jc w:val="center"/>
         <w:spacing w:after="140" w:before="60"/>
-        <w:jc w:val="center"/>
-      </w:pPr>
-      <w:r>
-        <w:rPr>
-          <w:rFonts w:ascii="맑은 고딕" w:cs="맑은 고딕" w:eastAsia="맑은 고딕" w:hAnsi="맑은 고딕"/>
+      </w:pPr>
+      <w:r>
+        <w:rPr>
+          <w:rFonts w:ascii="맑은 고딕" w:eastAsia="맑은 고딕" w:hAnsi="맑은 고딕" w:cs="맑은 고딕"/>
           <w:b/>
           <w:bCs/>
           <w:color w:val="2F3C7E"/>
           <w:sz w:val="38"/>
           <w:szCs w:val="38"/>
         </w:rPr>
-        <w:t xml:space="preserve">배틀아레나 서버 코드 검증 보고서</w:t>
-      </w:r>
-    </w:p>
-    <w:p>
-      <w:pPr>
+        <w:t>배틀아레나 서버 코드 검증 보고서</w:t>
+      </w:r>
+    </w:p>
+    <w:p>
+      <w:pPr>
+        <w:jc w:val="center"/>
         <w:spacing w:after="500" w:before="60"/>
-        <w:jc w:val="center"/>
-      </w:pPr>
-      <w:r>
-        <w:rPr>
-          <w:rFonts w:ascii="맑은 고딕" w:cs="맑은 고딕" w:eastAsia="맑은 고딕" w:hAnsi="맑은 고딕"/>
+      </w:pPr>
+      <w:r>
+        <w:rPr>
+          <w:rFonts w:ascii="맑은 고딕" w:eastAsia="맑은 고딕" w:hAnsi="맑은 고딕" w:cs="맑은 고딕"/>
           <w:color w:val="D14850"/>
           <w:sz w:val="22"/>
           <w:szCs w:val="22"/>
         </w:rPr>
-        <w:t xml:space="preserve">v0.9 납품본</w:t>
+        <w:t>v0.9 납품본</w:t>
       </w:r>
     </w:p>
     <w:tbl>
       <w:tblPr>
-        <w:tblW w:type="dxa" w:w="8600"/>
+        <w:tblW w:w="8600" w:type="dxa"/>
         <w:tblBorders>
-          <w:top w:val="single" w:color="auto" w:sz="4"/>
-          <w:left w:val="single" w:color="auto" w:sz="4"/>
-          <w:bottom w:val="single" w:color="auto" w:sz="4"/>
-          <w:right w:val="single" w:color="auto" w:sz="4"/>
-          <w:insideH w:val="single" w:color="auto" w:sz="4"/>
-          <w:insideV w:val="single" w:color="auto" w:sz="4"/>
+          <w:top w:val="single" w:sz="4" w:space="0" w:color="auto"/>
+          <w:left w:val="single" w:sz="4" w:space="0" w:color="auto"/>
+          <w:bottom w:val="single" w:sz="4" w:space="0" w:color="auto"/>
+          <w:right w:val="single" w:sz="4" w:space="0" w:color="auto"/>
+          <w:insideH w:val="single" w:sz="4" w:space="0" w:color="auto"/>
+          <w:insideV w:val="single" w:sz="4" w:space="0" w:color="auto"/>
         </w:tblBorders>
+        <w:tblLook w:val="04A0" w:firstRow="1" w:lastRow="0" w:firstColumn="1" w:lastColumn="0" w:noHBand="0" w:noVBand="1"/>
       </w:tblPr>
       <w:tblGrid>
         <w:gridCol w:w="1900"/>
@@ -85,452 +77,442 @@
         </w:trPr>
         <w:tc>
           <w:tcPr>
-            <w:tcW w:type="dxa" w:w="1900"/>
+            <w:tcW w:w="1900" w:type="dxa"/>
             <w:tcBorders>
-              <w:top w:val="single" w:color="D1D5DB" w:sz="1"/>
-              <w:left w:val="single" w:color="D1D5DB" w:sz="1"/>
-              <w:bottom w:val="single" w:color="D1D5DB" w:sz="1"/>
-              <w:right w:val="single" w:color="D1D5DB" w:sz="1"/>
+              <w:top w:val="single" w:sz="1" w:space="0" w:color="D1D5DB"/>
+              <w:left w:val="single" w:sz="1" w:space="0" w:color="D1D5DB"/>
+              <w:bottom w:val="single" w:sz="1" w:space="0" w:color="D1D5DB"/>
+              <w:right w:val="single" w:sz="1" w:space="0" w:color="D1D5DB"/>
             </w:tcBorders>
-            <w:shd w:fill="2F3C7E" w:val="clear"/>
+            <w:shd w:val="clear" w:color="auto" w:fill="2F3C7E"/>
             <w:tcMar>
-              <w:top w:type="dxa" w:w="80"/>
-              <w:left w:type="dxa" w:w="130"/>
-              <w:bottom w:type="dxa" w:w="80"/>
-              <w:right w:type="dxa" w:w="130"/>
+              <w:top w:w="80" w:type="dxa"/>
+              <w:left w:w="130" w:type="dxa"/>
+              <w:bottom w:w="80" w:type="dxa"/>
+              <w:right w:w="130" w:type="dxa"/>
             </w:tcMar>
             <w:vAlign w:val="center"/>
           </w:tcPr>
           <w:p>
             <w:pPr>
+              <w:jc w:val="center"/>
               <w:spacing w:after="20" w:before="20"/>
-              <w:jc w:val="center"/>
             </w:pPr>
             <w:r>
               <w:rPr>
-                <w:rFonts w:ascii="맑은 고딕" w:cs="맑은 고딕" w:eastAsia="맑은 고딕" w:hAnsi="맑은 고딕"/>
+                <w:rFonts w:ascii="맑은 고딕" w:eastAsia="맑은 고딕" w:hAnsi="맑은 고딕" w:cs="맑은 고딕"/>
                 <w:b/>
                 <w:bCs/>
                 <w:color w:val="FFFFFF"/>
                 <w:sz w:val="17"/>
                 <w:szCs w:val="17"/>
               </w:rPr>
-              <w:t xml:space="preserve">항목</w:t>
+              <w:t>항목</w:t>
             </w:r>
           </w:p>
         </w:tc>
         <w:tc>
           <w:tcPr>
-            <w:tcW w:type="dxa" w:w="6700"/>
+            <w:tcW w:w="6700" w:type="dxa"/>
             <w:tcBorders>
-              <w:top w:val="single" w:color="D1D5DB" w:sz="1"/>
-              <w:left w:val="single" w:color="D1D5DB" w:sz="1"/>
-              <w:bottom w:val="single" w:color="D1D5DB" w:sz="1"/>
-              <w:right w:val="single" w:color="D1D5DB" w:sz="1"/>
+              <w:top w:val="single" w:sz="1" w:space="0" w:color="D1D5DB"/>
+              <w:left w:val="single" w:sz="1" w:space="0" w:color="D1D5DB"/>
+              <w:bottom w:val="single" w:sz="1" w:space="0" w:color="D1D5DB"/>
+              <w:right w:val="single" w:sz="1" w:space="0" w:color="D1D5DB"/>
             </w:tcBorders>
-            <w:shd w:fill="2F3C7E" w:val="clear"/>
+            <w:shd w:val="clear" w:color="auto" w:fill="2F3C7E"/>
             <w:tcMar>
-              <w:top w:type="dxa" w:w="80"/>
-              <w:left w:type="dxa" w:w="130"/>
-              <w:bottom w:type="dxa" w:w="80"/>
-              <w:right w:type="dxa" w:w="130"/>
+              <w:top w:w="80" w:type="dxa"/>
+              <w:left w:w="130" w:type="dxa"/>
+              <w:bottom w:w="80" w:type="dxa"/>
+              <w:right w:w="130" w:type="dxa"/>
             </w:tcMar>
             <w:vAlign w:val="center"/>
           </w:tcPr>
           <w:p>
             <w:pPr>
+              <w:jc w:val="center"/>
               <w:spacing w:after="20" w:before="20"/>
-              <w:jc w:val="center"/>
             </w:pPr>
             <w:r>
               <w:rPr>
-                <w:rFonts w:ascii="맑은 고딕" w:cs="맑은 고딕" w:eastAsia="맑은 고딕" w:hAnsi="맑은 고딕"/>
+                <w:rFonts w:ascii="맑은 고딕" w:eastAsia="맑은 고딕" w:hAnsi="맑은 고딕" w:cs="맑은 고딕"/>
                 <w:b/>
                 <w:bCs/>
                 <w:color w:val="FFFFFF"/>
                 <w:sz w:val="17"/>
                 <w:szCs w:val="17"/>
               </w:rPr>
-              <w:t xml:space="preserve">내용</w:t>
+              <w:t>내용</w:t>
             </w:r>
           </w:p>
         </w:tc>
       </w:tr>
       <w:tr>
-        <w:trPr>
-          <w:tblHeader w:val="false"/>
-        </w:trPr>
+        <w:trPr/>
         <w:tc>
           <w:tcPr>
-            <w:tcW w:type="dxa" w:w="1900"/>
+            <w:tcW w:w="1900" w:type="dxa"/>
             <w:tcBorders>
-              <w:top w:val="single" w:color="D1D5DB" w:sz="1"/>
-              <w:left w:val="single" w:color="D1D5DB" w:sz="1"/>
-              <w:bottom w:val="single" w:color="D1D5DB" w:sz="1"/>
-              <w:right w:val="single" w:color="D1D5DB" w:sz="1"/>
+              <w:top w:val="single" w:sz="1" w:space="0" w:color="D1D5DB"/>
+              <w:left w:val="single" w:sz="1" w:space="0" w:color="D1D5DB"/>
+              <w:bottom w:val="single" w:sz="1" w:space="0" w:color="D1D5DB"/>
+              <w:right w:val="single" w:sz="1" w:space="0" w:color="D1D5DB"/>
             </w:tcBorders>
             <w:tcMar>
-              <w:top w:type="dxa" w:w="80"/>
-              <w:left w:type="dxa" w:w="130"/>
-              <w:bottom w:type="dxa" w:w="80"/>
-              <w:right w:type="dxa" w:w="130"/>
+              <w:top w:w="80" w:type="dxa"/>
+              <w:left w:w="130" w:type="dxa"/>
+              <w:bottom w:w="80" w:type="dxa"/>
+              <w:right w:w="130" w:type="dxa"/>
             </w:tcMar>
             <w:vAlign w:val="center"/>
           </w:tcPr>
           <w:p>
             <w:pPr>
+              <w:jc w:val="center"/>
               <w:spacing w:after="20" w:before="20"/>
-              <w:jc w:val="center"/>
             </w:pPr>
             <w:r>
               <w:rPr>
-                <w:rFonts w:ascii="맑은 고딕" w:cs="맑은 고딕" w:eastAsia="맑은 고딕" w:hAnsi="맑은 고딕"/>
+                <w:rFonts w:ascii="맑은 고딕" w:eastAsia="맑은 고딕" w:hAnsi="맑은 고딕" w:cs="맑은 고딕"/>
                 <w:b/>
                 <w:bCs/>
                 <w:color w:val="1F2937"/>
                 <w:sz w:val="17"/>
                 <w:szCs w:val="17"/>
               </w:rPr>
-              <w:t xml:space="preserve">대상</w:t>
+              <w:t>대상</w:t>
             </w:r>
           </w:p>
         </w:tc>
         <w:tc>
           <w:tcPr>
-            <w:tcW w:type="dxa" w:w="6700"/>
+            <w:tcW w:w="6700" w:type="dxa"/>
             <w:tcBorders>
-              <w:top w:val="single" w:color="D1D5DB" w:sz="1"/>
-              <w:left w:val="single" w:color="D1D5DB" w:sz="1"/>
-              <w:bottom w:val="single" w:color="D1D5DB" w:sz="1"/>
-              <w:right w:val="single" w:color="D1D5DB" w:sz="1"/>
+              <w:top w:val="single" w:sz="1" w:space="0" w:color="D1D5DB"/>
+              <w:left w:val="single" w:sz="1" w:space="0" w:color="D1D5DB"/>
+              <w:bottom w:val="single" w:sz="1" w:space="0" w:color="D1D5DB"/>
+              <w:right w:val="single" w:sz="1" w:space="0" w:color="D1D5DB"/>
             </w:tcBorders>
             <w:tcMar>
-              <w:top w:type="dxa" w:w="80"/>
-              <w:left w:type="dxa" w:w="130"/>
-              <w:bottom w:type="dxa" w:w="80"/>
-              <w:right w:type="dxa" w:w="130"/>
+              <w:top w:w="80" w:type="dxa"/>
+              <w:left w:w="130" w:type="dxa"/>
+              <w:bottom w:w="80" w:type="dxa"/>
+              <w:right w:w="130" w:type="dxa"/>
             </w:tcMar>
             <w:vAlign w:val="center"/>
           </w:tcPr>
           <w:p>
             <w:pPr>
+              <w:jc w:val="left"/>
               <w:spacing w:after="20" w:before="20"/>
-              <w:jc w:val="left"/>
             </w:pPr>
             <w:r>
               <w:rPr>
-                <w:rFonts w:ascii="맑은 고딕" w:cs="맑은 고딕" w:eastAsia="맑은 고딕" w:hAnsi="맑은 고딕"/>
-                <w:b w:val="false"/>
-                <w:bCs w:val="false"/>
+                <w:rFonts w:ascii="맑은 고딕" w:eastAsia="맑은 고딕" w:hAnsi="맑은 고딕" w:cs="맑은 고딕"/>
+                <w:b w:val="0"/>
+                <w:bCs w:val="0"/>
                 <w:color w:val="1F2937"/>
                 <w:sz w:val="17"/>
                 <w:szCs w:val="17"/>
               </w:rPr>
-              <w:t xml:space="preserve">배틀아레나 게임 서버 v0.9</w:t>
+              <w:t>배틀아레나 게임 서버 v0.9</w:t>
             </w:r>
           </w:p>
         </w:tc>
       </w:tr>
       <w:tr>
-        <w:trPr>
-          <w:tblHeader w:val="false"/>
-        </w:trPr>
+        <w:trPr/>
         <w:tc>
           <w:tcPr>
-            <w:tcW w:type="dxa" w:w="1900"/>
+            <w:tcW w:w="1900" w:type="dxa"/>
             <w:tcBorders>
-              <w:top w:val="single" w:color="D1D5DB" w:sz="1"/>
-              <w:left w:val="single" w:color="D1D5DB" w:sz="1"/>
-              <w:bottom w:val="single" w:color="D1D5DB" w:sz="1"/>
-              <w:right w:val="single" w:color="D1D5DB" w:sz="1"/>
+              <w:top w:val="single" w:sz="1" w:space="0" w:color="D1D5DB"/>
+              <w:left w:val="single" w:sz="1" w:space="0" w:color="D1D5DB"/>
+              <w:bottom w:val="single" w:sz="1" w:space="0" w:color="D1D5DB"/>
+              <w:right w:val="single" w:sz="1" w:space="0" w:color="D1D5DB"/>
             </w:tcBorders>
-            <w:shd w:fill="F7F8FA" w:val="clear"/>
+            <w:shd w:val="clear" w:color="auto" w:fill="F7F8FA"/>
             <w:tcMar>
-              <w:top w:type="dxa" w:w="80"/>
-              <w:left w:type="dxa" w:w="130"/>
-              <w:bottom w:type="dxa" w:w="80"/>
-              <w:right w:type="dxa" w:w="130"/>
+              <w:top w:w="80" w:type="dxa"/>
+              <w:left w:w="130" w:type="dxa"/>
+              <w:bottom w:w="80" w:type="dxa"/>
+              <w:right w:w="130" w:type="dxa"/>
             </w:tcMar>
             <w:vAlign w:val="center"/>
           </w:tcPr>
           <w:p>
             <w:pPr>
+              <w:jc w:val="center"/>
               <w:spacing w:after="20" w:before="20"/>
-              <w:jc w:val="center"/>
             </w:pPr>
             <w:r>
               <w:rPr>
-                <w:rFonts w:ascii="맑은 고딕" w:cs="맑은 고딕" w:eastAsia="맑은 고딕" w:hAnsi="맑은 고딕"/>
+                <w:rFonts w:ascii="맑은 고딕" w:eastAsia="맑은 고딕" w:hAnsi="맑은 고딕" w:cs="맑은 고딕"/>
                 <w:b/>
                 <w:bCs/>
                 <w:color w:val="1F2937"/>
                 <w:sz w:val="17"/>
                 <w:szCs w:val="17"/>
               </w:rPr>
-              <w:t xml:space="preserve">방법</w:t>
+              <w:t>방법</w:t>
             </w:r>
           </w:p>
         </w:tc>
         <w:tc>
           <w:tcPr>
-            <w:tcW w:type="dxa" w:w="6700"/>
+            <w:tcW w:w="6700" w:type="dxa"/>
             <w:tcBorders>
-              <w:top w:val="single" w:color="D1D5DB" w:sz="1"/>
-              <w:left w:val="single" w:color="D1D5DB" w:sz="1"/>
-              <w:bottom w:val="single" w:color="D1D5DB" w:sz="1"/>
-              <w:right w:val="single" w:color="D1D5DB" w:sz="1"/>
+              <w:top w:val="single" w:sz="1" w:space="0" w:color="D1D5DB"/>
+              <w:left w:val="single" w:sz="1" w:space="0" w:color="D1D5DB"/>
+              <w:bottom w:val="single" w:sz="1" w:space="0" w:color="D1D5DB"/>
+              <w:right w:val="single" w:sz="1" w:space="0" w:color="D1D5DB"/>
             </w:tcBorders>
-            <w:shd w:fill="F7F8FA" w:val="clear"/>
+            <w:shd w:val="clear" w:color="auto" w:fill="F7F8FA"/>
             <w:tcMar>
-              <w:top w:type="dxa" w:w="80"/>
-              <w:left w:type="dxa" w:w="130"/>
-              <w:bottom w:type="dxa" w:w="80"/>
-              <w:right w:type="dxa" w:w="130"/>
+              <w:top w:w="80" w:type="dxa"/>
+              <w:left w:w="130" w:type="dxa"/>
+              <w:bottom w:w="80" w:type="dxa"/>
+              <w:right w:w="130" w:type="dxa"/>
             </w:tcMar>
             <w:vAlign w:val="center"/>
           </w:tcPr>
           <w:p>
             <w:pPr>
+              <w:jc w:val="left"/>
               <w:spacing w:after="20" w:before="20"/>
-              <w:jc w:val="left"/>
             </w:pPr>
             <w:r>
               <w:rPr>
-                <w:rFonts w:ascii="맑은 고딕" w:cs="맑은 고딕" w:eastAsia="맑은 고딕" w:hAnsi="맑은 고딕"/>
-                <w:b w:val="false"/>
-                <w:bCs w:val="false"/>
+                <w:rFonts w:ascii="맑은 고딕" w:eastAsia="맑은 고딕" w:hAnsi="맑은 고딕" w:cs="맑은 고딕"/>
+                <w:b w:val="0"/>
+                <w:bCs w:val="0"/>
                 <w:color w:val="1F2937"/>
                 <w:sz w:val="17"/>
                 <w:szCs w:val="17"/>
               </w:rPr>
-              <w:t xml:space="preserve">정적 분석 도구 + 코드 리뷰</w:t>
+              <w:t>정적 분석 도구 + 코드 리뷰</w:t>
             </w:r>
           </w:p>
         </w:tc>
       </w:tr>
       <w:tr>
-        <w:trPr>
-          <w:tblHeader w:val="false"/>
-        </w:trPr>
+        <w:trPr/>
         <w:tc>
           <w:tcPr>
-            <w:tcW w:type="dxa" w:w="1900"/>
+            <w:tcW w:w="1900" w:type="dxa"/>
             <w:tcBorders>
-              <w:top w:val="single" w:color="D1D5DB" w:sz="1"/>
-              <w:left w:val="single" w:color="D1D5DB" w:sz="1"/>
-              <w:bottom w:val="single" w:color="D1D5DB" w:sz="1"/>
-              <w:right w:val="single" w:color="D1D5DB" w:sz="1"/>
+              <w:top w:val="single" w:sz="1" w:space="0" w:color="D1D5DB"/>
+              <w:left w:val="single" w:sz="1" w:space="0" w:color="D1D5DB"/>
+              <w:bottom w:val="single" w:sz="1" w:space="0" w:color="D1D5DB"/>
+              <w:right w:val="single" w:sz="1" w:space="0" w:color="D1D5DB"/>
             </w:tcBorders>
             <w:tcMar>
-              <w:top w:type="dxa" w:w="80"/>
-              <w:left w:type="dxa" w:w="130"/>
-              <w:bottom w:type="dxa" w:w="80"/>
-              <w:right w:type="dxa" w:w="130"/>
+              <w:top w:w="80" w:type="dxa"/>
+              <w:left w:w="130" w:type="dxa"/>
+              <w:bottom w:w="80" w:type="dxa"/>
+              <w:right w:w="130" w:type="dxa"/>
             </w:tcMar>
             <w:vAlign w:val="center"/>
           </w:tcPr>
           <w:p>
             <w:pPr>
+              <w:jc w:val="center"/>
               <w:spacing w:after="20" w:before="20"/>
-              <w:jc w:val="center"/>
             </w:pPr>
             <w:r>
               <w:rPr>
-                <w:rFonts w:ascii="맑은 고딕" w:cs="맑은 고딕" w:eastAsia="맑은 고딕" w:hAnsi="맑은 고딕"/>
+                <w:rFonts w:ascii="맑은 고딕" w:eastAsia="맑은 고딕" w:hAnsi="맑은 고딕" w:cs="맑은 고딕"/>
                 <w:b/>
                 <w:bCs/>
                 <w:color w:val="1F2937"/>
                 <w:sz w:val="17"/>
                 <w:szCs w:val="17"/>
               </w:rPr>
-              <w:t xml:space="preserve">치명적 결함</w:t>
+              <w:t>치명적 결함</w:t>
             </w:r>
           </w:p>
         </w:tc>
         <w:tc>
           <w:tcPr>
-            <w:tcW w:type="dxa" w:w="6700"/>
+            <w:tcW w:w="6700" w:type="dxa"/>
             <w:tcBorders>
-              <w:top w:val="single" w:color="D1D5DB" w:sz="1"/>
-              <w:left w:val="single" w:color="D1D5DB" w:sz="1"/>
-              <w:bottom w:val="single" w:color="D1D5DB" w:sz="1"/>
-              <w:right w:val="single" w:color="D1D5DB" w:sz="1"/>
+              <w:top w:val="single" w:sz="1" w:space="0" w:color="D1D5DB"/>
+              <w:left w:val="single" w:sz="1" w:space="0" w:color="D1D5DB"/>
+              <w:bottom w:val="single" w:sz="1" w:space="0" w:color="D1D5DB"/>
+              <w:right w:val="single" w:sz="1" w:space="0" w:color="D1D5DB"/>
             </w:tcBorders>
             <w:tcMar>
-              <w:top w:type="dxa" w:w="80"/>
-              <w:left w:type="dxa" w:w="130"/>
-              <w:bottom w:type="dxa" w:w="80"/>
-              <w:right w:type="dxa" w:w="130"/>
+              <w:top w:w="80" w:type="dxa"/>
+              <w:left w:w="130" w:type="dxa"/>
+              <w:bottom w:w="80" w:type="dxa"/>
+              <w:right w:w="130" w:type="dxa"/>
             </w:tcMar>
             <w:vAlign w:val="center"/>
           </w:tcPr>
           <w:p>
             <w:pPr>
+              <w:jc w:val="left"/>
               <w:spacing w:after="20" w:before="20"/>
-              <w:jc w:val="left"/>
             </w:pPr>
             <w:r>
               <w:rPr>
-                <w:rFonts w:ascii="맑은 고딕" w:cs="맑은 고딕" w:eastAsia="맑은 고딕" w:hAnsi="맑은 고딕"/>
-                <w:b w:val="false"/>
-                <w:bCs w:val="false"/>
+                <w:rFonts w:ascii="맑은 고딕" w:eastAsia="맑은 고딕" w:hAnsi="맑은 고딕" w:cs="맑은 고딕"/>
+                <w:b w:val="0"/>
+                <w:bCs w:val="0"/>
                 <w:color w:val="1F2937"/>
                 <w:sz w:val="17"/>
                 <w:szCs w:val="17"/>
               </w:rPr>
-              <w:t xml:space="preserve">0건</w:t>
+              <w:t>0건</w:t>
             </w:r>
           </w:p>
         </w:tc>
       </w:tr>
       <w:tr>
-        <w:trPr>
-          <w:tblHeader w:val="false"/>
-        </w:trPr>
+        <w:trPr/>
         <w:tc>
           <w:tcPr>
-            <w:tcW w:type="dxa" w:w="1900"/>
+            <w:tcW w:w="1900" w:type="dxa"/>
             <w:tcBorders>
-              <w:top w:val="single" w:color="D1D5DB" w:sz="1"/>
-              <w:left w:val="single" w:color="D1D5DB" w:sz="1"/>
-              <w:bottom w:val="single" w:color="D1D5DB" w:sz="1"/>
-              <w:right w:val="single" w:color="D1D5DB" w:sz="1"/>
+              <w:top w:val="single" w:sz="1" w:space="0" w:color="D1D5DB"/>
+              <w:left w:val="single" w:sz="1" w:space="0" w:color="D1D5DB"/>
+              <w:bottom w:val="single" w:sz="1" w:space="0" w:color="D1D5DB"/>
+              <w:right w:val="single" w:sz="1" w:space="0" w:color="D1D5DB"/>
             </w:tcBorders>
-            <w:shd w:fill="F7F8FA" w:val="clear"/>
+            <w:shd w:val="clear" w:color="auto" w:fill="F7F8FA"/>
             <w:tcMar>
-              <w:top w:type="dxa" w:w="80"/>
-              <w:left w:type="dxa" w:w="130"/>
-              <w:bottom w:type="dxa" w:w="80"/>
-              <w:right w:type="dxa" w:w="130"/>
+              <w:top w:w="80" w:type="dxa"/>
+              <w:left w:w="130" w:type="dxa"/>
+              <w:bottom w:w="80" w:type="dxa"/>
+              <w:right w:w="130" w:type="dxa"/>
             </w:tcMar>
             <w:vAlign w:val="center"/>
           </w:tcPr>
           <w:p>
             <w:pPr>
+              <w:jc w:val="center"/>
               <w:spacing w:after="20" w:before="20"/>
-              <w:jc w:val="center"/>
             </w:pPr>
             <w:r>
               <w:rPr>
-                <w:rFonts w:ascii="맑은 고딕" w:cs="맑은 고딕" w:eastAsia="맑은 고딕" w:hAnsi="맑은 고딕"/>
+                <w:rFonts w:ascii="맑은 고딕" w:eastAsia="맑은 고딕" w:hAnsi="맑은 고딕" w:cs="맑은 고딕"/>
                 <w:b/>
                 <w:bCs/>
                 <w:color w:val="1F2937"/>
                 <w:sz w:val="17"/>
                 <w:szCs w:val="17"/>
               </w:rPr>
-              <w:t xml:space="preserve">권고사항</w:t>
+              <w:t>권고사항</w:t>
             </w:r>
           </w:p>
         </w:tc>
         <w:tc>
           <w:tcPr>
-            <w:tcW w:type="dxa" w:w="6700"/>
+            <w:tcW w:w="6700" w:type="dxa"/>
             <w:tcBorders>
-              <w:top w:val="single" w:color="D1D5DB" w:sz="1"/>
-              <w:left w:val="single" w:color="D1D5DB" w:sz="1"/>
-              <w:bottom w:val="single" w:color="D1D5DB" w:sz="1"/>
-              <w:right w:val="single" w:color="D1D5DB" w:sz="1"/>
+              <w:top w:val="single" w:sz="1" w:space="0" w:color="D1D5DB"/>
+              <w:left w:val="single" w:sz="1" w:space="0" w:color="D1D5DB"/>
+              <w:bottom w:val="single" w:sz="1" w:space="0" w:color="D1D5DB"/>
+              <w:right w:val="single" w:sz="1" w:space="0" w:color="D1D5DB"/>
             </w:tcBorders>
-            <w:shd w:fill="F7F8FA" w:val="clear"/>
+            <w:shd w:val="clear" w:color="auto" w:fill="F7F8FA"/>
             <w:tcMar>
-              <w:top w:type="dxa" w:w="80"/>
-              <w:left w:type="dxa" w:w="130"/>
-              <w:bottom w:type="dxa" w:w="80"/>
-              <w:right w:type="dxa" w:w="130"/>
+              <w:top w:w="80" w:type="dxa"/>
+              <w:left w:w="130" w:type="dxa"/>
+              <w:bottom w:w="80" w:type="dxa"/>
+              <w:right w:w="130" w:type="dxa"/>
             </w:tcMar>
             <w:vAlign w:val="center"/>
           </w:tcPr>
           <w:p>
             <w:pPr>
+              <w:jc w:val="left"/>
               <w:spacing w:after="20" w:before="20"/>
-              <w:jc w:val="left"/>
             </w:pPr>
             <w:r>
               <w:rPr>
-                <w:rFonts w:ascii="맑은 고딕" w:cs="맑은 고딕" w:eastAsia="맑은 고딕" w:hAnsi="맑은 고딕"/>
-                <w:b w:val="false"/>
-                <w:bCs w:val="false"/>
+                <w:rFonts w:ascii="맑은 고딕" w:eastAsia="맑은 고딕" w:hAnsi="맑은 고딕" w:cs="맑은 고딕"/>
+                <w:b w:val="0"/>
+                <w:bCs w:val="0"/>
                 <w:color w:val="1F2937"/>
                 <w:sz w:val="17"/>
                 <w:szCs w:val="17"/>
               </w:rPr>
-              <w:t xml:space="preserve">10건 (모두 경미)</w:t>
+              <w:t>10건 (모두 경미)</w:t>
             </w:r>
           </w:p>
         </w:tc>
       </w:tr>
       <w:tr>
-        <w:trPr>
-          <w:tblHeader w:val="false"/>
-        </w:trPr>
+        <w:trPr/>
         <w:tc>
           <w:tcPr>
-            <w:tcW w:type="dxa" w:w="1900"/>
+            <w:tcW w:w="1900" w:type="dxa"/>
             <w:tcBorders>
-              <w:top w:val="single" w:color="D1D5DB" w:sz="1"/>
-              <w:left w:val="single" w:color="D1D5DB" w:sz="1"/>
-              <w:bottom w:val="single" w:color="D1D5DB" w:sz="1"/>
-              <w:right w:val="single" w:color="D1D5DB" w:sz="1"/>
+              <w:top w:val="single" w:sz="1" w:space="0" w:color="D1D5DB"/>
+              <w:left w:val="single" w:sz="1" w:space="0" w:color="D1D5DB"/>
+              <w:bottom w:val="single" w:sz="1" w:space="0" w:color="D1D5DB"/>
+              <w:right w:val="single" w:sz="1" w:space="0" w:color="D1D5DB"/>
             </w:tcBorders>
             <w:tcMar>
-              <w:top w:type="dxa" w:w="80"/>
-              <w:left w:type="dxa" w:w="130"/>
-              <w:bottom w:type="dxa" w:w="80"/>
-              <w:right w:type="dxa" w:w="130"/>
+              <w:top w:w="80" w:type="dxa"/>
+              <w:left w:w="130" w:type="dxa"/>
+              <w:bottom w:w="80" w:type="dxa"/>
+              <w:right w:w="130" w:type="dxa"/>
             </w:tcMar>
             <w:vAlign w:val="center"/>
           </w:tcPr>
           <w:p>
             <w:pPr>
+              <w:jc w:val="center"/>
               <w:spacing w:after="20" w:before="20"/>
-              <w:jc w:val="center"/>
             </w:pPr>
             <w:r>
               <w:rPr>
-                <w:rFonts w:ascii="맑은 고딕" w:cs="맑은 고딕" w:eastAsia="맑은 고딕" w:hAnsi="맑은 고딕"/>
+                <w:rFonts w:ascii="맑은 고딕" w:eastAsia="맑은 고딕" w:hAnsi="맑은 고딕" w:cs="맑은 고딕"/>
                 <w:b/>
                 <w:bCs/>
                 <w:color w:val="1F2937"/>
                 <w:sz w:val="17"/>
                 <w:szCs w:val="17"/>
               </w:rPr>
-              <w:t xml:space="preserve">결론</w:t>
+              <w:t>결론</w:t>
             </w:r>
           </w:p>
         </w:tc>
         <w:tc>
           <w:tcPr>
-            <w:tcW w:type="dxa" w:w="6700"/>
+            <w:tcW w:w="6700" w:type="dxa"/>
             <w:tcBorders>
-              <w:top w:val="single" w:color="D1D5DB" w:sz="1"/>
-              <w:left w:val="single" w:color="D1D5DB" w:sz="1"/>
-              <w:bottom w:val="single" w:color="D1D5DB" w:sz="1"/>
-              <w:right w:val="single" w:color="D1D5DB" w:sz="1"/>
+              <w:top w:val="single" w:sz="1" w:space="0" w:color="D1D5DB"/>
+              <w:left w:val="single" w:sz="1" w:space="0" w:color="D1D5DB"/>
+              <w:bottom w:val="single" w:sz="1" w:space="0" w:color="D1D5DB"/>
+              <w:right w:val="single" w:sz="1" w:space="0" w:color="D1D5DB"/>
             </w:tcBorders>
             <w:tcMar>
-              <w:top w:type="dxa" w:w="80"/>
-              <w:left w:type="dxa" w:w="130"/>
-              <w:bottom w:type="dxa" w:w="80"/>
-              <w:right w:type="dxa" w:w="130"/>
+              <w:top w:w="80" w:type="dxa"/>
+              <w:left w:w="130" w:type="dxa"/>
+              <w:bottom w:w="80" w:type="dxa"/>
+              <w:right w:w="130" w:type="dxa"/>
             </w:tcMar>
             <w:vAlign w:val="center"/>
           </w:tcPr>
           <w:p>
             <w:pPr>
+              <w:jc w:val="left"/>
               <w:spacing w:after="20" w:before="20"/>
-              <w:jc w:val="left"/>
             </w:pPr>
             <w:r>
               <w:rPr>
-                <w:rFonts w:ascii="맑은 고딕" w:cs="맑은 고딕" w:eastAsia="맑은 고딕" w:hAnsi="맑은 고딕"/>
-                <w:b w:val="false"/>
-                <w:bCs w:val="false"/>
+                <w:rFonts w:ascii="맑은 고딕" w:eastAsia="맑은 고딕" w:hAnsi="맑은 고딕" w:cs="맑은 고딕"/>
+                <w:b w:val="0"/>
+                <w:bCs w:val="0"/>
                 <w:color w:val="1F2937"/>
                 <w:sz w:val="17"/>
                 <w:szCs w:val="17"/>
               </w:rPr>
-              <w:t xml:space="preserve">인수 가능</w:t>
+              <w:t>인수 가능</w:t>
             </w:r>
           </w:p>
         </w:tc>
@@ -540,27 +522,19 @@
       <w:pPr>
         <w:spacing w:after="500" w:before="60"/>
       </w:pPr>
-      <w:r>
-        <w:rPr>
-          <w:rFonts w:ascii="맑은 고딕" w:cs="맑은 고딕" w:eastAsia="맑은 고딕" w:hAnsi="맑은 고딕"/>
-          <w:color w:val="1F2937"/>
-          <w:sz w:val="20"/>
-          <w:szCs w:val="20"/>
-        </w:rPr>
-        <w:t xml:space="preserve"/>
-      </w:r>
     </w:p>
     <w:tbl>
       <w:tblPr>
-        <w:tblW w:type="dxa" w:w="9360"/>
+        <w:tblW w:w="9360" w:type="dxa"/>
         <w:tblBorders>
-          <w:top w:val="single" w:color="auto" w:sz="4"/>
-          <w:left w:val="single" w:color="auto" w:sz="4"/>
-          <w:bottom w:val="single" w:color="auto" w:sz="4"/>
-          <w:right w:val="single" w:color="auto" w:sz="4"/>
-          <w:insideH w:val="single" w:color="auto" w:sz="4"/>
-          <w:insideV w:val="single" w:color="auto" w:sz="4"/>
+          <w:top w:val="single" w:sz="4" w:space="0" w:color="auto"/>
+          <w:left w:val="single" w:sz="4" w:space="0" w:color="auto"/>
+          <w:bottom w:val="single" w:sz="4" w:space="0" w:color="auto"/>
+          <w:right w:val="single" w:sz="4" w:space="0" w:color="auto"/>
+          <w:insideH w:val="single" w:sz="4" w:space="0" w:color="auto"/>
+          <w:insideV w:val="single" w:sz="4" w:space="0" w:color="auto"/>
         </w:tblBorders>
+        <w:tblLook w:val="04A0" w:firstRow="1" w:lastRow="0" w:firstColumn="1" w:lastColumn="0" w:noHBand="0" w:noVBand="1"/>
       </w:tblPr>
       <w:tblGrid>
         <w:gridCol w:w="9360"/>
@@ -572,17 +546,17 @@
         <w:tc>
           <w:tcPr>
             <w:tcBorders>
-              <w:top w:val="single" w:color="FCD34D" w:sz="4"/>
-              <w:left w:val="single" w:color="FCD34D" w:sz="4"/>
-              <w:bottom w:val="single" w:color="FCD34D" w:sz="4"/>
-              <w:right w:val="single" w:color="FCD34D" w:sz="4"/>
+              <w:top w:val="single" w:sz="4" w:space="0" w:color="FCD34D"/>
+              <w:left w:val="single" w:sz="4" w:space="0" w:color="FCD34D"/>
+              <w:bottom w:val="single" w:sz="4" w:space="0" w:color="FCD34D"/>
+              <w:right w:val="single" w:sz="4" w:space="0" w:color="FCD34D"/>
             </w:tcBorders>
-            <w:shd w:fill="FEF3C7" w:val="clear"/>
+            <w:shd w:val="clear" w:color="auto" w:fill="FEF3C7"/>
             <w:tcMar>
-              <w:top w:type="dxa" w:w="130"/>
-              <w:left w:type="dxa" w:w="200"/>
-              <w:bottom w:type="dxa" w:w="130"/>
-              <w:right w:type="dxa" w:w="200"/>
+              <w:top w:w="130" w:type="dxa"/>
+              <w:left w:w="200" w:type="dxa"/>
+              <w:bottom w:w="130" w:type="dxa"/>
+              <w:right w:w="200" w:type="dxa"/>
             </w:tcMar>
           </w:tcPr>
           <w:p>
@@ -591,12 +565,12 @@
             </w:pPr>
             <w:r>
               <w:rPr>
-                <w:rFonts w:ascii="맑은 고딕" w:cs="맑은 고딕" w:eastAsia="맑은 고딕" w:hAnsi="맑은 고딕"/>
+                <w:rFonts w:ascii="맑은 고딕" w:eastAsia="맑은 고딕" w:hAnsi="맑은 고딕" w:cs="맑은 고딕"/>
                 <w:color w:val="1F2937"/>
                 <w:sz w:val="18"/>
                 <w:szCs w:val="18"/>
               </w:rPr>
-              <w:t xml:space="preserve">학생 안내</w:t>
+              <w:t>학생 안내</w:t>
             </w:r>
           </w:p>
           <w:p>
@@ -605,7 +579,7 @@
             </w:pPr>
             <w:r>
               <w:rPr>
-                <w:rFonts w:ascii="맑은 고딕" w:cs="맑은 고딕" w:eastAsia="맑은 고딕" w:hAnsi="맑은 고딕"/>
+                <w:rFonts w:ascii="맑은 고딕" w:eastAsia="맑은 고딕" w:hAnsi="맑은 고딕" w:cs="맑은 고딕"/>
                 <w:color w:val="1F2937"/>
                 <w:sz w:val="18"/>
                 <w:szCs w:val="18"/>
@@ -619,12 +593,12 @@
             </w:pPr>
             <w:r>
               <w:rPr>
-                <w:rFonts w:ascii="맑은 고딕" w:cs="맑은 고딕" w:eastAsia="맑은 고딕" w:hAnsi="맑은 고딕"/>
+                <w:rFonts w:ascii="맑은 고딕" w:eastAsia="맑은 고딕" w:hAnsi="맑은 고딕" w:cs="맑은 고딕"/>
                 <w:color w:val="1F2937"/>
                 <w:sz w:val="18"/>
                 <w:szCs w:val="18"/>
               </w:rPr>
-              <w:t xml:space="preserve">이 문서는 외주 업체가 보내온 자체 검증 보고서입니다.</w:t>
+              <w:t>이 문서는 외주 업체가 보내온 자체 검증 보고서입니다.</w:t>
             </w:r>
           </w:p>
           <w:p>
@@ -633,12 +607,12 @@
             </w:pPr>
             <w:r>
               <w:rPr>
-                <w:rFonts w:ascii="맑은 고딕" w:cs="맑은 고딕" w:eastAsia="맑은 고딕" w:hAnsi="맑은 고딕"/>
+                <w:rFonts w:ascii="맑은 고딕" w:eastAsia="맑은 고딕" w:hAnsi="맑은 고딕" w:cs="맑은 고딕"/>
                 <w:color w:val="1F2937"/>
                 <w:sz w:val="18"/>
                 <w:szCs w:val="18"/>
               </w:rPr>
-              <w:t xml:space="preserve">열 개 의견 각각에 대해 동의 / 반대 를 판정하고 근거를 한 줄 쓰세요.</w:t>
+              <w:t>열 개 의견 각각에 대해 동의 / 반대 를 판정하고 근거를 한 줄 쓰세요.</w:t>
             </w:r>
           </w:p>
           <w:p>
@@ -647,7 +621,7 @@
             </w:pPr>
             <w:r>
               <w:rPr>
-                <w:rFonts w:ascii="맑은 고딕" w:cs="맑은 고딕" w:eastAsia="맑은 고딕" w:hAnsi="맑은 고딕"/>
+                <w:rFonts w:ascii="맑은 고딕" w:eastAsia="맑은 고딕" w:hAnsi="맑은 고딕" w:cs="맑은 고딕"/>
                 <w:color w:val="1F2937"/>
                 <w:sz w:val="18"/>
                 <w:szCs w:val="18"/>
@@ -661,12 +635,12 @@
             </w:pPr>
             <w:r>
               <w:rPr>
-                <w:rFonts w:ascii="맑은 고딕" w:cs="맑은 고딕" w:eastAsia="맑은 고딕" w:hAnsi="맑은 고딕"/>
+                <w:rFonts w:ascii="맑은 고딕" w:eastAsia="맑은 고딕" w:hAnsi="맑은 고딕" w:cs="맑은 고딕"/>
                 <w:color w:val="1F2937"/>
                 <w:sz w:val="18"/>
                 <w:szCs w:val="18"/>
               </w:rPr>
-              <w:t xml:space="preserve">업체가 썼다고 다 맞는 게 아니고, 다 틀린 것도 아닙니다.</w:t>
+              <w:t>업체가 썼다고 다 맞는 게 아니고, 다 틀린 것도 아닙니다.</w:t>
             </w:r>
           </w:p>
           <w:p>
@@ -675,12 +649,12 @@
             </w:pPr>
             <w:r>
               <w:rPr>
-                <w:rFonts w:ascii="맑은 고딕" w:cs="맑은 고딕" w:eastAsia="맑은 고딕" w:hAnsi="맑은 고딕"/>
+                <w:rFonts w:ascii="맑은 고딕" w:eastAsia="맑은 고딕" w:hAnsi="맑은 고딕" w:cs="맑은 고딕"/>
                 <w:color w:val="1F2937"/>
                 <w:sz w:val="18"/>
                 <w:szCs w:val="18"/>
               </w:rPr>
-              <w:t xml:space="preserve">자세한 요구사항은 과제 공지문 Part C 를 보세요.</w:t>
+              <w:t>자세한 요구사항은 과제 공지문 Part C 를 보세요.</w:t>
             </w:r>
           </w:p>
         </w:tc>
@@ -694,20 +668,20 @@
     <w:p>
       <w:pPr>
         <w:pBdr>
-          <w:bottom w:val="single" w:color="2F3C7E" w:sz="8" w:space="4"/>
+          <w:bottom w:val="single" w:sz="8" w:space="4" w:color="2F3C7E"/>
         </w:pBdr>
         <w:spacing w:after="160" w:before="200"/>
       </w:pPr>
       <w:r>
         <w:rPr>
-          <w:rFonts w:ascii="맑은 고딕" w:cs="맑은 고딕" w:eastAsia="맑은 고딕" w:hAnsi="맑은 고딕"/>
+          <w:rFonts w:ascii="맑은 고딕" w:eastAsia="맑은 고딕" w:hAnsi="맑은 고딕" w:cs="맑은 고딕"/>
           <w:b/>
           <w:bCs/>
           <w:color w:val="2F3C7E"/>
           <w:sz w:val="30"/>
           <w:szCs w:val="30"/>
         </w:rPr>
-        <w:t xml:space="preserve">들어가며</w:t>
+        <w:t>들어가며</w:t>
       </w:r>
     </w:p>
     <w:p>
@@ -716,31 +690,31 @@
       </w:pPr>
       <w:r>
         <w:rPr>
-          <w:rFonts w:ascii="맑은 고딕" w:cs="맑은 고딕" w:eastAsia="맑은 고딕" w:hAnsi="맑은 고딕"/>
+          <w:rFonts w:ascii="맑은 고딕" w:eastAsia="맑은 고딕" w:hAnsi="맑은 고딕" w:cs="맑은 고딕"/>
           <w:color w:val="1F2937"/>
           <w:sz w:val="20"/>
           <w:szCs w:val="20"/>
         </w:rPr>
-        <w:t xml:space="preserve">납품 전 자체 검증을 수행했습니다. 치명적 결함은 발견되지 않았으며, 아래 10건은 참고용 권고사항입니다. 인수에 지장이 없다고 판단합니다.</w:t>
+        <w:t>납품 전 자체 검증을 수행했습니다. 치명적 결함은 발견되지 않았으며, 아래 10건은 참고용 권고사항입니다. 인수에 지장이 없다고 판단합니다.</w:t>
       </w:r>
     </w:p>
     <w:p>
       <w:pPr>
         <w:pBdr>
-          <w:bottom w:val="single" w:color="2F3C7E" w:sz="8" w:space="4"/>
+          <w:bottom w:val="single" w:sz="8" w:space="4" w:color="2F3C7E"/>
         </w:pBdr>
         <w:spacing w:after="160" w:before="200"/>
       </w:pPr>
       <w:r>
         <w:rPr>
-          <w:rFonts w:ascii="맑은 고딕" w:cs="맑은 고딕" w:eastAsia="맑은 고딕" w:hAnsi="맑은 고딕"/>
+          <w:rFonts w:ascii="맑은 고딕" w:eastAsia="맑은 고딕" w:hAnsi="맑은 고딕" w:cs="맑은 고딕"/>
           <w:b/>
           <w:bCs/>
           <w:color w:val="2F3C7E"/>
           <w:sz w:val="30"/>
           <w:szCs w:val="30"/>
         </w:rPr>
-        <w:t xml:space="preserve">검토 의견 10건</w:t>
+        <w:t>검토 의견 10건</w:t>
       </w:r>
     </w:p>
     <w:p>
@@ -749,14 +723,14 @@
       </w:pPr>
       <w:r>
         <w:rPr>
-          <w:rFonts w:ascii="맑은 고딕" w:cs="맑은 고딕" w:eastAsia="맑은 고딕" w:hAnsi="맑은 고딕"/>
+          <w:rFonts w:ascii="맑은 고딕" w:eastAsia="맑은 고딕" w:hAnsi="맑은 고딕" w:cs="맑은 고딕"/>
           <w:b/>
           <w:bCs/>
           <w:color w:val="D14850"/>
           <w:sz w:val="21"/>
           <w:szCs w:val="21"/>
         </w:rPr>
-        <w:t xml:space="preserve">1. TCP와 UDP를 나눈 구조는 적절합니다</w:t>
+        <w:t>1. TCP와 UDP를 나눈 구조는 적절합니다</w:t>
       </w:r>
     </w:p>
     <w:p>
@@ -765,25 +739,26 @@
       </w:pPr>
       <w:r>
         <w:rPr>
-          <w:rFonts w:ascii="맑은 고딕" w:cs="맑은 고딕" w:eastAsia="맑은 고딕" w:hAnsi="맑은 고딕"/>
+          <w:rFonts w:ascii="맑은 고딕" w:eastAsia="맑은 고딕" w:hAnsi="맑은 고딕" w:cs="맑은 고딕"/>
           <w:color w:val="1F2937"/>
           <w:sz w:val="20"/>
           <w:szCs w:val="20"/>
         </w:rPr>
-        <w:t xml:space="preserve">로그인과 채팅은 반드시 도착해야 하므로 TCP, 위치는 최신 값만 의미가 있으므로 UDP로 분리했습니다. 상용 게임에서 널리 쓰이는 하이브리드 구조이며, 이 프로젝트에 적합한 선택입니다.</w:t>
+        <w:t>로그인과 채팅은 반드시 도착해야 하므로 TCP, 위치는 최신 값만 의미가 있으므로 UDP로 분리했습니다. 상용 게임에서 널리 쓰이는 하이브리드 구조이며, 이 프로젝트에 적합한 선택입니다.</w:t>
       </w:r>
     </w:p>
     <w:tbl>
       <w:tblPr>
-        <w:tblW w:type="dxa" w:w="9360"/>
+        <w:tblW w:w="9360" w:type="dxa"/>
         <w:tblBorders>
-          <w:top w:val="single" w:color="auto" w:sz="4"/>
-          <w:left w:val="single" w:color="auto" w:sz="4"/>
-          <w:bottom w:val="single" w:color="auto" w:sz="4"/>
-          <w:right w:val="single" w:color="auto" w:sz="4"/>
-          <w:insideH w:val="single" w:color="auto" w:sz="4"/>
-          <w:insideV w:val="single" w:color="auto" w:sz="4"/>
+          <w:top w:val="single" w:sz="4" w:space="0" w:color="auto"/>
+          <w:left w:val="single" w:sz="4" w:space="0" w:color="auto"/>
+          <w:bottom w:val="single" w:sz="4" w:space="0" w:color="auto"/>
+          <w:right w:val="single" w:sz="4" w:space="0" w:color="auto"/>
+          <w:insideH w:val="single" w:sz="4" w:space="0" w:color="auto"/>
+          <w:insideV w:val="single" w:sz="4" w:space="0" w:color="auto"/>
         </w:tblBorders>
+        <w:tblLook w:val="04A0" w:firstRow="1" w:lastRow="0" w:firstColumn="1" w:lastColumn="0" w:noHBand="0" w:noVBand="1"/>
       </w:tblPr>
       <w:tblGrid>
         <w:gridCol w:w="9360"/>
@@ -795,17 +770,17 @@
         <w:tc>
           <w:tcPr>
             <w:tcBorders>
-              <w:top w:val="single" w:color="C7CBD1" w:sz="4"/>
-              <w:left w:val="single" w:color="C7CBD1" w:sz="4"/>
-              <w:bottom w:val="single" w:color="C7CBD1" w:sz="4"/>
-              <w:right w:val="single" w:color="C7CBD1" w:sz="4"/>
+              <w:top w:val="single" w:sz="4" w:space="0" w:color="C7CBD1"/>
+              <w:left w:val="single" w:sz="4" w:space="0" w:color="C7CBD1"/>
+              <w:bottom w:val="single" w:sz="4" w:space="0" w:color="C7CBD1"/>
+              <w:right w:val="single" w:sz="4" w:space="0" w:color="C7CBD1"/>
             </w:tcBorders>
-            <w:shd w:fill="FAFAFB" w:val="clear"/>
+            <w:shd w:val="clear" w:color="auto" w:fill="FAFAFB"/>
             <w:tcMar>
-              <w:top w:type="dxa" w:w="140"/>
-              <w:left w:type="dxa" w:w="200"/>
-              <w:bottom w:type="dxa" w:w="140"/>
-              <w:right w:type="dxa" w:w="200"/>
+              <w:top w:w="140" w:type="dxa"/>
+              <w:left w:w="200" w:type="dxa"/>
+              <w:bottom w:w="140" w:type="dxa"/>
+              <w:right w:w="200" w:type="dxa"/>
             </w:tcMar>
           </w:tcPr>
           <w:p>
@@ -814,14 +789,14 @@
             </w:pPr>
             <w:r>
               <w:rPr>
-                <w:rFonts w:ascii="맑은 고딕" w:cs="맑은 고딕" w:eastAsia="맑은 고딕" w:hAnsi="맑은 고딕"/>
+                <w:rFonts w:ascii="맑은 고딕" w:eastAsia="맑은 고딕" w:hAnsi="맑은 고딕" w:cs="맑은 고딕"/>
                 <w:b/>
                 <w:bCs/>
                 <w:color w:val="2F3C7E"/>
                 <w:sz w:val="19"/>
                 <w:szCs w:val="19"/>
               </w:rPr>
-              <w:t xml:space="preserve">판정 :     □ 동의        □ 반대</w:t>
+              <w:t xml:space="preserve">판정 :    동의        </w:t>
             </w:r>
           </w:p>
           <w:p>
@@ -830,12 +805,25 @@
             </w:pPr>
             <w:r>
               <w:rPr>
-                <w:rFonts w:ascii="맑은 고딕" w:cs="맑은 고딕" w:eastAsia="맑은 고딕" w:hAnsi="맑은 고딕"/>
+                <w:rFonts w:ascii="맑은 고딕" w:eastAsia="맑은 고딕" w:hAnsi="맑은 고딕" w:cs="맑은 고딕"/>
                 <w:color w:val="6B7280"/>
                 <w:sz w:val="18"/>
                 <w:szCs w:val="18"/>
               </w:rPr>
-              <w:t xml:space="preserve">근거 : ______________________________________________________</w:t>
+              <w:t xml:space="preserve">근거 : </w:t>
+            </w:r>
+            <w:r>
+              <w:rPr>
+                <w:lang w:eastAsia="ko-KR"/>
+                <w:rFonts w:ascii="맑은 고딕" w:eastAsia="맑은 고딕" w:hAnsi="맑은 고딕" w:cs="맑은 고딕"/>
+                <w:b/>
+                <w:bCs/>
+                <w:color w:val="000000"/>
+                <w:sz w:val="18"/>
+                <w:szCs w:val="18"/>
+                <w:rtl w:val="off"/>
+              </w:rPr>
+              <w:t>로그인 채팅은 TCP의 신뢰성이 중요하고, 위츠는 최신 값이 중요해 TCP와 UDP를 나눈 목적이 맞다</w:t>
             </w:r>
           </w:p>
         </w:tc>
@@ -847,14 +835,14 @@
       </w:pPr>
       <w:r>
         <w:rPr>
-          <w:rFonts w:ascii="맑은 고딕" w:cs="맑은 고딕" w:eastAsia="맑은 고딕" w:hAnsi="맑은 고딕"/>
+          <w:rFonts w:ascii="맑은 고딕" w:eastAsia="맑은 고딕" w:hAnsi="맑은 고딕" w:cs="맑은 고딕"/>
           <w:b/>
           <w:bCs/>
           <w:color w:val="D14850"/>
           <w:sz w:val="21"/>
           <w:szCs w:val="21"/>
         </w:rPr>
-        <w:t xml:space="preserve">2. STATE 패킷을 한 번에 묶어 보내는 것은 좋은 설계입니다</w:t>
+        <w:t>2. STATE 패킷을 한 번에 묶어 보내는 것은 좋은 설계입니다</w:t>
       </w:r>
     </w:p>
     <w:p>
@@ -863,25 +851,26 @@
       </w:pPr>
       <w:r>
         <w:rPr>
-          <w:rFonts w:ascii="맑은 고딕" w:cs="맑은 고딕" w:eastAsia="맑은 고딕" w:hAnsi="맑은 고딕"/>
+          <w:rFonts w:ascii="맑은 고딕" w:eastAsia="맑은 고딕" w:hAnsi="맑은 고딕" w:cs="맑은 고딕"/>
           <w:color w:val="1F2937"/>
           <w:sz w:val="20"/>
           <w:szCs w:val="20"/>
         </w:rPr>
-        <w:t xml:space="preserve">전체 플레이어의 위치를 하나의 패킷에 담아 전송합니다. 사람마다 따로 보내는 것보다 패킷 수가 크게 줄어듭니다. 초당 30회로 보내는 환경에서는 의미 있는 차이를 만듭니다.</w:t>
+        <w:t>전체 플레이어의 위치를 하나의 패킷에 담아 전송합니다. 사람마다 따로 보내는 것보다 패킷 수가 크게 줄어듭니다. 초당 30회로 보내는 환경에서는 의미 있는 차이를 만듭니다.</w:t>
       </w:r>
     </w:p>
     <w:tbl>
       <w:tblPr>
-        <w:tblW w:type="dxa" w:w="9360"/>
+        <w:tblW w:w="9360" w:type="dxa"/>
         <w:tblBorders>
-          <w:top w:val="single" w:color="auto" w:sz="4"/>
-          <w:left w:val="single" w:color="auto" w:sz="4"/>
-          <w:bottom w:val="single" w:color="auto" w:sz="4"/>
-          <w:right w:val="single" w:color="auto" w:sz="4"/>
-          <w:insideH w:val="single" w:color="auto" w:sz="4"/>
-          <w:insideV w:val="single" w:color="auto" w:sz="4"/>
+          <w:top w:val="single" w:sz="4" w:space="0" w:color="auto"/>
+          <w:left w:val="single" w:sz="4" w:space="0" w:color="auto"/>
+          <w:bottom w:val="single" w:sz="4" w:space="0" w:color="auto"/>
+          <w:right w:val="single" w:sz="4" w:space="0" w:color="auto"/>
+          <w:insideH w:val="single" w:sz="4" w:space="0" w:color="auto"/>
+          <w:insideV w:val="single" w:sz="4" w:space="0" w:color="auto"/>
         </w:tblBorders>
+        <w:tblLook w:val="04A0" w:firstRow="1" w:lastRow="0" w:firstColumn="1" w:lastColumn="0" w:noHBand="0" w:noVBand="1"/>
       </w:tblPr>
       <w:tblGrid>
         <w:gridCol w:w="9360"/>
@@ -893,17 +882,17 @@
         <w:tc>
           <w:tcPr>
             <w:tcBorders>
-              <w:top w:val="single" w:color="C7CBD1" w:sz="4"/>
-              <w:left w:val="single" w:color="C7CBD1" w:sz="4"/>
-              <w:bottom w:val="single" w:color="C7CBD1" w:sz="4"/>
-              <w:right w:val="single" w:color="C7CBD1" w:sz="4"/>
+              <w:top w:val="single" w:sz="4" w:space="0" w:color="C7CBD1"/>
+              <w:left w:val="single" w:sz="4" w:space="0" w:color="C7CBD1"/>
+              <w:bottom w:val="single" w:sz="4" w:space="0" w:color="C7CBD1"/>
+              <w:right w:val="single" w:sz="4" w:space="0" w:color="C7CBD1"/>
             </w:tcBorders>
-            <w:shd w:fill="FAFAFB" w:val="clear"/>
+            <w:shd w:val="clear" w:color="auto" w:fill="FAFAFB"/>
             <w:tcMar>
-              <w:top w:type="dxa" w:w="140"/>
-              <w:left w:type="dxa" w:w="200"/>
-              <w:bottom w:type="dxa" w:w="140"/>
-              <w:right w:type="dxa" w:w="200"/>
+              <w:top w:w="140" w:type="dxa"/>
+              <w:left w:w="200" w:type="dxa"/>
+              <w:bottom w:w="140" w:type="dxa"/>
+              <w:right w:w="200" w:type="dxa"/>
             </w:tcMar>
           </w:tcPr>
           <w:p>
@@ -912,28 +901,44 @@
             </w:pPr>
             <w:r>
               <w:rPr>
-                <w:rFonts w:ascii="맑은 고딕" w:cs="맑은 고딕" w:eastAsia="맑은 고딕" w:hAnsi="맑은 고딕"/>
+                <w:rFonts w:ascii="맑은 고딕" w:eastAsia="맑은 고딕" w:hAnsi="맑은 고딕" w:cs="맑은 고딕"/>
                 <w:b/>
                 <w:bCs/>
                 <w:color w:val="2F3C7E"/>
                 <w:sz w:val="19"/>
                 <w:szCs w:val="19"/>
               </w:rPr>
-              <w:t xml:space="preserve">판정 :     □ 동의        □ 반대</w:t>
+              <w:t xml:space="preserve">판정 :   동의       </w:t>
             </w:r>
           </w:p>
           <w:p>
             <w:pPr>
               <w:spacing w:after="20" w:before="20"/>
+              <w:rPr>
+                <w:color w:val="000000"/>
+              </w:rPr>
             </w:pPr>
             <w:r>
               <w:rPr>
-                <w:rFonts w:ascii="맑은 고딕" w:cs="맑은 고딕" w:eastAsia="맑은 고딕" w:hAnsi="맑은 고딕"/>
+                <w:rFonts w:ascii="맑은 고딕" w:eastAsia="맑은 고딕" w:hAnsi="맑은 고딕" w:cs="맑은 고딕"/>
                 <w:color w:val="6B7280"/>
                 <w:sz w:val="18"/>
                 <w:szCs w:val="18"/>
               </w:rPr>
-              <w:t xml:space="preserve">근거 : ______________________________________________________</w:t>
+              <w:t xml:space="preserve">근거 : </w:t>
+            </w:r>
+            <w:r>
+              <w:rPr>
+                <w:lang w:eastAsia="ko-KR"/>
+                <w:rFonts w:ascii="맑은 고딕" w:eastAsia="맑은 고딕" w:hAnsi="맑은 고딕" w:cs="맑은 고딕"/>
+                <w:b/>
+                <w:bCs/>
+                <w:color w:val="000000"/>
+                <w:sz w:val="18"/>
+                <w:szCs w:val="18"/>
+                <w:rtl w:val="off"/>
+              </w:rPr>
+              <w:t>현재처럼 플레이어 수가 많지 않을 때 위치를 묶으면 개별 전송보다 UDP 패킷 수를 줄일 수 있다. 단, 플레이어가 늘면 패킷 크기도 확인해야 한다</w:t>
             </w:r>
           </w:p>
         </w:tc>
@@ -945,14 +950,14 @@
       </w:pPr>
       <w:r>
         <w:rPr>
-          <w:rFonts w:ascii="맑은 고딕" w:cs="맑은 고딕" w:eastAsia="맑은 고딕" w:hAnsi="맑은 고딕"/>
+          <w:rFonts w:ascii="맑은 고딕" w:eastAsia="맑은 고딕" w:hAnsi="맑은 고딕" w:cs="맑은 고딕"/>
           <w:b/>
           <w:bCs/>
           <w:color w:val="D14850"/>
           <w:sz w:val="21"/>
           <w:szCs w:val="21"/>
         </w:rPr>
-        <w:t xml:space="preserve">3. await 누락으로 보입니다</w:t>
+        <w:t>3. await 누락으로 보입니다</w:t>
       </w:r>
     </w:p>
     <w:p>
@@ -961,25 +966,26 @@
       </w:pPr>
       <w:r>
         <w:rPr>
-          <w:rFonts w:ascii="맑은 고딕" w:cs="맑은 고딕" w:eastAsia="맑은 고딕" w:hAnsi="맑은 고딕"/>
+          <w:rFonts w:ascii="맑은 고딕" w:eastAsia="맑은 고딕" w:hAnsi="맑은 고딕" w:cs="맑은 고딕"/>
           <w:color w:val="1F2937"/>
           <w:sz w:val="20"/>
           <w:szCs w:val="20"/>
         </w:rPr>
-        <w:t xml:space="preserve">GameServer.StartAsync() 의 접속 루프에서 RunAsync() 를 호출하면서 await 를 붙이지 않았습니다. 반환된 Task 를 버리고 있습니다.</w:t>
+        <w:t>GameServer.StartAsync() 의 접속 루프에서 RunAsync() 를 호출하면서 await 를 붙이지 않았습니다. 반환된 Task 를 버리고 있습니다.</w:t>
       </w:r>
     </w:p>
     <w:tbl>
       <w:tblPr>
-        <w:tblW w:type="dxa" w:w="9360"/>
+        <w:tblW w:w="9360" w:type="dxa"/>
         <w:tblBorders>
-          <w:top w:val="single" w:color="auto" w:sz="4"/>
-          <w:left w:val="single" w:color="auto" w:sz="4"/>
-          <w:bottom w:val="single" w:color="auto" w:sz="4"/>
-          <w:right w:val="single" w:color="auto" w:sz="4"/>
-          <w:insideH w:val="single" w:color="auto" w:sz="4"/>
-          <w:insideV w:val="single" w:color="auto" w:sz="4"/>
+          <w:top w:val="single" w:sz="4" w:space="0" w:color="auto"/>
+          <w:left w:val="single" w:sz="4" w:space="0" w:color="auto"/>
+          <w:bottom w:val="single" w:sz="4" w:space="0" w:color="auto"/>
+          <w:right w:val="single" w:sz="4" w:space="0" w:color="auto"/>
+          <w:insideH w:val="single" w:sz="4" w:space="0" w:color="auto"/>
+          <w:insideV w:val="single" w:sz="4" w:space="0" w:color="auto"/>
         </w:tblBorders>
+        <w:tblLook w:val="04A0" w:firstRow="1" w:lastRow="0" w:firstColumn="1" w:lastColumn="0" w:noHBand="0" w:noVBand="1"/>
       </w:tblPr>
       <w:tblGrid>
         <w:gridCol w:w="9360"/>
@@ -991,17 +997,17 @@
         <w:tc>
           <w:tcPr>
             <w:tcBorders>
-              <w:top w:val="single" w:color="D1D5DB" w:sz="4"/>
-              <w:left w:val="single" w:color="D1D5DB" w:sz="4"/>
-              <w:bottom w:val="single" w:color="D1D5DB" w:sz="4"/>
-              <w:right w:val="single" w:color="D1D5DB" w:sz="4"/>
+              <w:top w:val="single" w:sz="4" w:space="0" w:color="D1D5DB"/>
+              <w:left w:val="single" w:sz="4" w:space="0" w:color="D1D5DB"/>
+              <w:bottom w:val="single" w:sz="4" w:space="0" w:color="D1D5DB"/>
+              <w:right w:val="single" w:sz="4" w:space="0" w:color="D1D5DB"/>
             </w:tcBorders>
-            <w:shd w:fill="F3F4F6" w:val="clear"/>
+            <w:shd w:val="clear" w:color="auto" w:fill="F3F4F6"/>
             <w:tcMar>
-              <w:top w:type="dxa" w:w="130"/>
-              <w:left w:type="dxa" w:w="200"/>
-              <w:bottom w:type="dxa" w:w="130"/>
-              <w:right w:type="dxa" w:w="200"/>
+              <w:top w:w="130" w:type="dxa"/>
+              <w:left w:w="200" w:type="dxa"/>
+              <w:bottom w:w="130" w:type="dxa"/>
+              <w:right w:w="200" w:type="dxa"/>
             </w:tcMar>
           </w:tcPr>
           <w:p>
@@ -1010,12 +1016,12 @@
             </w:pPr>
             <w:r>
               <w:rPr>
-                <w:rFonts w:ascii="Consolas" w:cs="Consolas" w:eastAsia="Consolas" w:hAnsi="Consolas"/>
+                <w:rFonts w:ascii="Consolas" w:eastAsia="Consolas" w:hAnsi="Consolas" w:cs="Consolas"/>
                 <w:color w:val="1F2937"/>
                 <w:sz w:val="16"/>
                 <w:szCs w:val="16"/>
               </w:rPr>
-              <w:t xml:space="preserve">_ = session.RunAsync();        // 현재</w:t>
+              <w:t>_ = session.RunAsync();        // 현재</w:t>
             </w:r>
           </w:p>
           <w:p>
@@ -1024,12 +1030,12 @@
             </w:pPr>
             <w:r>
               <w:rPr>
-                <w:rFonts w:ascii="Consolas" w:cs="Consolas" w:eastAsia="Consolas" w:hAnsi="Consolas"/>
+                <w:rFonts w:ascii="Consolas" w:eastAsia="Consolas" w:hAnsi="Consolas" w:cs="Consolas"/>
                 <w:color w:val="1F2937"/>
                 <w:sz w:val="16"/>
                 <w:szCs w:val="16"/>
               </w:rPr>
-              <w:t xml:space="preserve">await session.RunAsync();      // 권고</w:t>
+              <w:t>await session.RunAsync();      // 권고</w:t>
             </w:r>
           </w:p>
         </w:tc>
@@ -1039,41 +1045,33 @@
       <w:pPr>
         <w:spacing w:after="80" w:before="60"/>
       </w:pPr>
-      <w:r>
-        <w:rPr>
-          <w:rFonts w:ascii="맑은 고딕" w:cs="맑은 고딕" w:eastAsia="맑은 고딕" w:hAnsi="맑은 고딕"/>
+    </w:p>
+    <w:p>
+      <w:pPr>
+        <w:spacing w:after="120" w:before="60"/>
+      </w:pPr>
+      <w:r>
+        <w:rPr>
+          <w:rFonts w:ascii="맑은 고딕" w:eastAsia="맑은 고딕" w:hAnsi="맑은 고딕" w:cs="맑은 고딕"/>
           <w:color w:val="1F2937"/>
           <w:sz w:val="20"/>
           <w:szCs w:val="20"/>
         </w:rPr>
-        <w:t xml:space="preserve"/>
-      </w:r>
-    </w:p>
-    <w:p>
-      <w:pPr>
-        <w:spacing w:after="120" w:before="60"/>
-      </w:pPr>
-      <w:r>
-        <w:rPr>
-          <w:rFonts w:ascii="맑은 고딕" w:cs="맑은 고딕" w:eastAsia="맑은 고딕" w:hAnsi="맑은 고딕"/>
-          <w:color w:val="1F2937"/>
-          <w:sz w:val="20"/>
-          <w:szCs w:val="20"/>
-        </w:rPr>
-        <w:t xml:space="preserve">비동기 메서드는 await 로 완료를 기다리는 것이 원칙입니다.</w:t>
+        <w:t>비동기 메서드는 await 로 완료를 기다리는 것이 원칙입니다.</w:t>
       </w:r>
     </w:p>
     <w:tbl>
       <w:tblPr>
-        <w:tblW w:type="dxa" w:w="9360"/>
+        <w:tblW w:w="9360" w:type="dxa"/>
         <w:tblBorders>
-          <w:top w:val="single" w:color="auto" w:sz="4"/>
-          <w:left w:val="single" w:color="auto" w:sz="4"/>
-          <w:bottom w:val="single" w:color="auto" w:sz="4"/>
-          <w:right w:val="single" w:color="auto" w:sz="4"/>
-          <w:insideH w:val="single" w:color="auto" w:sz="4"/>
-          <w:insideV w:val="single" w:color="auto" w:sz="4"/>
+          <w:top w:val="single" w:sz="4" w:space="0" w:color="auto"/>
+          <w:left w:val="single" w:sz="4" w:space="0" w:color="auto"/>
+          <w:bottom w:val="single" w:sz="4" w:space="0" w:color="auto"/>
+          <w:right w:val="single" w:sz="4" w:space="0" w:color="auto"/>
+          <w:insideH w:val="single" w:sz="4" w:space="0" w:color="auto"/>
+          <w:insideV w:val="single" w:sz="4" w:space="0" w:color="auto"/>
         </w:tblBorders>
+        <w:tblLook w:val="04A0" w:firstRow="1" w:lastRow="0" w:firstColumn="1" w:lastColumn="0" w:noHBand="0" w:noVBand="1"/>
       </w:tblPr>
       <w:tblGrid>
         <w:gridCol w:w="9360"/>
@@ -1085,17 +1083,17 @@
         <w:tc>
           <w:tcPr>
             <w:tcBorders>
-              <w:top w:val="single" w:color="C7CBD1" w:sz="4"/>
-              <w:left w:val="single" w:color="C7CBD1" w:sz="4"/>
-              <w:bottom w:val="single" w:color="C7CBD1" w:sz="4"/>
-              <w:right w:val="single" w:color="C7CBD1" w:sz="4"/>
+              <w:top w:val="single" w:sz="4" w:space="0" w:color="C7CBD1"/>
+              <w:left w:val="single" w:sz="4" w:space="0" w:color="C7CBD1"/>
+              <w:bottom w:val="single" w:sz="4" w:space="0" w:color="C7CBD1"/>
+              <w:right w:val="single" w:sz="4" w:space="0" w:color="C7CBD1"/>
             </w:tcBorders>
-            <w:shd w:fill="FAFAFB" w:val="clear"/>
+            <w:shd w:val="clear" w:color="auto" w:fill="FAFAFB"/>
             <w:tcMar>
-              <w:top w:type="dxa" w:w="140"/>
-              <w:left w:type="dxa" w:w="200"/>
-              <w:bottom w:type="dxa" w:w="140"/>
-              <w:right w:type="dxa" w:w="200"/>
+              <w:top w:w="140" w:type="dxa"/>
+              <w:left w:w="200" w:type="dxa"/>
+              <w:bottom w:w="140" w:type="dxa"/>
+              <w:right w:w="200" w:type="dxa"/>
             </w:tcMar>
           </w:tcPr>
           <w:p>
@@ -1104,14 +1102,14 @@
             </w:pPr>
             <w:r>
               <w:rPr>
-                <w:rFonts w:ascii="맑은 고딕" w:cs="맑은 고딕" w:eastAsia="맑은 고딕" w:hAnsi="맑은 고딕"/>
+                <w:rFonts w:ascii="맑은 고딕" w:eastAsia="맑은 고딕" w:hAnsi="맑은 고딕" w:cs="맑은 고딕"/>
                 <w:b/>
                 <w:bCs/>
                 <w:color w:val="2F3C7E"/>
                 <w:sz w:val="19"/>
                 <w:szCs w:val="19"/>
               </w:rPr>
-              <w:t xml:space="preserve">판정 :     □ 동의        □ 반대</w:t>
+              <w:t>판정 :  반대</w:t>
             </w:r>
           </w:p>
           <w:p>
@@ -1120,21 +1118,2375 @@
             </w:pPr>
             <w:r>
               <w:rPr>
-                <w:rFonts w:ascii="맑은 고딕" w:cs="맑은 고딕" w:eastAsia="맑은 고딕" w:hAnsi="맑은 고딕"/>
+                <w:rFonts w:ascii="맑은 고딕" w:eastAsia="맑은 고딕" w:hAnsi="맑은 고딕" w:cs="맑은 고딕"/>
                 <w:color w:val="6B7280"/>
                 <w:sz w:val="18"/>
                 <w:szCs w:val="18"/>
               </w:rPr>
-              <w:t xml:space="preserve">근거 : ______________________________________________________</w:t>
+              <w:t>근거 :</w:t>
+            </w:r>
+            <w:r>
+              <w:rPr>
+                <w:lang w:eastAsia="ko-KR"/>
+                <w:rFonts w:ascii="맑은 고딕" w:eastAsia="맑은 고딕" w:hAnsi="맑은 고딕" w:cs="맑은 고딕"/>
+                <w:color w:val="6B7280"/>
+                <w:sz w:val="18"/>
+                <w:szCs w:val="18"/>
+                <w:rtl w:val="off"/>
+              </w:rPr>
+              <w:t xml:space="preserve"> </w:t>
+            </w:r>
+            <w:r>
+              <w:rPr>
+                <w:lang w:eastAsia="ko-KR"/>
+                <w:rFonts w:ascii="맑은 고딕" w:eastAsia="맑은 고딕" w:hAnsi="맑은 고딕" w:cs="맑은 고딕"/>
+                <w:b/>
+                <w:bCs/>
+                <w:color w:val="000000"/>
+                <w:sz w:val="18"/>
+                <w:szCs w:val="18"/>
+                <w:rtl w:val="off"/>
+              </w:rPr>
+              <w:t xml:space="preserve">접속 루프에서 await session.RunAsync() 을 쓰면 한 세션이 끝날 때까지 다음 접속을 받지 못한다. 현재처럼 세션 처리를 따로 시작해야 여러 접속을 받을 수 있다. </w:t>
             </w:r>
           </w:p>
         </w:tc>
       </w:tr>
     </w:tbl>
     <w:p>
+      <w:pPr>
+        <w:rPr>
+          <w:rFonts w:ascii="돋움체" w:eastAsia="돋움체" w:hAnsi="돋움체" w:cs="돋움체"/>
+          <w:color w:val="000000"/>
+          <w:sz w:val="19"/>
+          <w:szCs w:val="20"/>
+          <w:highlight w:val="white"/>
+          <w:spacing w:val="0"/>
+        </w:rPr>
+      </w:pPr>
+      <w:r>
+        <w:rPr>
+          <w:lang w:eastAsia="ko-KR"/>
+          <w:rFonts w:ascii="돋움체" w:eastAsia="돋움체" w:hAnsi="돋움체" w:cs="돋움체"/>
+          <w:color w:val="000000"/>
+          <w:sz w:val="19"/>
+          <w:szCs w:val="20"/>
+          <w:spacing w:val="0"/>
+          <w:rtl w:val="off"/>
+        </w:rPr>
+        <w:t>한일 : await으로 변경후 실행해봤습니다.</w:t>
+      </w:r>
       <w:r>
         <w:br w:type="page"/>
       </w:r>
+      <w:r>
+        <w:rPr>
+          <w:rFonts w:ascii="돋움체" w:eastAsia="돋움체" w:hAnsi="돋움체" w:cs="돋움체"/>
+          <w:color w:val="0000FF"/>
+          <w:sz w:val="19"/>
+          <w:szCs w:val="20"/>
+          <w:highlight w:val="white"/>
+          <w:spacing w:val="0"/>
+        </w:rPr>
+        <w:t>public</w:t>
+      </w:r>
+      <w:r>
+        <w:rPr>
+          <w:rFonts w:ascii="돋움체" w:eastAsia="돋움체" w:hAnsi="돋움체" w:cs="돋움체"/>
+          <w:color w:val="000000"/>
+          <w:sz w:val="19"/>
+          <w:szCs w:val="20"/>
+          <w:highlight w:val="white"/>
+          <w:spacing w:val="0"/>
+        </w:rPr>
+        <w:t xml:space="preserve"> </w:t>
+      </w:r>
+      <w:r>
+        <w:rPr>
+          <w:rFonts w:ascii="돋움체" w:eastAsia="돋움체" w:hAnsi="돋움체" w:cs="돋움체"/>
+          <w:color w:val="0000FF"/>
+          <w:sz w:val="19"/>
+          <w:szCs w:val="20"/>
+          <w:highlight w:val="white"/>
+          <w:spacing w:val="0"/>
+        </w:rPr>
+        <w:t>async</w:t>
+      </w:r>
+      <w:r>
+        <w:rPr>
+          <w:rFonts w:ascii="돋움체" w:eastAsia="돋움체" w:hAnsi="돋움체" w:cs="돋움체"/>
+          <w:color w:val="000000"/>
+          <w:sz w:val="19"/>
+          <w:szCs w:val="20"/>
+          <w:highlight w:val="white"/>
+          <w:spacing w:val="0"/>
+        </w:rPr>
+        <w:t xml:space="preserve"> </w:t>
+      </w:r>
+      <w:r>
+        <w:rPr>
+          <w:rFonts w:ascii="돋움체" w:eastAsia="돋움체" w:hAnsi="돋움체" w:cs="돋움체"/>
+          <w:color w:val="2B91AF"/>
+          <w:sz w:val="19"/>
+          <w:szCs w:val="20"/>
+          <w:highlight w:val="white"/>
+          <w:spacing w:val="0"/>
+        </w:rPr>
+        <w:t>Task</w:t>
+      </w:r>
+      <w:r>
+        <w:rPr>
+          <w:rFonts w:ascii="돋움체" w:eastAsia="돋움체" w:hAnsi="돋움체" w:cs="돋움체"/>
+          <w:color w:val="000000"/>
+          <w:sz w:val="19"/>
+          <w:szCs w:val="20"/>
+          <w:highlight w:val="white"/>
+          <w:spacing w:val="0"/>
+        </w:rPr>
+        <w:t xml:space="preserve"> StartAsync()</w:t>
+      </w:r>
+    </w:p>
+    <w:p>
+      <w:pPr>
+        <w:rPr>
+          <w:rFonts w:ascii="돋움체" w:eastAsia="돋움체" w:hAnsi="돋움체" w:cs="돋움체"/>
+          <w:color w:val="000000"/>
+          <w:sz w:val="19"/>
+          <w:szCs w:val="20"/>
+          <w:highlight w:val="white"/>
+          <w:spacing w:val="0"/>
+        </w:rPr>
+      </w:pPr>
+      <w:r>
+        <w:rPr>
+          <w:rFonts w:ascii="돋움체" w:eastAsia="돋움체" w:hAnsi="돋움체" w:cs="돋움체"/>
+          <w:color w:val="000000"/>
+          <w:sz w:val="19"/>
+          <w:szCs w:val="20"/>
+          <w:highlight w:val="white"/>
+          <w:spacing w:val="0"/>
+        </w:rPr>
+        <w:t>{</w:t>
+      </w:r>
+    </w:p>
+    <w:p>
+      <w:pPr>
+        <w:rPr>
+          <w:rFonts w:ascii="돋움체" w:eastAsia="돋움체" w:hAnsi="돋움체" w:cs="돋움체"/>
+          <w:color w:val="000000"/>
+          <w:sz w:val="19"/>
+          <w:szCs w:val="20"/>
+          <w:highlight w:val="white"/>
+          <w:spacing w:val="0"/>
+        </w:rPr>
+      </w:pPr>
+      <w:r>
+        <w:rPr>
+          <w:rFonts w:ascii="돋움체" w:eastAsia="돋움체" w:hAnsi="돋움체" w:cs="돋움체"/>
+          <w:color w:val="000000"/>
+          <w:sz w:val="19"/>
+          <w:szCs w:val="20"/>
+          <w:highlight w:val="white"/>
+          <w:spacing w:val="0"/>
+        </w:rPr>
+        <w:t xml:space="preserve">    _uptime</w:t>
+      </w:r>
+      <w:r>
+        <w:rPr>
+          <w:rFonts w:ascii="돋움체" w:eastAsia="돋움체" w:hAnsi="돋움체" w:cs="돋움체"/>
+          <w:color w:val="000000"/>
+          <w:sz w:val="19"/>
+          <w:szCs w:val="20"/>
+          <w:highlight w:val="white"/>
+          <w:spacing w:val="0"/>
+        </w:rPr>
+        <w:t>.Start();</w:t>
+      </w:r>
+    </w:p>
+    <w:p>
+      <w:pPr>
+        <w:rPr>
+          <w:rFonts w:ascii="돋움체" w:eastAsia="돋움체" w:hAnsi="돋움체" w:cs="돋움체"/>
+          <w:color w:val="000000"/>
+          <w:sz w:val="19"/>
+          <w:szCs w:val="20"/>
+          <w:highlight w:val="white"/>
+          <w:spacing w:val="0"/>
+        </w:rPr>
+      </w:pPr>
+    </w:p>
+    <w:p>
+      <w:pPr>
+        <w:rPr>
+          <w:rFonts w:ascii="돋움체" w:eastAsia="돋움체" w:hAnsi="돋움체" w:cs="돋움체"/>
+          <w:color w:val="000000"/>
+          <w:sz w:val="19"/>
+          <w:szCs w:val="20"/>
+          <w:highlight w:val="white"/>
+          <w:spacing w:val="0"/>
+        </w:rPr>
+      </w:pPr>
+      <w:r>
+        <w:rPr>
+          <w:rFonts w:ascii="돋움체" w:eastAsia="돋움체" w:hAnsi="돋움체" w:cs="돋움체"/>
+          <w:color w:val="000000"/>
+          <w:sz w:val="19"/>
+          <w:szCs w:val="20"/>
+          <w:highlight w:val="white"/>
+          <w:spacing w:val="0"/>
+        </w:rPr>
+        <w:t xml:space="preserve">    _listenSocket = </w:t>
+      </w:r>
+      <w:r>
+        <w:rPr>
+          <w:rFonts w:ascii="돋움체" w:eastAsia="돋움체" w:hAnsi="돋움체" w:cs="돋움체"/>
+          <w:color w:val="0000FF"/>
+          <w:sz w:val="19"/>
+          <w:szCs w:val="20"/>
+          <w:highlight w:val="white"/>
+          <w:spacing w:val="0"/>
+        </w:rPr>
+        <w:t>new</w:t>
+      </w:r>
+      <w:r>
+        <w:rPr>
+          <w:rFonts w:ascii="돋움체" w:eastAsia="돋움체" w:hAnsi="돋움체" w:cs="돋움체"/>
+          <w:color w:val="000000"/>
+          <w:sz w:val="19"/>
+          <w:szCs w:val="20"/>
+          <w:highlight w:val="white"/>
+          <w:spacing w:val="0"/>
+        </w:rPr>
+        <w:t xml:space="preserve"> </w:t>
+      </w:r>
+      <w:r>
+        <w:rPr>
+          <w:rFonts w:ascii="돋움체" w:eastAsia="돋움체" w:hAnsi="돋움체" w:cs="돋움체"/>
+          <w:color w:val="2B91AF"/>
+          <w:sz w:val="19"/>
+          <w:szCs w:val="20"/>
+          <w:highlight w:val="white"/>
+          <w:spacing w:val="0"/>
+        </w:rPr>
+        <w:t>Socket</w:t>
+      </w:r>
+      <w:r>
+        <w:rPr>
+          <w:rFonts w:ascii="돋움체" w:eastAsia="돋움체" w:hAnsi="돋움체" w:cs="돋움체"/>
+          <w:color w:val="000000"/>
+          <w:sz w:val="19"/>
+          <w:szCs w:val="20"/>
+          <w:highlight w:val="white"/>
+          <w:spacing w:val="0"/>
+        </w:rPr>
+        <w:t>(</w:t>
+      </w:r>
+    </w:p>
+    <w:p>
+      <w:pPr>
+        <w:rPr>
+          <w:rFonts w:ascii="돋움체" w:eastAsia="돋움체" w:hAnsi="돋움체" w:cs="돋움체"/>
+          <w:color w:val="000000"/>
+          <w:sz w:val="19"/>
+          <w:szCs w:val="20"/>
+          <w:highlight w:val="white"/>
+          <w:spacing w:val="0"/>
+        </w:rPr>
+      </w:pPr>
+      <w:r>
+        <w:rPr>
+          <w:rFonts w:ascii="돋움체" w:eastAsia="돋움체" w:hAnsi="돋움체" w:cs="돋움체"/>
+          <w:color w:val="000000"/>
+          <w:sz w:val="19"/>
+          <w:szCs w:val="20"/>
+          <w:highlight w:val="white"/>
+          <w:spacing w:val="0"/>
+        </w:rPr>
+        <w:t xml:space="preserve">        </w:t>
+      </w:r>
+      <w:r>
+        <w:rPr>
+          <w:rFonts w:ascii="돋움체" w:eastAsia="돋움체" w:hAnsi="돋움체" w:cs="돋움체"/>
+          <w:color w:val="2B91AF"/>
+          <w:sz w:val="19"/>
+          <w:szCs w:val="20"/>
+          <w:highlight w:val="white"/>
+          <w:spacing w:val="0"/>
+        </w:rPr>
+        <w:t>AddressFamily</w:t>
+      </w:r>
+      <w:r>
+        <w:rPr>
+          <w:rFonts w:ascii="돋움체" w:eastAsia="돋움체" w:hAnsi="돋움체" w:cs="돋움체"/>
+          <w:color w:val="000000"/>
+          <w:sz w:val="19"/>
+          <w:szCs w:val="20"/>
+          <w:highlight w:val="white"/>
+          <w:spacing w:val="0"/>
+        </w:rPr>
+        <w:t>.InterNetwork,</w:t>
+      </w:r>
+    </w:p>
+    <w:p>
+      <w:pPr>
+        <w:rPr>
+          <w:rFonts w:ascii="돋움체" w:eastAsia="돋움체" w:hAnsi="돋움체" w:cs="돋움체"/>
+          <w:color w:val="000000"/>
+          <w:sz w:val="19"/>
+          <w:szCs w:val="20"/>
+          <w:highlight w:val="white"/>
+          <w:spacing w:val="0"/>
+        </w:rPr>
+      </w:pPr>
+      <w:r>
+        <w:rPr>
+          <w:rFonts w:ascii="돋움체" w:eastAsia="돋움체" w:hAnsi="돋움체" w:cs="돋움체"/>
+          <w:color w:val="000000"/>
+          <w:sz w:val="19"/>
+          <w:szCs w:val="20"/>
+          <w:highlight w:val="white"/>
+          <w:spacing w:val="0"/>
+        </w:rPr>
+        <w:t xml:space="preserve">        </w:t>
+      </w:r>
+      <w:r>
+        <w:rPr>
+          <w:rFonts w:ascii="돋움체" w:eastAsia="돋움체" w:hAnsi="돋움체" w:cs="돋움체"/>
+          <w:color w:val="2B91AF"/>
+          <w:sz w:val="19"/>
+          <w:szCs w:val="20"/>
+          <w:highlight w:val="white"/>
+          <w:spacing w:val="0"/>
+        </w:rPr>
+        <w:t>SocketType</w:t>
+      </w:r>
+      <w:r>
+        <w:rPr>
+          <w:rFonts w:ascii="돋움체" w:eastAsia="돋움체" w:hAnsi="돋움체" w:cs="돋움체"/>
+          <w:color w:val="000000"/>
+          <w:sz w:val="19"/>
+          <w:szCs w:val="20"/>
+          <w:highlight w:val="white"/>
+          <w:spacing w:val="0"/>
+        </w:rPr>
+        <w:t>.Stream,</w:t>
+      </w:r>
+    </w:p>
+    <w:p>
+      <w:pPr>
+        <w:rPr>
+          <w:rFonts w:ascii="돋움체" w:eastAsia="돋움체" w:hAnsi="돋움체" w:cs="돋움체"/>
+          <w:color w:val="000000"/>
+          <w:sz w:val="19"/>
+          <w:szCs w:val="20"/>
+          <w:highlight w:val="white"/>
+          <w:spacing w:val="0"/>
+        </w:rPr>
+      </w:pPr>
+      <w:r>
+        <w:rPr>
+          <w:rFonts w:ascii="돋움체" w:eastAsia="돋움체" w:hAnsi="돋움체" w:cs="돋움체"/>
+          <w:color w:val="000000"/>
+          <w:sz w:val="19"/>
+          <w:szCs w:val="20"/>
+          <w:highlight w:val="white"/>
+          <w:spacing w:val="0"/>
+        </w:rPr>
+        <w:t xml:space="preserve">        </w:t>
+      </w:r>
+      <w:r>
+        <w:rPr>
+          <w:rFonts w:ascii="돋움체" w:eastAsia="돋움체" w:hAnsi="돋움체" w:cs="돋움체"/>
+          <w:color w:val="2B91AF"/>
+          <w:sz w:val="19"/>
+          <w:szCs w:val="20"/>
+          <w:highlight w:val="white"/>
+          <w:spacing w:val="0"/>
+        </w:rPr>
+        <w:t>ProtocolType</w:t>
+      </w:r>
+      <w:r>
+        <w:rPr>
+          <w:rFonts w:ascii="돋움체" w:eastAsia="돋움체" w:hAnsi="돋움체" w:cs="돋움체"/>
+          <w:color w:val="000000"/>
+          <w:sz w:val="19"/>
+          <w:szCs w:val="20"/>
+          <w:highlight w:val="white"/>
+          <w:spacing w:val="0"/>
+        </w:rPr>
+        <w:t>.Tcp);</w:t>
+      </w:r>
+    </w:p>
+    <w:p>
+      <w:pPr>
+        <w:rPr>
+          <w:rFonts w:ascii="돋움체" w:eastAsia="돋움체" w:hAnsi="돋움체" w:cs="돋움체"/>
+          <w:color w:val="000000"/>
+          <w:sz w:val="19"/>
+          <w:szCs w:val="20"/>
+          <w:highlight w:val="white"/>
+          <w:spacing w:val="0"/>
+        </w:rPr>
+      </w:pPr>
+    </w:p>
+    <w:p>
+      <w:pPr>
+        <w:rPr>
+          <w:rFonts w:ascii="돋움체" w:eastAsia="돋움체" w:hAnsi="돋움체" w:cs="돋움체"/>
+          <w:color w:val="000000"/>
+          <w:sz w:val="19"/>
+          <w:szCs w:val="20"/>
+          <w:highlight w:val="white"/>
+          <w:spacing w:val="0"/>
+        </w:rPr>
+      </w:pPr>
+      <w:r>
+        <w:rPr>
+          <w:rFonts w:ascii="돋움체" w:eastAsia="돋움체" w:hAnsi="돋움체" w:cs="돋움체"/>
+          <w:color w:val="000000"/>
+          <w:sz w:val="19"/>
+          <w:szCs w:val="20"/>
+          <w:highlight w:val="white"/>
+          <w:spacing w:val="0"/>
+        </w:rPr>
+        <w:t xml:space="preserve">    _listenSocket</w:t>
+      </w:r>
+      <w:r>
+        <w:rPr>
+          <w:rFonts w:ascii="돋움체" w:eastAsia="돋움체" w:hAnsi="돋움체" w:cs="돋움체"/>
+          <w:color w:val="000000"/>
+          <w:sz w:val="19"/>
+          <w:szCs w:val="20"/>
+          <w:highlight w:val="white"/>
+          <w:spacing w:val="0"/>
+        </w:rPr>
+        <w:t>.Bind(</w:t>
+      </w:r>
+      <w:r>
+        <w:rPr>
+          <w:rFonts w:ascii="돋움체" w:eastAsia="돋움체" w:hAnsi="돋움체" w:cs="돋움체"/>
+          <w:color w:val="0000FF"/>
+          <w:sz w:val="19"/>
+          <w:szCs w:val="20"/>
+          <w:highlight w:val="white"/>
+          <w:spacing w:val="0"/>
+        </w:rPr>
+        <w:t>new</w:t>
+      </w:r>
+      <w:r>
+        <w:rPr>
+          <w:rFonts w:ascii="돋움체" w:eastAsia="돋움체" w:hAnsi="돋움체" w:cs="돋움체"/>
+          <w:color w:val="000000"/>
+          <w:sz w:val="19"/>
+          <w:szCs w:val="20"/>
+          <w:highlight w:val="white"/>
+          <w:spacing w:val="0"/>
+        </w:rPr>
+        <w:t xml:space="preserve"> </w:t>
+      </w:r>
+      <w:r>
+        <w:rPr>
+          <w:rFonts w:ascii="돋움체" w:eastAsia="돋움체" w:hAnsi="돋움체" w:cs="돋움체"/>
+          <w:color w:val="2B91AF"/>
+          <w:sz w:val="19"/>
+          <w:szCs w:val="20"/>
+          <w:highlight w:val="white"/>
+          <w:spacing w:val="0"/>
+        </w:rPr>
+        <w:t>IPEndPoint</w:t>
+      </w:r>
+      <w:r>
+        <w:rPr>
+          <w:rFonts w:ascii="돋움체" w:eastAsia="돋움체" w:hAnsi="돋움체" w:cs="돋움체"/>
+          <w:color w:val="000000"/>
+          <w:sz w:val="19"/>
+          <w:szCs w:val="20"/>
+          <w:highlight w:val="white"/>
+          <w:spacing w:val="0"/>
+        </w:rPr>
+        <w:t>(</w:t>
+      </w:r>
+      <w:r>
+        <w:rPr>
+          <w:rFonts w:ascii="돋움체" w:eastAsia="돋움체" w:hAnsi="돋움체" w:cs="돋움체"/>
+          <w:color w:val="2B91AF"/>
+          <w:sz w:val="19"/>
+          <w:szCs w:val="20"/>
+          <w:highlight w:val="white"/>
+          <w:spacing w:val="0"/>
+        </w:rPr>
+        <w:t>IPAddress</w:t>
+      </w:r>
+      <w:r>
+        <w:rPr>
+          <w:rFonts w:ascii="돋움체" w:eastAsia="돋움체" w:hAnsi="돋움체" w:cs="돋움체"/>
+          <w:color w:val="000000"/>
+          <w:sz w:val="19"/>
+          <w:szCs w:val="20"/>
+          <w:highlight w:val="white"/>
+          <w:spacing w:val="0"/>
+        </w:rPr>
+        <w:t xml:space="preserve">.Any, </w:t>
+      </w:r>
+      <w:r>
+        <w:rPr>
+          <w:rFonts w:ascii="돋움체" w:eastAsia="돋움체" w:hAnsi="돋움체" w:cs="돋움체"/>
+          <w:color w:val="2B91AF"/>
+          <w:sz w:val="19"/>
+          <w:szCs w:val="20"/>
+          <w:highlight w:val="white"/>
+          <w:spacing w:val="0"/>
+        </w:rPr>
+        <w:t>StudentConfig</w:t>
+      </w:r>
+      <w:r>
+        <w:rPr>
+          <w:rFonts w:ascii="돋움체" w:eastAsia="돋움체" w:hAnsi="돋움체" w:cs="돋움체"/>
+          <w:color w:val="000000"/>
+          <w:sz w:val="19"/>
+          <w:szCs w:val="20"/>
+          <w:highlight w:val="white"/>
+          <w:spacing w:val="0"/>
+        </w:rPr>
+        <w:t>.TcpPort));</w:t>
+      </w:r>
+    </w:p>
+    <w:p>
+      <w:pPr>
+        <w:rPr>
+          <w:rFonts w:ascii="돋움체" w:eastAsia="돋움체" w:hAnsi="돋움체" w:cs="돋움체"/>
+          <w:color w:val="000000"/>
+          <w:sz w:val="19"/>
+          <w:szCs w:val="20"/>
+          <w:highlight w:val="white"/>
+          <w:spacing w:val="0"/>
+        </w:rPr>
+      </w:pPr>
+      <w:r>
+        <w:rPr>
+          <w:rFonts w:ascii="돋움체" w:eastAsia="돋움체" w:hAnsi="돋움체" w:cs="돋움체"/>
+          <w:color w:val="000000"/>
+          <w:sz w:val="19"/>
+          <w:szCs w:val="20"/>
+          <w:highlight w:val="white"/>
+          <w:spacing w:val="0"/>
+        </w:rPr>
+        <w:t xml:space="preserve">    _listenSocket</w:t>
+      </w:r>
+      <w:r>
+        <w:rPr>
+          <w:rFonts w:ascii="돋움체" w:eastAsia="돋움체" w:hAnsi="돋움체" w:cs="돋움체"/>
+          <w:color w:val="000000"/>
+          <w:sz w:val="19"/>
+          <w:szCs w:val="20"/>
+          <w:highlight w:val="white"/>
+          <w:spacing w:val="0"/>
+        </w:rPr>
+        <w:t>.Listen(512);</w:t>
+      </w:r>
+    </w:p>
+    <w:p>
+      <w:pPr>
+        <w:rPr>
+          <w:rFonts w:ascii="돋움체" w:eastAsia="돋움체" w:hAnsi="돋움체" w:cs="돋움체"/>
+          <w:color w:val="000000"/>
+          <w:sz w:val="19"/>
+          <w:szCs w:val="20"/>
+          <w:highlight w:val="white"/>
+          <w:spacing w:val="0"/>
+        </w:rPr>
+      </w:pPr>
+    </w:p>
+    <w:p>
+      <w:pPr>
+        <w:rPr>
+          <w:rFonts w:ascii="돋움체" w:eastAsia="돋움체" w:hAnsi="돋움체" w:cs="돋움체"/>
+          <w:color w:val="000000"/>
+          <w:sz w:val="19"/>
+          <w:szCs w:val="20"/>
+          <w:highlight w:val="white"/>
+          <w:spacing w:val="0"/>
+        </w:rPr>
+      </w:pPr>
+      <w:r>
+        <w:rPr>
+          <w:rFonts w:ascii="돋움체" w:eastAsia="돋움체" w:hAnsi="돋움체" w:cs="돋움체"/>
+          <w:color w:val="000000"/>
+          <w:sz w:val="19"/>
+          <w:szCs w:val="20"/>
+          <w:highlight w:val="white"/>
+          <w:spacing w:val="0"/>
+        </w:rPr>
+        <w:t xml:space="preserve">    </w:t>
+      </w:r>
+      <w:r>
+        <w:rPr>
+          <w:rFonts w:ascii="돋움체" w:eastAsia="돋움체" w:hAnsi="돋움체" w:cs="돋움체"/>
+          <w:color w:val="2B91AF"/>
+          <w:sz w:val="19"/>
+          <w:szCs w:val="20"/>
+          <w:highlight w:val="white"/>
+          <w:spacing w:val="0"/>
+        </w:rPr>
+        <w:t>Console</w:t>
+      </w:r>
+      <w:r>
+        <w:rPr>
+          <w:rFonts w:ascii="돋움체" w:eastAsia="돋움체" w:hAnsi="돋움체" w:cs="돋움체"/>
+          <w:color w:val="000000"/>
+          <w:sz w:val="19"/>
+          <w:szCs w:val="20"/>
+          <w:highlight w:val="white"/>
+          <w:spacing w:val="0"/>
+        </w:rPr>
+        <w:t>.WriteLine(</w:t>
+      </w:r>
+      <w:r>
+        <w:rPr>
+          <w:rFonts w:ascii="돋움체" w:eastAsia="돋움체" w:hAnsi="돋움체" w:cs="돋움체"/>
+          <w:color w:val="A31515"/>
+          <w:sz w:val="19"/>
+          <w:szCs w:val="20"/>
+          <w:highlight w:val="white"/>
+          <w:spacing w:val="0"/>
+        </w:rPr>
+        <w:t xml:space="preserve">$"[TCP] </w:t>
+      </w:r>
+      <w:r>
+        <w:rPr>
+          <w:rFonts w:ascii="돋움체" w:eastAsia="돋움체" w:hAnsi="돋움체" w:cs="돋움체"/>
+          <w:color w:val="A31515"/>
+          <w:sz w:val="19"/>
+          <w:szCs w:val="20"/>
+          <w:highlight w:val="white"/>
+          <w:spacing w:val="0"/>
+        </w:rPr>
+        <w:t>포</w:t>
+      </w:r>
+      <w:r>
+        <w:rPr>
+          <w:rFonts w:ascii="돋움체" w:eastAsia="돋움체" w:hAnsi="돋움체" w:cs="돋움체"/>
+          <w:color w:val="A31515"/>
+          <w:sz w:val="19"/>
+          <w:szCs w:val="20"/>
+          <w:highlight w:val="white"/>
+          <w:spacing w:val="0"/>
+        </w:rPr>
+        <w:t xml:space="preserve">트 </w:t>
+      </w:r>
+      <w:r>
+        <w:rPr>
+          <w:rFonts w:ascii="돋움체" w:eastAsia="돋움체" w:hAnsi="돋움체" w:cs="돋움체"/>
+          <w:color w:val="000000"/>
+          <w:sz w:val="19"/>
+          <w:szCs w:val="20"/>
+          <w:highlight w:val="white"/>
+          <w:spacing w:val="0"/>
+        </w:rPr>
+        <w:t>{</w:t>
+      </w:r>
+      <w:r>
+        <w:rPr>
+          <w:rFonts w:ascii="돋움체" w:eastAsia="돋움체" w:hAnsi="돋움체" w:cs="돋움체"/>
+          <w:color w:val="2B91AF"/>
+          <w:sz w:val="19"/>
+          <w:szCs w:val="20"/>
+          <w:highlight w:val="white"/>
+          <w:spacing w:val="0"/>
+        </w:rPr>
+        <w:t>StudentConfig</w:t>
+      </w:r>
+      <w:r>
+        <w:rPr>
+          <w:rFonts w:ascii="돋움체" w:eastAsia="돋움체" w:hAnsi="돋움체" w:cs="돋움체"/>
+          <w:color w:val="000000"/>
+          <w:sz w:val="19"/>
+          <w:szCs w:val="20"/>
+          <w:highlight w:val="white"/>
+          <w:spacing w:val="0"/>
+        </w:rPr>
+        <w:t>.TcpPort</w:t>
+      </w:r>
+      <w:r>
+        <w:rPr>
+          <w:rFonts w:ascii="돋움체" w:eastAsia="돋움체" w:hAnsi="돋움체" w:cs="돋움체"/>
+          <w:color w:val="000000"/>
+          <w:sz w:val="19"/>
+          <w:szCs w:val="20"/>
+          <w:highlight w:val="white"/>
+          <w:spacing w:val="0"/>
+        </w:rPr>
+        <w:t>}</w:t>
+      </w:r>
+      <w:r>
+        <w:rPr>
+          <w:rFonts w:ascii="돋움체" w:eastAsia="돋움체" w:hAnsi="돋움체" w:cs="돋움체"/>
+          <w:color w:val="A31515"/>
+          <w:sz w:val="19"/>
+          <w:szCs w:val="20"/>
+          <w:highlight w:val="white"/>
+          <w:spacing w:val="0"/>
+        </w:rPr>
+        <w:t>번</w:t>
+      </w:r>
+      <w:r>
+        <w:rPr>
+          <w:rFonts w:ascii="돋움체" w:eastAsia="돋움체" w:hAnsi="돋움체" w:cs="돋움체"/>
+          <w:color w:val="A31515"/>
+          <w:sz w:val="19"/>
+          <w:szCs w:val="20"/>
+          <w:highlight w:val="white"/>
+          <w:spacing w:val="0"/>
+        </w:rPr>
+        <w:t>에</w:t>
+      </w:r>
+      <w:r>
+        <w:rPr>
+          <w:rFonts w:ascii="돋움체" w:eastAsia="돋움체" w:hAnsi="돋움체" w:cs="돋움체"/>
+          <w:color w:val="A31515"/>
+          <w:sz w:val="19"/>
+          <w:szCs w:val="20"/>
+          <w:highlight w:val="white"/>
+          <w:spacing w:val="0"/>
+        </w:rPr>
+        <w:t xml:space="preserve">서 </w:t>
+      </w:r>
+      <w:r>
+        <w:rPr>
+          <w:rFonts w:ascii="돋움체" w:eastAsia="돋움체" w:hAnsi="돋움체" w:cs="돋움체"/>
+          <w:color w:val="A31515"/>
+          <w:sz w:val="19"/>
+          <w:szCs w:val="20"/>
+          <w:highlight w:val="white"/>
+          <w:spacing w:val="0"/>
+        </w:rPr>
+        <w:t>접</w:t>
+      </w:r>
+      <w:r>
+        <w:rPr>
+          <w:rFonts w:ascii="돋움체" w:eastAsia="돋움체" w:hAnsi="돋움체" w:cs="돋움체"/>
+          <w:color w:val="A31515"/>
+          <w:sz w:val="19"/>
+          <w:szCs w:val="20"/>
+          <w:highlight w:val="white"/>
+          <w:spacing w:val="0"/>
+        </w:rPr>
+        <w:t>속</w:t>
+      </w:r>
+      <w:r>
+        <w:rPr>
+          <w:rFonts w:ascii="돋움체" w:eastAsia="돋움체" w:hAnsi="돋움체" w:cs="돋움체"/>
+          <w:color w:val="A31515"/>
+          <w:sz w:val="19"/>
+          <w:szCs w:val="20"/>
+          <w:highlight w:val="white"/>
+          <w:spacing w:val="0"/>
+        </w:rPr>
+        <w:t xml:space="preserve">을 </w:t>
+      </w:r>
+      <w:r>
+        <w:rPr>
+          <w:rFonts w:ascii="돋움체" w:eastAsia="돋움체" w:hAnsi="돋움체" w:cs="돋움체"/>
+          <w:color w:val="A31515"/>
+          <w:sz w:val="19"/>
+          <w:szCs w:val="20"/>
+          <w:highlight w:val="white"/>
+          <w:spacing w:val="0"/>
+        </w:rPr>
+        <w:t>기</w:t>
+      </w:r>
+      <w:r>
+        <w:rPr>
+          <w:rFonts w:ascii="돋움체" w:eastAsia="돋움체" w:hAnsi="돋움체" w:cs="돋움체"/>
+          <w:color w:val="A31515"/>
+          <w:sz w:val="19"/>
+          <w:szCs w:val="20"/>
+          <w:highlight w:val="white"/>
+          <w:spacing w:val="0"/>
+        </w:rPr>
+        <w:t>다</w:t>
+      </w:r>
+      <w:r>
+        <w:rPr>
+          <w:rFonts w:ascii="돋움체" w:eastAsia="돋움체" w:hAnsi="돋움체" w:cs="돋움체"/>
+          <w:color w:val="A31515"/>
+          <w:sz w:val="19"/>
+          <w:szCs w:val="20"/>
+          <w:highlight w:val="white"/>
+          <w:spacing w:val="0"/>
+        </w:rPr>
+        <w:t>립</w:t>
+      </w:r>
+      <w:r>
+        <w:rPr>
+          <w:rFonts w:ascii="돋움체" w:eastAsia="돋움체" w:hAnsi="돋움체" w:cs="돋움체"/>
+          <w:color w:val="A31515"/>
+          <w:sz w:val="19"/>
+          <w:szCs w:val="20"/>
+          <w:highlight w:val="white"/>
+          <w:spacing w:val="0"/>
+        </w:rPr>
+        <w:t>니</w:t>
+      </w:r>
+      <w:r>
+        <w:rPr>
+          <w:rFonts w:ascii="돋움체" w:eastAsia="돋움체" w:hAnsi="돋움체" w:cs="돋움체"/>
+          <w:color w:val="A31515"/>
+          <w:sz w:val="19"/>
+          <w:szCs w:val="20"/>
+          <w:highlight w:val="white"/>
+          <w:spacing w:val="0"/>
+        </w:rPr>
+        <w:t>다"</w:t>
+      </w:r>
+      <w:r>
+        <w:rPr>
+          <w:rFonts w:ascii="돋움체" w:eastAsia="돋움체" w:hAnsi="돋움체" w:cs="돋움체"/>
+          <w:color w:val="000000"/>
+          <w:sz w:val="19"/>
+          <w:szCs w:val="20"/>
+          <w:highlight w:val="white"/>
+          <w:spacing w:val="0"/>
+        </w:rPr>
+        <w:t>);</w:t>
+      </w:r>
+    </w:p>
+    <w:p>
+      <w:pPr>
+        <w:rPr>
+          <w:rFonts w:ascii="돋움체" w:eastAsia="돋움체" w:hAnsi="돋움체" w:cs="돋움체"/>
+          <w:color w:val="000000"/>
+          <w:sz w:val="19"/>
+          <w:szCs w:val="20"/>
+          <w:highlight w:val="white"/>
+          <w:spacing w:val="0"/>
+        </w:rPr>
+      </w:pPr>
+    </w:p>
+    <w:p>
+      <w:pPr>
+        <w:rPr>
+          <w:rFonts w:ascii="돋움체" w:eastAsia="돋움체" w:hAnsi="돋움체" w:cs="돋움체"/>
+          <w:color w:val="008000"/>
+          <w:sz w:val="19"/>
+          <w:szCs w:val="20"/>
+          <w:highlight w:val="white"/>
+          <w:spacing w:val="0"/>
+        </w:rPr>
+      </w:pPr>
+      <w:r>
+        <w:rPr>
+          <w:rFonts w:ascii="돋움체" w:eastAsia="돋움체" w:hAnsi="돋움체" w:cs="돋움체"/>
+          <w:color w:val="000000"/>
+          <w:sz w:val="19"/>
+          <w:szCs w:val="20"/>
+          <w:highlight w:val="white"/>
+          <w:spacing w:val="0"/>
+        </w:rPr>
+        <w:t xml:space="preserve">    </w:t>
+      </w:r>
+      <w:r>
+        <w:rPr>
+          <w:rFonts w:ascii="돋움체" w:eastAsia="돋움체" w:hAnsi="돋움체" w:cs="돋움체"/>
+          <w:color w:val="008000"/>
+          <w:sz w:val="19"/>
+          <w:szCs w:val="20"/>
+          <w:highlight w:val="white"/>
+          <w:spacing w:val="0"/>
+        </w:rPr>
+        <w:t xml:space="preserve">// UDP </w:t>
+      </w:r>
+      <w:r>
+        <w:rPr>
+          <w:rFonts w:ascii="돋움체" w:eastAsia="돋움체" w:hAnsi="돋움체" w:cs="돋움체"/>
+          <w:color w:val="008000"/>
+          <w:sz w:val="19"/>
+          <w:szCs w:val="20"/>
+          <w:highlight w:val="white"/>
+          <w:spacing w:val="0"/>
+        </w:rPr>
+        <w:t>서</w:t>
+      </w:r>
+      <w:r>
+        <w:rPr>
+          <w:rFonts w:ascii="돋움체" w:eastAsia="돋움체" w:hAnsi="돋움체" w:cs="돋움체"/>
+          <w:color w:val="008000"/>
+          <w:sz w:val="19"/>
+          <w:szCs w:val="20"/>
+          <w:highlight w:val="white"/>
+          <w:spacing w:val="0"/>
+        </w:rPr>
+        <w:t>버</w:t>
+      </w:r>
+      <w:r>
+        <w:rPr>
+          <w:rFonts w:ascii="돋움체" w:eastAsia="돋움체" w:hAnsi="돋움체" w:cs="돋움체"/>
+          <w:color w:val="008000"/>
+          <w:sz w:val="19"/>
+          <w:szCs w:val="20"/>
+          <w:highlight w:val="white"/>
+          <w:spacing w:val="0"/>
+        </w:rPr>
+        <w:t xml:space="preserve">를 </w:t>
+      </w:r>
+      <w:r>
+        <w:rPr>
+          <w:rFonts w:ascii="돋움체" w:eastAsia="돋움체" w:hAnsi="돋움체" w:cs="돋움체"/>
+          <w:color w:val="008000"/>
+          <w:sz w:val="19"/>
+          <w:szCs w:val="20"/>
+          <w:highlight w:val="white"/>
+          <w:spacing w:val="0"/>
+        </w:rPr>
+        <w:t>같</w:t>
+      </w:r>
+      <w:r>
+        <w:rPr>
+          <w:rFonts w:ascii="돋움체" w:eastAsia="돋움체" w:hAnsi="돋움체" w:cs="돋움체"/>
+          <w:color w:val="008000"/>
+          <w:sz w:val="19"/>
+          <w:szCs w:val="20"/>
+          <w:highlight w:val="white"/>
+          <w:spacing w:val="0"/>
+        </w:rPr>
+        <w:t xml:space="preserve">이 </w:t>
+      </w:r>
+      <w:r>
+        <w:rPr>
+          <w:rFonts w:ascii="돋움체" w:eastAsia="돋움체" w:hAnsi="돋움체" w:cs="돋움체"/>
+          <w:color w:val="008000"/>
+          <w:sz w:val="19"/>
+          <w:szCs w:val="20"/>
+          <w:highlight w:val="white"/>
+          <w:spacing w:val="0"/>
+        </w:rPr>
+        <w:t>켭</w:t>
+      </w:r>
+      <w:r>
+        <w:rPr>
+          <w:rFonts w:ascii="돋움체" w:eastAsia="돋움체" w:hAnsi="돋움체" w:cs="돋움체"/>
+          <w:color w:val="008000"/>
+          <w:sz w:val="19"/>
+          <w:szCs w:val="20"/>
+          <w:highlight w:val="white"/>
+          <w:spacing w:val="0"/>
+        </w:rPr>
+        <w:t>니</w:t>
+      </w:r>
+      <w:r>
+        <w:rPr>
+          <w:rFonts w:ascii="돋움체" w:eastAsia="돋움체" w:hAnsi="돋움체" w:cs="돋움체"/>
+          <w:color w:val="008000"/>
+          <w:sz w:val="19"/>
+          <w:szCs w:val="20"/>
+          <w:highlight w:val="white"/>
+          <w:spacing w:val="0"/>
+        </w:rPr>
+        <w:t>다 (await</w:t>
+      </w:r>
+      <w:r>
+        <w:rPr>
+          <w:rFonts w:ascii="돋움체" w:eastAsia="돋움체" w:hAnsi="돋움체" w:cs="돋움체"/>
+          <w:color w:val="008000"/>
+          <w:sz w:val="19"/>
+          <w:szCs w:val="20"/>
+          <w:highlight w:val="white"/>
+          <w:spacing w:val="0"/>
+        </w:rPr>
+        <w:t xml:space="preserve">를 </w:t>
+      </w:r>
+      <w:r>
+        <w:rPr>
+          <w:rFonts w:ascii="돋움체" w:eastAsia="돋움체" w:hAnsi="돋움체" w:cs="돋움체"/>
+          <w:color w:val="008000"/>
+          <w:sz w:val="19"/>
+          <w:szCs w:val="20"/>
+          <w:highlight w:val="white"/>
+          <w:spacing w:val="0"/>
+        </w:rPr>
+        <w:t>붙</w:t>
+      </w:r>
+      <w:r>
+        <w:rPr>
+          <w:rFonts w:ascii="돋움체" w:eastAsia="돋움체" w:hAnsi="돋움체" w:cs="돋움체"/>
+          <w:color w:val="008000"/>
+          <w:sz w:val="19"/>
+          <w:szCs w:val="20"/>
+          <w:highlight w:val="white"/>
+          <w:spacing w:val="0"/>
+        </w:rPr>
+        <w:t>이</w:t>
+      </w:r>
+      <w:r>
+        <w:rPr>
+          <w:rFonts w:ascii="돋움체" w:eastAsia="돋움체" w:hAnsi="돋움체" w:cs="돋움체"/>
+          <w:color w:val="008000"/>
+          <w:sz w:val="19"/>
+          <w:szCs w:val="20"/>
+          <w:highlight w:val="white"/>
+          <w:spacing w:val="0"/>
+        </w:rPr>
+        <w:t xml:space="preserve">면 </w:t>
+      </w:r>
+      <w:r>
+        <w:rPr>
+          <w:rFonts w:ascii="돋움체" w:eastAsia="돋움체" w:hAnsi="돋움체" w:cs="돋움체"/>
+          <w:color w:val="008000"/>
+          <w:sz w:val="19"/>
+          <w:szCs w:val="20"/>
+          <w:highlight w:val="white"/>
+          <w:spacing w:val="0"/>
+        </w:rPr>
+        <w:t>아</w:t>
+      </w:r>
+      <w:r>
+        <w:rPr>
+          <w:rFonts w:ascii="돋움체" w:eastAsia="돋움체" w:hAnsi="돋움체" w:cs="돋움체"/>
+          <w:color w:val="008000"/>
+          <w:sz w:val="19"/>
+          <w:szCs w:val="20"/>
+          <w:highlight w:val="white"/>
+          <w:spacing w:val="0"/>
+        </w:rPr>
+        <w:t>래 Accept</w:t>
+      </w:r>
+      <w:r>
+        <w:rPr>
+          <w:rFonts w:ascii="돋움체" w:eastAsia="돋움체" w:hAnsi="돋움체" w:cs="돋움체"/>
+          <w:color w:val="008000"/>
+          <w:sz w:val="19"/>
+          <w:szCs w:val="20"/>
+          <w:highlight w:val="white"/>
+          <w:spacing w:val="0"/>
+        </w:rPr>
+        <w:t xml:space="preserve">로 </w:t>
+      </w:r>
+      <w:r>
+        <w:rPr>
+          <w:rFonts w:ascii="돋움체" w:eastAsia="돋움체" w:hAnsi="돋움체" w:cs="돋움체"/>
+          <w:color w:val="008000"/>
+          <w:sz w:val="19"/>
+          <w:szCs w:val="20"/>
+          <w:highlight w:val="white"/>
+          <w:spacing w:val="0"/>
+        </w:rPr>
+        <w:t xml:space="preserve">못 </w:t>
+      </w:r>
+      <w:r>
+        <w:rPr>
+          <w:rFonts w:ascii="돋움체" w:eastAsia="돋움체" w:hAnsi="돋움체" w:cs="돋움체"/>
+          <w:color w:val="008000"/>
+          <w:sz w:val="19"/>
+          <w:szCs w:val="20"/>
+          <w:highlight w:val="white"/>
+          <w:spacing w:val="0"/>
+        </w:rPr>
+        <w:t>갑</w:t>
+      </w:r>
+      <w:r>
+        <w:rPr>
+          <w:rFonts w:ascii="돋움체" w:eastAsia="돋움체" w:hAnsi="돋움체" w:cs="돋움체"/>
+          <w:color w:val="008000"/>
+          <w:sz w:val="19"/>
+          <w:szCs w:val="20"/>
+          <w:highlight w:val="white"/>
+          <w:spacing w:val="0"/>
+        </w:rPr>
+        <w:t>니</w:t>
+      </w:r>
+      <w:r>
+        <w:rPr>
+          <w:rFonts w:ascii="돋움체" w:eastAsia="돋움체" w:hAnsi="돋움체" w:cs="돋움체"/>
+          <w:color w:val="008000"/>
+          <w:sz w:val="19"/>
+          <w:szCs w:val="20"/>
+          <w:highlight w:val="white"/>
+          <w:spacing w:val="0"/>
+        </w:rPr>
+        <w:t>다)</w:t>
+      </w:r>
+    </w:p>
+    <w:p>
+      <w:pPr>
+        <w:rPr>
+          <w:rFonts w:ascii="돋움체" w:eastAsia="돋움체" w:hAnsi="돋움체" w:cs="돋움체"/>
+          <w:color w:val="000000"/>
+          <w:sz w:val="19"/>
+          <w:szCs w:val="20"/>
+          <w:highlight w:val="white"/>
+          <w:spacing w:val="0"/>
+        </w:rPr>
+      </w:pPr>
+      <w:r>
+        <w:rPr>
+          <w:rFonts w:ascii="돋움체" w:eastAsia="돋움체" w:hAnsi="돋움체" w:cs="돋움체"/>
+          <w:color w:val="000000"/>
+          <w:sz w:val="19"/>
+          <w:szCs w:val="20"/>
+          <w:highlight w:val="white"/>
+          <w:spacing w:val="0"/>
+        </w:rPr>
+        <w:t xml:space="preserve">    _udpServer = </w:t>
+      </w:r>
+      <w:r>
+        <w:rPr>
+          <w:rFonts w:ascii="돋움체" w:eastAsia="돋움체" w:hAnsi="돋움체" w:cs="돋움체"/>
+          <w:color w:val="0000FF"/>
+          <w:sz w:val="19"/>
+          <w:szCs w:val="20"/>
+          <w:highlight w:val="white"/>
+          <w:spacing w:val="0"/>
+        </w:rPr>
+        <w:t>new</w:t>
+      </w:r>
+      <w:r>
+        <w:rPr>
+          <w:rFonts w:ascii="돋움체" w:eastAsia="돋움체" w:hAnsi="돋움체" w:cs="돋움체"/>
+          <w:color w:val="000000"/>
+          <w:sz w:val="19"/>
+          <w:szCs w:val="20"/>
+          <w:highlight w:val="white"/>
+          <w:spacing w:val="0"/>
+        </w:rPr>
+        <w:t xml:space="preserve"> </w:t>
+      </w:r>
+      <w:r>
+        <w:rPr>
+          <w:rFonts w:ascii="돋움체" w:eastAsia="돋움체" w:hAnsi="돋움체" w:cs="돋움체"/>
+          <w:color w:val="2B91AF"/>
+          <w:sz w:val="19"/>
+          <w:szCs w:val="20"/>
+          <w:highlight w:val="white"/>
+          <w:spacing w:val="0"/>
+        </w:rPr>
+        <w:t>UdpServer</w:t>
+      </w:r>
+      <w:r>
+        <w:rPr>
+          <w:rFonts w:ascii="돋움체" w:eastAsia="돋움체" w:hAnsi="돋움체" w:cs="돋움체"/>
+          <w:color w:val="000000"/>
+          <w:sz w:val="19"/>
+          <w:szCs w:val="20"/>
+          <w:highlight w:val="white"/>
+          <w:spacing w:val="0"/>
+        </w:rPr>
+        <w:t>();</w:t>
+      </w:r>
+    </w:p>
+    <w:p>
+      <w:pPr>
+        <w:rPr>
+          <w:rFonts w:ascii="돋움체" w:eastAsia="돋움체" w:hAnsi="돋움체" w:cs="돋움체"/>
+          <w:color w:val="000000"/>
+          <w:sz w:val="19"/>
+          <w:szCs w:val="20"/>
+          <w:highlight w:val="white"/>
+          <w:spacing w:val="0"/>
+        </w:rPr>
+      </w:pPr>
+      <w:r>
+        <w:rPr>
+          <w:rFonts w:ascii="돋움체" w:eastAsia="돋움체" w:hAnsi="돋움체" w:cs="돋움체"/>
+          <w:color w:val="000000"/>
+          <w:sz w:val="19"/>
+          <w:szCs w:val="20"/>
+          <w:highlight w:val="white"/>
+          <w:spacing w:val="0"/>
+        </w:rPr>
+        <w:t xml:space="preserve">    </w:t>
+      </w:r>
+      <w:r>
+        <w:rPr>
+          <w:rFonts w:ascii="돋움체" w:eastAsia="돋움체" w:hAnsi="돋움체" w:cs="돋움체"/>
+          <w:color w:val="0000FF"/>
+          <w:sz w:val="19"/>
+          <w:szCs w:val="20"/>
+          <w:highlight w:val="white"/>
+          <w:spacing w:val="0"/>
+        </w:rPr>
+        <w:t>_</w:t>
+      </w:r>
+      <w:r>
+        <w:rPr>
+          <w:rFonts w:ascii="돋움체" w:eastAsia="돋움체" w:hAnsi="돋움체" w:cs="돋움체"/>
+          <w:color w:val="000000"/>
+          <w:sz w:val="19"/>
+          <w:szCs w:val="20"/>
+          <w:highlight w:val="white"/>
+          <w:spacing w:val="0"/>
+        </w:rPr>
+        <w:t xml:space="preserve"> = _udpServer</w:t>
+      </w:r>
+      <w:r>
+        <w:rPr>
+          <w:rFonts w:ascii="돋움체" w:eastAsia="돋움체" w:hAnsi="돋움체" w:cs="돋움체"/>
+          <w:color w:val="000000"/>
+          <w:sz w:val="19"/>
+          <w:szCs w:val="20"/>
+          <w:highlight w:val="white"/>
+          <w:spacing w:val="0"/>
+        </w:rPr>
+        <w:t>.StartAsync();</w:t>
+      </w:r>
+    </w:p>
+    <w:p>
+      <w:pPr>
+        <w:rPr>
+          <w:rFonts w:ascii="돋움체" w:eastAsia="돋움체" w:hAnsi="돋움체" w:cs="돋움체"/>
+          <w:color w:val="000000"/>
+          <w:sz w:val="19"/>
+          <w:szCs w:val="20"/>
+          <w:highlight w:val="white"/>
+          <w:spacing w:val="0"/>
+        </w:rPr>
+      </w:pPr>
+    </w:p>
+    <w:p>
+      <w:pPr>
+        <w:rPr>
+          <w:rFonts w:ascii="돋움체" w:eastAsia="돋움체" w:hAnsi="돋움체" w:cs="돋움체"/>
+          <w:color w:val="008000"/>
+          <w:sz w:val="19"/>
+          <w:szCs w:val="20"/>
+          <w:highlight w:val="white"/>
+          <w:spacing w:val="0"/>
+        </w:rPr>
+      </w:pPr>
+      <w:r>
+        <w:rPr>
+          <w:rFonts w:ascii="돋움체" w:eastAsia="돋움체" w:hAnsi="돋움체" w:cs="돋움체"/>
+          <w:color w:val="000000"/>
+          <w:sz w:val="19"/>
+          <w:szCs w:val="20"/>
+          <w:highlight w:val="white"/>
+          <w:spacing w:val="0"/>
+        </w:rPr>
+        <w:t xml:space="preserve">    </w:t>
+      </w:r>
+      <w:r>
+        <w:rPr>
+          <w:rFonts w:ascii="돋움체" w:eastAsia="돋움체" w:hAnsi="돋움체" w:cs="돋움체"/>
+          <w:color w:val="008000"/>
+          <w:sz w:val="19"/>
+          <w:szCs w:val="20"/>
+          <w:highlight w:val="white"/>
+          <w:spacing w:val="0"/>
+        </w:rPr>
+        <w:t>// 2</w:t>
+      </w:r>
+      <w:r>
+        <w:rPr>
+          <w:rFonts w:ascii="돋움체" w:eastAsia="돋움체" w:hAnsi="돋움체" w:cs="돋움체"/>
+          <w:color w:val="008000"/>
+          <w:sz w:val="19"/>
+          <w:szCs w:val="20"/>
+          <w:highlight w:val="white"/>
+          <w:spacing w:val="0"/>
+        </w:rPr>
+        <w:t>초</w:t>
+      </w:r>
+      <w:r>
+        <w:rPr>
+          <w:rFonts w:ascii="돋움체" w:eastAsia="돋움체" w:hAnsi="돋움체" w:cs="돋움체"/>
+          <w:color w:val="008000"/>
+          <w:sz w:val="19"/>
+          <w:szCs w:val="20"/>
+          <w:highlight w:val="white"/>
+          <w:spacing w:val="0"/>
+        </w:rPr>
+        <w:t>마</w:t>
+      </w:r>
+      <w:r>
+        <w:rPr>
+          <w:rFonts w:ascii="돋움체" w:eastAsia="돋움체" w:hAnsi="돋움체" w:cs="돋움체"/>
+          <w:color w:val="008000"/>
+          <w:sz w:val="19"/>
+          <w:szCs w:val="20"/>
+          <w:highlight w:val="white"/>
+          <w:spacing w:val="0"/>
+        </w:rPr>
+        <w:t xml:space="preserve">다 </w:t>
+      </w:r>
+      <w:r>
+        <w:rPr>
+          <w:rFonts w:ascii="돋움체" w:eastAsia="돋움체" w:hAnsi="돋움체" w:cs="돋움체"/>
+          <w:color w:val="008000"/>
+          <w:sz w:val="19"/>
+          <w:szCs w:val="20"/>
+          <w:highlight w:val="white"/>
+          <w:spacing w:val="0"/>
+        </w:rPr>
+        <w:t>상</w:t>
+      </w:r>
+      <w:r>
+        <w:rPr>
+          <w:rFonts w:ascii="돋움체" w:eastAsia="돋움체" w:hAnsi="돋움체" w:cs="돋움체"/>
+          <w:color w:val="008000"/>
+          <w:sz w:val="19"/>
+          <w:szCs w:val="20"/>
+          <w:highlight w:val="white"/>
+          <w:spacing w:val="0"/>
+        </w:rPr>
+        <w:t>태</w:t>
+      </w:r>
+      <w:r>
+        <w:rPr>
+          <w:rFonts w:ascii="돋움체" w:eastAsia="돋움체" w:hAnsi="돋움체" w:cs="돋움체"/>
+          <w:color w:val="008000"/>
+          <w:sz w:val="19"/>
+          <w:szCs w:val="20"/>
+          <w:highlight w:val="white"/>
+          <w:spacing w:val="0"/>
+        </w:rPr>
+        <w:t xml:space="preserve">를 </w:t>
+      </w:r>
+      <w:r>
+        <w:rPr>
+          <w:rFonts w:ascii="돋움체" w:eastAsia="돋움체" w:hAnsi="돋움체" w:cs="돋움체"/>
+          <w:color w:val="008000"/>
+          <w:sz w:val="19"/>
+          <w:szCs w:val="20"/>
+          <w:highlight w:val="white"/>
+          <w:spacing w:val="0"/>
+        </w:rPr>
+        <w:t>출</w:t>
+      </w:r>
+      <w:r>
+        <w:rPr>
+          <w:rFonts w:ascii="돋움체" w:eastAsia="돋움체" w:hAnsi="돋움체" w:cs="돋움체"/>
+          <w:color w:val="008000"/>
+          <w:sz w:val="19"/>
+          <w:szCs w:val="20"/>
+          <w:highlight w:val="white"/>
+          <w:spacing w:val="0"/>
+        </w:rPr>
+        <w:t>력</w:t>
+      </w:r>
+      <w:r>
+        <w:rPr>
+          <w:rFonts w:ascii="돋움체" w:eastAsia="돋움체" w:hAnsi="돋움체" w:cs="돋움체"/>
+          <w:color w:val="008000"/>
+          <w:sz w:val="19"/>
+          <w:szCs w:val="20"/>
+          <w:highlight w:val="white"/>
+          <w:spacing w:val="0"/>
+        </w:rPr>
+        <w:t>합</w:t>
+      </w:r>
+      <w:r>
+        <w:rPr>
+          <w:rFonts w:ascii="돋움체" w:eastAsia="돋움체" w:hAnsi="돋움체" w:cs="돋움체"/>
+          <w:color w:val="008000"/>
+          <w:sz w:val="19"/>
+          <w:szCs w:val="20"/>
+          <w:highlight w:val="white"/>
+          <w:spacing w:val="0"/>
+        </w:rPr>
+        <w:t>니</w:t>
+      </w:r>
+      <w:r>
+        <w:rPr>
+          <w:rFonts w:ascii="돋움체" w:eastAsia="돋움체" w:hAnsi="돋움체" w:cs="돋움체"/>
+          <w:color w:val="008000"/>
+          <w:sz w:val="19"/>
+          <w:szCs w:val="20"/>
+          <w:highlight w:val="white"/>
+          <w:spacing w:val="0"/>
+        </w:rPr>
+        <w:t>다 (</w:t>
+      </w:r>
+      <w:r>
+        <w:rPr>
+          <w:rFonts w:ascii="돋움체" w:eastAsia="돋움체" w:hAnsi="돋움체" w:cs="돋움체"/>
+          <w:color w:val="008000"/>
+          <w:sz w:val="19"/>
+          <w:szCs w:val="20"/>
+          <w:highlight w:val="white"/>
+          <w:spacing w:val="0"/>
+        </w:rPr>
+        <w:t>측</w:t>
+      </w:r>
+      <w:r>
+        <w:rPr>
+          <w:rFonts w:ascii="돋움체" w:eastAsia="돋움체" w:hAnsi="돋움체" w:cs="돋움체"/>
+          <w:color w:val="008000"/>
+          <w:sz w:val="19"/>
+          <w:szCs w:val="20"/>
+          <w:highlight w:val="white"/>
+          <w:spacing w:val="0"/>
+        </w:rPr>
+        <w:t xml:space="preserve">정 </w:t>
+      </w:r>
+      <w:r>
+        <w:rPr>
+          <w:rFonts w:ascii="돋움체" w:eastAsia="돋움체" w:hAnsi="돋움체" w:cs="돋움체"/>
+          <w:color w:val="008000"/>
+          <w:sz w:val="19"/>
+          <w:szCs w:val="20"/>
+          <w:highlight w:val="white"/>
+          <w:spacing w:val="0"/>
+        </w:rPr>
+        <w:t>과</w:t>
+      </w:r>
+      <w:r>
+        <w:rPr>
+          <w:rFonts w:ascii="돋움체" w:eastAsia="돋움체" w:hAnsi="돋움체" w:cs="돋움체"/>
+          <w:color w:val="008000"/>
+          <w:sz w:val="19"/>
+          <w:szCs w:val="20"/>
+          <w:highlight w:val="white"/>
+          <w:spacing w:val="0"/>
+        </w:rPr>
+        <w:t>제</w:t>
+      </w:r>
+      <w:r>
+        <w:rPr>
+          <w:rFonts w:ascii="돋움체" w:eastAsia="돋움체" w:hAnsi="돋움체" w:cs="돋움체"/>
+          <w:color w:val="008000"/>
+          <w:sz w:val="19"/>
+          <w:szCs w:val="20"/>
+          <w:highlight w:val="white"/>
+          <w:spacing w:val="0"/>
+        </w:rPr>
+        <w:t>에</w:t>
+      </w:r>
+      <w:r>
+        <w:rPr>
+          <w:rFonts w:ascii="돋움체" w:eastAsia="돋움체" w:hAnsi="돋움체" w:cs="돋움체"/>
+          <w:color w:val="008000"/>
+          <w:sz w:val="19"/>
+          <w:szCs w:val="20"/>
+          <w:highlight w:val="white"/>
+          <w:spacing w:val="0"/>
+        </w:rPr>
+        <w:t xml:space="preserve">서 </w:t>
+      </w:r>
+      <w:r>
+        <w:rPr>
+          <w:rFonts w:ascii="돋움체" w:eastAsia="돋움체" w:hAnsi="돋움체" w:cs="돋움체"/>
+          <w:color w:val="008000"/>
+          <w:sz w:val="19"/>
+          <w:szCs w:val="20"/>
+          <w:highlight w:val="white"/>
+          <w:spacing w:val="0"/>
+        </w:rPr>
+        <w:t>씁</w:t>
+      </w:r>
+      <w:r>
+        <w:rPr>
+          <w:rFonts w:ascii="돋움체" w:eastAsia="돋움체" w:hAnsi="돋움체" w:cs="돋움체"/>
+          <w:color w:val="008000"/>
+          <w:sz w:val="19"/>
+          <w:szCs w:val="20"/>
+          <w:highlight w:val="white"/>
+          <w:spacing w:val="0"/>
+        </w:rPr>
+        <w:t>니</w:t>
+      </w:r>
+      <w:r>
+        <w:rPr>
+          <w:rFonts w:ascii="돋움체" w:eastAsia="돋움체" w:hAnsi="돋움체" w:cs="돋움체"/>
+          <w:color w:val="008000"/>
+          <w:sz w:val="19"/>
+          <w:szCs w:val="20"/>
+          <w:highlight w:val="white"/>
+          <w:spacing w:val="0"/>
+        </w:rPr>
+        <w:t>다)</w:t>
+      </w:r>
+    </w:p>
+    <w:p>
+      <w:pPr>
+        <w:rPr>
+          <w:rFonts w:ascii="돋움체" w:eastAsia="돋움체" w:hAnsi="돋움체" w:cs="돋움체"/>
+          <w:color w:val="000000"/>
+          <w:sz w:val="19"/>
+          <w:szCs w:val="20"/>
+          <w:highlight w:val="white"/>
+          <w:spacing w:val="0"/>
+        </w:rPr>
+      </w:pPr>
+      <w:r>
+        <w:rPr>
+          <w:rFonts w:ascii="돋움체" w:eastAsia="돋움체" w:hAnsi="돋움체" w:cs="돋움체"/>
+          <w:color w:val="000000"/>
+          <w:sz w:val="19"/>
+          <w:szCs w:val="20"/>
+          <w:highlight w:val="white"/>
+          <w:spacing w:val="0"/>
+        </w:rPr>
+        <w:t xml:space="preserve">    </w:t>
+      </w:r>
+      <w:r>
+        <w:rPr>
+          <w:rFonts w:ascii="돋움체" w:eastAsia="돋움체" w:hAnsi="돋움체" w:cs="돋움체"/>
+          <w:color w:val="0000FF"/>
+          <w:sz w:val="19"/>
+          <w:szCs w:val="20"/>
+          <w:highlight w:val="white"/>
+          <w:spacing w:val="0"/>
+        </w:rPr>
+        <w:t>_</w:t>
+      </w:r>
+      <w:r>
+        <w:rPr>
+          <w:rFonts w:ascii="돋움체" w:eastAsia="돋움체" w:hAnsi="돋움체" w:cs="돋움체"/>
+          <w:color w:val="000000"/>
+          <w:sz w:val="19"/>
+          <w:szCs w:val="20"/>
+          <w:highlight w:val="white"/>
+          <w:spacing w:val="0"/>
+        </w:rPr>
+        <w:t xml:space="preserve"> = StatsLoopAsync();</w:t>
+      </w:r>
+    </w:p>
+    <w:p>
+      <w:pPr>
+        <w:rPr>
+          <w:rFonts w:ascii="돋움체" w:eastAsia="돋움체" w:hAnsi="돋움체" w:cs="돋움체"/>
+          <w:color w:val="000000"/>
+          <w:sz w:val="19"/>
+          <w:szCs w:val="20"/>
+          <w:highlight w:val="white"/>
+          <w:spacing w:val="0"/>
+        </w:rPr>
+      </w:pPr>
+    </w:p>
+    <w:p>
+      <w:pPr>
+        <w:rPr>
+          <w:rFonts w:ascii="돋움체" w:eastAsia="돋움체" w:hAnsi="돋움체" w:cs="돋움체"/>
+          <w:color w:val="000000"/>
+          <w:sz w:val="19"/>
+          <w:szCs w:val="20"/>
+          <w:highlight w:val="white"/>
+          <w:spacing w:val="0"/>
+        </w:rPr>
+      </w:pPr>
+      <w:r>
+        <w:rPr>
+          <w:rFonts w:ascii="돋움체" w:eastAsia="돋움체" w:hAnsi="돋움체" w:cs="돋움체"/>
+          <w:color w:val="000000"/>
+          <w:sz w:val="19"/>
+          <w:szCs w:val="20"/>
+          <w:highlight w:val="white"/>
+          <w:spacing w:val="0"/>
+        </w:rPr>
+        <w:t xml:space="preserve">    </w:t>
+      </w:r>
+      <w:r>
+        <w:rPr>
+          <w:rFonts w:ascii="돋움체" w:eastAsia="돋움체" w:hAnsi="돋움체" w:cs="돋움체"/>
+          <w:color w:val="0000FF"/>
+          <w:sz w:val="19"/>
+          <w:szCs w:val="20"/>
+          <w:highlight w:val="white"/>
+          <w:spacing w:val="0"/>
+        </w:rPr>
+        <w:t>while</w:t>
+      </w:r>
+      <w:r>
+        <w:rPr>
+          <w:rFonts w:ascii="돋움체" w:eastAsia="돋움체" w:hAnsi="돋움체" w:cs="돋움체"/>
+          <w:color w:val="000000"/>
+          <w:sz w:val="19"/>
+          <w:szCs w:val="20"/>
+          <w:highlight w:val="white"/>
+          <w:spacing w:val="0"/>
+        </w:rPr>
+        <w:t xml:space="preserve"> (</w:t>
+      </w:r>
+      <w:r>
+        <w:rPr>
+          <w:rFonts w:ascii="돋움체" w:eastAsia="돋움체" w:hAnsi="돋움체" w:cs="돋움체"/>
+          <w:color w:val="0000FF"/>
+          <w:sz w:val="19"/>
+          <w:szCs w:val="20"/>
+          <w:highlight w:val="white"/>
+          <w:spacing w:val="0"/>
+        </w:rPr>
+        <w:t>true</w:t>
+      </w:r>
+      <w:r>
+        <w:rPr>
+          <w:rFonts w:ascii="돋움체" w:eastAsia="돋움체" w:hAnsi="돋움체" w:cs="돋움체"/>
+          <w:color w:val="000000"/>
+          <w:sz w:val="19"/>
+          <w:szCs w:val="20"/>
+          <w:highlight w:val="white"/>
+          <w:spacing w:val="0"/>
+        </w:rPr>
+        <w:t>)</w:t>
+      </w:r>
+    </w:p>
+    <w:p>
+      <w:pPr>
+        <w:rPr>
+          <w:rFonts w:ascii="돋움체" w:eastAsia="돋움체" w:hAnsi="돋움체" w:cs="돋움체"/>
+          <w:color w:val="000000"/>
+          <w:sz w:val="19"/>
+          <w:szCs w:val="20"/>
+          <w:highlight w:val="white"/>
+          <w:spacing w:val="0"/>
+        </w:rPr>
+      </w:pPr>
+      <w:r>
+        <w:rPr>
+          <w:rFonts w:ascii="돋움체" w:eastAsia="돋움체" w:hAnsi="돋움체" w:cs="돋움체"/>
+          <w:color w:val="000000"/>
+          <w:sz w:val="19"/>
+          <w:szCs w:val="20"/>
+          <w:highlight w:val="white"/>
+          <w:spacing w:val="0"/>
+        </w:rPr>
+        <w:t xml:space="preserve">    </w:t>
+      </w:r>
+      <w:r>
+        <w:rPr>
+          <w:rFonts w:ascii="돋움체" w:eastAsia="돋움체" w:hAnsi="돋움체" w:cs="돋움체"/>
+          <w:color w:val="000000"/>
+          <w:sz w:val="19"/>
+          <w:szCs w:val="20"/>
+          <w:highlight w:val="white"/>
+          <w:spacing w:val="0"/>
+        </w:rPr>
+        <w:t>{</w:t>
+      </w:r>
+    </w:p>
+    <w:p>
+      <w:pPr>
+        <w:rPr>
+          <w:rFonts w:ascii="돋움체" w:eastAsia="돋움체" w:hAnsi="돋움체" w:cs="돋움체"/>
+          <w:color w:val="000000"/>
+          <w:sz w:val="19"/>
+          <w:szCs w:val="20"/>
+          <w:highlight w:val="white"/>
+          <w:spacing w:val="0"/>
+        </w:rPr>
+      </w:pPr>
+      <w:r>
+        <w:rPr>
+          <w:rFonts w:ascii="돋움체" w:eastAsia="돋움체" w:hAnsi="돋움체" w:cs="돋움체"/>
+          <w:color w:val="000000"/>
+          <w:sz w:val="19"/>
+          <w:szCs w:val="20"/>
+          <w:highlight w:val="white"/>
+          <w:spacing w:val="0"/>
+        </w:rPr>
+        <w:t xml:space="preserve">        </w:t>
+      </w:r>
+      <w:r>
+        <w:rPr>
+          <w:rFonts w:ascii="돋움체" w:eastAsia="돋움체" w:hAnsi="돋움체" w:cs="돋움체"/>
+          <w:color w:val="2B91AF"/>
+          <w:sz w:val="19"/>
+          <w:szCs w:val="20"/>
+          <w:highlight w:val="white"/>
+          <w:spacing w:val="0"/>
+        </w:rPr>
+        <w:t>Socket</w:t>
+      </w:r>
+      <w:r>
+        <w:rPr>
+          <w:rFonts w:ascii="돋움체" w:eastAsia="돋움체" w:hAnsi="돋움체" w:cs="돋움체"/>
+          <w:color w:val="000000"/>
+          <w:sz w:val="19"/>
+          <w:szCs w:val="20"/>
+          <w:highlight w:val="white"/>
+          <w:spacing w:val="0"/>
+        </w:rPr>
+        <w:t xml:space="preserve"> clientSocket = </w:t>
+      </w:r>
+      <w:r>
+        <w:rPr>
+          <w:rFonts w:ascii="돋움체" w:eastAsia="돋움체" w:hAnsi="돋움체" w:cs="돋움체"/>
+          <w:color w:val="0000FF"/>
+          <w:sz w:val="19"/>
+          <w:szCs w:val="20"/>
+          <w:highlight w:val="white"/>
+          <w:spacing w:val="0"/>
+        </w:rPr>
+        <w:t>await</w:t>
+      </w:r>
+      <w:r>
+        <w:rPr>
+          <w:rFonts w:ascii="돋움체" w:eastAsia="돋움체" w:hAnsi="돋움체" w:cs="돋움체"/>
+          <w:color w:val="000000"/>
+          <w:sz w:val="19"/>
+          <w:szCs w:val="20"/>
+          <w:highlight w:val="white"/>
+          <w:spacing w:val="0"/>
+        </w:rPr>
+        <w:t xml:space="preserve"> _listenSocket</w:t>
+      </w:r>
+      <w:r>
+        <w:rPr>
+          <w:rFonts w:ascii="돋움체" w:eastAsia="돋움체" w:hAnsi="돋움체" w:cs="돋움체"/>
+          <w:color w:val="000000"/>
+          <w:sz w:val="19"/>
+          <w:szCs w:val="20"/>
+          <w:highlight w:val="white"/>
+          <w:spacing w:val="0"/>
+        </w:rPr>
+        <w:t>.AcceptAsync();</w:t>
+      </w:r>
+    </w:p>
+    <w:p>
+      <w:pPr>
+        <w:rPr>
+          <w:rFonts w:ascii="돋움체" w:eastAsia="돋움체" w:hAnsi="돋움체" w:cs="돋움체"/>
+          <w:color w:val="000000"/>
+          <w:sz w:val="19"/>
+          <w:szCs w:val="20"/>
+          <w:highlight w:val="white"/>
+          <w:spacing w:val="0"/>
+        </w:rPr>
+      </w:pPr>
+    </w:p>
+    <w:p>
+      <w:pPr>
+        <w:rPr>
+          <w:rFonts w:ascii="돋움체" w:eastAsia="돋움체" w:hAnsi="돋움체" w:cs="돋움체"/>
+          <w:color w:val="000000"/>
+          <w:sz w:val="19"/>
+          <w:szCs w:val="20"/>
+          <w:highlight w:val="white"/>
+          <w:spacing w:val="0"/>
+        </w:rPr>
+      </w:pPr>
+      <w:r>
+        <w:rPr>
+          <w:rFonts w:ascii="돋움체" w:eastAsia="돋움체" w:hAnsi="돋움체" w:cs="돋움체"/>
+          <w:color w:val="000000"/>
+          <w:sz w:val="19"/>
+          <w:szCs w:val="20"/>
+          <w:highlight w:val="white"/>
+          <w:spacing w:val="0"/>
+        </w:rPr>
+        <w:t xml:space="preserve">        clientSocket</w:t>
+      </w:r>
+      <w:r>
+        <w:rPr>
+          <w:rFonts w:ascii="돋움체" w:eastAsia="돋움체" w:hAnsi="돋움체" w:cs="돋움체"/>
+          <w:color w:val="000000"/>
+          <w:sz w:val="19"/>
+          <w:szCs w:val="20"/>
+          <w:highlight w:val="white"/>
+          <w:spacing w:val="0"/>
+        </w:rPr>
+        <w:t xml:space="preserve">.NoDelay = </w:t>
+      </w:r>
+      <w:r>
+        <w:rPr>
+          <w:rFonts w:ascii="돋움체" w:eastAsia="돋움체" w:hAnsi="돋움체" w:cs="돋움체"/>
+          <w:color w:val="0000FF"/>
+          <w:sz w:val="19"/>
+          <w:szCs w:val="20"/>
+          <w:highlight w:val="white"/>
+          <w:spacing w:val="0"/>
+        </w:rPr>
+        <w:t>true</w:t>
+      </w:r>
+      <w:r>
+        <w:rPr>
+          <w:rFonts w:ascii="돋움체" w:eastAsia="돋움체" w:hAnsi="돋움체" w:cs="돋움체"/>
+          <w:color w:val="000000"/>
+          <w:sz w:val="19"/>
+          <w:szCs w:val="20"/>
+          <w:highlight w:val="white"/>
+          <w:spacing w:val="0"/>
+        </w:rPr>
+        <w:t>;</w:t>
+      </w:r>
+    </w:p>
+    <w:p>
+      <w:pPr>
+        <w:rPr>
+          <w:rFonts w:ascii="돋움체" w:eastAsia="돋움체" w:hAnsi="돋움체" w:cs="돋움체"/>
+          <w:color w:val="000000"/>
+          <w:sz w:val="19"/>
+          <w:szCs w:val="20"/>
+          <w:highlight w:val="white"/>
+          <w:spacing w:val="0"/>
+        </w:rPr>
+      </w:pPr>
+    </w:p>
+    <w:p>
+      <w:pPr>
+        <w:rPr>
+          <w:rFonts w:ascii="돋움체" w:eastAsia="돋움체" w:hAnsi="돋움체" w:cs="돋움체"/>
+          <w:color w:val="000000"/>
+          <w:sz w:val="19"/>
+          <w:szCs w:val="20"/>
+          <w:highlight w:val="white"/>
+          <w:spacing w:val="0"/>
+        </w:rPr>
+      </w:pPr>
+      <w:r>
+        <w:rPr>
+          <w:rFonts w:ascii="돋움체" w:eastAsia="돋움체" w:hAnsi="돋움체" w:cs="돋움체"/>
+          <w:color w:val="000000"/>
+          <w:sz w:val="19"/>
+          <w:szCs w:val="20"/>
+          <w:highlight w:val="white"/>
+          <w:spacing w:val="0"/>
+        </w:rPr>
+        <w:t xml:space="preserve">        </w:t>
+      </w:r>
+      <w:r>
+        <w:rPr>
+          <w:rFonts w:ascii="돋움체" w:eastAsia="돋움체" w:hAnsi="돋움체" w:cs="돋움체"/>
+          <w:color w:val="0000FF"/>
+          <w:sz w:val="19"/>
+          <w:szCs w:val="20"/>
+          <w:highlight w:val="white"/>
+          <w:spacing w:val="0"/>
+        </w:rPr>
+        <w:t>int</w:t>
+      </w:r>
+      <w:r>
+        <w:rPr>
+          <w:rFonts w:ascii="돋움체" w:eastAsia="돋움체" w:hAnsi="돋움체" w:cs="돋움체"/>
+          <w:color w:val="000000"/>
+          <w:sz w:val="19"/>
+          <w:szCs w:val="20"/>
+          <w:highlight w:val="white"/>
+          <w:spacing w:val="0"/>
+        </w:rPr>
+        <w:t xml:space="preserve"> playerId = </w:t>
+      </w:r>
+      <w:r>
+        <w:rPr>
+          <w:rFonts w:ascii="돋움체" w:eastAsia="돋움체" w:hAnsi="돋움체" w:cs="돋움체"/>
+          <w:color w:val="2B91AF"/>
+          <w:sz w:val="19"/>
+          <w:szCs w:val="20"/>
+          <w:highlight w:val="white"/>
+          <w:spacing w:val="0"/>
+        </w:rPr>
+        <w:t>Interlocked</w:t>
+      </w:r>
+      <w:r>
+        <w:rPr>
+          <w:rFonts w:ascii="돋움체" w:eastAsia="돋움체" w:hAnsi="돋움체" w:cs="돋움체"/>
+          <w:color w:val="000000"/>
+          <w:sz w:val="19"/>
+          <w:szCs w:val="20"/>
+          <w:highlight w:val="white"/>
+          <w:spacing w:val="0"/>
+        </w:rPr>
+        <w:t>.Increment(</w:t>
+      </w:r>
+      <w:r>
+        <w:rPr>
+          <w:rFonts w:ascii="돋움체" w:eastAsia="돋움체" w:hAnsi="돋움체" w:cs="돋움체"/>
+          <w:color w:val="0000FF"/>
+          <w:sz w:val="19"/>
+          <w:szCs w:val="20"/>
+          <w:highlight w:val="white"/>
+          <w:spacing w:val="0"/>
+        </w:rPr>
+        <w:t>ref</w:t>
+      </w:r>
+      <w:r>
+        <w:rPr>
+          <w:rFonts w:ascii="돋움체" w:eastAsia="돋움체" w:hAnsi="돋움체" w:cs="돋움체"/>
+          <w:color w:val="000000"/>
+          <w:sz w:val="19"/>
+          <w:szCs w:val="20"/>
+          <w:highlight w:val="white"/>
+          <w:spacing w:val="0"/>
+        </w:rPr>
+        <w:t xml:space="preserve"> _nextPlayerId);</w:t>
+      </w:r>
+    </w:p>
+    <w:p>
+      <w:pPr>
+        <w:rPr>
+          <w:rFonts w:ascii="돋움체" w:eastAsia="돋움체" w:hAnsi="돋움체" w:cs="돋움체"/>
+          <w:color w:val="000000"/>
+          <w:sz w:val="19"/>
+          <w:szCs w:val="20"/>
+          <w:highlight w:val="white"/>
+          <w:spacing w:val="0"/>
+        </w:rPr>
+      </w:pPr>
+    </w:p>
+    <w:p>
+      <w:pPr>
+        <w:rPr>
+          <w:rFonts w:ascii="돋움체" w:eastAsia="돋움체" w:hAnsi="돋움체" w:cs="돋움체"/>
+          <w:color w:val="000000"/>
+          <w:sz w:val="19"/>
+          <w:szCs w:val="20"/>
+          <w:highlight w:val="white"/>
+          <w:spacing w:val="0"/>
+        </w:rPr>
+      </w:pPr>
+      <w:r>
+        <w:rPr>
+          <w:rFonts w:ascii="돋움체" w:eastAsia="돋움체" w:hAnsi="돋움체" w:cs="돋움체"/>
+          <w:color w:val="000000"/>
+          <w:sz w:val="19"/>
+          <w:szCs w:val="20"/>
+          <w:highlight w:val="white"/>
+          <w:spacing w:val="0"/>
+        </w:rPr>
+        <w:t xml:space="preserve">        </w:t>
+      </w:r>
+      <w:r>
+        <w:rPr>
+          <w:rFonts w:ascii="돋움체" w:eastAsia="돋움체" w:hAnsi="돋움체" w:cs="돋움체"/>
+          <w:color w:val="2B91AF"/>
+          <w:sz w:val="19"/>
+          <w:szCs w:val="20"/>
+          <w:highlight w:val="white"/>
+          <w:spacing w:val="0"/>
+        </w:rPr>
+        <w:t>ClientSession</w:t>
+      </w:r>
+      <w:r>
+        <w:rPr>
+          <w:rFonts w:ascii="돋움체" w:eastAsia="돋움체" w:hAnsi="돋움체" w:cs="돋움체"/>
+          <w:color w:val="000000"/>
+          <w:sz w:val="19"/>
+          <w:szCs w:val="20"/>
+          <w:highlight w:val="white"/>
+          <w:spacing w:val="0"/>
+        </w:rPr>
+        <w:t xml:space="preserve"> session = </w:t>
+      </w:r>
+      <w:r>
+        <w:rPr>
+          <w:rFonts w:ascii="돋움체" w:eastAsia="돋움체" w:hAnsi="돋움체" w:cs="돋움체"/>
+          <w:color w:val="0000FF"/>
+          <w:sz w:val="19"/>
+          <w:szCs w:val="20"/>
+          <w:highlight w:val="white"/>
+          <w:spacing w:val="0"/>
+        </w:rPr>
+        <w:t>new</w:t>
+      </w:r>
+      <w:r>
+        <w:rPr>
+          <w:rFonts w:ascii="돋움체" w:eastAsia="돋움체" w:hAnsi="돋움체" w:cs="돋움체"/>
+          <w:color w:val="000000"/>
+          <w:sz w:val="19"/>
+          <w:szCs w:val="20"/>
+          <w:highlight w:val="white"/>
+          <w:spacing w:val="0"/>
+        </w:rPr>
+        <w:t xml:space="preserve"> </w:t>
+      </w:r>
+      <w:r>
+        <w:rPr>
+          <w:rFonts w:ascii="돋움체" w:eastAsia="돋움체" w:hAnsi="돋움체" w:cs="돋움체"/>
+          <w:color w:val="2B91AF"/>
+          <w:sz w:val="19"/>
+          <w:szCs w:val="20"/>
+          <w:highlight w:val="white"/>
+          <w:spacing w:val="0"/>
+        </w:rPr>
+        <w:t>ClientSession</w:t>
+      </w:r>
+      <w:r>
+        <w:rPr>
+          <w:rFonts w:ascii="돋움체" w:eastAsia="돋움체" w:hAnsi="돋움체" w:cs="돋움체"/>
+          <w:color w:val="000000"/>
+          <w:sz w:val="19"/>
+          <w:szCs w:val="20"/>
+          <w:highlight w:val="white"/>
+          <w:spacing w:val="0"/>
+        </w:rPr>
+        <w:t>(clientSocket, playerId);</w:t>
+      </w:r>
+    </w:p>
+    <w:p>
+      <w:pPr>
+        <w:rPr>
+          <w:rFonts w:ascii="돋움체" w:eastAsia="돋움체" w:hAnsi="돋움체" w:cs="돋움체"/>
+          <w:color w:val="000000"/>
+          <w:sz w:val="19"/>
+          <w:szCs w:val="20"/>
+          <w:highlight w:val="white"/>
+          <w:spacing w:val="0"/>
+        </w:rPr>
+      </w:pPr>
+      <w:r>
+        <w:rPr>
+          <w:rFonts w:ascii="돋움체" w:eastAsia="돋움체" w:hAnsi="돋움체" w:cs="돋움체"/>
+          <w:color w:val="000000"/>
+          <w:sz w:val="19"/>
+          <w:szCs w:val="20"/>
+          <w:highlight w:val="white"/>
+          <w:spacing w:val="0"/>
+        </w:rPr>
+        <w:t xml:space="preserve">        _sessions</w:t>
+      </w:r>
+      <w:r>
+        <w:rPr>
+          <w:rFonts w:ascii="돋움체" w:eastAsia="돋움체" w:hAnsi="돋움체" w:cs="돋움체"/>
+          <w:color w:val="000000"/>
+          <w:sz w:val="19"/>
+          <w:szCs w:val="20"/>
+          <w:highlight w:val="white"/>
+          <w:spacing w:val="0"/>
+        </w:rPr>
+        <w:t>.TryAdd(playerId, session);</w:t>
+      </w:r>
+    </w:p>
+    <w:p>
+      <w:pPr>
+        <w:rPr>
+          <w:rFonts w:ascii="돋움체" w:eastAsia="돋움체" w:hAnsi="돋움체" w:cs="돋움체"/>
+          <w:color w:val="000000"/>
+          <w:sz w:val="19"/>
+          <w:szCs w:val="20"/>
+          <w:highlight w:val="white"/>
+          <w:spacing w:val="0"/>
+        </w:rPr>
+      </w:pPr>
+    </w:p>
+    <w:p>
+      <w:pPr>
+        <w:rPr>
+          <w:rFonts w:ascii="돋움체" w:eastAsia="돋움체" w:hAnsi="돋움체" w:cs="돋움체"/>
+          <w:color w:val="008000"/>
+          <w:sz w:val="19"/>
+          <w:szCs w:val="20"/>
+          <w:highlight w:val="white"/>
+          <w:spacing w:val="0"/>
+        </w:rPr>
+      </w:pPr>
+      <w:r>
+        <w:rPr>
+          <w:rFonts w:ascii="돋움체" w:eastAsia="돋움체" w:hAnsi="돋움체" w:cs="돋움체"/>
+          <w:color w:val="000000"/>
+          <w:sz w:val="19"/>
+          <w:szCs w:val="20"/>
+          <w:highlight w:val="white"/>
+          <w:spacing w:val="0"/>
+        </w:rPr>
+        <w:t xml:space="preserve">        </w:t>
+      </w:r>
+      <w:r>
+        <w:rPr>
+          <w:rFonts w:ascii="돋움체" w:eastAsia="돋움체" w:hAnsi="돋움체" w:cs="돋움체"/>
+          <w:color w:val="0000FF"/>
+          <w:sz w:val="19"/>
+          <w:szCs w:val="20"/>
+          <w:highlight w:val="white"/>
+          <w:spacing w:val="0"/>
+        </w:rPr>
+        <w:t>await</w:t>
+      </w:r>
+      <w:r>
+        <w:rPr>
+          <w:rFonts w:ascii="돋움체" w:eastAsia="돋움체" w:hAnsi="돋움체" w:cs="돋움체"/>
+          <w:color w:val="000000"/>
+          <w:sz w:val="19"/>
+          <w:szCs w:val="20"/>
+          <w:highlight w:val="white"/>
+          <w:spacing w:val="0"/>
+        </w:rPr>
+        <w:t xml:space="preserve"> session</w:t>
+      </w:r>
+      <w:r>
+        <w:rPr>
+          <w:rFonts w:ascii="돋움체" w:eastAsia="돋움체" w:hAnsi="돋움체" w:cs="돋움체"/>
+          <w:color w:val="000000"/>
+          <w:sz w:val="19"/>
+          <w:szCs w:val="20"/>
+          <w:highlight w:val="white"/>
+          <w:spacing w:val="0"/>
+        </w:rPr>
+        <w:t xml:space="preserve">.RunAsync();          </w:t>
+      </w:r>
+      <w:r>
+        <w:rPr>
+          <w:rFonts w:ascii="돋움체" w:eastAsia="돋움체" w:hAnsi="돋움체" w:cs="돋움체"/>
+          <w:color w:val="008000"/>
+          <w:sz w:val="19"/>
+          <w:szCs w:val="20"/>
+          <w:highlight w:val="white"/>
+          <w:spacing w:val="0"/>
+        </w:rPr>
+        <w:t>//</w:t>
+      </w:r>
+      <w:r>
+        <w:rPr>
+          <w:rFonts w:ascii="돋움체" w:eastAsia="돋움체" w:hAnsi="돋움체" w:cs="돋움체"/>
+          <w:color w:val="008000"/>
+          <w:sz w:val="19"/>
+          <w:szCs w:val="20"/>
+          <w:highlight w:val="white"/>
+          <w:spacing w:val="0"/>
+        </w:rPr>
+        <w:t>보</w:t>
+      </w:r>
+      <w:r>
+        <w:rPr>
+          <w:rFonts w:ascii="돋움체" w:eastAsia="돋움체" w:hAnsi="돋움체" w:cs="돋움체"/>
+          <w:color w:val="008000"/>
+          <w:sz w:val="19"/>
+          <w:szCs w:val="20"/>
+          <w:highlight w:val="white"/>
+          <w:spacing w:val="0"/>
+        </w:rPr>
+        <w:t>고</w:t>
+      </w:r>
+      <w:r>
+        <w:rPr>
+          <w:rFonts w:ascii="돋움체" w:eastAsia="돋움체" w:hAnsi="돋움체" w:cs="돋움체"/>
+          <w:color w:val="008000"/>
+          <w:sz w:val="19"/>
+          <w:szCs w:val="20"/>
+          <w:highlight w:val="white"/>
+          <w:spacing w:val="0"/>
+        </w:rPr>
+        <w:t>서 C 3</w:t>
+      </w:r>
+      <w:r>
+        <w:rPr>
+          <w:rFonts w:ascii="돋움체" w:eastAsia="돋움체" w:hAnsi="돋움체" w:cs="돋움체"/>
+          <w:color w:val="008000"/>
+          <w:sz w:val="19"/>
+          <w:szCs w:val="20"/>
+          <w:highlight w:val="white"/>
+          <w:spacing w:val="0"/>
+        </w:rPr>
+        <w:t xml:space="preserve">번 </w:t>
+      </w:r>
+      <w:r>
+        <w:rPr>
+          <w:rFonts w:ascii="돋움체" w:eastAsia="돋움체" w:hAnsi="돋움체" w:cs="돋움체"/>
+          <w:color w:val="008000"/>
+          <w:sz w:val="19"/>
+          <w:szCs w:val="20"/>
+          <w:highlight w:val="white"/>
+          <w:spacing w:val="0"/>
+        </w:rPr>
+        <w:t>재</w:t>
+      </w:r>
+      <w:r>
+        <w:rPr>
+          <w:rFonts w:ascii="돋움체" w:eastAsia="돋움체" w:hAnsi="돋움체" w:cs="돋움체"/>
+          <w:color w:val="008000"/>
+          <w:sz w:val="19"/>
+          <w:szCs w:val="20"/>
+          <w:highlight w:val="white"/>
+          <w:spacing w:val="0"/>
+        </w:rPr>
+        <w:t>현</w:t>
+      </w:r>
+    </w:p>
+    <w:p>
+      <w:pPr>
+        <w:rPr>
+          <w:rFonts w:ascii="돋움체" w:eastAsia="돋움체" w:hAnsi="돋움체" w:cs="돋움체"/>
+          <w:color w:val="000000"/>
+          <w:sz w:val="19"/>
+          <w:szCs w:val="20"/>
+          <w:highlight w:val="white"/>
+          <w:spacing w:val="0"/>
+        </w:rPr>
+      </w:pPr>
+      <w:r>
+        <w:rPr>
+          <w:rFonts w:ascii="돋움체" w:eastAsia="돋움체" w:hAnsi="돋움체" w:cs="돋움체"/>
+          <w:color w:val="000000"/>
+          <w:sz w:val="19"/>
+          <w:szCs w:val="20"/>
+          <w:highlight w:val="white"/>
+          <w:spacing w:val="0"/>
+        </w:rPr>
+        <w:t xml:space="preserve">    </w:t>
+      </w:r>
+      <w:r>
+        <w:rPr>
+          <w:rFonts w:ascii="돋움체" w:eastAsia="돋움체" w:hAnsi="돋움체" w:cs="돋움체"/>
+          <w:color w:val="000000"/>
+          <w:sz w:val="19"/>
+          <w:szCs w:val="20"/>
+          <w:highlight w:val="white"/>
+          <w:spacing w:val="0"/>
+        </w:rPr>
+        <w:t>}</w:t>
+      </w:r>
+    </w:p>
+    <w:p>
+      <w:pPr>
+        <w:rPr>
+          <w:rFonts w:ascii="돋움체" w:eastAsia="돋움체" w:hAnsi="돋움체" w:cs="돋움체"/>
+          <w:color w:val="000000"/>
+          <w:sz w:val="19"/>
+          <w:szCs w:val="20"/>
+          <w:highlight w:val="white"/>
+          <w:spacing w:val="0"/>
+        </w:rPr>
+      </w:pPr>
+      <w:r>
+        <w:rPr>
+          <w:rFonts w:ascii="돋움체" w:eastAsia="돋움체" w:hAnsi="돋움체" w:cs="돋움체"/>
+          <w:color w:val="000000"/>
+          <w:sz w:val="19"/>
+          <w:szCs w:val="20"/>
+          <w:highlight w:val="white"/>
+          <w:spacing w:val="0"/>
+        </w:rPr>
+        <w:t>}</w:t>
+      </w:r>
+    </w:p>
+    <w:p>
+      <w:pPr>
+        <w:rPr>
+          <w:lang w:eastAsia="ko-KR"/>
+          <w:rFonts w:hint="eastAsia"/>
+          <w:rtl w:val="off"/>
+        </w:rPr>
+      </w:pPr>
+    </w:p>
+    <w:p>
+      <w:pPr>
+        <w:rPr>
+          <w:lang w:eastAsia="ko-KR"/>
+          <w:rFonts w:hint="eastAsia"/>
+          <w:rtl w:val="off"/>
+        </w:rPr>
+      </w:pPr>
+      <w:r>
+        <w:rPr>
+          <w:lang w:eastAsia="ko-KR"/>
+          <w:rFonts w:hint="eastAsia"/>
+          <w:rtl w:val="off"/>
+        </w:rPr>
+        <w:t>변경후 실행</w:t>
+      </w:r>
+    </w:p>
+    <w:p>
+      <w:pPr>
+        <w:rPr>
+          <w:lang w:eastAsia="ko-KR"/>
+          <w:rFonts w:hint="eastAsia"/>
+          <w:rtl w:val="off"/>
+        </w:rPr>
+      </w:pPr>
+      <w:r>
+        <w:rPr>
+          <w:lang w:eastAsia="ko-KR"/>
+          <w:rFonts w:hint="eastAsia"/>
+          <w:rtl w:val="off"/>
+        </w:rPr>
+        <w:drawing>
+          <wp:inline distT="0" distB="0" distL="180" distR="180">
+            <wp:extent cx="6290310" cy="3373120"/>
+            <wp:effectExtent l="0" t="0" r="0" b="0"/>
+            <wp:docPr id="1025" name="shape1025" hidden="0"/>
+            <wp:cNvGraphicFramePr>
+              <a:graphicFrameLocks xmlns:a="http://schemas.openxmlformats.org/drawingml/2006/main" noChangeAspect="1"/>
+            </wp:cNvGraphicFramePr>
+            <a:graphic xmlns:a="http://schemas.openxmlformats.org/drawingml/2006/main">
+              <a:graphicData uri="http://schemas.openxmlformats.org/drawingml/2006/picture">
+                <pic:pic xmlns:pic="http://schemas.openxmlformats.org/drawingml/2006/picture">
+                  <pic:nvPicPr>
+                    <pic:cNvPr id="0" name="이미지"/>
+                    <pic:cNvPicPr preferRelativeResize="1">
+                      <a:picLocks noChangeAspect="1"/>
+                    </pic:cNvPicPr>
+                  </pic:nvPicPr>
+                  <pic:blipFill>
+                    <a:blip r:embed="rId1">
+                      <a:extLst>
+                        <a:ext uri="{28A0092B-C50C-407E-A947-70E740481C1C}">
+                          <a14:useLocalDpi xmlns:a14="http://schemas.microsoft.com/office/drawing/2010/main" val="0"/>
+                        </a:ext>
+                      </a:extLst>
+                    </a:blip>
+                    <a:srcRect/>
+                    <a:stretch>
+                      <a:fillRect/>
+                    </a:stretch>
+                  </pic:blipFill>
+                  <pic:spPr>
+                    <a:xfrm>
+                      <a:off x="0" y="0"/>
+                      <a:ext cx="6290310" cy="3373120"/>
+                    </a:xfrm>
+                    <a:prstGeom prst="rect"/>
+                  </pic:spPr>
+                </pic:pic>
+              </a:graphicData>
+            </a:graphic>
+          </wp:inline>
+        </w:drawing>
+      </w:r>
+    </w:p>
+    <w:p>
+      <w:pPr>
+        <w:rPr>
+          <w:lang w:eastAsia="ko-KR"/>
+          <w:rFonts w:hint="eastAsia"/>
+          <w:rtl w:val="off"/>
+        </w:rPr>
+      </w:pPr>
+      <w:r>
+        <w:rPr>
+          <w:lang w:eastAsia="ko-KR"/>
+          <w:rFonts w:hint="eastAsia"/>
+          <w:rtl w:val="off"/>
+        </w:rPr>
+        <w:drawing>
+          <wp:inline distT="0" distB="0" distL="180" distR="180">
+            <wp:extent cx="6290310" cy="2235835"/>
+            <wp:effectExtent l="0" t="0" r="0" b="0"/>
+            <wp:docPr id="1027" name="shape1027" hidden="0"/>
+            <wp:cNvGraphicFramePr>
+              <a:graphicFrameLocks xmlns:a="http://schemas.openxmlformats.org/drawingml/2006/main" noChangeAspect="1"/>
+            </wp:cNvGraphicFramePr>
+            <a:graphic xmlns:a="http://schemas.openxmlformats.org/drawingml/2006/main">
+              <a:graphicData uri="http://schemas.openxmlformats.org/drawingml/2006/picture">
+                <pic:pic xmlns:pic="http://schemas.openxmlformats.org/drawingml/2006/picture">
+                  <pic:nvPicPr>
+                    <pic:cNvPr id="0" name="이미지"/>
+                    <pic:cNvPicPr preferRelativeResize="1">
+                      <a:picLocks noChangeAspect="1"/>
+                    </pic:cNvPicPr>
+                  </pic:nvPicPr>
+                  <pic:blipFill>
+                    <a:blip r:embed="rId2">
+                      <a:extLst>
+                        <a:ext uri="{28A0092B-C50C-407E-A947-70E740481C1C}">
+                          <a14:useLocalDpi xmlns:a14="http://schemas.microsoft.com/office/drawing/2010/main" val="0"/>
+                        </a:ext>
+                      </a:extLst>
+                    </a:blip>
+                    <a:srcRect/>
+                    <a:stretch>
+                      <a:fillRect/>
+                    </a:stretch>
+                  </pic:blipFill>
+                  <pic:spPr>
+                    <a:xfrm>
+                      <a:off x="0" y="0"/>
+                      <a:ext cx="6290310" cy="2235835"/>
+                    </a:xfrm>
+                    <a:prstGeom prst="rect"/>
+                  </pic:spPr>
+                </pic:pic>
+              </a:graphicData>
+            </a:graphic>
+          </wp:inline>
+        </w:drawing>
+      </w:r>
+    </w:p>
+    <w:p>
+      <w:r>
+        <w:rPr>
+          <w:lang w:eastAsia="ko-KR"/>
+          <w:rtl w:val="off"/>
+        </w:rPr>
+        <w:t>결과 : TCP 연결 시도는 되지만 서버가 아직 두 번째 세션을 처리하지 못해 접속 수가 1에 계속 머물렀습니다.</w:t>
+      </w:r>
     </w:p>
     <w:p>
       <w:pPr>
@@ -1142,14 +3494,14 @@
       </w:pPr>
       <w:r>
         <w:rPr>
-          <w:rFonts w:ascii="맑은 고딕" w:cs="맑은 고딕" w:eastAsia="맑은 고딕" w:hAnsi="맑은 고딕"/>
+          <w:rFonts w:ascii="맑은 고딕" w:eastAsia="맑은 고딕" w:hAnsi="맑은 고딕" w:cs="맑은 고딕"/>
           <w:b/>
           <w:bCs/>
           <w:color w:val="D14850"/>
           <w:sz w:val="21"/>
           <w:szCs w:val="21"/>
         </w:rPr>
-        <w:t xml:space="preserve">4. 빈 catch 블록은 안티패턴입니다</w:t>
+        <w:t>4. 빈 catch 블록은 안티패턴입니다</w:t>
       </w:r>
     </w:p>
     <w:p>
@@ -1158,12 +3510,12 @@
       </w:pPr>
       <w:r>
         <w:rPr>
-          <w:rFonts w:ascii="맑은 고딕" w:cs="맑은 고딕" w:eastAsia="맑은 고딕" w:hAnsi="맑은 고딕"/>
+          <w:rFonts w:ascii="맑은 고딕" w:eastAsia="맑은 고딕" w:hAnsi="맑은 고딕" w:cs="맑은 고딕"/>
           <w:color w:val="1F2937"/>
           <w:sz w:val="20"/>
           <w:szCs w:val="20"/>
         </w:rPr>
-        <w:t xml:space="preserve">UdpServer.BroadcastLoopAsync() 에서 전송 실패를 catch { } 로 삼키고 있습니다. 예외를 조용히 무시하는 것은 디버깅을 어렵게 만드는 대표적인 안티패턴입니다.</w:t>
+        <w:t>UdpServer.BroadcastLoopAsync() 에서 전송 실패를 catch { } 로 삼키고 있습니다. 예외를 조용히 무시하는 것은 디버깅을 어렵게 만드는 대표적인 안티패턴입니다.</w:t>
       </w:r>
     </w:p>
     <w:p>
@@ -1172,25 +3524,26 @@
       </w:pPr>
       <w:r>
         <w:rPr>
-          <w:rFonts w:ascii="맑은 고딕" w:cs="맑은 고딕" w:eastAsia="맑은 고딕" w:hAnsi="맑은 고딕"/>
+          <w:rFonts w:ascii="맑은 고딕" w:eastAsia="맑은 고딕" w:hAnsi="맑은 고딕" w:cs="맑은 고딕"/>
           <w:color w:val="1F2937"/>
           <w:sz w:val="20"/>
           <w:szCs w:val="20"/>
         </w:rPr>
-        <w:t xml:space="preserve">최소한 로그를 남기고, 가능하면 재시도 로직을 추가해야 합니다.</w:t>
+        <w:t>최소한 로그를 남기고, 가능하면 재시도 로직을 추가해야 합니다.</w:t>
       </w:r>
     </w:p>
     <w:tbl>
       <w:tblPr>
-        <w:tblW w:type="dxa" w:w="9360"/>
+        <w:tblW w:w="9360" w:type="dxa"/>
         <w:tblBorders>
-          <w:top w:val="single" w:color="auto" w:sz="4"/>
-          <w:left w:val="single" w:color="auto" w:sz="4"/>
-          <w:bottom w:val="single" w:color="auto" w:sz="4"/>
-          <w:right w:val="single" w:color="auto" w:sz="4"/>
-          <w:insideH w:val="single" w:color="auto" w:sz="4"/>
-          <w:insideV w:val="single" w:color="auto" w:sz="4"/>
+          <w:top w:val="single" w:sz="4" w:space="0" w:color="auto"/>
+          <w:left w:val="single" w:sz="4" w:space="0" w:color="auto"/>
+          <w:bottom w:val="single" w:sz="4" w:space="0" w:color="auto"/>
+          <w:right w:val="single" w:sz="4" w:space="0" w:color="auto"/>
+          <w:insideH w:val="single" w:sz="4" w:space="0" w:color="auto"/>
+          <w:insideV w:val="single" w:sz="4" w:space="0" w:color="auto"/>
         </w:tblBorders>
+        <w:tblLook w:val="04A0" w:firstRow="1" w:lastRow="0" w:firstColumn="1" w:lastColumn="0" w:noHBand="0" w:noVBand="1"/>
       </w:tblPr>
       <w:tblGrid>
         <w:gridCol w:w="9360"/>
@@ -1202,17 +3555,17 @@
         <w:tc>
           <w:tcPr>
             <w:tcBorders>
-              <w:top w:val="single" w:color="D1D5DB" w:sz="4"/>
-              <w:left w:val="single" w:color="D1D5DB" w:sz="4"/>
-              <w:bottom w:val="single" w:color="D1D5DB" w:sz="4"/>
-              <w:right w:val="single" w:color="D1D5DB" w:sz="4"/>
+              <w:top w:val="single" w:sz="4" w:space="0" w:color="D1D5DB"/>
+              <w:left w:val="single" w:sz="4" w:space="0" w:color="D1D5DB"/>
+              <w:bottom w:val="single" w:sz="4" w:space="0" w:color="D1D5DB"/>
+              <w:right w:val="single" w:sz="4" w:space="0" w:color="D1D5DB"/>
             </w:tcBorders>
-            <w:shd w:fill="F3F4F6" w:val="clear"/>
+            <w:shd w:val="clear" w:color="auto" w:fill="F3F4F6"/>
             <w:tcMar>
-              <w:top w:type="dxa" w:w="130"/>
-              <w:left w:type="dxa" w:w="200"/>
-              <w:bottom w:type="dxa" w:w="130"/>
-              <w:right w:type="dxa" w:w="200"/>
+              <w:top w:w="130" w:type="dxa"/>
+              <w:left w:w="200" w:type="dxa"/>
+              <w:bottom w:w="130" w:type="dxa"/>
+              <w:right w:w="200" w:type="dxa"/>
             </w:tcMar>
           </w:tcPr>
           <w:p>
@@ -1221,12 +3574,12 @@
             </w:pPr>
             <w:r>
               <w:rPr>
-                <w:rFonts w:ascii="Consolas" w:cs="Consolas" w:eastAsia="Consolas" w:hAnsi="Consolas"/>
+                <w:rFonts w:ascii="Consolas" w:eastAsia="Consolas" w:hAnsi="Consolas" w:cs="Consolas"/>
                 <w:color w:val="1F2937"/>
                 <w:sz w:val="16"/>
                 <w:szCs w:val="16"/>
               </w:rPr>
-              <w:t xml:space="preserve">catch (Exception ex)</w:t>
+              <w:t>catch (Exception ex)</w:t>
             </w:r>
           </w:p>
           <w:p>
@@ -1235,12 +3588,12 @@
             </w:pPr>
             <w:r>
               <w:rPr>
-                <w:rFonts w:ascii="Consolas" w:cs="Consolas" w:eastAsia="Consolas" w:hAnsi="Consolas"/>
+                <w:rFonts w:ascii="Consolas" w:eastAsia="Consolas" w:hAnsi="Consolas" w:cs="Consolas"/>
                 <w:color w:val="1F2937"/>
                 <w:sz w:val="16"/>
                 <w:szCs w:val="16"/>
               </w:rPr>
-              <w:t xml:space="preserve">{</w:t>
+              <w:t>{</w:t>
             </w:r>
           </w:p>
           <w:p>
@@ -1249,7 +3602,7 @@
             </w:pPr>
             <w:r>
               <w:rPr>
-                <w:rFonts w:ascii="Consolas" w:cs="Consolas" w:eastAsia="Consolas" w:hAnsi="Consolas"/>
+                <w:rFonts w:ascii="Consolas" w:eastAsia="Consolas" w:hAnsi="Consolas" w:cs="Consolas"/>
                 <w:color w:val="1F2937"/>
                 <w:sz w:val="16"/>
                 <w:szCs w:val="16"/>
@@ -1263,12 +3616,12 @@
             </w:pPr>
             <w:r>
               <w:rPr>
-                <w:rFonts w:ascii="Consolas" w:cs="Consolas" w:eastAsia="Consolas" w:hAnsi="Consolas"/>
+                <w:rFonts w:ascii="Consolas" w:eastAsia="Consolas" w:hAnsi="Consolas" w:cs="Consolas"/>
                 <w:color w:val="1F2937"/>
                 <w:sz w:val="16"/>
                 <w:szCs w:val="16"/>
               </w:rPr>
-              <w:t xml:space="preserve">}</w:t>
+              <w:t>}</w:t>
             </w:r>
           </w:p>
         </w:tc>
@@ -1278,27 +3631,19 @@
       <w:pPr>
         <w:spacing w:after="80" w:before="60"/>
       </w:pPr>
-      <w:r>
-        <w:rPr>
-          <w:rFonts w:ascii="맑은 고딕" w:cs="맑은 고딕" w:eastAsia="맑은 고딕" w:hAnsi="맑은 고딕"/>
-          <w:color w:val="1F2937"/>
-          <w:sz w:val="20"/>
-          <w:szCs w:val="20"/>
-        </w:rPr>
-        <w:t xml:space="preserve"/>
-      </w:r>
     </w:p>
     <w:tbl>
       <w:tblPr>
-        <w:tblW w:type="dxa" w:w="9360"/>
+        <w:tblW w:w="9360" w:type="dxa"/>
         <w:tblBorders>
-          <w:top w:val="single" w:color="auto" w:sz="4"/>
-          <w:left w:val="single" w:color="auto" w:sz="4"/>
-          <w:bottom w:val="single" w:color="auto" w:sz="4"/>
-          <w:right w:val="single" w:color="auto" w:sz="4"/>
-          <w:insideH w:val="single" w:color="auto" w:sz="4"/>
-          <w:insideV w:val="single" w:color="auto" w:sz="4"/>
+          <w:top w:val="single" w:sz="4" w:space="0" w:color="auto"/>
+          <w:left w:val="single" w:sz="4" w:space="0" w:color="auto"/>
+          <w:bottom w:val="single" w:sz="4" w:space="0" w:color="auto"/>
+          <w:right w:val="single" w:sz="4" w:space="0" w:color="auto"/>
+          <w:insideH w:val="single" w:sz="4" w:space="0" w:color="auto"/>
+          <w:insideV w:val="single" w:sz="4" w:space="0" w:color="auto"/>
         </w:tblBorders>
+        <w:tblLook w:val="04A0" w:firstRow="1" w:lastRow="0" w:firstColumn="1" w:lastColumn="0" w:noHBand="0" w:noVBand="1"/>
       </w:tblPr>
       <w:tblGrid>
         <w:gridCol w:w="9360"/>
@@ -1310,17 +3655,17 @@
         <w:tc>
           <w:tcPr>
             <w:tcBorders>
-              <w:top w:val="single" w:color="C7CBD1" w:sz="4"/>
-              <w:left w:val="single" w:color="C7CBD1" w:sz="4"/>
-              <w:bottom w:val="single" w:color="C7CBD1" w:sz="4"/>
-              <w:right w:val="single" w:color="C7CBD1" w:sz="4"/>
+              <w:top w:val="single" w:sz="4" w:space="0" w:color="C7CBD1"/>
+              <w:left w:val="single" w:sz="4" w:space="0" w:color="C7CBD1"/>
+              <w:bottom w:val="single" w:sz="4" w:space="0" w:color="C7CBD1"/>
+              <w:right w:val="single" w:sz="4" w:space="0" w:color="C7CBD1"/>
             </w:tcBorders>
-            <w:shd w:fill="FAFAFB" w:val="clear"/>
+            <w:shd w:val="clear" w:color="auto" w:fill="FAFAFB"/>
             <w:tcMar>
-              <w:top w:type="dxa" w:w="140"/>
-              <w:left w:type="dxa" w:w="200"/>
-              <w:bottom w:type="dxa" w:w="140"/>
-              <w:right w:type="dxa" w:w="200"/>
+              <w:top w:w="140" w:type="dxa"/>
+              <w:left w:w="200" w:type="dxa"/>
+              <w:bottom w:w="140" w:type="dxa"/>
+              <w:right w:w="200" w:type="dxa"/>
             </w:tcMar>
           </w:tcPr>
           <w:p>
@@ -1329,14 +3674,14 @@
             </w:pPr>
             <w:r>
               <w:rPr>
-                <w:rFonts w:ascii="맑은 고딕" w:cs="맑은 고딕" w:eastAsia="맑은 고딕" w:hAnsi="맑은 고딕"/>
+                <w:rFonts w:ascii="맑은 고딕" w:eastAsia="맑은 고딕" w:hAnsi="맑은 고딕" w:cs="맑은 고딕"/>
                 <w:b/>
                 <w:bCs/>
                 <w:color w:val="2F3C7E"/>
                 <w:sz w:val="19"/>
                 <w:szCs w:val="19"/>
               </w:rPr>
-              <w:t xml:space="preserve">판정 :     □ 동의        □ 반대</w:t>
+              <w:t>판정 :   반대</w:t>
             </w:r>
           </w:p>
           <w:p>
@@ -1345,12 +3690,36 @@
             </w:pPr>
             <w:r>
               <w:rPr>
-                <w:rFonts w:ascii="맑은 고딕" w:cs="맑은 고딕" w:eastAsia="맑은 고딕" w:hAnsi="맑은 고딕"/>
+                <w:rFonts w:ascii="맑은 고딕" w:eastAsia="맑은 고딕" w:hAnsi="맑은 고딕" w:cs="맑은 고딕"/>
                 <w:color w:val="6B7280"/>
                 <w:sz w:val="18"/>
                 <w:szCs w:val="18"/>
               </w:rPr>
-              <w:t xml:space="preserve">근거 : ______________________________________________________</w:t>
+              <w:t xml:space="preserve">근거 </w:t>
+            </w:r>
+            <w:r>
+              <w:rPr>
+                <w:lang w:eastAsia="ko-KR"/>
+                <w:rFonts w:ascii="맑은 고딕" w:eastAsia="맑은 고딕" w:hAnsi="맑은 고딕" w:cs="맑은 고딕"/>
+                <w:color w:val="6B7280"/>
+                <w:sz w:val="18"/>
+                <w:szCs w:val="18"/>
+                <w:rtl w:val="off"/>
+              </w:rPr>
+              <w:t xml:space="preserve">: </w:t>
+            </w:r>
+            <w:r>
+              <w:rPr>
+                <w:lang w:eastAsia="ko-KR"/>
+                <w:rFonts w:ascii="맑은 고딕" w:eastAsia="맑은 고딕" w:hAnsi="맑은 고딕" w:cs="맑은 고딕"/>
+                <w:b/>
+                <w:bCs/>
+                <w:color w:val="000000"/>
+                <w:sz w:val="18"/>
+                <w:szCs w:val="18"/>
+                <w:rtl w:val="off"/>
+              </w:rPr>
+              <w:t xml:space="preserve">UDP 위치는 다음 틱에도 다시 전송되므로 매번 실패 로그를 남기면 콘솔이 로그로 가득 찰 수 있다. 반복 오류는 필요한 경우 횟수를 제한해 기록하는 편이 낫다. </w:t>
             </w:r>
           </w:p>
         </w:tc>
@@ -1362,14 +3731,14 @@
       </w:pPr>
       <w:r>
         <w:rPr>
-          <w:rFonts w:ascii="맑은 고딕" w:cs="맑은 고딕" w:eastAsia="맑은 고딕" w:hAnsi="맑은 고딕"/>
+          <w:rFonts w:ascii="맑은 고딕" w:eastAsia="맑은 고딕" w:hAnsi="맑은 고딕" w:cs="맑은 고딕"/>
           <w:b/>
           <w:bCs/>
           <w:color w:val="D14850"/>
           <w:sz w:val="21"/>
           <w:szCs w:val="21"/>
         </w:rPr>
-        <w:t xml:space="preserve">5. Task.Delay(33) 은 정밀하지 않습니다</w:t>
+        <w:t>5. Task.Delay(33) 은 정밀하지 않습니다</w:t>
       </w:r>
     </w:p>
     <w:p>
@@ -1378,12 +3747,12 @@
       </w:pPr>
       <w:r>
         <w:rPr>
-          <w:rFonts w:ascii="맑은 고딕" w:cs="맑은 고딕" w:eastAsia="맑은 고딕" w:hAnsi="맑은 고딕"/>
+          <w:rFonts w:ascii="맑은 고딕" w:eastAsia="맑은 고딕" w:hAnsi="맑은 고딕" w:cs="맑은 고딕"/>
           <w:color w:val="1F2937"/>
           <w:sz w:val="20"/>
           <w:szCs w:val="20"/>
         </w:rPr>
-        <w:t xml:space="preserve">30fps 를 의도했다면 간격은 1000/30 = 33.33ms 여야 하는데 33ms 를 쓰고 있어 실제로는 약 30.3fps 가 됩니다. 또한 Task.Delay 는 OS 타이머 해상도의 영향을 받아 오차가 누적됩니다.</w:t>
+        <w:t>30fps 를 의도했다면 간격은 1000/30 = 33.33ms 여야 하는데 33ms 를 쓰고 있어 실제로는 약 30.3fps 가 됩니다. 또한 Task.Delay 는 OS 타이머 해상도의 영향을 받아 오차가 누적됩니다.</w:t>
       </w:r>
     </w:p>
     <w:p>
@@ -1392,25 +3761,26 @@
       </w:pPr>
       <w:r>
         <w:rPr>
-          <w:rFonts w:ascii="맑은 고딕" w:cs="맑은 고딕" w:eastAsia="맑은 고딕" w:hAnsi="맑은 고딕"/>
+          <w:rFonts w:ascii="맑은 고딕" w:eastAsia="맑은 고딕" w:hAnsi="맑은 고딕" w:cs="맑은 고딕"/>
           <w:color w:val="1F2937"/>
           <w:sz w:val="20"/>
           <w:szCs w:val="20"/>
         </w:rPr>
-        <w:t xml:space="preserve">고정밀 타이머나 Stopwatch 기반 보정 루프로 교체할 것을 권고합니다.</w:t>
+        <w:t>고정밀 타이머나 Stopwatch 기반 보정 루프로 교체할 것을 권고합니다.</w:t>
       </w:r>
     </w:p>
     <w:tbl>
       <w:tblPr>
-        <w:tblW w:type="dxa" w:w="9360"/>
+        <w:tblW w:w="9360" w:type="dxa"/>
         <w:tblBorders>
-          <w:top w:val="single" w:color="auto" w:sz="4"/>
-          <w:left w:val="single" w:color="auto" w:sz="4"/>
-          <w:bottom w:val="single" w:color="auto" w:sz="4"/>
-          <w:right w:val="single" w:color="auto" w:sz="4"/>
-          <w:insideH w:val="single" w:color="auto" w:sz="4"/>
-          <w:insideV w:val="single" w:color="auto" w:sz="4"/>
+          <w:top w:val="single" w:sz="4" w:space="0" w:color="auto"/>
+          <w:left w:val="single" w:sz="4" w:space="0" w:color="auto"/>
+          <w:bottom w:val="single" w:sz="4" w:space="0" w:color="auto"/>
+          <w:right w:val="single" w:sz="4" w:space="0" w:color="auto"/>
+          <w:insideH w:val="single" w:sz="4" w:space="0" w:color="auto"/>
+          <w:insideV w:val="single" w:sz="4" w:space="0" w:color="auto"/>
         </w:tblBorders>
+        <w:tblLook w:val="04A0" w:firstRow="1" w:lastRow="0" w:firstColumn="1" w:lastColumn="0" w:noHBand="0" w:noVBand="1"/>
       </w:tblPr>
       <w:tblGrid>
         <w:gridCol w:w="9360"/>
@@ -1422,17 +3792,17 @@
         <w:tc>
           <w:tcPr>
             <w:tcBorders>
-              <w:top w:val="single" w:color="C7CBD1" w:sz="4"/>
-              <w:left w:val="single" w:color="C7CBD1" w:sz="4"/>
-              <w:bottom w:val="single" w:color="C7CBD1" w:sz="4"/>
-              <w:right w:val="single" w:color="C7CBD1" w:sz="4"/>
+              <w:top w:val="single" w:sz="4" w:space="0" w:color="C7CBD1"/>
+              <w:left w:val="single" w:sz="4" w:space="0" w:color="C7CBD1"/>
+              <w:bottom w:val="single" w:sz="4" w:space="0" w:color="C7CBD1"/>
+              <w:right w:val="single" w:sz="4" w:space="0" w:color="C7CBD1"/>
             </w:tcBorders>
-            <w:shd w:fill="FAFAFB" w:val="clear"/>
+            <w:shd w:val="clear" w:color="auto" w:fill="FAFAFB"/>
             <w:tcMar>
-              <w:top w:type="dxa" w:w="140"/>
-              <w:left w:type="dxa" w:w="200"/>
-              <w:bottom w:type="dxa" w:w="140"/>
-              <w:right w:type="dxa" w:w="200"/>
+              <w:top w:w="140" w:type="dxa"/>
+              <w:left w:w="200" w:type="dxa"/>
+              <w:bottom w:w="140" w:type="dxa"/>
+              <w:right w:w="200" w:type="dxa"/>
             </w:tcMar>
           </w:tcPr>
           <w:p>
@@ -1441,14 +3811,14 @@
             </w:pPr>
             <w:r>
               <w:rPr>
-                <w:rFonts w:ascii="맑은 고딕" w:cs="맑은 고딕" w:eastAsia="맑은 고딕" w:hAnsi="맑은 고딕"/>
+                <w:rFonts w:ascii="맑은 고딕" w:eastAsia="맑은 고딕" w:hAnsi="맑은 고딕" w:cs="맑은 고딕"/>
                 <w:b/>
                 <w:bCs/>
                 <w:color w:val="2F3C7E"/>
                 <w:sz w:val="19"/>
                 <w:szCs w:val="19"/>
               </w:rPr>
-              <w:t xml:space="preserve">판정 :     □ 동의        □ 반대</w:t>
+              <w:t xml:space="preserve">판정 :     동의        </w:t>
             </w:r>
           </w:p>
           <w:p>
@@ -1457,12 +3827,25 @@
             </w:pPr>
             <w:r>
               <w:rPr>
-                <w:rFonts w:ascii="맑은 고딕" w:cs="맑은 고딕" w:eastAsia="맑은 고딕" w:hAnsi="맑은 고딕"/>
+                <w:rFonts w:ascii="맑은 고딕" w:eastAsia="맑은 고딕" w:hAnsi="맑은 고딕" w:cs="맑은 고딕"/>
                 <w:color w:val="6B7280"/>
                 <w:sz w:val="18"/>
                 <w:szCs w:val="18"/>
               </w:rPr>
-              <w:t xml:space="preserve">근거 : ______________________________________________________</w:t>
+              <w:t xml:space="preserve">근거 : </w:t>
+            </w:r>
+            <w:r>
+              <w:rPr>
+                <w:lang w:eastAsia="ko-KR"/>
+                <w:rFonts w:ascii="맑은 고딕" w:eastAsia="맑은 고딕" w:hAnsi="맑은 고딕" w:cs="맑은 고딕"/>
+                <w:b/>
+                <w:bCs/>
+                <w:color w:val="000000"/>
+                <w:sz w:val="18"/>
+                <w:szCs w:val="18"/>
+                <w:rtl w:val="off"/>
+              </w:rPr>
+              <w:t>Task.Delay(33) 는 정확히 33ms뒤에 실행된다고 보장하지 않고, 처리 시간도 더해져 틱 간격이 흔들릴 수 있다. 다만 약 30회/초가 목적이라면 고정밀 타이머가 꼭 필요한지는 별도 판단이 필요하다.</w:t>
             </w:r>
           </w:p>
         </w:tc>
@@ -1479,14 +3862,14 @@
       </w:pPr>
       <w:r>
         <w:rPr>
-          <w:rFonts w:ascii="맑은 고딕" w:cs="맑은 고딕" w:eastAsia="맑은 고딕" w:hAnsi="맑은 고딕"/>
+          <w:rFonts w:ascii="맑은 고딕" w:eastAsia="맑은 고딕" w:hAnsi="맑은 고딕" w:cs="맑은 고딕"/>
           <w:b/>
           <w:bCs/>
           <w:color w:val="D14850"/>
           <w:sz w:val="21"/>
           <w:szCs w:val="21"/>
         </w:rPr>
-        <w:t xml:space="preserve">6. 본문 길이 상한 8192는 지나치게 작습니다</w:t>
+        <w:t>6. 본문 길이 상한 8192는 지나치게 작습니다</w:t>
       </w:r>
     </w:p>
     <w:p>
@@ -1495,12 +3878,12 @@
       </w:pPr>
       <w:r>
         <w:rPr>
-          <w:rFonts w:ascii="맑은 고딕" w:cs="맑은 고딕" w:eastAsia="맑은 고딕" w:hAnsi="맑은 고딕"/>
+          <w:rFonts w:ascii="맑은 고딕" w:eastAsia="맑은 고딕" w:hAnsi="맑은 고딕" w:cs="맑은 고딕"/>
           <w:color w:val="1F2937"/>
           <w:sz w:val="20"/>
           <w:szCs w:val="20"/>
         </w:rPr>
-        <w:t xml:space="preserve">PacketHelper 의 MAX_BODY 가 8192 로 설정되어 있습니다. 사용자가 긴 채팅 메시지를 입력하면 패킷이 거부되어 전달되지 않습니다.</w:t>
+        <w:t>PacketHelper 의 MAX_BODY 가 8192 로 설정되어 있습니다. 사용자가 긴 채팅 메시지를 입력하면 패킷이 거부되어 전달되지 않습니다.</w:t>
       </w:r>
     </w:p>
     <w:p>
@@ -1509,25 +3892,26 @@
       </w:pPr>
       <w:r>
         <w:rPr>
-          <w:rFonts w:ascii="맑은 고딕" w:cs="맑은 고딕" w:eastAsia="맑은 고딕" w:hAnsi="맑은 고딕"/>
+          <w:rFonts w:ascii="맑은 고딕" w:eastAsia="맑은 고딕" w:hAnsi="맑은 고딕" w:cs="맑은 고딕"/>
           <w:color w:val="1F2937"/>
           <w:sz w:val="20"/>
           <w:szCs w:val="20"/>
         </w:rPr>
-        <w:t xml:space="preserve">일반적인 길이 프리픽스 프로토콜에서 쓰는 65535 로 완화할 것을 권고합니다.</w:t>
+        <w:t>일반적인 길이 프리픽스 프로토콜에서 쓰는 65535 로 완화할 것을 권고합니다.</w:t>
       </w:r>
     </w:p>
     <w:tbl>
       <w:tblPr>
-        <w:tblW w:type="dxa" w:w="9360"/>
+        <w:tblW w:w="9360" w:type="dxa"/>
         <w:tblBorders>
-          <w:top w:val="single" w:color="auto" w:sz="4"/>
-          <w:left w:val="single" w:color="auto" w:sz="4"/>
-          <w:bottom w:val="single" w:color="auto" w:sz="4"/>
-          <w:right w:val="single" w:color="auto" w:sz="4"/>
-          <w:insideH w:val="single" w:color="auto" w:sz="4"/>
-          <w:insideV w:val="single" w:color="auto" w:sz="4"/>
+          <w:top w:val="single" w:sz="4" w:space="0" w:color="auto"/>
+          <w:left w:val="single" w:sz="4" w:space="0" w:color="auto"/>
+          <w:bottom w:val="single" w:sz="4" w:space="0" w:color="auto"/>
+          <w:right w:val="single" w:sz="4" w:space="0" w:color="auto"/>
+          <w:insideH w:val="single" w:sz="4" w:space="0" w:color="auto"/>
+          <w:insideV w:val="single" w:sz="4" w:space="0" w:color="auto"/>
         </w:tblBorders>
+        <w:tblLook w:val="04A0" w:firstRow="1" w:lastRow="0" w:firstColumn="1" w:lastColumn="0" w:noHBand="0" w:noVBand="1"/>
       </w:tblPr>
       <w:tblGrid>
         <w:gridCol w:w="9360"/>
@@ -1539,17 +3923,17 @@
         <w:tc>
           <w:tcPr>
             <w:tcBorders>
-              <w:top w:val="single" w:color="C7CBD1" w:sz="4"/>
-              <w:left w:val="single" w:color="C7CBD1" w:sz="4"/>
-              <w:bottom w:val="single" w:color="C7CBD1" w:sz="4"/>
-              <w:right w:val="single" w:color="C7CBD1" w:sz="4"/>
+              <w:top w:val="single" w:sz="4" w:space="0" w:color="C7CBD1"/>
+              <w:left w:val="single" w:sz="4" w:space="0" w:color="C7CBD1"/>
+              <w:bottom w:val="single" w:sz="4" w:space="0" w:color="C7CBD1"/>
+              <w:right w:val="single" w:sz="4" w:space="0" w:color="C7CBD1"/>
             </w:tcBorders>
-            <w:shd w:fill="FAFAFB" w:val="clear"/>
+            <w:shd w:val="clear" w:color="auto" w:fill="FAFAFB"/>
             <w:tcMar>
-              <w:top w:type="dxa" w:w="140"/>
-              <w:left w:type="dxa" w:w="200"/>
-              <w:bottom w:type="dxa" w:w="140"/>
-              <w:right w:type="dxa" w:w="200"/>
+              <w:top w:w="140" w:type="dxa"/>
+              <w:left w:w="200" w:type="dxa"/>
+              <w:bottom w:w="140" w:type="dxa"/>
+              <w:right w:w="200" w:type="dxa"/>
             </w:tcMar>
           </w:tcPr>
           <w:p>
@@ -1558,14 +3942,14 @@
             </w:pPr>
             <w:r>
               <w:rPr>
-                <w:rFonts w:ascii="맑은 고딕" w:cs="맑은 고딕" w:eastAsia="맑은 고딕" w:hAnsi="맑은 고딕"/>
+                <w:rFonts w:ascii="맑은 고딕" w:eastAsia="맑은 고딕" w:hAnsi="맑은 고딕" w:cs="맑은 고딕"/>
                 <w:b/>
                 <w:bCs/>
                 <w:color w:val="2F3C7E"/>
                 <w:sz w:val="19"/>
                 <w:szCs w:val="19"/>
               </w:rPr>
-              <w:t xml:space="preserve">판정 :     □ 동의        □ 반대</w:t>
+              <w:t xml:space="preserve">판정 :  동의        </w:t>
             </w:r>
           </w:p>
           <w:p>
@@ -1574,12 +3958,25 @@
             </w:pPr>
             <w:r>
               <w:rPr>
-                <w:rFonts w:ascii="맑은 고딕" w:cs="맑은 고딕" w:eastAsia="맑은 고딕" w:hAnsi="맑은 고딕"/>
+                <w:rFonts w:ascii="맑은 고딕" w:eastAsia="맑은 고딕" w:hAnsi="맑은 고딕" w:cs="맑은 고딕"/>
                 <w:color w:val="6B7280"/>
                 <w:sz w:val="18"/>
                 <w:szCs w:val="18"/>
               </w:rPr>
-              <w:t xml:space="preserve">근거 : ______________________________________________________</w:t>
+              <w:t xml:space="preserve">근거 : </w:t>
+            </w:r>
+            <w:r>
+              <w:rPr>
+                <w:lang w:eastAsia="ko-KR"/>
+                <w:rFonts w:ascii="맑은 고딕" w:eastAsia="맑은 고딕" w:hAnsi="맑은 고딕" w:cs="맑은 고딕"/>
+                <w:b/>
+                <w:bCs/>
+                <w:color w:val="000000"/>
+                <w:sz w:val="18"/>
+                <w:szCs w:val="18"/>
+                <w:rtl w:val="off"/>
+              </w:rPr>
+              <w:t>현재는 본문이 8192바이트를 넘으면 연결이 종료된다. 허용할 ㅊ채팅 길이 기준이 없다면 긴 메세지가 끊기는 문제가 생길 수 있다. 다만 무조건 65535로 늘리기보다 적절한 채팅 길이 제한을 정하는게 좋다.</w:t>
             </w:r>
           </w:p>
         </w:tc>
@@ -1591,14 +3988,14 @@
       </w:pPr>
       <w:r>
         <w:rPr>
-          <w:rFonts w:ascii="맑은 고딕" w:cs="맑은 고딕" w:eastAsia="맑은 고딕" w:hAnsi="맑은 고딕"/>
+          <w:rFonts w:ascii="맑은 고딕" w:eastAsia="맑은 고딕" w:hAnsi="맑은 고딕" w:cs="맑은 고딕"/>
           <w:b/>
           <w:bCs/>
           <w:color w:val="D14850"/>
           <w:sz w:val="21"/>
           <w:szCs w:val="21"/>
         </w:rPr>
-        <w:t xml:space="preserve">7. Listen(512) 는 과도한 자원 예약입니다</w:t>
+        <w:t>7. Listen(512) 는 과도한 자원 예약입니다</w:t>
       </w:r>
     </w:p>
     <w:p>
@@ -1607,12 +4004,12 @@
       </w:pPr>
       <w:r>
         <w:rPr>
-          <w:rFonts w:ascii="맑은 고딕" w:cs="맑은 고딕" w:eastAsia="맑은 고딕" w:hAnsi="맑은 고딕"/>
+          <w:rFonts w:ascii="맑은 고딕" w:eastAsia="맑은 고딕" w:hAnsi="맑은 고딕" w:cs="맑은 고딕"/>
           <w:color w:val="1F2937"/>
           <w:sz w:val="20"/>
           <w:szCs w:val="20"/>
         </w:rPr>
-        <w:t xml:space="preserve">백로그 512 는 커널이 그만큼의 대기 구조를 미리 잡아두게 만듭니다. 동시 접속이 수백 명에 이르지 않는 환경에서는 메모리 낭비입니다.</w:t>
+        <w:t>백로그 512 는 커널이 그만큼의 대기 구조를 미리 잡아두게 만듭니다. 동시 접속이 수백 명에 이르지 않는 환경에서는 메모리 낭비입니다.</w:t>
       </w:r>
     </w:p>
     <w:p>
@@ -1621,25 +4018,26 @@
       </w:pPr>
       <w:r>
         <w:rPr>
-          <w:rFonts w:ascii="맑은 고딕" w:cs="맑은 고딕" w:eastAsia="맑은 고딕" w:hAnsi="맑은 고딕"/>
+          <w:rFonts w:ascii="맑은 고딕" w:eastAsia="맑은 고딕" w:hAnsi="맑은 고딕" w:cs="맑은 고딕"/>
           <w:color w:val="1F2937"/>
           <w:sz w:val="20"/>
           <w:szCs w:val="20"/>
         </w:rPr>
-        <w:t xml:space="preserve">통상적인 값인 100 으로 되돌릴 것을 권고합니다.</w:t>
+        <w:t>통상적인 값인 100 으로 되돌릴 것을 권고합니다.</w:t>
       </w:r>
     </w:p>
     <w:tbl>
       <w:tblPr>
-        <w:tblW w:type="dxa" w:w="9360"/>
+        <w:tblW w:w="9360" w:type="dxa"/>
         <w:tblBorders>
-          <w:top w:val="single" w:color="auto" w:sz="4"/>
-          <w:left w:val="single" w:color="auto" w:sz="4"/>
-          <w:bottom w:val="single" w:color="auto" w:sz="4"/>
-          <w:right w:val="single" w:color="auto" w:sz="4"/>
-          <w:insideH w:val="single" w:color="auto" w:sz="4"/>
-          <w:insideV w:val="single" w:color="auto" w:sz="4"/>
+          <w:top w:val="single" w:sz="4" w:space="0" w:color="auto"/>
+          <w:left w:val="single" w:sz="4" w:space="0" w:color="auto"/>
+          <w:bottom w:val="single" w:sz="4" w:space="0" w:color="auto"/>
+          <w:right w:val="single" w:sz="4" w:space="0" w:color="auto"/>
+          <w:insideH w:val="single" w:sz="4" w:space="0" w:color="auto"/>
+          <w:insideV w:val="single" w:sz="4" w:space="0" w:color="auto"/>
         </w:tblBorders>
+        <w:tblLook w:val="04A0" w:firstRow="1" w:lastRow="0" w:firstColumn="1" w:lastColumn="0" w:noHBand="0" w:noVBand="1"/>
       </w:tblPr>
       <w:tblGrid>
         <w:gridCol w:w="9360"/>
@@ -1651,17 +4049,17 @@
         <w:tc>
           <w:tcPr>
             <w:tcBorders>
-              <w:top w:val="single" w:color="C7CBD1" w:sz="4"/>
-              <w:left w:val="single" w:color="C7CBD1" w:sz="4"/>
-              <w:bottom w:val="single" w:color="C7CBD1" w:sz="4"/>
-              <w:right w:val="single" w:color="C7CBD1" w:sz="4"/>
+              <w:top w:val="single" w:sz="4" w:space="0" w:color="C7CBD1"/>
+              <w:left w:val="single" w:sz="4" w:space="0" w:color="C7CBD1"/>
+              <w:bottom w:val="single" w:sz="4" w:space="0" w:color="C7CBD1"/>
+              <w:right w:val="single" w:sz="4" w:space="0" w:color="C7CBD1"/>
             </w:tcBorders>
-            <w:shd w:fill="FAFAFB" w:val="clear"/>
+            <w:shd w:val="clear" w:color="auto" w:fill="FAFAFB"/>
             <w:tcMar>
-              <w:top w:type="dxa" w:w="140"/>
-              <w:left w:type="dxa" w:w="200"/>
-              <w:bottom w:type="dxa" w:w="140"/>
-              <w:right w:type="dxa" w:w="200"/>
+              <w:top w:w="140" w:type="dxa"/>
+              <w:left w:w="200" w:type="dxa"/>
+              <w:bottom w:w="140" w:type="dxa"/>
+              <w:right w:w="200" w:type="dxa"/>
             </w:tcMar>
           </w:tcPr>
           <w:p>
@@ -1670,14 +4068,14 @@
             </w:pPr>
             <w:r>
               <w:rPr>
-                <w:rFonts w:ascii="맑은 고딕" w:cs="맑은 고딕" w:eastAsia="맑은 고딕" w:hAnsi="맑은 고딕"/>
+                <w:rFonts w:ascii="맑은 고딕" w:eastAsia="맑은 고딕" w:hAnsi="맑은 고딕" w:cs="맑은 고딕"/>
                 <w:b/>
                 <w:bCs/>
                 <w:color w:val="2F3C7E"/>
                 <w:sz w:val="19"/>
                 <w:szCs w:val="19"/>
               </w:rPr>
-              <w:t xml:space="preserve">판정 :     □ 동의        □ 반대</w:t>
+              <w:t>판정 :  반대</w:t>
             </w:r>
           </w:p>
           <w:p>
@@ -1686,12 +4084,25 @@
             </w:pPr>
             <w:r>
               <w:rPr>
-                <w:rFonts w:ascii="맑은 고딕" w:cs="맑은 고딕" w:eastAsia="맑은 고딕" w:hAnsi="맑은 고딕"/>
+                <w:rFonts w:ascii="맑은 고딕" w:eastAsia="맑은 고딕" w:hAnsi="맑은 고딕" w:cs="맑은 고딕"/>
                 <w:color w:val="6B7280"/>
                 <w:sz w:val="18"/>
                 <w:szCs w:val="18"/>
               </w:rPr>
-              <w:t xml:space="preserve">근거 : ______________________________________________________</w:t>
+              <w:t xml:space="preserve">근거 : </w:t>
+            </w:r>
+            <w:r>
+              <w:rPr>
+                <w:lang w:eastAsia="ko-KR"/>
+                <w:rFonts w:ascii="맑은 고딕" w:eastAsia="맑은 고딕" w:hAnsi="맑은 고딕" w:cs="맑은 고딕"/>
+                <w:b/>
+                <w:bCs/>
+                <w:color w:val="000000"/>
+                <w:sz w:val="18"/>
+                <w:szCs w:val="18"/>
+                <w:rtl w:val="off"/>
+              </w:rPr>
+              <w:t>Listen(512)는 512개의 연결용 메모리를 미리 예약한다는 뜻이 아니다. 대기 중인 접속 요청의 백로그 크기이므로, 메모리 낭비라는 근거만으로 100으로 낮출 필요는 없다.</w:t>
             </w:r>
           </w:p>
         </w:tc>
@@ -1703,14 +4114,14 @@
       </w:pPr>
       <w:r>
         <w:rPr>
-          <w:rFonts w:ascii="맑은 고딕" w:cs="맑은 고딕" w:eastAsia="맑은 고딕" w:hAnsi="맑은 고딕"/>
+          <w:rFonts w:ascii="맑은 고딕" w:eastAsia="맑은 고딕" w:hAnsi="맑은 고딕" w:cs="맑은 고딕"/>
           <w:b/>
           <w:bCs/>
           <w:color w:val="D14850"/>
           <w:sz w:val="21"/>
           <w:szCs w:val="21"/>
         </w:rPr>
-        <w:t xml:space="preserve">8. NoDelay = true 는 대역폭을 증가시킵니다</w:t>
+        <w:t>8. NoDelay = true 는 대역폭을 증가시킵니다</w:t>
       </w:r>
     </w:p>
     <w:p>
@@ -1719,12 +4130,12 @@
       </w:pPr>
       <w:r>
         <w:rPr>
-          <w:rFonts w:ascii="맑은 고딕" w:cs="맑은 고딕" w:eastAsia="맑은 고딕" w:hAnsi="맑은 고딕"/>
+          <w:rFonts w:ascii="맑은 고딕" w:eastAsia="맑은 고딕" w:hAnsi="맑은 고딕" w:cs="맑은 고딕"/>
           <w:color w:val="1F2937"/>
           <w:sz w:val="20"/>
           <w:szCs w:val="20"/>
         </w:rPr>
-        <w:t xml:space="preserve">접속 소켓마다 NoDelay 를 켜고 있습니다. 이는 Nagle 알고리즘을 비활성화하여 작은 패킷이 그대로 전송되게 만듭니다.</w:t>
+        <w:t>접속 소켓마다 NoDelay 를 켜고 있습니다. 이는 Nagle 알고리즘을 비활성화하여 작은 패킷이 그대로 전송되게 만듭니다.</w:t>
       </w:r>
     </w:p>
     <w:p>
@@ -1733,25 +4144,26 @@
       </w:pPr>
       <w:r>
         <w:rPr>
-          <w:rFonts w:ascii="맑은 고딕" w:cs="맑은 고딕" w:eastAsia="맑은 고딕" w:hAnsi="맑은 고딕"/>
+          <w:rFonts w:ascii="맑은 고딕" w:eastAsia="맑은 고딕" w:hAnsi="맑은 고딕" w:cs="맑은 고딕"/>
           <w:color w:val="1F2937"/>
           <w:sz w:val="20"/>
           <w:szCs w:val="20"/>
         </w:rPr>
-        <w:t xml:space="preserve">패킷 수가 늘어나 대역폭 사용량이 증가하므로, 특별한 이유가 없다면 기본값(Nagle 활성화)을 유지하는 편이 좋습니다.</w:t>
+        <w:t>패킷 수가 늘어나 대역폭 사용량이 증가하므로, 특별한 이유가 없다면 기본값(Nagle 활성화)을 유지하는 편이 좋습니다.</w:t>
       </w:r>
     </w:p>
     <w:tbl>
       <w:tblPr>
-        <w:tblW w:type="dxa" w:w="9360"/>
+        <w:tblW w:w="9360" w:type="dxa"/>
         <w:tblBorders>
-          <w:top w:val="single" w:color="auto" w:sz="4"/>
-          <w:left w:val="single" w:color="auto" w:sz="4"/>
-          <w:bottom w:val="single" w:color="auto" w:sz="4"/>
-          <w:right w:val="single" w:color="auto" w:sz="4"/>
-          <w:insideH w:val="single" w:color="auto" w:sz="4"/>
-          <w:insideV w:val="single" w:color="auto" w:sz="4"/>
+          <w:top w:val="single" w:sz="4" w:space="0" w:color="auto"/>
+          <w:left w:val="single" w:sz="4" w:space="0" w:color="auto"/>
+          <w:bottom w:val="single" w:sz="4" w:space="0" w:color="auto"/>
+          <w:right w:val="single" w:sz="4" w:space="0" w:color="auto"/>
+          <w:insideH w:val="single" w:sz="4" w:space="0" w:color="auto"/>
+          <w:insideV w:val="single" w:sz="4" w:space="0" w:color="auto"/>
         </w:tblBorders>
+        <w:tblLook w:val="04A0" w:firstRow="1" w:lastRow="0" w:firstColumn="1" w:lastColumn="0" w:noHBand="0" w:noVBand="1"/>
       </w:tblPr>
       <w:tblGrid>
         <w:gridCol w:w="9360"/>
@@ -1763,17 +4175,17 @@
         <w:tc>
           <w:tcPr>
             <w:tcBorders>
-              <w:top w:val="single" w:color="C7CBD1" w:sz="4"/>
-              <w:left w:val="single" w:color="C7CBD1" w:sz="4"/>
-              <w:bottom w:val="single" w:color="C7CBD1" w:sz="4"/>
-              <w:right w:val="single" w:color="C7CBD1" w:sz="4"/>
+              <w:top w:val="single" w:sz="4" w:space="0" w:color="C7CBD1"/>
+              <w:left w:val="single" w:sz="4" w:space="0" w:color="C7CBD1"/>
+              <w:bottom w:val="single" w:sz="4" w:space="0" w:color="C7CBD1"/>
+              <w:right w:val="single" w:sz="4" w:space="0" w:color="C7CBD1"/>
             </w:tcBorders>
-            <w:shd w:fill="FAFAFB" w:val="clear"/>
+            <w:shd w:val="clear" w:color="auto" w:fill="FAFAFB"/>
             <w:tcMar>
-              <w:top w:type="dxa" w:w="140"/>
-              <w:left w:type="dxa" w:w="200"/>
-              <w:bottom w:type="dxa" w:w="140"/>
-              <w:right w:type="dxa" w:w="200"/>
+              <w:top w:w="140" w:type="dxa"/>
+              <w:left w:w="200" w:type="dxa"/>
+              <w:bottom w:w="140" w:type="dxa"/>
+              <w:right w:w="200" w:type="dxa"/>
             </w:tcMar>
           </w:tcPr>
           <w:p>
@@ -1782,14 +4194,14 @@
             </w:pPr>
             <w:r>
               <w:rPr>
-                <w:rFonts w:ascii="맑은 고딕" w:cs="맑은 고딕" w:eastAsia="맑은 고딕" w:hAnsi="맑은 고딕"/>
+                <w:rFonts w:ascii="맑은 고딕" w:eastAsia="맑은 고딕" w:hAnsi="맑은 고딕" w:cs="맑은 고딕"/>
                 <w:b/>
                 <w:bCs/>
                 <w:color w:val="2F3C7E"/>
                 <w:sz w:val="19"/>
                 <w:szCs w:val="19"/>
               </w:rPr>
-              <w:t xml:space="preserve">판정 :     □ 동의        □ 반대</w:t>
+              <w:t xml:space="preserve">판정 :    동의        </w:t>
             </w:r>
           </w:p>
           <w:p>
@@ -1798,12 +4210,25 @@
             </w:pPr>
             <w:r>
               <w:rPr>
-                <w:rFonts w:ascii="맑은 고딕" w:cs="맑은 고딕" w:eastAsia="맑은 고딕" w:hAnsi="맑은 고딕"/>
+                <w:rFonts w:ascii="맑은 고딕" w:eastAsia="맑은 고딕" w:hAnsi="맑은 고딕" w:cs="맑은 고딕"/>
                 <w:color w:val="6B7280"/>
                 <w:sz w:val="18"/>
                 <w:szCs w:val="18"/>
               </w:rPr>
-              <w:t xml:space="preserve">근거 : ______________________________________________________</w:t>
+              <w:t xml:space="preserve">근거 : </w:t>
+            </w:r>
+            <w:r>
+              <w:rPr>
+                <w:lang w:eastAsia="ko-KR"/>
+                <w:rFonts w:ascii="맑은 고딕" w:eastAsia="맑은 고딕" w:hAnsi="맑은 고딕" w:cs="맑은 고딕"/>
+                <w:b/>
+                <w:bCs/>
+                <w:color w:val="000000"/>
+                <w:sz w:val="18"/>
+                <w:szCs w:val="18"/>
+                <w:rtl w:val="off"/>
+              </w:rPr>
+              <w:t>NoDelay = true는 Nagle 알고리즘을 끄므로 작은 데이터를 더 빨리 보낼 수 있지만 패킷 오버헤드가 늘 수 있다. 지연 시간과 대역폭 사이의 선택이자 그 자체가 결함은 아니다</w:t>
             </w:r>
           </w:p>
         </w:tc>
@@ -1820,14 +4245,14 @@
       </w:pPr>
       <w:r>
         <w:rPr>
-          <w:rFonts w:ascii="맑은 고딕" w:cs="맑은 고딕" w:eastAsia="맑은 고딕" w:hAnsi="맑은 고딕"/>
+          <w:rFonts w:ascii="맑은 고딕" w:eastAsia="맑은 고딕" w:hAnsi="맑은 고딕" w:cs="맑은 고딕"/>
           <w:b/>
           <w:bCs/>
           <w:color w:val="D14850"/>
           <w:sz w:val="21"/>
           <w:szCs w:val="21"/>
         </w:rPr>
-        <w:t xml:space="preserve">9. StringBuilder 를 필드로 둔 것은 스레드 안전하지 않습니다</w:t>
+        <w:t>9. StringBuilder 를 필드로 둔 것은 스레드 안전하지 않습니다</w:t>
       </w:r>
     </w:p>
     <w:p>
@@ -1836,12 +4261,12 @@
       </w:pPr>
       <w:r>
         <w:rPr>
-          <w:rFonts w:ascii="맑은 고딕" w:cs="맑은 고딕" w:eastAsia="맑은 고딕" w:hAnsi="맑은 고딕"/>
+          <w:rFonts w:ascii="맑은 고딕" w:eastAsia="맑은 고딕" w:hAnsi="맑은 고딕" w:cs="맑은 고딕"/>
           <w:color w:val="1F2937"/>
           <w:sz w:val="20"/>
           <w:szCs w:val="20"/>
         </w:rPr>
-        <w:t xml:space="preserve">UdpServer 의 _stateBuilder 가 인스턴스 필드로 선언되어 있습니다. 가변 상태를 필드로 공유하면 동시 접근 시 문자열이 섞일 수 있습니다.</w:t>
+        <w:t>UdpServer 의 _stateBuilder 가 인스턴스 필드로 선언되어 있습니다. 가변 상태를 필드로 공유하면 동시 접근 시 문자열이 섞일 수 있습니다.</w:t>
       </w:r>
     </w:p>
     <w:p>
@@ -1850,25 +4275,26 @@
       </w:pPr>
       <w:r>
         <w:rPr>
-          <w:rFonts w:ascii="맑은 고딕" w:cs="맑은 고딕" w:eastAsia="맑은 고딕" w:hAnsi="맑은 고딕"/>
+          <w:rFonts w:ascii="맑은 고딕" w:eastAsia="맑은 고딕" w:hAnsi="맑은 고딕" w:cs="맑은 고딕"/>
           <w:color w:val="1F2937"/>
           <w:sz w:val="20"/>
           <w:szCs w:val="20"/>
         </w:rPr>
-        <w:t xml:space="preserve">메서드 안에서 지역 변수로 생성하도록 되돌릴 것을 권고합니다.</w:t>
+        <w:t>메서드 안에서 지역 변수로 생성하도록 되돌릴 것을 권고합니다.</w:t>
       </w:r>
     </w:p>
     <w:tbl>
       <w:tblPr>
-        <w:tblW w:type="dxa" w:w="9360"/>
+        <w:tblW w:w="9360" w:type="dxa"/>
         <w:tblBorders>
-          <w:top w:val="single" w:color="auto" w:sz="4"/>
-          <w:left w:val="single" w:color="auto" w:sz="4"/>
-          <w:bottom w:val="single" w:color="auto" w:sz="4"/>
-          <w:right w:val="single" w:color="auto" w:sz="4"/>
-          <w:insideH w:val="single" w:color="auto" w:sz="4"/>
-          <w:insideV w:val="single" w:color="auto" w:sz="4"/>
+          <w:top w:val="single" w:sz="4" w:space="0" w:color="auto"/>
+          <w:left w:val="single" w:sz="4" w:space="0" w:color="auto"/>
+          <w:bottom w:val="single" w:sz="4" w:space="0" w:color="auto"/>
+          <w:right w:val="single" w:sz="4" w:space="0" w:color="auto"/>
+          <w:insideH w:val="single" w:sz="4" w:space="0" w:color="auto"/>
+          <w:insideV w:val="single" w:sz="4" w:space="0" w:color="auto"/>
         </w:tblBorders>
+        <w:tblLook w:val="04A0" w:firstRow="1" w:lastRow="0" w:firstColumn="1" w:lastColumn="0" w:noHBand="0" w:noVBand="1"/>
       </w:tblPr>
       <w:tblGrid>
         <w:gridCol w:w="9360"/>
@@ -1880,17 +4306,17 @@
         <w:tc>
           <w:tcPr>
             <w:tcBorders>
-              <w:top w:val="single" w:color="C7CBD1" w:sz="4"/>
-              <w:left w:val="single" w:color="C7CBD1" w:sz="4"/>
-              <w:bottom w:val="single" w:color="C7CBD1" w:sz="4"/>
-              <w:right w:val="single" w:color="C7CBD1" w:sz="4"/>
+              <w:top w:val="single" w:sz="4" w:space="0" w:color="C7CBD1"/>
+              <w:left w:val="single" w:sz="4" w:space="0" w:color="C7CBD1"/>
+              <w:bottom w:val="single" w:sz="4" w:space="0" w:color="C7CBD1"/>
+              <w:right w:val="single" w:sz="4" w:space="0" w:color="C7CBD1"/>
             </w:tcBorders>
-            <w:shd w:fill="FAFAFB" w:val="clear"/>
+            <w:shd w:val="clear" w:color="auto" w:fill="FAFAFB"/>
             <w:tcMar>
-              <w:top w:type="dxa" w:w="140"/>
-              <w:left w:type="dxa" w:w="200"/>
-              <w:bottom w:type="dxa" w:w="140"/>
-              <w:right w:type="dxa" w:w="200"/>
+              <w:top w:w="140" w:type="dxa"/>
+              <w:left w:w="200" w:type="dxa"/>
+              <w:bottom w:w="140" w:type="dxa"/>
+              <w:right w:w="200" w:type="dxa"/>
             </w:tcMar>
           </w:tcPr>
           <w:p>
@@ -1899,14 +4325,14 @@
             </w:pPr>
             <w:r>
               <w:rPr>
-                <w:rFonts w:ascii="맑은 고딕" w:cs="맑은 고딕" w:eastAsia="맑은 고딕" w:hAnsi="맑은 고딕"/>
+                <w:rFonts w:ascii="맑은 고딕" w:eastAsia="맑은 고딕" w:hAnsi="맑은 고딕" w:cs="맑은 고딕"/>
                 <w:b/>
                 <w:bCs/>
                 <w:color w:val="2F3C7E"/>
                 <w:sz w:val="19"/>
                 <w:szCs w:val="19"/>
               </w:rPr>
-              <w:t xml:space="preserve">판정 :     □ 동의        □ 반대</w:t>
+              <w:t>판정 :  반대</w:t>
             </w:r>
           </w:p>
           <w:p>
@@ -1915,12 +4341,25 @@
             </w:pPr>
             <w:r>
               <w:rPr>
-                <w:rFonts w:ascii="맑은 고딕" w:cs="맑은 고딕" w:eastAsia="맑은 고딕" w:hAnsi="맑은 고딕"/>
+                <w:rFonts w:ascii="맑은 고딕" w:eastAsia="맑은 고딕" w:hAnsi="맑은 고딕" w:cs="맑은 고딕"/>
                 <w:color w:val="6B7280"/>
                 <w:sz w:val="18"/>
                 <w:szCs w:val="18"/>
               </w:rPr>
-              <w:t xml:space="preserve">근거 : ______________________________________________________</w:t>
+              <w:t xml:space="preserve">근거 : </w:t>
+            </w:r>
+            <w:r>
+              <w:rPr>
+                <w:lang w:eastAsia="ko-KR"/>
+                <w:rFonts w:ascii="맑은 고딕" w:eastAsia="맑은 고딕" w:hAnsi="맑은 고딕" w:cs="맑은 고딕"/>
+                <w:b/>
+                <w:bCs/>
+                <w:color w:val="000000"/>
+                <w:sz w:val="18"/>
+                <w:szCs w:val="18"/>
+                <w:rtl w:val="off"/>
+              </w:rPr>
+              <w:t>_stateBuilder는 현재 브로드캐스트 루프에서만 사용된다. 여러 스레드가 동시에 수정하지 않으므로 필드라는 이유만으로 문자열이 섞인다고 볼 수 없다</w:t>
             </w:r>
           </w:p>
         </w:tc>
@@ -1932,14 +4371,14 @@
       </w:pPr>
       <w:r>
         <w:rPr>
-          <w:rFonts w:ascii="맑은 고딕" w:cs="맑은 고딕" w:eastAsia="맑은 고딕" w:hAnsi="맑은 고딕"/>
+          <w:rFonts w:ascii="맑은 고딕" w:eastAsia="맑은 고딕" w:hAnsi="맑은 고딕" w:cs="맑은 고딕"/>
           <w:b/>
           <w:bCs/>
           <w:color w:val="D14850"/>
           <w:sz w:val="21"/>
           <w:szCs w:val="21"/>
         </w:rPr>
-        <w:t xml:space="preserve">10. 동시 접속 처리에는 문제가 없습니다</w:t>
+        <w:t>10. 동시 접속 처리에는 문제가 없습니다</w:t>
       </w:r>
     </w:p>
     <w:p>
@@ -1948,12 +4387,12 @@
       </w:pPr>
       <w:r>
         <w:rPr>
-          <w:rFonts w:ascii="맑은 고딕" w:cs="맑은 고딕" w:eastAsia="맑은 고딕" w:hAnsi="맑은 고딕"/>
+          <w:rFonts w:ascii="맑은 고딕" w:eastAsia="맑은 고딕" w:hAnsi="맑은 고딕" w:cs="맑은 고딕"/>
           <w:color w:val="1F2937"/>
           <w:sz w:val="20"/>
           <w:szCs w:val="20"/>
         </w:rPr>
-        <w:t xml:space="preserve">수신 처리를 비동기로 구현했으므로 메인 흐름이 막히지 않습니다. 접속자가 늘어나도 안정적으로 동작하리라 판단합니다.</w:t>
+        <w:t>수신 처리를 비동기로 구현했으므로 메인 흐름이 막히지 않습니다. 접속자가 늘어나도 안정적으로 동작하리라 판단합니다.</w:t>
       </w:r>
     </w:p>
     <w:p>
@@ -1962,25 +4401,26 @@
       </w:pPr>
       <w:r>
         <w:rPr>
-          <w:rFonts w:ascii="맑은 고딕" w:cs="맑은 고딕" w:eastAsia="맑은 고딕" w:hAnsi="맑은 고딕"/>
+          <w:rFonts w:ascii="맑은 고딕" w:eastAsia="맑은 고딕" w:hAnsi="맑은 고딕" w:cs="맑은 고딕"/>
           <w:color w:val="1F2937"/>
           <w:sz w:val="20"/>
           <w:szCs w:val="20"/>
         </w:rPr>
-        <w:t xml:space="preserve">구조적으로 문제가 없으므로 별도의 부하 테스트는 불필요합니다.</w:t>
+        <w:t>구조적으로 문제가 없으므로 별도의 부하 테스트는 불필요합니다.</w:t>
       </w:r>
     </w:p>
     <w:tbl>
       <w:tblPr>
-        <w:tblW w:type="dxa" w:w="9360"/>
+        <w:tblW w:w="9360" w:type="dxa"/>
         <w:tblBorders>
-          <w:top w:val="single" w:color="auto" w:sz="4"/>
-          <w:left w:val="single" w:color="auto" w:sz="4"/>
-          <w:bottom w:val="single" w:color="auto" w:sz="4"/>
-          <w:right w:val="single" w:color="auto" w:sz="4"/>
-          <w:insideH w:val="single" w:color="auto" w:sz="4"/>
-          <w:insideV w:val="single" w:color="auto" w:sz="4"/>
+          <w:top w:val="single" w:sz="4" w:space="0" w:color="auto"/>
+          <w:left w:val="single" w:sz="4" w:space="0" w:color="auto"/>
+          <w:bottom w:val="single" w:sz="4" w:space="0" w:color="auto"/>
+          <w:right w:val="single" w:sz="4" w:space="0" w:color="auto"/>
+          <w:insideH w:val="single" w:sz="4" w:space="0" w:color="auto"/>
+          <w:insideV w:val="single" w:sz="4" w:space="0" w:color="auto"/>
         </w:tblBorders>
+        <w:tblLook w:val="04A0" w:firstRow="1" w:lastRow="0" w:firstColumn="1" w:lastColumn="0" w:noHBand="0" w:noVBand="1"/>
       </w:tblPr>
       <w:tblGrid>
         <w:gridCol w:w="9360"/>
@@ -1992,17 +4432,17 @@
         <w:tc>
           <w:tcPr>
             <w:tcBorders>
-              <w:top w:val="single" w:color="C7CBD1" w:sz="4"/>
-              <w:left w:val="single" w:color="C7CBD1" w:sz="4"/>
-              <w:bottom w:val="single" w:color="C7CBD1" w:sz="4"/>
-              <w:right w:val="single" w:color="C7CBD1" w:sz="4"/>
+              <w:top w:val="single" w:sz="4" w:space="0" w:color="C7CBD1"/>
+              <w:left w:val="single" w:sz="4" w:space="0" w:color="C7CBD1"/>
+              <w:bottom w:val="single" w:sz="4" w:space="0" w:color="C7CBD1"/>
+              <w:right w:val="single" w:sz="4" w:space="0" w:color="C7CBD1"/>
             </w:tcBorders>
-            <w:shd w:fill="FAFAFB" w:val="clear"/>
+            <w:shd w:val="clear" w:color="auto" w:fill="FAFAFB"/>
             <w:tcMar>
-              <w:top w:type="dxa" w:w="140"/>
-              <w:left w:type="dxa" w:w="200"/>
-              <w:bottom w:type="dxa" w:w="140"/>
-              <w:right w:type="dxa" w:w="200"/>
+              <w:top w:w="140" w:type="dxa"/>
+              <w:left w:w="200" w:type="dxa"/>
+              <w:bottom w:w="140" w:type="dxa"/>
+              <w:right w:w="200" w:type="dxa"/>
             </w:tcMar>
           </w:tcPr>
           <w:p>
@@ -2011,14 +4451,14 @@
             </w:pPr>
             <w:r>
               <w:rPr>
-                <w:rFonts w:ascii="맑은 고딕" w:cs="맑은 고딕" w:eastAsia="맑은 고딕" w:hAnsi="맑은 고딕"/>
+                <w:rFonts w:ascii="맑은 고딕" w:eastAsia="맑은 고딕" w:hAnsi="맑은 고딕" w:cs="맑은 고딕"/>
                 <w:b/>
                 <w:bCs/>
                 <w:color w:val="2F3C7E"/>
                 <w:sz w:val="19"/>
                 <w:szCs w:val="19"/>
               </w:rPr>
-              <w:t xml:space="preserve">판정 :     □ 동의        □ 반대</w:t>
+              <w:t>판정 :  반대</w:t>
             </w:r>
           </w:p>
           <w:p>
@@ -2027,12 +4467,25 @@
             </w:pPr>
             <w:r>
               <w:rPr>
-                <w:rFonts w:ascii="맑은 고딕" w:cs="맑은 고딕" w:eastAsia="맑은 고딕" w:hAnsi="맑은 고딕"/>
+                <w:rFonts w:ascii="맑은 고딕" w:eastAsia="맑은 고딕" w:hAnsi="맑은 고딕" w:cs="맑은 고딕"/>
                 <w:color w:val="6B7280"/>
                 <w:sz w:val="18"/>
                 <w:szCs w:val="18"/>
               </w:rPr>
-              <w:t xml:space="preserve">근거 : ______________________________________________________</w:t>
+              <w:t xml:space="preserve">근거 : </w:t>
+            </w:r>
+            <w:r>
+              <w:rPr>
+                <w:lang w:eastAsia="ko-KR"/>
+                <w:rFonts w:ascii="맑은 고딕" w:eastAsia="맑은 고딕" w:hAnsi="맑은 고딕" w:cs="맑은 고딕"/>
+                <w:b/>
+                <w:bCs/>
+                <w:color w:val="000000"/>
+                <w:sz w:val="18"/>
+                <w:szCs w:val="18"/>
+                <w:rtl w:val="off"/>
+              </w:rPr>
+              <w:t xml:space="preserve">비동기로 작성했다는 사실만으로 동시 접속 안정성이 증명되지는 않는다 Part B에서 실제 부하 측정과 CSV 확인이 필요했고, 수정 전후 결과도 달랐다. </w:t>
             </w:r>
           </w:p>
         </w:tc>
@@ -2041,47 +4494,2400 @@
     <w:p>
       <w:pPr>
         <w:spacing w:after="300" w:before="60"/>
-      </w:pPr>
-      <w:r>
-        <w:rPr>
-          <w:rFonts w:ascii="맑은 고딕" w:cs="맑은 고딕" w:eastAsia="맑은 고딕" w:hAnsi="맑은 고딕"/>
-          <w:color w:val="1F2937"/>
-          <w:sz w:val="20"/>
-          <w:szCs w:val="20"/>
-        </w:rPr>
-        <w:t xml:space="preserve"/>
+        <w:rPr>
+          <w:lang w:eastAsia="ko-KR"/>
+          <w:rFonts w:hint="eastAsia"/>
+          <w:rtl w:val="off"/>
+        </w:rPr>
+      </w:pPr>
+      <w:r>
+        <w:rPr>
+          <w:lang w:eastAsia="ko-KR"/>
+          <w:rtl w:val="off"/>
+        </w:rPr>
+        <w:t>한 일 : 별도의 부하테스트를 진행해보았습니다. 하지만 실패가 발생하고 안정적으로 동작하지 않았습니다..</w:t>
+      </w:r>
+    </w:p>
+    <w:p>
+      <w:pPr>
+        <w:spacing w:after="300" w:before="60"/>
+        <w:rPr>
+          <w:lang w:eastAsia="ko-KR"/>
+          <w:rFonts w:hint="eastAsia"/>
+          <w:rtl w:val="off"/>
+        </w:rPr>
+      </w:pPr>
+      <w:r>
+        <w:rPr>
+          <w:lang w:eastAsia="ko-KR"/>
+          <w:rFonts w:hint="eastAsia"/>
+          <w:rtl w:val="off"/>
+        </w:rPr>
+        <w:drawing>
+          <wp:inline distT="0" distB="0" distL="180" distR="180">
+            <wp:extent cx="6290310" cy="2038350"/>
+            <wp:effectExtent l="0" t="0" r="0" b="0"/>
+            <wp:docPr id="1030" name="shape1030" hidden="0"/>
+            <wp:cNvGraphicFramePr>
+              <a:graphicFrameLocks xmlns:a="http://schemas.openxmlformats.org/drawingml/2006/main" noChangeAspect="1"/>
+            </wp:cNvGraphicFramePr>
+            <a:graphic xmlns:a="http://schemas.openxmlformats.org/drawingml/2006/main">
+              <a:graphicData uri="http://schemas.openxmlformats.org/drawingml/2006/picture">
+                <pic:pic xmlns:pic="http://schemas.openxmlformats.org/drawingml/2006/picture">
+                  <pic:nvPicPr>
+                    <pic:cNvPr id="0" name="이미지"/>
+                    <pic:cNvPicPr preferRelativeResize="1">
+                      <a:picLocks noChangeAspect="1"/>
+                    </pic:cNvPicPr>
+                  </pic:nvPicPr>
+                  <pic:blipFill>
+                    <a:blip r:embed="rId3">
+                      <a:extLst>
+                        <a:ext uri="{28A0092B-C50C-407E-A947-70E740481C1C}">
+                          <a14:useLocalDpi xmlns:a14="http://schemas.microsoft.com/office/drawing/2010/main" val="0"/>
+                        </a:ext>
+                      </a:extLst>
+                    </a:blip>
+                    <a:srcRect/>
+                    <a:stretch>
+                      <a:fillRect/>
+                    </a:stretch>
+                  </pic:blipFill>
+                  <pic:spPr>
+                    <a:xfrm>
+                      <a:off x="0" y="0"/>
+                      <a:ext cx="6290310" cy="2038350"/>
+                    </a:xfrm>
+                    <a:prstGeom prst="rect"/>
+                  </pic:spPr>
+                </pic:pic>
+              </a:graphicData>
+            </a:graphic>
+          </wp:inline>
+        </w:drawing>
+      </w:r>
+    </w:p>
+    <w:p>
+      <w:pPr>
+        <w:spacing w:after="300" w:before="60"/>
+        <w:rPr>
+          <w:lang w:eastAsia="ko-KR"/>
+          <w:rFonts w:hint="eastAsia"/>
+          <w:rtl w:val="off"/>
+        </w:rPr>
+      </w:pPr>
+      <w:r>
+        <w:rPr>
+          <w:lang w:eastAsia="ko-KR"/>
+          <w:rtl w:val="off"/>
+        </w:rPr>
+        <w:drawing>
+          <wp:inline distT="0" distB="0" distL="180" distR="180">
+            <wp:extent cx="6290310" cy="3299460"/>
+            <wp:effectExtent l="0" t="0" r="0" b="0"/>
+            <wp:docPr id="1028" name="shape1028" hidden="0"/>
+            <wp:cNvGraphicFramePr>
+              <a:graphicFrameLocks xmlns:a="http://schemas.openxmlformats.org/drawingml/2006/main" noChangeAspect="1"/>
+            </wp:cNvGraphicFramePr>
+            <a:graphic xmlns:a="http://schemas.openxmlformats.org/drawingml/2006/main">
+              <a:graphicData uri="http://schemas.openxmlformats.org/drawingml/2006/picture">
+                <pic:pic xmlns:pic="http://schemas.openxmlformats.org/drawingml/2006/picture">
+                  <pic:nvPicPr>
+                    <pic:cNvPr id="0" name="이미지"/>
+                    <pic:cNvPicPr preferRelativeResize="1">
+                      <a:picLocks noChangeAspect="1"/>
+                    </pic:cNvPicPr>
+                  </pic:nvPicPr>
+                  <pic:blipFill>
+                    <a:blip r:embed="rId4">
+                      <a:extLst>
+                        <a:ext uri="{28A0092B-C50C-407E-A947-70E740481C1C}">
+                          <a14:useLocalDpi xmlns:a14="http://schemas.microsoft.com/office/drawing/2010/main" val="0"/>
+                        </a:ext>
+                      </a:extLst>
+                    </a:blip>
+                    <a:srcRect/>
+                    <a:stretch>
+                      <a:fillRect/>
+                    </a:stretch>
+                  </pic:blipFill>
+                  <pic:spPr>
+                    <a:xfrm>
+                      <a:off x="0" y="0"/>
+                      <a:ext cx="6290310" cy="3299460"/>
+                    </a:xfrm>
+                    <a:prstGeom prst="rect"/>
+                  </pic:spPr>
+                </pic:pic>
+              </a:graphicData>
+            </a:graphic>
+          </wp:inline>
+        </w:drawing>
+      </w:r>
+      <w:r>
+        <w:rPr>
+          <w:lang w:eastAsia="ko-KR"/>
+          <w:rtl w:val="off"/>
+        </w:rPr>
+        <w:t xml:space="preserve">. </w:t>
+      </w:r>
+      <w:r>
+        <w:rPr>
+          <w:lang w:eastAsia="ko-KR"/>
+          <w:rFonts w:hint="eastAsia"/>
+          <w:rtl w:val="off"/>
+        </w:rPr>
+        <w:drawing>
+          <wp:inline distT="0" distB="0" distL="180" distR="180">
+            <wp:extent cx="10123468" cy="981075"/>
+            <wp:effectExtent l="0" t="0" r="0" b="0"/>
+            <wp:docPr id="1029" name="shape1029" hidden="0"/>
+            <wp:cNvGraphicFramePr>
+              <a:graphicFrameLocks xmlns:a="http://schemas.openxmlformats.org/drawingml/2006/main" noChangeAspect="1"/>
+            </wp:cNvGraphicFramePr>
+            <a:graphic xmlns:a="http://schemas.openxmlformats.org/drawingml/2006/main">
+              <a:graphicData uri="http://schemas.openxmlformats.org/drawingml/2006/picture">
+                <pic:pic xmlns:pic="http://schemas.openxmlformats.org/drawingml/2006/picture">
+                  <pic:nvPicPr>
+                    <pic:cNvPr id="0" name="이미지"/>
+                    <pic:cNvPicPr preferRelativeResize="1">
+                      <a:picLocks noChangeAspect="1"/>
+                    </pic:cNvPicPr>
+                  </pic:nvPicPr>
+                  <pic:blipFill>
+                    <a:blip r:embed="rId5">
+                      <a:extLst>
+                        <a:ext uri="{28A0092B-C50C-407E-A947-70E740481C1C}">
+                          <a14:useLocalDpi xmlns:a14="http://schemas.microsoft.com/office/drawing/2010/main" val="0"/>
+                        </a:ext>
+                      </a:extLst>
+                    </a:blip>
+                    <a:srcRect/>
+                    <a:stretch>
+                      <a:fillRect/>
+                    </a:stretch>
+                  </pic:blipFill>
+                  <pic:spPr>
+                    <a:xfrm>
+                      <a:off x="0" y="0"/>
+                      <a:ext cx="10123468" cy="981075"/>
+                    </a:xfrm>
+                    <a:prstGeom prst="rect"/>
+                  </pic:spPr>
+                </pic:pic>
+              </a:graphicData>
+            </a:graphic>
+          </wp:inline>
+        </w:drawing>
+      </w:r>
+    </w:p>
+    <w:p>
+      <w:pPr>
+        <w:rPr>
+          <w:lang w:eastAsia="ko-KR"/>
+          <w:rFonts w:ascii="돋움체" w:eastAsia="돋움체" w:hAnsi="돋움체" w:cs="돋움체" w:hint="eastAsia"/>
+          <w:color w:val="000000"/>
+          <w:sz w:val="19"/>
+          <w:szCs w:val="20"/>
+          <w:highlight w:val="white"/>
+          <w:spacing w:val="0"/>
+          <w:rtl w:val="off"/>
+        </w:rPr>
+      </w:pPr>
+    </w:p>
+    <w:p>
+      <w:pPr>
+        <w:rPr>
+          <w:rFonts w:ascii="돋움체" w:eastAsia="돋움체" w:hAnsi="돋움체" w:cs="돋움체"/>
+          <w:color w:val="000000"/>
+          <w:sz w:val="19"/>
+          <w:szCs w:val="20"/>
+          <w:highlight w:val="white"/>
+          <w:spacing w:val="0"/>
+        </w:rPr>
+      </w:pPr>
+      <w:r>
+        <w:rPr>
+          <w:rFonts w:ascii="돋움체" w:eastAsia="돋움체" w:hAnsi="돋움체" w:cs="돋움체"/>
+          <w:color w:val="0000FF"/>
+          <w:sz w:val="19"/>
+          <w:szCs w:val="20"/>
+          <w:highlight w:val="white"/>
+          <w:spacing w:val="0"/>
+        </w:rPr>
+        <w:t>public</w:t>
+      </w:r>
+      <w:r>
+        <w:rPr>
+          <w:rFonts w:ascii="돋움체" w:eastAsia="돋움체" w:hAnsi="돋움체" w:cs="돋움체"/>
+          <w:color w:val="000000"/>
+          <w:sz w:val="19"/>
+          <w:szCs w:val="20"/>
+          <w:highlight w:val="white"/>
+          <w:spacing w:val="0"/>
+        </w:rPr>
+        <w:t xml:space="preserve"> </w:t>
+      </w:r>
+      <w:r>
+        <w:rPr>
+          <w:rFonts w:ascii="돋움체" w:eastAsia="돋움체" w:hAnsi="돋움체" w:cs="돋움체"/>
+          <w:color w:val="0000FF"/>
+          <w:sz w:val="19"/>
+          <w:szCs w:val="20"/>
+          <w:highlight w:val="white"/>
+          <w:spacing w:val="0"/>
+        </w:rPr>
+        <w:t>static</w:t>
+      </w:r>
+      <w:r>
+        <w:rPr>
+          <w:rFonts w:ascii="돋움체" w:eastAsia="돋움체" w:hAnsi="돋움체" w:cs="돋움체"/>
+          <w:color w:val="000000"/>
+          <w:sz w:val="19"/>
+          <w:szCs w:val="20"/>
+          <w:highlight w:val="white"/>
+          <w:spacing w:val="0"/>
+        </w:rPr>
+        <w:t xml:space="preserve"> </w:t>
+      </w:r>
+      <w:r>
+        <w:rPr>
+          <w:rFonts w:ascii="돋움체" w:eastAsia="돋움체" w:hAnsi="돋움체" w:cs="돋움체"/>
+          <w:color w:val="0000FF"/>
+          <w:sz w:val="19"/>
+          <w:szCs w:val="20"/>
+          <w:highlight w:val="white"/>
+          <w:spacing w:val="0"/>
+        </w:rPr>
+        <w:t>async</w:t>
+      </w:r>
+      <w:r>
+        <w:rPr>
+          <w:rFonts w:ascii="돋움체" w:eastAsia="돋움체" w:hAnsi="돋움체" w:cs="돋움체"/>
+          <w:color w:val="000000"/>
+          <w:sz w:val="19"/>
+          <w:szCs w:val="20"/>
+          <w:highlight w:val="white"/>
+          <w:spacing w:val="0"/>
+        </w:rPr>
+        <w:t xml:space="preserve"> </w:t>
+      </w:r>
+      <w:r>
+        <w:rPr>
+          <w:rFonts w:ascii="돋움체" w:eastAsia="돋움체" w:hAnsi="돋움체" w:cs="돋움체"/>
+          <w:color w:val="2B91AF"/>
+          <w:sz w:val="19"/>
+          <w:szCs w:val="20"/>
+          <w:highlight w:val="white"/>
+          <w:spacing w:val="0"/>
+        </w:rPr>
+        <w:t>Task</w:t>
+      </w:r>
+      <w:r>
+        <w:rPr>
+          <w:rFonts w:ascii="돋움체" w:eastAsia="돋움체" w:hAnsi="돋움체" w:cs="돋움체"/>
+          <w:color w:val="000000"/>
+          <w:sz w:val="19"/>
+          <w:szCs w:val="20"/>
+          <w:highlight w:val="white"/>
+          <w:spacing w:val="0"/>
+        </w:rPr>
+        <w:t>&lt;</w:t>
+      </w:r>
+      <w:r>
+        <w:rPr>
+          <w:rFonts w:ascii="돋움체" w:eastAsia="돋움체" w:hAnsi="돋움체" w:cs="돋움체"/>
+          <w:color w:val="0000FF"/>
+          <w:sz w:val="19"/>
+          <w:szCs w:val="20"/>
+          <w:highlight w:val="white"/>
+          <w:spacing w:val="0"/>
+        </w:rPr>
+        <w:t>string</w:t>
+      </w:r>
+      <w:r>
+        <w:rPr>
+          <w:rFonts w:ascii="돋움체" w:eastAsia="돋움체" w:hAnsi="돋움체" w:cs="돋움체"/>
+          <w:color w:val="000000"/>
+          <w:sz w:val="19"/>
+          <w:szCs w:val="20"/>
+          <w:highlight w:val="white"/>
+          <w:spacing w:val="0"/>
+        </w:rPr>
+        <w:t>?&gt; ReceiveAsync(</w:t>
+      </w:r>
+      <w:r>
+        <w:rPr>
+          <w:rFonts w:ascii="돋움체" w:eastAsia="돋움체" w:hAnsi="돋움체" w:cs="돋움체"/>
+          <w:color w:val="2B91AF"/>
+          <w:sz w:val="19"/>
+          <w:szCs w:val="20"/>
+          <w:highlight w:val="white"/>
+          <w:spacing w:val="0"/>
+        </w:rPr>
+        <w:t>Socket</w:t>
+      </w:r>
+      <w:r>
+        <w:rPr>
+          <w:rFonts w:ascii="돋움체" w:eastAsia="돋움체" w:hAnsi="돋움체" w:cs="돋움체"/>
+          <w:color w:val="000000"/>
+          <w:sz w:val="19"/>
+          <w:szCs w:val="20"/>
+          <w:highlight w:val="white"/>
+          <w:spacing w:val="0"/>
+        </w:rPr>
+        <w:t xml:space="preserve"> socket)</w:t>
+      </w:r>
+    </w:p>
+    <w:p>
+      <w:pPr>
+        <w:rPr>
+          <w:rFonts w:ascii="돋움체" w:eastAsia="돋움체" w:hAnsi="돋움체" w:cs="돋움체"/>
+          <w:color w:val="000000"/>
+          <w:sz w:val="19"/>
+          <w:szCs w:val="20"/>
+          <w:highlight w:val="white"/>
+          <w:spacing w:val="0"/>
+        </w:rPr>
+      </w:pPr>
+      <w:r>
+        <w:rPr>
+          <w:rFonts w:ascii="돋움체" w:eastAsia="돋움체" w:hAnsi="돋움체" w:cs="돋움체"/>
+          <w:color w:val="000000"/>
+          <w:sz w:val="19"/>
+          <w:szCs w:val="20"/>
+          <w:highlight w:val="white"/>
+          <w:spacing w:val="0"/>
+        </w:rPr>
+        <w:t xml:space="preserve"> </w:t>
+      </w:r>
+      <w:r>
+        <w:rPr>
+          <w:rFonts w:ascii="돋움체" w:eastAsia="돋움체" w:hAnsi="돋움체" w:cs="돋움체"/>
+          <w:color w:val="000000"/>
+          <w:sz w:val="19"/>
+          <w:szCs w:val="20"/>
+          <w:highlight w:val="white"/>
+          <w:spacing w:val="0"/>
+        </w:rPr>
+        <w:t>{</w:t>
+      </w:r>
+    </w:p>
+    <w:p>
+      <w:pPr>
+        <w:rPr>
+          <w:rFonts w:ascii="돋움체" w:eastAsia="돋움체" w:hAnsi="돋움체" w:cs="돋움체"/>
+          <w:color w:val="000000"/>
+          <w:sz w:val="19"/>
+          <w:szCs w:val="20"/>
+          <w:highlight w:val="white"/>
+          <w:spacing w:val="0"/>
+        </w:rPr>
+      </w:pPr>
+      <w:r>
+        <w:rPr>
+          <w:rFonts w:ascii="돋움체" w:eastAsia="돋움체" w:hAnsi="돋움체" w:cs="돋움체"/>
+          <w:color w:val="000000"/>
+          <w:sz w:val="19"/>
+          <w:szCs w:val="20"/>
+          <w:highlight w:val="white"/>
+          <w:spacing w:val="0"/>
+        </w:rPr>
+        <w:t xml:space="preserve">     </w:t>
+      </w:r>
+      <w:r>
+        <w:rPr>
+          <w:rFonts w:ascii="돋움체" w:eastAsia="돋움체" w:hAnsi="돋움체" w:cs="돋움체"/>
+          <w:color w:val="0000FF"/>
+          <w:sz w:val="19"/>
+          <w:szCs w:val="20"/>
+          <w:highlight w:val="white"/>
+          <w:spacing w:val="0"/>
+        </w:rPr>
+        <w:t>byte</w:t>
+      </w:r>
+      <w:r>
+        <w:rPr>
+          <w:rFonts w:ascii="돋움체" w:eastAsia="돋움체" w:hAnsi="돋움체" w:cs="돋움체"/>
+          <w:color w:val="000000"/>
+          <w:sz w:val="19"/>
+          <w:szCs w:val="20"/>
+          <w:highlight w:val="white"/>
+          <w:spacing w:val="0"/>
+        </w:rPr>
+        <w:t xml:space="preserve">[] header = </w:t>
+      </w:r>
+      <w:r>
+        <w:rPr>
+          <w:rFonts w:ascii="돋움체" w:eastAsia="돋움체" w:hAnsi="돋움체" w:cs="돋움체"/>
+          <w:color w:val="0000FF"/>
+          <w:sz w:val="19"/>
+          <w:szCs w:val="20"/>
+          <w:highlight w:val="white"/>
+          <w:spacing w:val="0"/>
+        </w:rPr>
+        <w:t>new</w:t>
+      </w:r>
+      <w:r>
+        <w:rPr>
+          <w:rFonts w:ascii="돋움체" w:eastAsia="돋움체" w:hAnsi="돋움체" w:cs="돋움체"/>
+          <w:color w:val="000000"/>
+          <w:sz w:val="19"/>
+          <w:szCs w:val="20"/>
+          <w:highlight w:val="white"/>
+          <w:spacing w:val="0"/>
+        </w:rPr>
+        <w:t xml:space="preserve"> </w:t>
+      </w:r>
+      <w:r>
+        <w:rPr>
+          <w:rFonts w:ascii="돋움체" w:eastAsia="돋움체" w:hAnsi="돋움체" w:cs="돋움체"/>
+          <w:color w:val="0000FF"/>
+          <w:sz w:val="19"/>
+          <w:szCs w:val="20"/>
+          <w:highlight w:val="white"/>
+          <w:spacing w:val="0"/>
+        </w:rPr>
+        <w:t>byte</w:t>
+      </w:r>
+      <w:r>
+        <w:rPr>
+          <w:rFonts w:ascii="돋움체" w:eastAsia="돋움체" w:hAnsi="돋움체" w:cs="돋움체"/>
+          <w:color w:val="000000"/>
+          <w:sz w:val="19"/>
+          <w:szCs w:val="20"/>
+          <w:highlight w:val="white"/>
+          <w:spacing w:val="0"/>
+        </w:rPr>
+        <w:t>[4];</w:t>
+      </w:r>
+    </w:p>
+    <w:p>
+      <w:pPr>
+        <w:rPr>
+          <w:rFonts w:ascii="돋움체" w:eastAsia="돋움체" w:hAnsi="돋움체" w:cs="돋움체"/>
+          <w:color w:val="000000"/>
+          <w:sz w:val="19"/>
+          <w:szCs w:val="20"/>
+          <w:highlight w:val="white"/>
+          <w:spacing w:val="0"/>
+        </w:rPr>
+      </w:pPr>
+      <w:r>
+        <w:rPr>
+          <w:rFonts w:ascii="돋움체" w:eastAsia="돋움체" w:hAnsi="돋움체" w:cs="돋움체"/>
+          <w:color w:val="000000"/>
+          <w:sz w:val="19"/>
+          <w:szCs w:val="20"/>
+          <w:highlight w:val="white"/>
+          <w:spacing w:val="0"/>
+        </w:rPr>
+        <w:t xml:space="preserve">     </w:t>
+      </w:r>
+      <w:r>
+        <w:rPr>
+          <w:rFonts w:ascii="돋움체" w:eastAsia="돋움체" w:hAnsi="돋움체" w:cs="돋움체"/>
+          <w:color w:val="0000FF"/>
+          <w:sz w:val="19"/>
+          <w:szCs w:val="20"/>
+          <w:highlight w:val="white"/>
+          <w:spacing w:val="0"/>
+        </w:rPr>
+        <w:t>int</w:t>
+      </w:r>
+      <w:r>
+        <w:rPr>
+          <w:rFonts w:ascii="돋움체" w:eastAsia="돋움체" w:hAnsi="돋움체" w:cs="돋움체"/>
+          <w:color w:val="000000"/>
+          <w:sz w:val="19"/>
+          <w:szCs w:val="20"/>
+          <w:highlight w:val="white"/>
+          <w:spacing w:val="0"/>
+        </w:rPr>
+        <w:t xml:space="preserve"> received = 0;</w:t>
+      </w:r>
+    </w:p>
+    <w:p>
+      <w:pPr>
+        <w:rPr>
+          <w:rFonts w:ascii="돋움체" w:eastAsia="돋움체" w:hAnsi="돋움체" w:cs="돋움체"/>
+          <w:color w:val="000000"/>
+          <w:sz w:val="19"/>
+          <w:szCs w:val="20"/>
+          <w:highlight w:val="white"/>
+          <w:spacing w:val="0"/>
+        </w:rPr>
+      </w:pPr>
+    </w:p>
+    <w:p>
+      <w:pPr>
+        <w:rPr>
+          <w:rFonts w:ascii="돋움체" w:eastAsia="돋움체" w:hAnsi="돋움체" w:cs="돋움체"/>
+          <w:color w:val="000000"/>
+          <w:sz w:val="19"/>
+          <w:szCs w:val="20"/>
+          <w:highlight w:val="white"/>
+          <w:spacing w:val="0"/>
+        </w:rPr>
+      </w:pPr>
+      <w:r>
+        <w:rPr>
+          <w:rFonts w:ascii="돋움체" w:eastAsia="돋움체" w:hAnsi="돋움체" w:cs="돋움체"/>
+          <w:color w:val="000000"/>
+          <w:sz w:val="19"/>
+          <w:szCs w:val="20"/>
+          <w:highlight w:val="white"/>
+          <w:spacing w:val="0"/>
+        </w:rPr>
+        <w:t xml:space="preserve">     </w:t>
+      </w:r>
+      <w:r>
+        <w:rPr>
+          <w:rFonts w:ascii="돋움체" w:eastAsia="돋움체" w:hAnsi="돋움체" w:cs="돋움체"/>
+          <w:color w:val="0000FF"/>
+          <w:sz w:val="19"/>
+          <w:szCs w:val="20"/>
+          <w:highlight w:val="white"/>
+          <w:spacing w:val="0"/>
+        </w:rPr>
+        <w:t>while</w:t>
+      </w:r>
+      <w:r>
+        <w:rPr>
+          <w:rFonts w:ascii="돋움체" w:eastAsia="돋움체" w:hAnsi="돋움체" w:cs="돋움체"/>
+          <w:color w:val="000000"/>
+          <w:sz w:val="19"/>
+          <w:szCs w:val="20"/>
+          <w:highlight w:val="white"/>
+          <w:spacing w:val="0"/>
+        </w:rPr>
+        <w:t xml:space="preserve"> (received &lt; header</w:t>
+      </w:r>
+      <w:r>
+        <w:rPr>
+          <w:rFonts w:ascii="돋움체" w:eastAsia="돋움체" w:hAnsi="돋움체" w:cs="돋움체"/>
+          <w:color w:val="000000"/>
+          <w:sz w:val="19"/>
+          <w:szCs w:val="20"/>
+          <w:highlight w:val="white"/>
+          <w:spacing w:val="0"/>
+        </w:rPr>
+        <w:t>.Length)</w:t>
+      </w:r>
+    </w:p>
+    <w:p>
+      <w:pPr>
+        <w:rPr>
+          <w:rFonts w:ascii="돋움체" w:eastAsia="돋움체" w:hAnsi="돋움체" w:cs="돋움체"/>
+          <w:color w:val="000000"/>
+          <w:sz w:val="19"/>
+          <w:szCs w:val="20"/>
+          <w:highlight w:val="white"/>
+          <w:spacing w:val="0"/>
+        </w:rPr>
+      </w:pPr>
+      <w:r>
+        <w:rPr>
+          <w:rFonts w:ascii="돋움체" w:eastAsia="돋움체" w:hAnsi="돋움체" w:cs="돋움체"/>
+          <w:color w:val="000000"/>
+          <w:sz w:val="19"/>
+          <w:szCs w:val="20"/>
+          <w:highlight w:val="white"/>
+          <w:spacing w:val="0"/>
+        </w:rPr>
+        <w:t xml:space="preserve">     </w:t>
+      </w:r>
+      <w:r>
+        <w:rPr>
+          <w:rFonts w:ascii="돋움체" w:eastAsia="돋움체" w:hAnsi="돋움체" w:cs="돋움체"/>
+          <w:color w:val="000000"/>
+          <w:sz w:val="19"/>
+          <w:szCs w:val="20"/>
+          <w:highlight w:val="white"/>
+          <w:spacing w:val="0"/>
+        </w:rPr>
+        <w:t>{</w:t>
+      </w:r>
+    </w:p>
+    <w:p>
+      <w:pPr>
+        <w:rPr>
+          <w:rFonts w:ascii="돋움체" w:eastAsia="돋움체" w:hAnsi="돋움체" w:cs="돋움체"/>
+          <w:color w:val="000000"/>
+          <w:sz w:val="19"/>
+          <w:szCs w:val="20"/>
+          <w:highlight w:val="white"/>
+          <w:spacing w:val="0"/>
+        </w:rPr>
+      </w:pPr>
+      <w:r>
+        <w:rPr>
+          <w:rFonts w:ascii="돋움체" w:eastAsia="돋움체" w:hAnsi="돋움체" w:cs="돋움체"/>
+          <w:color w:val="000000"/>
+          <w:sz w:val="19"/>
+          <w:szCs w:val="20"/>
+          <w:highlight w:val="white"/>
+          <w:spacing w:val="0"/>
+        </w:rPr>
+        <w:t xml:space="preserve">         </w:t>
+      </w:r>
+      <w:r>
+        <w:rPr>
+          <w:rFonts w:ascii="돋움체" w:eastAsia="돋움체" w:hAnsi="돋움체" w:cs="돋움체"/>
+          <w:color w:val="0000FF"/>
+          <w:sz w:val="19"/>
+          <w:szCs w:val="20"/>
+          <w:highlight w:val="white"/>
+          <w:spacing w:val="0"/>
+        </w:rPr>
+        <w:t>int</w:t>
+      </w:r>
+      <w:r>
+        <w:rPr>
+          <w:rFonts w:ascii="돋움체" w:eastAsia="돋움체" w:hAnsi="돋움체" w:cs="돋움체"/>
+          <w:color w:val="000000"/>
+          <w:sz w:val="19"/>
+          <w:szCs w:val="20"/>
+          <w:highlight w:val="white"/>
+          <w:spacing w:val="0"/>
+        </w:rPr>
+        <w:t xml:space="preserve"> n = </w:t>
+      </w:r>
+      <w:r>
+        <w:rPr>
+          <w:rFonts w:ascii="돋움체" w:eastAsia="돋움체" w:hAnsi="돋움체" w:cs="돋움체"/>
+          <w:color w:val="0000FF"/>
+          <w:sz w:val="19"/>
+          <w:szCs w:val="20"/>
+          <w:highlight w:val="white"/>
+          <w:spacing w:val="0"/>
+        </w:rPr>
+        <w:t>await</w:t>
+      </w:r>
+      <w:r>
+        <w:rPr>
+          <w:rFonts w:ascii="돋움체" w:eastAsia="돋움체" w:hAnsi="돋움체" w:cs="돋움체"/>
+          <w:color w:val="000000"/>
+          <w:sz w:val="19"/>
+          <w:szCs w:val="20"/>
+          <w:highlight w:val="white"/>
+          <w:spacing w:val="0"/>
+        </w:rPr>
+        <w:t xml:space="preserve"> socket</w:t>
+      </w:r>
+      <w:r>
+        <w:rPr>
+          <w:rFonts w:ascii="돋움체" w:eastAsia="돋움체" w:hAnsi="돋움체" w:cs="돋움체"/>
+          <w:color w:val="000000"/>
+          <w:sz w:val="19"/>
+          <w:szCs w:val="20"/>
+          <w:highlight w:val="white"/>
+          <w:spacing w:val="0"/>
+        </w:rPr>
+        <w:t>.ReceiveAsync(</w:t>
+      </w:r>
+    </w:p>
+    <w:p>
+      <w:pPr>
+        <w:rPr>
+          <w:rFonts w:ascii="돋움체" w:eastAsia="돋움체" w:hAnsi="돋움체" w:cs="돋움체"/>
+          <w:color w:val="000000"/>
+          <w:sz w:val="19"/>
+          <w:szCs w:val="20"/>
+          <w:highlight w:val="white"/>
+          <w:spacing w:val="0"/>
+        </w:rPr>
+      </w:pPr>
+      <w:r>
+        <w:rPr>
+          <w:rFonts w:ascii="돋움체" w:eastAsia="돋움체" w:hAnsi="돋움체" w:cs="돋움체"/>
+          <w:color w:val="000000"/>
+          <w:sz w:val="19"/>
+          <w:szCs w:val="20"/>
+          <w:highlight w:val="white"/>
+          <w:spacing w:val="0"/>
+        </w:rPr>
+        <w:t xml:space="preserve">             </w:t>
+      </w:r>
+      <w:r>
+        <w:rPr>
+          <w:rFonts w:ascii="돋움체" w:eastAsia="돋움체" w:hAnsi="돋움체" w:cs="돋움체"/>
+          <w:color w:val="0000FF"/>
+          <w:sz w:val="19"/>
+          <w:szCs w:val="20"/>
+          <w:highlight w:val="white"/>
+          <w:spacing w:val="0"/>
+        </w:rPr>
+        <w:t>new</w:t>
+      </w:r>
+      <w:r>
+        <w:rPr>
+          <w:rFonts w:ascii="돋움체" w:eastAsia="돋움체" w:hAnsi="돋움체" w:cs="돋움체"/>
+          <w:color w:val="000000"/>
+          <w:sz w:val="19"/>
+          <w:szCs w:val="20"/>
+          <w:highlight w:val="white"/>
+          <w:spacing w:val="0"/>
+        </w:rPr>
+        <w:t xml:space="preserve"> </w:t>
+      </w:r>
+      <w:r>
+        <w:rPr>
+          <w:rFonts w:ascii="돋움체" w:eastAsia="돋움체" w:hAnsi="돋움체" w:cs="돋움체"/>
+          <w:color w:val="2B91AF"/>
+          <w:sz w:val="19"/>
+          <w:szCs w:val="20"/>
+          <w:highlight w:val="white"/>
+          <w:spacing w:val="0"/>
+        </w:rPr>
+        <w:t>ArraySegment</w:t>
+      </w:r>
+      <w:r>
+        <w:rPr>
+          <w:rFonts w:ascii="돋움체" w:eastAsia="돋움체" w:hAnsi="돋움체" w:cs="돋움체"/>
+          <w:color w:val="000000"/>
+          <w:sz w:val="19"/>
+          <w:szCs w:val="20"/>
+          <w:highlight w:val="white"/>
+          <w:spacing w:val="0"/>
+        </w:rPr>
+        <w:t>&lt;</w:t>
+      </w:r>
+      <w:r>
+        <w:rPr>
+          <w:rFonts w:ascii="돋움체" w:eastAsia="돋움체" w:hAnsi="돋움체" w:cs="돋움체"/>
+          <w:color w:val="0000FF"/>
+          <w:sz w:val="19"/>
+          <w:szCs w:val="20"/>
+          <w:highlight w:val="white"/>
+          <w:spacing w:val="0"/>
+        </w:rPr>
+        <w:t>byte</w:t>
+      </w:r>
+      <w:r>
+        <w:rPr>
+          <w:rFonts w:ascii="돋움체" w:eastAsia="돋움체" w:hAnsi="돋움체" w:cs="돋움체"/>
+          <w:color w:val="000000"/>
+          <w:sz w:val="19"/>
+          <w:szCs w:val="20"/>
+          <w:highlight w:val="white"/>
+          <w:spacing w:val="0"/>
+        </w:rPr>
+        <w:t>&gt;(</w:t>
+      </w:r>
+    </w:p>
+    <w:p>
+      <w:pPr>
+        <w:rPr>
+          <w:rFonts w:ascii="돋움체" w:eastAsia="돋움체" w:hAnsi="돋움체" w:cs="돋움체"/>
+          <w:color w:val="000000"/>
+          <w:sz w:val="19"/>
+          <w:szCs w:val="20"/>
+          <w:highlight w:val="white"/>
+          <w:spacing w:val="0"/>
+        </w:rPr>
+      </w:pPr>
+      <w:r>
+        <w:rPr>
+          <w:rFonts w:ascii="돋움체" w:eastAsia="돋움체" w:hAnsi="돋움체" w:cs="돋움체"/>
+          <w:color w:val="000000"/>
+          <w:sz w:val="19"/>
+          <w:szCs w:val="20"/>
+          <w:highlight w:val="white"/>
+          <w:spacing w:val="0"/>
+        </w:rPr>
+        <w:t xml:space="preserve">                 header, received, header</w:t>
+      </w:r>
+      <w:r>
+        <w:rPr>
+          <w:rFonts w:ascii="돋움체" w:eastAsia="돋움체" w:hAnsi="돋움체" w:cs="돋움체"/>
+          <w:color w:val="000000"/>
+          <w:sz w:val="19"/>
+          <w:szCs w:val="20"/>
+          <w:highlight w:val="white"/>
+          <w:spacing w:val="0"/>
+        </w:rPr>
+        <w:t>.Length - received),</w:t>
+      </w:r>
+    </w:p>
+    <w:p>
+      <w:pPr>
+        <w:rPr>
+          <w:rFonts w:ascii="돋움체" w:eastAsia="돋움체" w:hAnsi="돋움체" w:cs="돋움체"/>
+          <w:color w:val="000000"/>
+          <w:sz w:val="19"/>
+          <w:szCs w:val="20"/>
+          <w:highlight w:val="white"/>
+          <w:spacing w:val="0"/>
+        </w:rPr>
+      </w:pPr>
+      <w:r>
+        <w:rPr>
+          <w:rFonts w:ascii="돋움체" w:eastAsia="돋움체" w:hAnsi="돋움체" w:cs="돋움체"/>
+          <w:color w:val="000000"/>
+          <w:sz w:val="19"/>
+          <w:szCs w:val="20"/>
+          <w:highlight w:val="white"/>
+          <w:spacing w:val="0"/>
+        </w:rPr>
+        <w:t xml:space="preserve">             </w:t>
+      </w:r>
+      <w:r>
+        <w:rPr>
+          <w:rFonts w:ascii="돋움체" w:eastAsia="돋움체" w:hAnsi="돋움체" w:cs="돋움체"/>
+          <w:color w:val="2B91AF"/>
+          <w:sz w:val="19"/>
+          <w:szCs w:val="20"/>
+          <w:highlight w:val="white"/>
+          <w:spacing w:val="0"/>
+        </w:rPr>
+        <w:t>SocketFlags</w:t>
+      </w:r>
+      <w:r>
+        <w:rPr>
+          <w:rFonts w:ascii="돋움체" w:eastAsia="돋움체" w:hAnsi="돋움체" w:cs="돋움체"/>
+          <w:color w:val="000000"/>
+          <w:sz w:val="19"/>
+          <w:szCs w:val="20"/>
+          <w:highlight w:val="white"/>
+          <w:spacing w:val="0"/>
+        </w:rPr>
+        <w:t>.None);</w:t>
+      </w:r>
+    </w:p>
+    <w:p>
+      <w:pPr>
+        <w:rPr>
+          <w:rFonts w:ascii="돋움체" w:eastAsia="돋움체" w:hAnsi="돋움체" w:cs="돋움체"/>
+          <w:color w:val="000000"/>
+          <w:sz w:val="19"/>
+          <w:szCs w:val="20"/>
+          <w:highlight w:val="white"/>
+          <w:spacing w:val="0"/>
+        </w:rPr>
+      </w:pPr>
+    </w:p>
+    <w:p>
+      <w:pPr>
+        <w:rPr>
+          <w:rFonts w:ascii="돋움체" w:eastAsia="돋움체" w:hAnsi="돋움체" w:cs="돋움체"/>
+          <w:color w:val="000000"/>
+          <w:sz w:val="19"/>
+          <w:szCs w:val="20"/>
+          <w:highlight w:val="white"/>
+          <w:spacing w:val="0"/>
+        </w:rPr>
+      </w:pPr>
+      <w:r>
+        <w:rPr>
+          <w:rFonts w:ascii="돋움체" w:eastAsia="돋움체" w:hAnsi="돋움체" w:cs="돋움체"/>
+          <w:color w:val="000000"/>
+          <w:sz w:val="19"/>
+          <w:szCs w:val="20"/>
+          <w:highlight w:val="white"/>
+          <w:spacing w:val="0"/>
+        </w:rPr>
+        <w:t xml:space="preserve">         </w:t>
+      </w:r>
+      <w:r>
+        <w:rPr>
+          <w:rFonts w:ascii="돋움체" w:eastAsia="돋움체" w:hAnsi="돋움체" w:cs="돋움체"/>
+          <w:color w:val="0000FF"/>
+          <w:sz w:val="19"/>
+          <w:szCs w:val="20"/>
+          <w:highlight w:val="white"/>
+          <w:spacing w:val="0"/>
+        </w:rPr>
+        <w:t>if</w:t>
+      </w:r>
+      <w:r>
+        <w:rPr>
+          <w:rFonts w:ascii="돋움체" w:eastAsia="돋움체" w:hAnsi="돋움체" w:cs="돋움체"/>
+          <w:color w:val="000000"/>
+          <w:sz w:val="19"/>
+          <w:szCs w:val="20"/>
+          <w:highlight w:val="white"/>
+          <w:spacing w:val="0"/>
+        </w:rPr>
+        <w:t xml:space="preserve"> (n == 0) </w:t>
+      </w:r>
+      <w:r>
+        <w:rPr>
+          <w:rFonts w:ascii="돋움체" w:eastAsia="돋움체" w:hAnsi="돋움체" w:cs="돋움체"/>
+          <w:color w:val="0000FF"/>
+          <w:sz w:val="19"/>
+          <w:szCs w:val="20"/>
+          <w:highlight w:val="white"/>
+          <w:spacing w:val="0"/>
+        </w:rPr>
+        <w:t>return</w:t>
+      </w:r>
+      <w:r>
+        <w:rPr>
+          <w:rFonts w:ascii="돋움체" w:eastAsia="돋움체" w:hAnsi="돋움체" w:cs="돋움체"/>
+          <w:color w:val="000000"/>
+          <w:sz w:val="19"/>
+          <w:szCs w:val="20"/>
+          <w:highlight w:val="white"/>
+          <w:spacing w:val="0"/>
+        </w:rPr>
+        <w:t xml:space="preserve"> </w:t>
+      </w:r>
+      <w:r>
+        <w:rPr>
+          <w:rFonts w:ascii="돋움체" w:eastAsia="돋움체" w:hAnsi="돋움체" w:cs="돋움체"/>
+          <w:color w:val="0000FF"/>
+          <w:sz w:val="19"/>
+          <w:szCs w:val="20"/>
+          <w:highlight w:val="white"/>
+          <w:spacing w:val="0"/>
+        </w:rPr>
+        <w:t>null</w:t>
+      </w:r>
+      <w:r>
+        <w:rPr>
+          <w:rFonts w:ascii="돋움체" w:eastAsia="돋움체" w:hAnsi="돋움체" w:cs="돋움체"/>
+          <w:color w:val="000000"/>
+          <w:sz w:val="19"/>
+          <w:szCs w:val="20"/>
+          <w:highlight w:val="white"/>
+          <w:spacing w:val="0"/>
+        </w:rPr>
+        <w:t>;</w:t>
+      </w:r>
+    </w:p>
+    <w:p>
+      <w:pPr>
+        <w:rPr>
+          <w:rFonts w:ascii="돋움체" w:eastAsia="돋움체" w:hAnsi="돋움체" w:cs="돋움체"/>
+          <w:color w:val="000000"/>
+          <w:sz w:val="19"/>
+          <w:szCs w:val="20"/>
+          <w:highlight w:val="white"/>
+          <w:spacing w:val="0"/>
+        </w:rPr>
+      </w:pPr>
+    </w:p>
+    <w:p>
+      <w:pPr>
+        <w:rPr>
+          <w:rFonts w:ascii="돋움체" w:eastAsia="돋움체" w:hAnsi="돋움체" w:cs="돋움체"/>
+          <w:color w:val="000000"/>
+          <w:sz w:val="19"/>
+          <w:szCs w:val="20"/>
+          <w:highlight w:val="white"/>
+          <w:spacing w:val="0"/>
+        </w:rPr>
+      </w:pPr>
+      <w:r>
+        <w:rPr>
+          <w:rFonts w:ascii="돋움체" w:eastAsia="돋움체" w:hAnsi="돋움체" w:cs="돋움체"/>
+          <w:color w:val="000000"/>
+          <w:sz w:val="19"/>
+          <w:szCs w:val="20"/>
+          <w:highlight w:val="white"/>
+          <w:spacing w:val="0"/>
+        </w:rPr>
+        <w:t xml:space="preserve">         received += n;</w:t>
+      </w:r>
+    </w:p>
+    <w:p>
+      <w:pPr>
+        <w:rPr>
+          <w:rFonts w:ascii="돋움체" w:eastAsia="돋움체" w:hAnsi="돋움체" w:cs="돋움체"/>
+          <w:color w:val="000000"/>
+          <w:sz w:val="19"/>
+          <w:szCs w:val="20"/>
+          <w:highlight w:val="white"/>
+          <w:spacing w:val="0"/>
+        </w:rPr>
+      </w:pPr>
+      <w:r>
+        <w:rPr>
+          <w:rFonts w:ascii="돋움체" w:eastAsia="돋움체" w:hAnsi="돋움체" w:cs="돋움체"/>
+          <w:color w:val="000000"/>
+          <w:sz w:val="19"/>
+          <w:szCs w:val="20"/>
+          <w:highlight w:val="white"/>
+          <w:spacing w:val="0"/>
+        </w:rPr>
+        <w:t xml:space="preserve">     </w:t>
+      </w:r>
+      <w:r>
+        <w:rPr>
+          <w:rFonts w:ascii="돋움체" w:eastAsia="돋움체" w:hAnsi="돋움체" w:cs="돋움체"/>
+          <w:color w:val="000000"/>
+          <w:sz w:val="19"/>
+          <w:szCs w:val="20"/>
+          <w:highlight w:val="white"/>
+          <w:spacing w:val="0"/>
+        </w:rPr>
+        <w:t>}</w:t>
+      </w:r>
+    </w:p>
+    <w:p>
+      <w:pPr>
+        <w:rPr>
+          <w:rFonts w:ascii="돋움체" w:eastAsia="돋움체" w:hAnsi="돋움체" w:cs="돋움체"/>
+          <w:color w:val="000000"/>
+          <w:sz w:val="19"/>
+          <w:szCs w:val="20"/>
+          <w:highlight w:val="white"/>
+          <w:spacing w:val="0"/>
+        </w:rPr>
+      </w:pPr>
+    </w:p>
+    <w:p>
+      <w:pPr>
+        <w:rPr>
+          <w:rFonts w:ascii="돋움체" w:eastAsia="돋움체" w:hAnsi="돋움체" w:cs="돋움체"/>
+          <w:color w:val="008000"/>
+          <w:sz w:val="19"/>
+          <w:szCs w:val="20"/>
+          <w:highlight w:val="white"/>
+          <w:spacing w:val="0"/>
+        </w:rPr>
+      </w:pPr>
+      <w:r>
+        <w:rPr>
+          <w:rFonts w:ascii="돋움체" w:eastAsia="돋움체" w:hAnsi="돋움체" w:cs="돋움체"/>
+          <w:color w:val="000000"/>
+          <w:sz w:val="19"/>
+          <w:szCs w:val="20"/>
+          <w:highlight w:val="white"/>
+          <w:spacing w:val="0"/>
+        </w:rPr>
+        <w:t xml:space="preserve">     </w:t>
+      </w:r>
+      <w:r>
+        <w:rPr>
+          <w:rFonts w:ascii="돋움체" w:eastAsia="돋움체" w:hAnsi="돋움체" w:cs="돋움체"/>
+          <w:color w:val="008000"/>
+          <w:sz w:val="19"/>
+          <w:szCs w:val="20"/>
+          <w:highlight w:val="white"/>
+          <w:spacing w:val="0"/>
+        </w:rPr>
+        <w:t xml:space="preserve">// </w:t>
+      </w:r>
+      <w:r>
+        <w:rPr>
+          <w:rFonts w:ascii="돋움체" w:eastAsia="돋움체" w:hAnsi="돋움체" w:cs="돋움체"/>
+          <w:color w:val="008000"/>
+          <w:sz w:val="19"/>
+          <w:szCs w:val="20"/>
+          <w:highlight w:val="white"/>
+          <w:spacing w:val="0"/>
+        </w:rPr>
+        <w:t>헤</w:t>
+      </w:r>
+      <w:r>
+        <w:rPr>
+          <w:rFonts w:ascii="돋움체" w:eastAsia="돋움체" w:hAnsi="돋움체" w:cs="돋움체"/>
+          <w:color w:val="008000"/>
+          <w:sz w:val="19"/>
+          <w:szCs w:val="20"/>
+          <w:highlight w:val="white"/>
+          <w:spacing w:val="0"/>
+        </w:rPr>
+        <w:t>더</w:t>
+      </w:r>
+      <w:r>
+        <w:rPr>
+          <w:rFonts w:ascii="돋움체" w:eastAsia="돋움체" w:hAnsi="돋움체" w:cs="돋움체"/>
+          <w:color w:val="008000"/>
+          <w:sz w:val="19"/>
+          <w:szCs w:val="20"/>
+          <w:highlight w:val="white"/>
+          <w:spacing w:val="0"/>
+        </w:rPr>
+        <w:t>에</w:t>
+      </w:r>
+      <w:r>
+        <w:rPr>
+          <w:rFonts w:ascii="돋움체" w:eastAsia="돋움체" w:hAnsi="돋움체" w:cs="돋움체"/>
+          <w:color w:val="008000"/>
+          <w:sz w:val="19"/>
+          <w:szCs w:val="20"/>
+          <w:highlight w:val="white"/>
+          <w:spacing w:val="0"/>
+        </w:rPr>
+        <w:t xml:space="preserve">서 </w:t>
+      </w:r>
+      <w:r>
+        <w:rPr>
+          <w:rFonts w:ascii="돋움체" w:eastAsia="돋움체" w:hAnsi="돋움체" w:cs="돋움체"/>
+          <w:color w:val="008000"/>
+          <w:sz w:val="19"/>
+          <w:szCs w:val="20"/>
+          <w:highlight w:val="white"/>
+          <w:spacing w:val="0"/>
+        </w:rPr>
+        <w:t>본</w:t>
+      </w:r>
+      <w:r>
+        <w:rPr>
+          <w:rFonts w:ascii="돋움체" w:eastAsia="돋움체" w:hAnsi="돋움체" w:cs="돋움체"/>
+          <w:color w:val="008000"/>
+          <w:sz w:val="19"/>
+          <w:szCs w:val="20"/>
+          <w:highlight w:val="white"/>
+          <w:spacing w:val="0"/>
+        </w:rPr>
+        <w:t xml:space="preserve">문 </w:t>
+      </w:r>
+      <w:r>
+        <w:rPr>
+          <w:rFonts w:ascii="돋움체" w:eastAsia="돋움체" w:hAnsi="돋움체" w:cs="돋움체"/>
+          <w:color w:val="008000"/>
+          <w:sz w:val="19"/>
+          <w:szCs w:val="20"/>
+          <w:highlight w:val="white"/>
+          <w:spacing w:val="0"/>
+        </w:rPr>
+        <w:t>길</w:t>
+      </w:r>
+      <w:r>
+        <w:rPr>
+          <w:rFonts w:ascii="돋움체" w:eastAsia="돋움체" w:hAnsi="돋움체" w:cs="돋움체"/>
+          <w:color w:val="008000"/>
+          <w:sz w:val="19"/>
+          <w:szCs w:val="20"/>
+          <w:highlight w:val="white"/>
+          <w:spacing w:val="0"/>
+        </w:rPr>
+        <w:t>이</w:t>
+      </w:r>
+      <w:r>
+        <w:rPr>
+          <w:rFonts w:ascii="돋움체" w:eastAsia="돋움체" w:hAnsi="돋움체" w:cs="돋움체"/>
+          <w:color w:val="008000"/>
+          <w:sz w:val="19"/>
+          <w:szCs w:val="20"/>
+          <w:highlight w:val="white"/>
+          <w:spacing w:val="0"/>
+        </w:rPr>
+        <w:t xml:space="preserve">를 </w:t>
+      </w:r>
+      <w:r>
+        <w:rPr>
+          <w:rFonts w:ascii="돋움체" w:eastAsia="돋움체" w:hAnsi="돋움체" w:cs="돋움체"/>
+          <w:color w:val="008000"/>
+          <w:sz w:val="19"/>
+          <w:szCs w:val="20"/>
+          <w:highlight w:val="white"/>
+          <w:spacing w:val="0"/>
+        </w:rPr>
+        <w:t>읽</w:t>
+      </w:r>
+      <w:r>
+        <w:rPr>
+          <w:rFonts w:ascii="돋움체" w:eastAsia="돋움체" w:hAnsi="돋움체" w:cs="돋움체"/>
+          <w:color w:val="008000"/>
+          <w:sz w:val="19"/>
+          <w:szCs w:val="20"/>
+          <w:highlight w:val="white"/>
+          <w:spacing w:val="0"/>
+        </w:rPr>
+        <w:t xml:space="preserve">고 </w:t>
+      </w:r>
+      <w:r>
+        <w:rPr>
+          <w:rFonts w:ascii="돋움체" w:eastAsia="돋움체" w:hAnsi="돋움체" w:cs="돋움체"/>
+          <w:color w:val="008000"/>
+          <w:sz w:val="19"/>
+          <w:szCs w:val="20"/>
+          <w:highlight w:val="white"/>
+          <w:spacing w:val="0"/>
+        </w:rPr>
+        <w:t>검</w:t>
+      </w:r>
+      <w:r>
+        <w:rPr>
+          <w:rFonts w:ascii="돋움체" w:eastAsia="돋움체" w:hAnsi="돋움체" w:cs="돋움체"/>
+          <w:color w:val="008000"/>
+          <w:sz w:val="19"/>
+          <w:szCs w:val="20"/>
+          <w:highlight w:val="white"/>
+          <w:spacing w:val="0"/>
+        </w:rPr>
+        <w:t>사</w:t>
+      </w:r>
+      <w:r>
+        <w:rPr>
+          <w:rFonts w:ascii="돋움체" w:eastAsia="돋움체" w:hAnsi="돋움체" w:cs="돋움체"/>
+          <w:color w:val="008000"/>
+          <w:sz w:val="19"/>
+          <w:szCs w:val="20"/>
+          <w:highlight w:val="white"/>
+          <w:spacing w:val="0"/>
+        </w:rPr>
+        <w:t>한</w:t>
+      </w:r>
+      <w:r>
+        <w:rPr>
+          <w:rFonts w:ascii="돋움체" w:eastAsia="돋움체" w:hAnsi="돋움체" w:cs="돋움체"/>
+          <w:color w:val="008000"/>
+          <w:sz w:val="19"/>
+          <w:szCs w:val="20"/>
+          <w:highlight w:val="white"/>
+          <w:spacing w:val="0"/>
+        </w:rPr>
+        <w:t>다</w:t>
+      </w:r>
+      <w:r>
+        <w:rPr>
+          <w:rFonts w:ascii="돋움체" w:eastAsia="돋움체" w:hAnsi="돋움체" w:cs="돋움체"/>
+          <w:color w:val="008000"/>
+          <w:sz w:val="19"/>
+          <w:szCs w:val="20"/>
+          <w:highlight w:val="white"/>
+          <w:spacing w:val="0"/>
+        </w:rPr>
+        <w:t>.</w:t>
+      </w:r>
+    </w:p>
+    <w:p>
+      <w:pPr>
+        <w:rPr>
+          <w:rFonts w:ascii="돋움체" w:eastAsia="돋움체" w:hAnsi="돋움체" w:cs="돋움체"/>
+          <w:color w:val="000000"/>
+          <w:sz w:val="19"/>
+          <w:szCs w:val="20"/>
+          <w:highlight w:val="white"/>
+          <w:spacing w:val="0"/>
+        </w:rPr>
+      </w:pPr>
+      <w:r>
+        <w:rPr>
+          <w:rFonts w:ascii="돋움체" w:eastAsia="돋움체" w:hAnsi="돋움체" w:cs="돋움체"/>
+          <w:color w:val="000000"/>
+          <w:sz w:val="19"/>
+          <w:szCs w:val="20"/>
+          <w:highlight w:val="white"/>
+          <w:spacing w:val="0"/>
+        </w:rPr>
+        <w:t xml:space="preserve">     </w:t>
+      </w:r>
+      <w:r>
+        <w:rPr>
+          <w:rFonts w:ascii="돋움체" w:eastAsia="돋움체" w:hAnsi="돋움체" w:cs="돋움체"/>
+          <w:color w:val="0000FF"/>
+          <w:sz w:val="19"/>
+          <w:szCs w:val="20"/>
+          <w:highlight w:val="white"/>
+          <w:spacing w:val="0"/>
+        </w:rPr>
+        <w:t>int</w:t>
+      </w:r>
+      <w:r>
+        <w:rPr>
+          <w:rFonts w:ascii="돋움체" w:eastAsia="돋움체" w:hAnsi="돋움체" w:cs="돋움체"/>
+          <w:color w:val="000000"/>
+          <w:sz w:val="19"/>
+          <w:szCs w:val="20"/>
+          <w:highlight w:val="white"/>
+          <w:spacing w:val="0"/>
+        </w:rPr>
+        <w:t xml:space="preserve"> bodyLength = </w:t>
+      </w:r>
+      <w:r>
+        <w:rPr>
+          <w:rFonts w:ascii="돋움체" w:eastAsia="돋움체" w:hAnsi="돋움체" w:cs="돋움체"/>
+          <w:color w:val="2B91AF"/>
+          <w:sz w:val="19"/>
+          <w:szCs w:val="20"/>
+          <w:highlight w:val="white"/>
+          <w:spacing w:val="0"/>
+        </w:rPr>
+        <w:t>BitConverter</w:t>
+      </w:r>
+      <w:r>
+        <w:rPr>
+          <w:rFonts w:ascii="돋움체" w:eastAsia="돋움체" w:hAnsi="돋움체" w:cs="돋움체"/>
+          <w:color w:val="000000"/>
+          <w:sz w:val="19"/>
+          <w:szCs w:val="20"/>
+          <w:highlight w:val="white"/>
+          <w:spacing w:val="0"/>
+        </w:rPr>
+        <w:t>.ToInt32(header, 0);</w:t>
+      </w:r>
+    </w:p>
+    <w:p>
+      <w:pPr>
+        <w:rPr>
+          <w:rFonts w:ascii="돋움체" w:eastAsia="돋움체" w:hAnsi="돋움체" w:cs="돋움체"/>
+          <w:color w:val="000000"/>
+          <w:sz w:val="19"/>
+          <w:szCs w:val="20"/>
+          <w:highlight w:val="white"/>
+          <w:spacing w:val="0"/>
+        </w:rPr>
+      </w:pPr>
+    </w:p>
+    <w:p>
+      <w:pPr>
+        <w:rPr>
+          <w:rFonts w:ascii="돋움체" w:eastAsia="돋움체" w:hAnsi="돋움체" w:cs="돋움체"/>
+          <w:color w:val="000000"/>
+          <w:sz w:val="19"/>
+          <w:szCs w:val="20"/>
+          <w:highlight w:val="white"/>
+          <w:spacing w:val="0"/>
+        </w:rPr>
+      </w:pPr>
+      <w:r>
+        <w:rPr>
+          <w:rFonts w:ascii="돋움체" w:eastAsia="돋움체" w:hAnsi="돋움체" w:cs="돋움체"/>
+          <w:color w:val="000000"/>
+          <w:sz w:val="19"/>
+          <w:szCs w:val="20"/>
+          <w:highlight w:val="white"/>
+          <w:spacing w:val="0"/>
+        </w:rPr>
+        <w:t xml:space="preserve">     </w:t>
+      </w:r>
+      <w:r>
+        <w:rPr>
+          <w:rFonts w:ascii="돋움체" w:eastAsia="돋움체" w:hAnsi="돋움체" w:cs="돋움체"/>
+          <w:color w:val="0000FF"/>
+          <w:sz w:val="19"/>
+          <w:szCs w:val="20"/>
+          <w:highlight w:val="white"/>
+          <w:spacing w:val="0"/>
+        </w:rPr>
+        <w:t>if</w:t>
+      </w:r>
+      <w:r>
+        <w:rPr>
+          <w:rFonts w:ascii="돋움체" w:eastAsia="돋움체" w:hAnsi="돋움체" w:cs="돋움체"/>
+          <w:color w:val="000000"/>
+          <w:sz w:val="19"/>
+          <w:szCs w:val="20"/>
+          <w:highlight w:val="white"/>
+          <w:spacing w:val="0"/>
+        </w:rPr>
+        <w:t xml:space="preserve"> (bodyLength &lt;= 0 || bodyLength &gt; MAX_BODY)</w:t>
+      </w:r>
+    </w:p>
+    <w:p>
+      <w:pPr>
+        <w:rPr>
+          <w:rFonts w:ascii="돋움체" w:eastAsia="돋움체" w:hAnsi="돋움체" w:cs="돋움체"/>
+          <w:color w:val="000000"/>
+          <w:sz w:val="19"/>
+          <w:szCs w:val="20"/>
+          <w:highlight w:val="white"/>
+          <w:spacing w:val="0"/>
+        </w:rPr>
+      </w:pPr>
+      <w:r>
+        <w:rPr>
+          <w:rFonts w:ascii="돋움체" w:eastAsia="돋움체" w:hAnsi="돋움체" w:cs="돋움체"/>
+          <w:color w:val="000000"/>
+          <w:sz w:val="19"/>
+          <w:szCs w:val="20"/>
+          <w:highlight w:val="white"/>
+          <w:spacing w:val="0"/>
+        </w:rPr>
+        <w:t xml:space="preserve">         </w:t>
+      </w:r>
+      <w:r>
+        <w:rPr>
+          <w:rFonts w:ascii="돋움체" w:eastAsia="돋움체" w:hAnsi="돋움체" w:cs="돋움체"/>
+          <w:color w:val="0000FF"/>
+          <w:sz w:val="19"/>
+          <w:szCs w:val="20"/>
+          <w:highlight w:val="white"/>
+          <w:spacing w:val="0"/>
+        </w:rPr>
+        <w:t>return</w:t>
+      </w:r>
+      <w:r>
+        <w:rPr>
+          <w:rFonts w:ascii="돋움체" w:eastAsia="돋움체" w:hAnsi="돋움체" w:cs="돋움체"/>
+          <w:color w:val="000000"/>
+          <w:sz w:val="19"/>
+          <w:szCs w:val="20"/>
+          <w:highlight w:val="white"/>
+          <w:spacing w:val="0"/>
+        </w:rPr>
+        <w:t xml:space="preserve"> </w:t>
+      </w:r>
+      <w:r>
+        <w:rPr>
+          <w:rFonts w:ascii="돋움체" w:eastAsia="돋움체" w:hAnsi="돋움체" w:cs="돋움체"/>
+          <w:color w:val="0000FF"/>
+          <w:sz w:val="19"/>
+          <w:szCs w:val="20"/>
+          <w:highlight w:val="white"/>
+          <w:spacing w:val="0"/>
+        </w:rPr>
+        <w:t>null</w:t>
+      </w:r>
+      <w:r>
+        <w:rPr>
+          <w:rFonts w:ascii="돋움체" w:eastAsia="돋움체" w:hAnsi="돋움체" w:cs="돋움체"/>
+          <w:color w:val="000000"/>
+          <w:sz w:val="19"/>
+          <w:szCs w:val="20"/>
+          <w:highlight w:val="white"/>
+          <w:spacing w:val="0"/>
+        </w:rPr>
+        <w:t>;</w:t>
+      </w:r>
+    </w:p>
+    <w:p>
+      <w:pPr>
+        <w:rPr>
+          <w:rFonts w:ascii="돋움체" w:eastAsia="돋움체" w:hAnsi="돋움체" w:cs="돋움체"/>
+          <w:color w:val="000000"/>
+          <w:sz w:val="19"/>
+          <w:szCs w:val="20"/>
+          <w:highlight w:val="white"/>
+          <w:spacing w:val="0"/>
+        </w:rPr>
+      </w:pPr>
+    </w:p>
+    <w:p>
+      <w:pPr>
+        <w:rPr>
+          <w:rFonts w:ascii="돋움체" w:eastAsia="돋움체" w:hAnsi="돋움체" w:cs="돋움체"/>
+          <w:color w:val="000000"/>
+          <w:sz w:val="19"/>
+          <w:szCs w:val="20"/>
+          <w:highlight w:val="white"/>
+          <w:spacing w:val="0"/>
+        </w:rPr>
+      </w:pPr>
+      <w:r>
+        <w:rPr>
+          <w:rFonts w:ascii="돋움체" w:eastAsia="돋움체" w:hAnsi="돋움체" w:cs="돋움체"/>
+          <w:color w:val="000000"/>
+          <w:sz w:val="19"/>
+          <w:szCs w:val="20"/>
+          <w:highlight w:val="white"/>
+          <w:spacing w:val="0"/>
+        </w:rPr>
+        <w:t xml:space="preserve">     </w:t>
+      </w:r>
+      <w:r>
+        <w:rPr>
+          <w:rFonts w:ascii="돋움체" w:eastAsia="돋움체" w:hAnsi="돋움체" w:cs="돋움체"/>
+          <w:color w:val="0000FF"/>
+          <w:sz w:val="19"/>
+          <w:szCs w:val="20"/>
+          <w:highlight w:val="white"/>
+          <w:spacing w:val="0"/>
+        </w:rPr>
+        <w:t>byte</w:t>
+      </w:r>
+      <w:r>
+        <w:rPr>
+          <w:rFonts w:ascii="돋움체" w:eastAsia="돋움체" w:hAnsi="돋움체" w:cs="돋움체"/>
+          <w:color w:val="000000"/>
+          <w:sz w:val="19"/>
+          <w:szCs w:val="20"/>
+          <w:highlight w:val="white"/>
+          <w:spacing w:val="0"/>
+        </w:rPr>
+        <w:t xml:space="preserve">[] body = </w:t>
+      </w:r>
+      <w:r>
+        <w:rPr>
+          <w:rFonts w:ascii="돋움체" w:eastAsia="돋움체" w:hAnsi="돋움체" w:cs="돋움체"/>
+          <w:color w:val="0000FF"/>
+          <w:sz w:val="19"/>
+          <w:szCs w:val="20"/>
+          <w:highlight w:val="white"/>
+          <w:spacing w:val="0"/>
+        </w:rPr>
+        <w:t>new</w:t>
+      </w:r>
+      <w:r>
+        <w:rPr>
+          <w:rFonts w:ascii="돋움체" w:eastAsia="돋움체" w:hAnsi="돋움체" w:cs="돋움체"/>
+          <w:color w:val="000000"/>
+          <w:sz w:val="19"/>
+          <w:szCs w:val="20"/>
+          <w:highlight w:val="white"/>
+          <w:spacing w:val="0"/>
+        </w:rPr>
+        <w:t xml:space="preserve"> </w:t>
+      </w:r>
+      <w:r>
+        <w:rPr>
+          <w:rFonts w:ascii="돋움체" w:eastAsia="돋움체" w:hAnsi="돋움체" w:cs="돋움체"/>
+          <w:color w:val="0000FF"/>
+          <w:sz w:val="19"/>
+          <w:szCs w:val="20"/>
+          <w:highlight w:val="white"/>
+          <w:spacing w:val="0"/>
+        </w:rPr>
+        <w:t>byte</w:t>
+      </w:r>
+      <w:r>
+        <w:rPr>
+          <w:rFonts w:ascii="돋움체" w:eastAsia="돋움체" w:hAnsi="돋움체" w:cs="돋움체"/>
+          <w:color w:val="000000"/>
+          <w:sz w:val="19"/>
+          <w:szCs w:val="20"/>
+          <w:highlight w:val="white"/>
+          <w:spacing w:val="0"/>
+        </w:rPr>
+        <w:t>[bodyLength];</w:t>
+      </w:r>
+    </w:p>
+    <w:p>
+      <w:pPr>
+        <w:rPr>
+          <w:rFonts w:ascii="돋움체" w:eastAsia="돋움체" w:hAnsi="돋움체" w:cs="돋움체"/>
+          <w:color w:val="000000"/>
+          <w:sz w:val="19"/>
+          <w:szCs w:val="20"/>
+          <w:highlight w:val="white"/>
+          <w:spacing w:val="0"/>
+        </w:rPr>
+      </w:pPr>
+      <w:r>
+        <w:rPr>
+          <w:rFonts w:ascii="돋움체" w:eastAsia="돋움체" w:hAnsi="돋움체" w:cs="돋움체"/>
+          <w:color w:val="000000"/>
+          <w:sz w:val="19"/>
+          <w:szCs w:val="20"/>
+          <w:highlight w:val="white"/>
+          <w:spacing w:val="0"/>
+        </w:rPr>
+        <w:t xml:space="preserve">     received = 0;</w:t>
+      </w:r>
+    </w:p>
+    <w:p>
+      <w:pPr>
+        <w:rPr>
+          <w:rFonts w:ascii="돋움체" w:eastAsia="돋움체" w:hAnsi="돋움체" w:cs="돋움체"/>
+          <w:color w:val="000000"/>
+          <w:sz w:val="19"/>
+          <w:szCs w:val="20"/>
+          <w:highlight w:val="white"/>
+          <w:spacing w:val="0"/>
+        </w:rPr>
+      </w:pPr>
+    </w:p>
+    <w:p>
+      <w:pPr>
+        <w:rPr>
+          <w:rFonts w:ascii="돋움체" w:eastAsia="돋움체" w:hAnsi="돋움체" w:cs="돋움체"/>
+          <w:color w:val="000000"/>
+          <w:sz w:val="19"/>
+          <w:szCs w:val="20"/>
+          <w:highlight w:val="white"/>
+          <w:spacing w:val="0"/>
+        </w:rPr>
+      </w:pPr>
+      <w:r>
+        <w:rPr>
+          <w:rFonts w:ascii="돋움체" w:eastAsia="돋움체" w:hAnsi="돋움체" w:cs="돋움체"/>
+          <w:color w:val="000000"/>
+          <w:sz w:val="19"/>
+          <w:szCs w:val="20"/>
+          <w:highlight w:val="white"/>
+          <w:spacing w:val="0"/>
+        </w:rPr>
+        <w:t xml:space="preserve">     </w:t>
+      </w:r>
+      <w:r>
+        <w:rPr>
+          <w:rFonts w:ascii="돋움체" w:eastAsia="돋움체" w:hAnsi="돋움체" w:cs="돋움체"/>
+          <w:color w:val="0000FF"/>
+          <w:sz w:val="19"/>
+          <w:szCs w:val="20"/>
+          <w:highlight w:val="white"/>
+          <w:spacing w:val="0"/>
+        </w:rPr>
+        <w:t>while</w:t>
+      </w:r>
+      <w:r>
+        <w:rPr>
+          <w:rFonts w:ascii="돋움체" w:eastAsia="돋움체" w:hAnsi="돋움체" w:cs="돋움체"/>
+          <w:color w:val="000000"/>
+          <w:sz w:val="19"/>
+          <w:szCs w:val="20"/>
+          <w:highlight w:val="white"/>
+          <w:spacing w:val="0"/>
+        </w:rPr>
+        <w:t xml:space="preserve"> (received &lt; body</w:t>
+      </w:r>
+      <w:r>
+        <w:rPr>
+          <w:rFonts w:ascii="돋움체" w:eastAsia="돋움체" w:hAnsi="돋움체" w:cs="돋움체"/>
+          <w:color w:val="000000"/>
+          <w:sz w:val="19"/>
+          <w:szCs w:val="20"/>
+          <w:highlight w:val="white"/>
+          <w:spacing w:val="0"/>
+        </w:rPr>
+        <w:t>.Length)</w:t>
+      </w:r>
+    </w:p>
+    <w:p>
+      <w:pPr>
+        <w:rPr>
+          <w:rFonts w:ascii="돋움체" w:eastAsia="돋움체" w:hAnsi="돋움체" w:cs="돋움체"/>
+          <w:color w:val="000000"/>
+          <w:sz w:val="19"/>
+          <w:szCs w:val="20"/>
+          <w:highlight w:val="white"/>
+          <w:spacing w:val="0"/>
+        </w:rPr>
+      </w:pPr>
+      <w:r>
+        <w:rPr>
+          <w:rFonts w:ascii="돋움체" w:eastAsia="돋움체" w:hAnsi="돋움체" w:cs="돋움체"/>
+          <w:color w:val="000000"/>
+          <w:sz w:val="19"/>
+          <w:szCs w:val="20"/>
+          <w:highlight w:val="white"/>
+          <w:spacing w:val="0"/>
+        </w:rPr>
+        <w:t xml:space="preserve">     </w:t>
+      </w:r>
+      <w:r>
+        <w:rPr>
+          <w:rFonts w:ascii="돋움체" w:eastAsia="돋움체" w:hAnsi="돋움체" w:cs="돋움체"/>
+          <w:color w:val="000000"/>
+          <w:sz w:val="19"/>
+          <w:szCs w:val="20"/>
+          <w:highlight w:val="white"/>
+          <w:spacing w:val="0"/>
+        </w:rPr>
+        <w:t>{</w:t>
+      </w:r>
+    </w:p>
+    <w:p>
+      <w:pPr>
+        <w:rPr>
+          <w:rFonts w:ascii="돋움체" w:eastAsia="돋움체" w:hAnsi="돋움체" w:cs="돋움체"/>
+          <w:color w:val="000000"/>
+          <w:sz w:val="19"/>
+          <w:szCs w:val="20"/>
+          <w:highlight w:val="white"/>
+          <w:spacing w:val="0"/>
+        </w:rPr>
+      </w:pPr>
+      <w:r>
+        <w:rPr>
+          <w:rFonts w:ascii="돋움체" w:eastAsia="돋움체" w:hAnsi="돋움체" w:cs="돋움체"/>
+          <w:color w:val="000000"/>
+          <w:sz w:val="19"/>
+          <w:szCs w:val="20"/>
+          <w:highlight w:val="white"/>
+          <w:spacing w:val="0"/>
+        </w:rPr>
+        <w:t xml:space="preserve">         </w:t>
+      </w:r>
+      <w:r>
+        <w:rPr>
+          <w:rFonts w:ascii="돋움체" w:eastAsia="돋움체" w:hAnsi="돋움체" w:cs="돋움체"/>
+          <w:color w:val="0000FF"/>
+          <w:sz w:val="19"/>
+          <w:szCs w:val="20"/>
+          <w:highlight w:val="white"/>
+          <w:spacing w:val="0"/>
+        </w:rPr>
+        <w:t>int</w:t>
+      </w:r>
+      <w:r>
+        <w:rPr>
+          <w:rFonts w:ascii="돋움체" w:eastAsia="돋움체" w:hAnsi="돋움체" w:cs="돋움체"/>
+          <w:color w:val="000000"/>
+          <w:sz w:val="19"/>
+          <w:szCs w:val="20"/>
+          <w:highlight w:val="white"/>
+          <w:spacing w:val="0"/>
+        </w:rPr>
+        <w:t xml:space="preserve"> n = </w:t>
+      </w:r>
+      <w:r>
+        <w:rPr>
+          <w:rFonts w:ascii="돋움체" w:eastAsia="돋움체" w:hAnsi="돋움체" w:cs="돋움체"/>
+          <w:color w:val="0000FF"/>
+          <w:sz w:val="19"/>
+          <w:szCs w:val="20"/>
+          <w:highlight w:val="white"/>
+          <w:spacing w:val="0"/>
+        </w:rPr>
+        <w:t>await</w:t>
+      </w:r>
+      <w:r>
+        <w:rPr>
+          <w:rFonts w:ascii="돋움체" w:eastAsia="돋움체" w:hAnsi="돋움체" w:cs="돋움체"/>
+          <w:color w:val="000000"/>
+          <w:sz w:val="19"/>
+          <w:szCs w:val="20"/>
+          <w:highlight w:val="white"/>
+          <w:spacing w:val="0"/>
+        </w:rPr>
+        <w:t xml:space="preserve"> socket</w:t>
+      </w:r>
+      <w:r>
+        <w:rPr>
+          <w:rFonts w:ascii="돋움체" w:eastAsia="돋움체" w:hAnsi="돋움체" w:cs="돋움체"/>
+          <w:color w:val="000000"/>
+          <w:sz w:val="19"/>
+          <w:szCs w:val="20"/>
+          <w:highlight w:val="white"/>
+          <w:spacing w:val="0"/>
+        </w:rPr>
+        <w:t>.ReceiveAsync(</w:t>
+      </w:r>
+    </w:p>
+    <w:p>
+      <w:pPr>
+        <w:rPr>
+          <w:rFonts w:ascii="돋움체" w:eastAsia="돋움체" w:hAnsi="돋움체" w:cs="돋움체"/>
+          <w:color w:val="000000"/>
+          <w:sz w:val="19"/>
+          <w:szCs w:val="20"/>
+          <w:highlight w:val="white"/>
+          <w:spacing w:val="0"/>
+        </w:rPr>
+      </w:pPr>
+      <w:r>
+        <w:rPr>
+          <w:rFonts w:ascii="돋움체" w:eastAsia="돋움체" w:hAnsi="돋움체" w:cs="돋움체"/>
+          <w:color w:val="000000"/>
+          <w:sz w:val="19"/>
+          <w:szCs w:val="20"/>
+          <w:highlight w:val="white"/>
+          <w:spacing w:val="0"/>
+        </w:rPr>
+        <w:t xml:space="preserve">             </w:t>
+      </w:r>
+      <w:r>
+        <w:rPr>
+          <w:rFonts w:ascii="돋움체" w:eastAsia="돋움체" w:hAnsi="돋움체" w:cs="돋움체"/>
+          <w:color w:val="0000FF"/>
+          <w:sz w:val="19"/>
+          <w:szCs w:val="20"/>
+          <w:highlight w:val="white"/>
+          <w:spacing w:val="0"/>
+        </w:rPr>
+        <w:t>new</w:t>
+      </w:r>
+      <w:r>
+        <w:rPr>
+          <w:rFonts w:ascii="돋움체" w:eastAsia="돋움체" w:hAnsi="돋움체" w:cs="돋움체"/>
+          <w:color w:val="000000"/>
+          <w:sz w:val="19"/>
+          <w:szCs w:val="20"/>
+          <w:highlight w:val="white"/>
+          <w:spacing w:val="0"/>
+        </w:rPr>
+        <w:t xml:space="preserve"> </w:t>
+      </w:r>
+      <w:r>
+        <w:rPr>
+          <w:rFonts w:ascii="돋움체" w:eastAsia="돋움체" w:hAnsi="돋움체" w:cs="돋움체"/>
+          <w:color w:val="2B91AF"/>
+          <w:sz w:val="19"/>
+          <w:szCs w:val="20"/>
+          <w:highlight w:val="white"/>
+          <w:spacing w:val="0"/>
+        </w:rPr>
+        <w:t>ArraySegment</w:t>
+      </w:r>
+      <w:r>
+        <w:rPr>
+          <w:rFonts w:ascii="돋움체" w:eastAsia="돋움체" w:hAnsi="돋움체" w:cs="돋움체"/>
+          <w:color w:val="000000"/>
+          <w:sz w:val="19"/>
+          <w:szCs w:val="20"/>
+          <w:highlight w:val="white"/>
+          <w:spacing w:val="0"/>
+        </w:rPr>
+        <w:t>&lt;</w:t>
+      </w:r>
+      <w:r>
+        <w:rPr>
+          <w:rFonts w:ascii="돋움체" w:eastAsia="돋움체" w:hAnsi="돋움체" w:cs="돋움체"/>
+          <w:color w:val="0000FF"/>
+          <w:sz w:val="19"/>
+          <w:szCs w:val="20"/>
+          <w:highlight w:val="white"/>
+          <w:spacing w:val="0"/>
+        </w:rPr>
+        <w:t>byte</w:t>
+      </w:r>
+      <w:r>
+        <w:rPr>
+          <w:rFonts w:ascii="돋움체" w:eastAsia="돋움체" w:hAnsi="돋움체" w:cs="돋움체"/>
+          <w:color w:val="000000"/>
+          <w:sz w:val="19"/>
+          <w:szCs w:val="20"/>
+          <w:highlight w:val="white"/>
+          <w:spacing w:val="0"/>
+        </w:rPr>
+        <w:t>&gt;(</w:t>
+      </w:r>
+    </w:p>
+    <w:p>
+      <w:pPr>
+        <w:rPr>
+          <w:rFonts w:ascii="돋움체" w:eastAsia="돋움체" w:hAnsi="돋움체" w:cs="돋움체"/>
+          <w:color w:val="000000"/>
+          <w:sz w:val="19"/>
+          <w:szCs w:val="20"/>
+          <w:highlight w:val="white"/>
+          <w:spacing w:val="0"/>
+        </w:rPr>
+      </w:pPr>
+      <w:r>
+        <w:rPr>
+          <w:rFonts w:ascii="돋움체" w:eastAsia="돋움체" w:hAnsi="돋움체" w:cs="돋움체"/>
+          <w:color w:val="000000"/>
+          <w:sz w:val="19"/>
+          <w:szCs w:val="20"/>
+          <w:highlight w:val="white"/>
+          <w:spacing w:val="0"/>
+        </w:rPr>
+        <w:t xml:space="preserve">                 body, received, body</w:t>
+      </w:r>
+      <w:r>
+        <w:rPr>
+          <w:rFonts w:ascii="돋움체" w:eastAsia="돋움체" w:hAnsi="돋움체" w:cs="돋움체"/>
+          <w:color w:val="000000"/>
+          <w:sz w:val="19"/>
+          <w:szCs w:val="20"/>
+          <w:highlight w:val="white"/>
+          <w:spacing w:val="0"/>
+        </w:rPr>
+        <w:t>.Length - received),</w:t>
+      </w:r>
+    </w:p>
+    <w:p>
+      <w:pPr>
+        <w:rPr>
+          <w:rFonts w:ascii="돋움체" w:eastAsia="돋움체" w:hAnsi="돋움체" w:cs="돋움체"/>
+          <w:color w:val="000000"/>
+          <w:sz w:val="19"/>
+          <w:szCs w:val="20"/>
+          <w:highlight w:val="white"/>
+          <w:spacing w:val="0"/>
+        </w:rPr>
+      </w:pPr>
+      <w:r>
+        <w:rPr>
+          <w:rFonts w:ascii="돋움체" w:eastAsia="돋움체" w:hAnsi="돋움체" w:cs="돋움체"/>
+          <w:color w:val="000000"/>
+          <w:sz w:val="19"/>
+          <w:szCs w:val="20"/>
+          <w:highlight w:val="white"/>
+          <w:spacing w:val="0"/>
+        </w:rPr>
+        <w:t xml:space="preserve">             </w:t>
+      </w:r>
+      <w:r>
+        <w:rPr>
+          <w:rFonts w:ascii="돋움체" w:eastAsia="돋움체" w:hAnsi="돋움체" w:cs="돋움체"/>
+          <w:color w:val="2B91AF"/>
+          <w:sz w:val="19"/>
+          <w:szCs w:val="20"/>
+          <w:highlight w:val="white"/>
+          <w:spacing w:val="0"/>
+        </w:rPr>
+        <w:t>SocketFlags</w:t>
+      </w:r>
+      <w:r>
+        <w:rPr>
+          <w:rFonts w:ascii="돋움체" w:eastAsia="돋움체" w:hAnsi="돋움체" w:cs="돋움체"/>
+          <w:color w:val="000000"/>
+          <w:sz w:val="19"/>
+          <w:szCs w:val="20"/>
+          <w:highlight w:val="white"/>
+          <w:spacing w:val="0"/>
+        </w:rPr>
+        <w:t>.None);</w:t>
+      </w:r>
+    </w:p>
+    <w:p>
+      <w:pPr>
+        <w:rPr>
+          <w:rFonts w:ascii="돋움체" w:eastAsia="돋움체" w:hAnsi="돋움체" w:cs="돋움체"/>
+          <w:color w:val="000000"/>
+          <w:sz w:val="19"/>
+          <w:szCs w:val="20"/>
+          <w:highlight w:val="white"/>
+          <w:spacing w:val="0"/>
+        </w:rPr>
+      </w:pPr>
+    </w:p>
+    <w:p>
+      <w:pPr>
+        <w:rPr>
+          <w:rFonts w:ascii="돋움체" w:eastAsia="돋움체" w:hAnsi="돋움체" w:cs="돋움체"/>
+          <w:color w:val="000000"/>
+          <w:sz w:val="19"/>
+          <w:szCs w:val="20"/>
+          <w:highlight w:val="white"/>
+          <w:spacing w:val="0"/>
+        </w:rPr>
+      </w:pPr>
+      <w:r>
+        <w:rPr>
+          <w:rFonts w:ascii="돋움체" w:eastAsia="돋움체" w:hAnsi="돋움체" w:cs="돋움체"/>
+          <w:color w:val="000000"/>
+          <w:sz w:val="19"/>
+          <w:szCs w:val="20"/>
+          <w:highlight w:val="white"/>
+          <w:spacing w:val="0"/>
+        </w:rPr>
+        <w:t xml:space="preserve">         </w:t>
+      </w:r>
+      <w:r>
+        <w:rPr>
+          <w:rFonts w:ascii="돋움체" w:eastAsia="돋움체" w:hAnsi="돋움체" w:cs="돋움체"/>
+          <w:color w:val="0000FF"/>
+          <w:sz w:val="19"/>
+          <w:szCs w:val="20"/>
+          <w:highlight w:val="white"/>
+          <w:spacing w:val="0"/>
+        </w:rPr>
+        <w:t>if</w:t>
+      </w:r>
+      <w:r>
+        <w:rPr>
+          <w:rFonts w:ascii="돋움체" w:eastAsia="돋움체" w:hAnsi="돋움체" w:cs="돋움체"/>
+          <w:color w:val="000000"/>
+          <w:sz w:val="19"/>
+          <w:szCs w:val="20"/>
+          <w:highlight w:val="white"/>
+          <w:spacing w:val="0"/>
+        </w:rPr>
+        <w:t xml:space="preserve"> (n == 0) </w:t>
+      </w:r>
+      <w:r>
+        <w:rPr>
+          <w:rFonts w:ascii="돋움체" w:eastAsia="돋움체" w:hAnsi="돋움체" w:cs="돋움체"/>
+          <w:color w:val="0000FF"/>
+          <w:sz w:val="19"/>
+          <w:szCs w:val="20"/>
+          <w:highlight w:val="white"/>
+          <w:spacing w:val="0"/>
+        </w:rPr>
+        <w:t>return</w:t>
+      </w:r>
+      <w:r>
+        <w:rPr>
+          <w:rFonts w:ascii="돋움체" w:eastAsia="돋움체" w:hAnsi="돋움체" w:cs="돋움체"/>
+          <w:color w:val="000000"/>
+          <w:sz w:val="19"/>
+          <w:szCs w:val="20"/>
+          <w:highlight w:val="white"/>
+          <w:spacing w:val="0"/>
+        </w:rPr>
+        <w:t xml:space="preserve"> </w:t>
+      </w:r>
+      <w:r>
+        <w:rPr>
+          <w:rFonts w:ascii="돋움체" w:eastAsia="돋움체" w:hAnsi="돋움체" w:cs="돋움체"/>
+          <w:color w:val="0000FF"/>
+          <w:sz w:val="19"/>
+          <w:szCs w:val="20"/>
+          <w:highlight w:val="white"/>
+          <w:spacing w:val="0"/>
+        </w:rPr>
+        <w:t>null</w:t>
+      </w:r>
+      <w:r>
+        <w:rPr>
+          <w:rFonts w:ascii="돋움체" w:eastAsia="돋움체" w:hAnsi="돋움체" w:cs="돋움체"/>
+          <w:color w:val="000000"/>
+          <w:sz w:val="19"/>
+          <w:szCs w:val="20"/>
+          <w:highlight w:val="white"/>
+          <w:spacing w:val="0"/>
+        </w:rPr>
+        <w:t>;</w:t>
+      </w:r>
+    </w:p>
+    <w:p>
+      <w:pPr>
+        <w:rPr>
+          <w:rFonts w:ascii="돋움체" w:eastAsia="돋움체" w:hAnsi="돋움체" w:cs="돋움체"/>
+          <w:color w:val="000000"/>
+          <w:sz w:val="19"/>
+          <w:szCs w:val="20"/>
+          <w:highlight w:val="white"/>
+          <w:spacing w:val="0"/>
+        </w:rPr>
+      </w:pPr>
+    </w:p>
+    <w:p>
+      <w:pPr>
+        <w:rPr>
+          <w:rFonts w:ascii="돋움체" w:eastAsia="돋움체" w:hAnsi="돋움체" w:cs="돋움체"/>
+          <w:color w:val="000000"/>
+          <w:sz w:val="19"/>
+          <w:szCs w:val="20"/>
+          <w:highlight w:val="white"/>
+          <w:spacing w:val="0"/>
+        </w:rPr>
+      </w:pPr>
+      <w:r>
+        <w:rPr>
+          <w:rFonts w:ascii="돋움체" w:eastAsia="돋움체" w:hAnsi="돋움체" w:cs="돋움체"/>
+          <w:color w:val="000000"/>
+          <w:sz w:val="19"/>
+          <w:szCs w:val="20"/>
+          <w:highlight w:val="white"/>
+          <w:spacing w:val="0"/>
+        </w:rPr>
+        <w:t xml:space="preserve">         received += n;</w:t>
+      </w:r>
+    </w:p>
+    <w:p>
+      <w:pPr>
+        <w:rPr>
+          <w:rFonts w:ascii="돋움체" w:eastAsia="돋움체" w:hAnsi="돋움체" w:cs="돋움체"/>
+          <w:color w:val="000000"/>
+          <w:sz w:val="19"/>
+          <w:szCs w:val="20"/>
+          <w:highlight w:val="white"/>
+          <w:spacing w:val="0"/>
+        </w:rPr>
+      </w:pPr>
+      <w:r>
+        <w:rPr>
+          <w:rFonts w:ascii="돋움체" w:eastAsia="돋움체" w:hAnsi="돋움체" w:cs="돋움체"/>
+          <w:color w:val="000000"/>
+          <w:sz w:val="19"/>
+          <w:szCs w:val="20"/>
+          <w:highlight w:val="white"/>
+          <w:spacing w:val="0"/>
+        </w:rPr>
+        <w:t xml:space="preserve">     </w:t>
+      </w:r>
+      <w:r>
+        <w:rPr>
+          <w:rFonts w:ascii="돋움체" w:eastAsia="돋움체" w:hAnsi="돋움체" w:cs="돋움체"/>
+          <w:color w:val="000000"/>
+          <w:sz w:val="19"/>
+          <w:szCs w:val="20"/>
+          <w:highlight w:val="white"/>
+          <w:spacing w:val="0"/>
+        </w:rPr>
+        <w:t>}</w:t>
+      </w:r>
+    </w:p>
+    <w:p>
+      <w:pPr>
+        <w:rPr>
+          <w:rFonts w:ascii="돋움체" w:eastAsia="돋움체" w:hAnsi="돋움체" w:cs="돋움체"/>
+          <w:color w:val="000000"/>
+          <w:sz w:val="19"/>
+          <w:szCs w:val="20"/>
+          <w:highlight w:val="white"/>
+          <w:spacing w:val="0"/>
+        </w:rPr>
+      </w:pPr>
+    </w:p>
+    <w:p>
+      <w:pPr>
+        <w:rPr>
+          <w:rFonts w:ascii="돋움체" w:eastAsia="돋움체" w:hAnsi="돋움체" w:cs="돋움체"/>
+          <w:color w:val="000000"/>
+          <w:sz w:val="19"/>
+          <w:szCs w:val="20"/>
+          <w:highlight w:val="white"/>
+          <w:spacing w:val="0"/>
+        </w:rPr>
+      </w:pPr>
+      <w:r>
+        <w:rPr>
+          <w:rFonts w:ascii="돋움체" w:eastAsia="돋움체" w:hAnsi="돋움체" w:cs="돋움체"/>
+          <w:color w:val="000000"/>
+          <w:sz w:val="19"/>
+          <w:szCs w:val="20"/>
+          <w:highlight w:val="white"/>
+          <w:spacing w:val="0"/>
+        </w:rPr>
+        <w:t xml:space="preserve">     </w:t>
+      </w:r>
+      <w:r>
+        <w:rPr>
+          <w:rFonts w:ascii="돋움체" w:eastAsia="돋움체" w:hAnsi="돋움체" w:cs="돋움체"/>
+          <w:color w:val="0000FF"/>
+          <w:sz w:val="19"/>
+          <w:szCs w:val="20"/>
+          <w:highlight w:val="white"/>
+          <w:spacing w:val="0"/>
+        </w:rPr>
+        <w:t>return</w:t>
+      </w:r>
+      <w:r>
+        <w:rPr>
+          <w:rFonts w:ascii="돋움체" w:eastAsia="돋움체" w:hAnsi="돋움체" w:cs="돋움체"/>
+          <w:color w:val="000000"/>
+          <w:sz w:val="19"/>
+          <w:szCs w:val="20"/>
+          <w:highlight w:val="white"/>
+          <w:spacing w:val="0"/>
+        </w:rPr>
+        <w:t xml:space="preserve"> </w:t>
+      </w:r>
+      <w:r>
+        <w:rPr>
+          <w:rFonts w:ascii="돋움체" w:eastAsia="돋움체" w:hAnsi="돋움체" w:cs="돋움체"/>
+          <w:color w:val="2B91AF"/>
+          <w:sz w:val="19"/>
+          <w:szCs w:val="20"/>
+          <w:highlight w:val="white"/>
+          <w:spacing w:val="0"/>
+        </w:rPr>
+        <w:t>Encoding</w:t>
+      </w:r>
+      <w:r>
+        <w:rPr>
+          <w:rFonts w:ascii="돋움체" w:eastAsia="돋움체" w:hAnsi="돋움체" w:cs="돋움체"/>
+          <w:color w:val="000000"/>
+          <w:sz w:val="19"/>
+          <w:szCs w:val="20"/>
+          <w:highlight w:val="white"/>
+          <w:spacing w:val="0"/>
+        </w:rPr>
+        <w:t>.UTF8</w:t>
+      </w:r>
+      <w:r>
+        <w:rPr>
+          <w:rFonts w:ascii="돋움체" w:eastAsia="돋움체" w:hAnsi="돋움체" w:cs="돋움체"/>
+          <w:color w:val="000000"/>
+          <w:sz w:val="19"/>
+          <w:szCs w:val="20"/>
+          <w:highlight w:val="white"/>
+          <w:spacing w:val="0"/>
+        </w:rPr>
+        <w:t>.GetString(body, 0, body</w:t>
+      </w:r>
+      <w:r>
+        <w:rPr>
+          <w:rFonts w:ascii="돋움체" w:eastAsia="돋움체" w:hAnsi="돋움체" w:cs="돋움체"/>
+          <w:color w:val="000000"/>
+          <w:sz w:val="19"/>
+          <w:szCs w:val="20"/>
+          <w:highlight w:val="white"/>
+          <w:spacing w:val="0"/>
+        </w:rPr>
+        <w:t>.Length);</w:t>
+      </w:r>
+    </w:p>
+    <w:p>
+      <w:pPr>
+        <w:rPr>
+          <w:rFonts w:ascii="돋움체" w:eastAsia="돋움체" w:hAnsi="돋움체" w:cs="돋움체"/>
+          <w:color w:val="000000"/>
+          <w:sz w:val="19"/>
+          <w:szCs w:val="20"/>
+          <w:highlight w:val="white"/>
+          <w:spacing w:val="0"/>
+        </w:rPr>
+      </w:pPr>
+      <w:r>
+        <w:rPr>
+          <w:rFonts w:ascii="돋움체" w:eastAsia="돋움체" w:hAnsi="돋움체" w:cs="돋움체"/>
+          <w:color w:val="000000"/>
+          <w:sz w:val="19"/>
+          <w:szCs w:val="20"/>
+          <w:highlight w:val="white"/>
+          <w:spacing w:val="0"/>
+        </w:rPr>
+        <w:t xml:space="preserve"> </w:t>
+      </w:r>
+      <w:r>
+        <w:rPr>
+          <w:rFonts w:ascii="돋움체" w:eastAsia="돋움체" w:hAnsi="돋움체" w:cs="돋움체"/>
+          <w:color w:val="000000"/>
+          <w:sz w:val="19"/>
+          <w:szCs w:val="20"/>
+          <w:highlight w:val="white"/>
+          <w:spacing w:val="0"/>
+        </w:rPr>
+        <w:t>}</w:t>
+      </w:r>
+    </w:p>
+    <w:p>
+      <w:pPr>
+        <w:rPr>
+          <w:lang w:eastAsia="ko-KR"/>
+          <w:rFonts w:hint="eastAsia"/>
+          <w:rtl w:val="off"/>
+        </w:rPr>
+      </w:pPr>
+      <w:r>
+        <w:rPr>
+          <w:lang w:eastAsia="ko-KR"/>
+          <w:rtl w:val="off"/>
+        </w:rPr>
+        <w:t xml:space="preserve">그 이후 </w:t>
+      </w:r>
+      <w:r>
+        <w:rPr/>
+        <w:t>PacketHelper.ReceiveAsync()</w:t>
+      </w:r>
+      <w:r>
+        <w:rPr>
+          <w:lang w:eastAsia="ko-KR"/>
+          <w:rtl w:val="off"/>
+        </w:rPr>
+        <w:t xml:space="preserve"> 를 수정 </w:t>
+      </w:r>
+    </w:p>
+    <w:p>
+      <w:pPr>
+        <w:rPr>
+          <w:lang w:eastAsia="ko-KR"/>
+          <w:rFonts w:hint="eastAsia"/>
+          <w:rtl w:val="off"/>
+        </w:rPr>
+      </w:pPr>
+      <w:r>
+        <w:rPr>
+          <w:lang w:eastAsia="ko-KR"/>
+          <w:rtl w:val="off"/>
+        </w:rPr>
+        <w:t>결과: 안정적으로 잘 동작함.</w:t>
+      </w:r>
+    </w:p>
+    <w:p>
+      <w:pPr>
+        <w:rPr>
+          <w:lang w:eastAsia="ko-KR"/>
+          <w:rFonts w:hint="eastAsia"/>
+          <w:rtl w:val="off"/>
+        </w:rPr>
+      </w:pPr>
+      <w:r>
+        <w:drawing>
+          <wp:inline distT="0" distB="0" distL="180" distR="180">
+            <wp:extent cx="6290310" cy="2118360"/>
+            <wp:effectExtent l="0" t="0" r="0" b="0"/>
+            <wp:docPr id="1031" name="shape1031" hidden="0"/>
+            <wp:cNvGraphicFramePr>
+              <a:graphicFrameLocks xmlns:a="http://schemas.openxmlformats.org/drawingml/2006/main" noChangeAspect="1"/>
+            </wp:cNvGraphicFramePr>
+            <a:graphic xmlns:a="http://schemas.openxmlformats.org/drawingml/2006/main">
+              <a:graphicData uri="http://schemas.openxmlformats.org/drawingml/2006/picture">
+                <pic:pic xmlns:pic="http://schemas.openxmlformats.org/drawingml/2006/picture">
+                  <pic:nvPicPr>
+                    <pic:cNvPr id="0" name="이미지"/>
+                    <pic:cNvPicPr preferRelativeResize="1">
+                      <a:picLocks noChangeAspect="1"/>
+                    </pic:cNvPicPr>
+                  </pic:nvPicPr>
+                  <pic:blipFill>
+                    <a:blip r:embed="rId6">
+                      <a:extLst>
+                        <a:ext uri="{28A0092B-C50C-407E-A947-70E740481C1C}">
+                          <a14:useLocalDpi xmlns:a14="http://schemas.microsoft.com/office/drawing/2010/main" val="0"/>
+                        </a:ext>
+                      </a:extLst>
+                    </a:blip>
+                    <a:srcRect/>
+                    <a:stretch>
+                      <a:fillRect/>
+                    </a:stretch>
+                  </pic:blipFill>
+                  <pic:spPr>
+                    <a:xfrm>
+                      <a:off x="0" y="0"/>
+                      <a:ext cx="6290310" cy="2118360"/>
+                    </a:xfrm>
+                    <a:prstGeom prst="rect"/>
+                  </pic:spPr>
+                </pic:pic>
+              </a:graphicData>
+            </a:graphic>
+          </wp:inline>
+        </w:drawing>
+      </w:r>
+    </w:p>
+    <w:p>
+      <w:r>
+        <w:drawing>
+          <wp:inline distT="0" distB="0" distL="180" distR="180">
+            <wp:extent cx="6290310" cy="1052830"/>
+            <wp:effectExtent l="0" t="0" r="0" b="0"/>
+            <wp:docPr id="1032" name="shape1032" hidden="0"/>
+            <wp:cNvGraphicFramePr>
+              <a:graphicFrameLocks xmlns:a="http://schemas.openxmlformats.org/drawingml/2006/main" noChangeAspect="1"/>
+            </wp:cNvGraphicFramePr>
+            <a:graphic xmlns:a="http://schemas.openxmlformats.org/drawingml/2006/main">
+              <a:graphicData uri="http://schemas.openxmlformats.org/drawingml/2006/picture">
+                <pic:pic xmlns:pic="http://schemas.openxmlformats.org/drawingml/2006/picture">
+                  <pic:nvPicPr>
+                    <pic:cNvPr id="0" name="이미지"/>
+                    <pic:cNvPicPr preferRelativeResize="1">
+                      <a:picLocks noChangeAspect="1"/>
+                    </pic:cNvPicPr>
+                  </pic:nvPicPr>
+                  <pic:blipFill>
+                    <a:blip r:embed="rId7">
+                      <a:extLst>
+                        <a:ext uri="{28A0092B-C50C-407E-A947-70E740481C1C}">
+                          <a14:useLocalDpi xmlns:a14="http://schemas.microsoft.com/office/drawing/2010/main" val="0"/>
+                        </a:ext>
+                      </a:extLst>
+                    </a:blip>
+                    <a:srcRect/>
+                    <a:stretch>
+                      <a:fillRect/>
+                    </a:stretch>
+                  </pic:blipFill>
+                  <pic:spPr>
+                    <a:xfrm>
+                      <a:off x="0" y="0"/>
+                      <a:ext cx="6290310" cy="1052830"/>
+                    </a:xfrm>
+                    <a:prstGeom prst="rect"/>
+                  </pic:spPr>
+                </pic:pic>
+              </a:graphicData>
+            </a:graphic>
+          </wp:inline>
+        </w:drawing>
       </w:r>
     </w:p>
     <w:p>
       <w:pPr>
         <w:pBdr>
-          <w:bottom w:val="single" w:color="2F3C7E" w:sz="8" w:space="4"/>
+          <w:bottom w:val="single" w:sz="8" w:space="4" w:color="2F3C7E"/>
         </w:pBdr>
         <w:spacing w:after="160" w:before="200"/>
       </w:pPr>
       <w:r>
         <w:rPr>
-          <w:rFonts w:ascii="맑은 고딕" w:cs="맑은 고딕" w:eastAsia="맑은 고딕" w:hAnsi="맑은 고딕"/>
+          <w:rFonts w:ascii="맑은 고딕" w:eastAsia="맑은 고딕" w:hAnsi="맑은 고딕" w:cs="맑은 고딕"/>
           <w:b/>
           <w:bCs/>
           <w:color w:val="2F3C7E"/>
           <w:sz w:val="30"/>
           <w:szCs w:val="30"/>
         </w:rPr>
-        <w:t xml:space="preserve">종합</w:t>
+        <w:t>종합</w:t>
       </w:r>
     </w:p>
     <w:tbl>
       <w:tblPr>
-        <w:tblW w:type="dxa" w:w="8600"/>
+        <w:tblW w:w="8600" w:type="dxa"/>
         <w:tblBorders>
-          <w:top w:val="single" w:color="auto" w:sz="4"/>
-          <w:left w:val="single" w:color="auto" w:sz="4"/>
-          <w:bottom w:val="single" w:color="auto" w:sz="4"/>
-          <w:right w:val="single" w:color="auto" w:sz="4"/>
-          <w:insideH w:val="single" w:color="auto" w:sz="4"/>
-          <w:insideV w:val="single" w:color="auto" w:sz="4"/>
+          <w:top w:val="single" w:sz="4" w:space="0" w:color="auto"/>
+          <w:left w:val="single" w:sz="4" w:space="0" w:color="auto"/>
+          <w:bottom w:val="single" w:sz="4" w:space="0" w:color="auto"/>
+          <w:right w:val="single" w:sz="4" w:space="0" w:color="auto"/>
+          <w:insideH w:val="single" w:sz="4" w:space="0" w:color="auto"/>
+          <w:insideV w:val="single" w:sz="4" w:space="0" w:color="auto"/>
         </w:tblBorders>
+        <w:tblLook w:val="04A0" w:firstRow="1" w:lastRow="0" w:firstColumn="1" w:lastColumn="0" w:noHBand="0" w:noVBand="1"/>
       </w:tblPr>
       <w:tblGrid>
         <w:gridCol w:w="3000"/>
@@ -2093,300 +6899,294 @@
         </w:trPr>
         <w:tc>
           <w:tcPr>
-            <w:tcW w:type="dxa" w:w="3000"/>
+            <w:tcW w:w="3000" w:type="dxa"/>
             <w:tcBorders>
-              <w:top w:val="single" w:color="D1D5DB" w:sz="1"/>
-              <w:left w:val="single" w:color="D1D5DB" w:sz="1"/>
-              <w:bottom w:val="single" w:color="D1D5DB" w:sz="1"/>
-              <w:right w:val="single" w:color="D1D5DB" w:sz="1"/>
+              <w:top w:val="single" w:sz="1" w:space="0" w:color="D1D5DB"/>
+              <w:left w:val="single" w:sz="1" w:space="0" w:color="D1D5DB"/>
+              <w:bottom w:val="single" w:sz="1" w:space="0" w:color="D1D5DB"/>
+              <w:right w:val="single" w:sz="1" w:space="0" w:color="D1D5DB"/>
             </w:tcBorders>
-            <w:shd w:fill="2F3C7E" w:val="clear"/>
+            <w:shd w:val="clear" w:color="auto" w:fill="2F3C7E"/>
             <w:tcMar>
-              <w:top w:type="dxa" w:w="80"/>
-              <w:left w:type="dxa" w:w="130"/>
-              <w:bottom w:type="dxa" w:w="80"/>
-              <w:right w:type="dxa" w:w="130"/>
+              <w:top w:w="80" w:type="dxa"/>
+              <w:left w:w="130" w:type="dxa"/>
+              <w:bottom w:w="80" w:type="dxa"/>
+              <w:right w:w="130" w:type="dxa"/>
             </w:tcMar>
             <w:vAlign w:val="center"/>
           </w:tcPr>
           <w:p>
             <w:pPr>
+              <w:jc w:val="center"/>
               <w:spacing w:after="20" w:before="20"/>
-              <w:jc w:val="center"/>
             </w:pPr>
             <w:r>
               <w:rPr>
-                <w:rFonts w:ascii="맑은 고딕" w:cs="맑은 고딕" w:eastAsia="맑은 고딕" w:hAnsi="맑은 고딕"/>
+                <w:rFonts w:ascii="맑은 고딕" w:eastAsia="맑은 고딕" w:hAnsi="맑은 고딕" w:cs="맑은 고딕"/>
                 <w:b/>
                 <w:bCs/>
                 <w:color w:val="FFFFFF"/>
                 <w:sz w:val="17"/>
                 <w:szCs w:val="17"/>
               </w:rPr>
-              <w:t xml:space="preserve">구분</w:t>
+              <w:t>구분</w:t>
             </w:r>
           </w:p>
         </w:tc>
         <w:tc>
           <w:tcPr>
-            <w:tcW w:type="dxa" w:w="5600"/>
+            <w:tcW w:w="5600" w:type="dxa"/>
             <w:tcBorders>
-              <w:top w:val="single" w:color="D1D5DB" w:sz="1"/>
-              <w:left w:val="single" w:color="D1D5DB" w:sz="1"/>
-              <w:bottom w:val="single" w:color="D1D5DB" w:sz="1"/>
-              <w:right w:val="single" w:color="D1D5DB" w:sz="1"/>
+              <w:top w:val="single" w:sz="1" w:space="0" w:color="D1D5DB"/>
+              <w:left w:val="single" w:sz="1" w:space="0" w:color="D1D5DB"/>
+              <w:bottom w:val="single" w:sz="1" w:space="0" w:color="D1D5DB"/>
+              <w:right w:val="single" w:sz="1" w:space="0" w:color="D1D5DB"/>
             </w:tcBorders>
-            <w:shd w:fill="2F3C7E" w:val="clear"/>
+            <w:shd w:val="clear" w:color="auto" w:fill="2F3C7E"/>
             <w:tcMar>
-              <w:top w:type="dxa" w:w="80"/>
-              <w:left w:type="dxa" w:w="130"/>
-              <w:bottom w:type="dxa" w:w="80"/>
-              <w:right w:type="dxa" w:w="130"/>
+              <w:top w:w="80" w:type="dxa"/>
+              <w:left w:w="130" w:type="dxa"/>
+              <w:bottom w:w="80" w:type="dxa"/>
+              <w:right w:w="130" w:type="dxa"/>
             </w:tcMar>
             <w:vAlign w:val="center"/>
           </w:tcPr>
           <w:p>
             <w:pPr>
+              <w:jc w:val="center"/>
               <w:spacing w:after="20" w:before="20"/>
-              <w:jc w:val="center"/>
             </w:pPr>
             <w:r>
               <w:rPr>
-                <w:rFonts w:ascii="맑은 고딕" w:cs="맑은 고딕" w:eastAsia="맑은 고딕" w:hAnsi="맑은 고딕"/>
+                <w:rFonts w:ascii="맑은 고딕" w:eastAsia="맑은 고딕" w:hAnsi="맑은 고딕" w:cs="맑은 고딕"/>
                 <w:b/>
                 <w:bCs/>
                 <w:color w:val="FFFFFF"/>
                 <w:sz w:val="17"/>
                 <w:szCs w:val="17"/>
               </w:rPr>
-              <w:t xml:space="preserve">건수</w:t>
+              <w:t>건수</w:t>
             </w:r>
           </w:p>
         </w:tc>
       </w:tr>
       <w:tr>
-        <w:trPr>
-          <w:tblHeader w:val="false"/>
-        </w:trPr>
+        <w:trPr/>
         <w:tc>
           <w:tcPr>
-            <w:tcW w:type="dxa" w:w="3000"/>
+            <w:tcW w:w="3000" w:type="dxa"/>
             <w:tcBorders>
-              <w:top w:val="single" w:color="D1D5DB" w:sz="1"/>
-              <w:left w:val="single" w:color="D1D5DB" w:sz="1"/>
-              <w:bottom w:val="single" w:color="D1D5DB" w:sz="1"/>
-              <w:right w:val="single" w:color="D1D5DB" w:sz="1"/>
+              <w:top w:val="single" w:sz="1" w:space="0" w:color="D1D5DB"/>
+              <w:left w:val="single" w:sz="1" w:space="0" w:color="D1D5DB"/>
+              <w:bottom w:val="single" w:sz="1" w:space="0" w:color="D1D5DB"/>
+              <w:right w:val="single" w:sz="1" w:space="0" w:color="D1D5DB"/>
             </w:tcBorders>
             <w:tcMar>
-              <w:top w:type="dxa" w:w="80"/>
-              <w:left w:type="dxa" w:w="130"/>
-              <w:bottom w:type="dxa" w:w="80"/>
-              <w:right w:type="dxa" w:w="130"/>
+              <w:top w:w="80" w:type="dxa"/>
+              <w:left w:w="130" w:type="dxa"/>
+              <w:bottom w:w="80" w:type="dxa"/>
+              <w:right w:w="130" w:type="dxa"/>
             </w:tcMar>
             <w:vAlign w:val="center"/>
           </w:tcPr>
           <w:p>
             <w:pPr>
+              <w:jc w:val="left"/>
               <w:spacing w:after="20" w:before="20"/>
-              <w:jc w:val="left"/>
             </w:pPr>
             <w:r>
               <w:rPr>
-                <w:rFonts w:ascii="맑은 고딕" w:cs="맑은 고딕" w:eastAsia="맑은 고딕" w:hAnsi="맑은 고딕"/>
+                <w:rFonts w:ascii="맑은 고딕" w:eastAsia="맑은 고딕" w:hAnsi="맑은 고딕" w:cs="맑은 고딕"/>
                 <w:b/>
                 <w:bCs/>
                 <w:color w:val="1F2937"/>
                 <w:sz w:val="17"/>
                 <w:szCs w:val="17"/>
               </w:rPr>
-              <w:t xml:space="preserve">치명적 결함</w:t>
+              <w:t>치명적 결함</w:t>
             </w:r>
           </w:p>
         </w:tc>
         <w:tc>
           <w:tcPr>
-            <w:tcW w:type="dxa" w:w="5600"/>
+            <w:tcW w:w="5600" w:type="dxa"/>
             <w:tcBorders>
-              <w:top w:val="single" w:color="D1D5DB" w:sz="1"/>
-              <w:left w:val="single" w:color="D1D5DB" w:sz="1"/>
-              <w:bottom w:val="single" w:color="D1D5DB" w:sz="1"/>
-              <w:right w:val="single" w:color="D1D5DB" w:sz="1"/>
+              <w:top w:val="single" w:sz="1" w:space="0" w:color="D1D5DB"/>
+              <w:left w:val="single" w:sz="1" w:space="0" w:color="D1D5DB"/>
+              <w:bottom w:val="single" w:sz="1" w:space="0" w:color="D1D5DB"/>
+              <w:right w:val="single" w:sz="1" w:space="0" w:color="D1D5DB"/>
             </w:tcBorders>
             <w:tcMar>
-              <w:top w:type="dxa" w:w="80"/>
-              <w:left w:type="dxa" w:w="130"/>
-              <w:bottom w:type="dxa" w:w="80"/>
-              <w:right w:type="dxa" w:w="130"/>
+              <w:top w:w="80" w:type="dxa"/>
+              <w:left w:w="130" w:type="dxa"/>
+              <w:bottom w:w="80" w:type="dxa"/>
+              <w:right w:w="130" w:type="dxa"/>
             </w:tcMar>
             <w:vAlign w:val="center"/>
           </w:tcPr>
           <w:p>
             <w:pPr>
+              <w:jc w:val="center"/>
               <w:spacing w:after="20" w:before="20"/>
-              <w:jc w:val="center"/>
             </w:pPr>
             <w:r>
               <w:rPr>
-                <w:rFonts w:ascii="맑은 고딕" w:cs="맑은 고딕" w:eastAsia="맑은 고딕" w:hAnsi="맑은 고딕"/>
-                <w:b w:val="false"/>
-                <w:bCs w:val="false"/>
+                <w:rFonts w:ascii="맑은 고딕" w:eastAsia="맑은 고딕" w:hAnsi="맑은 고딕" w:cs="맑은 고딕"/>
+                <w:b w:val="0"/>
+                <w:bCs w:val="0"/>
                 <w:color w:val="1F2937"/>
                 <w:sz w:val="17"/>
                 <w:szCs w:val="17"/>
               </w:rPr>
-              <w:t xml:space="preserve">0건</w:t>
+              <w:t>0건</w:t>
             </w:r>
           </w:p>
         </w:tc>
       </w:tr>
       <w:tr>
-        <w:trPr>
-          <w:tblHeader w:val="false"/>
-        </w:trPr>
+        <w:trPr/>
         <w:tc>
           <w:tcPr>
-            <w:tcW w:type="dxa" w:w="3000"/>
+            <w:tcW w:w="3000" w:type="dxa"/>
             <w:tcBorders>
-              <w:top w:val="single" w:color="D1D5DB" w:sz="1"/>
-              <w:left w:val="single" w:color="D1D5DB" w:sz="1"/>
-              <w:bottom w:val="single" w:color="D1D5DB" w:sz="1"/>
-              <w:right w:val="single" w:color="D1D5DB" w:sz="1"/>
+              <w:top w:val="single" w:sz="1" w:space="0" w:color="D1D5DB"/>
+              <w:left w:val="single" w:sz="1" w:space="0" w:color="D1D5DB"/>
+              <w:bottom w:val="single" w:sz="1" w:space="0" w:color="D1D5DB"/>
+              <w:right w:val="single" w:sz="1" w:space="0" w:color="D1D5DB"/>
             </w:tcBorders>
-            <w:shd w:fill="F7F8FA" w:val="clear"/>
+            <w:shd w:val="clear" w:color="auto" w:fill="F7F8FA"/>
             <w:tcMar>
-              <w:top w:type="dxa" w:w="80"/>
-              <w:left w:type="dxa" w:w="130"/>
-              <w:bottom w:type="dxa" w:w="80"/>
-              <w:right w:type="dxa" w:w="130"/>
+              <w:top w:w="80" w:type="dxa"/>
+              <w:left w:w="130" w:type="dxa"/>
+              <w:bottom w:w="80" w:type="dxa"/>
+              <w:right w:w="130" w:type="dxa"/>
             </w:tcMar>
             <w:vAlign w:val="center"/>
           </w:tcPr>
           <w:p>
             <w:pPr>
+              <w:jc w:val="left"/>
               <w:spacing w:after="20" w:before="20"/>
-              <w:jc w:val="left"/>
             </w:pPr>
             <w:r>
               <w:rPr>
-                <w:rFonts w:ascii="맑은 고딕" w:cs="맑은 고딕" w:eastAsia="맑은 고딕" w:hAnsi="맑은 고딕"/>
+                <w:rFonts w:ascii="맑은 고딕" w:eastAsia="맑은 고딕" w:hAnsi="맑은 고딕" w:cs="맑은 고딕"/>
                 <w:b/>
                 <w:bCs/>
                 <w:color w:val="1F2937"/>
                 <w:sz w:val="17"/>
                 <w:szCs w:val="17"/>
               </w:rPr>
-              <w:t xml:space="preserve">권고사항</w:t>
+              <w:t>권고사항</w:t>
             </w:r>
           </w:p>
         </w:tc>
         <w:tc>
           <w:tcPr>
-            <w:tcW w:type="dxa" w:w="5600"/>
+            <w:tcW w:w="5600" w:type="dxa"/>
             <w:tcBorders>
-              <w:top w:val="single" w:color="D1D5DB" w:sz="1"/>
-              <w:left w:val="single" w:color="D1D5DB" w:sz="1"/>
-              <w:bottom w:val="single" w:color="D1D5DB" w:sz="1"/>
-              <w:right w:val="single" w:color="D1D5DB" w:sz="1"/>
+              <w:top w:val="single" w:sz="1" w:space="0" w:color="D1D5DB"/>
+              <w:left w:val="single" w:sz="1" w:space="0" w:color="D1D5DB"/>
+              <w:bottom w:val="single" w:sz="1" w:space="0" w:color="D1D5DB"/>
+              <w:right w:val="single" w:sz="1" w:space="0" w:color="D1D5DB"/>
             </w:tcBorders>
-            <w:shd w:fill="F7F8FA" w:val="clear"/>
+            <w:shd w:val="clear" w:color="auto" w:fill="F7F8FA"/>
             <w:tcMar>
-              <w:top w:type="dxa" w:w="80"/>
-              <w:left w:type="dxa" w:w="130"/>
-              <w:bottom w:type="dxa" w:w="80"/>
-              <w:right w:type="dxa" w:w="130"/>
+              <w:top w:w="80" w:type="dxa"/>
+              <w:left w:w="130" w:type="dxa"/>
+              <w:bottom w:w="80" w:type="dxa"/>
+              <w:right w:w="130" w:type="dxa"/>
             </w:tcMar>
             <w:vAlign w:val="center"/>
           </w:tcPr>
           <w:p>
             <w:pPr>
+              <w:jc w:val="center"/>
               <w:spacing w:after="20" w:before="20"/>
-              <w:jc w:val="center"/>
             </w:pPr>
             <w:r>
               <w:rPr>
-                <w:rFonts w:ascii="맑은 고딕" w:cs="맑은 고딕" w:eastAsia="맑은 고딕" w:hAnsi="맑은 고딕"/>
-                <w:b w:val="false"/>
-                <w:bCs w:val="false"/>
+                <w:rFonts w:ascii="맑은 고딕" w:eastAsia="맑은 고딕" w:hAnsi="맑은 고딕" w:cs="맑은 고딕"/>
+                <w:b w:val="0"/>
+                <w:bCs w:val="0"/>
                 <w:color w:val="1F2937"/>
                 <w:sz w:val="17"/>
                 <w:szCs w:val="17"/>
               </w:rPr>
-              <w:t xml:space="preserve">10건 (모두 경미)</w:t>
+              <w:t>10건 (모두 경미)</w:t>
             </w:r>
           </w:p>
         </w:tc>
       </w:tr>
       <w:tr>
-        <w:trPr>
-          <w:tblHeader w:val="false"/>
-        </w:trPr>
+        <w:trPr/>
         <w:tc>
           <w:tcPr>
-            <w:tcW w:type="dxa" w:w="3000"/>
+            <w:tcW w:w="3000" w:type="dxa"/>
             <w:tcBorders>
-              <w:top w:val="single" w:color="D1D5DB" w:sz="1"/>
-              <w:left w:val="single" w:color="D1D5DB" w:sz="1"/>
-              <w:bottom w:val="single" w:color="D1D5DB" w:sz="1"/>
-              <w:right w:val="single" w:color="D1D5DB" w:sz="1"/>
+              <w:top w:val="single" w:sz="1" w:space="0" w:color="D1D5DB"/>
+              <w:left w:val="single" w:sz="1" w:space="0" w:color="D1D5DB"/>
+              <w:bottom w:val="single" w:sz="1" w:space="0" w:color="D1D5DB"/>
+              <w:right w:val="single" w:sz="1" w:space="0" w:color="D1D5DB"/>
             </w:tcBorders>
             <w:tcMar>
-              <w:top w:type="dxa" w:w="80"/>
-              <w:left w:type="dxa" w:w="130"/>
-              <w:bottom w:type="dxa" w:w="80"/>
-              <w:right w:type="dxa" w:w="130"/>
+              <w:top w:w="80" w:type="dxa"/>
+              <w:left w:w="130" w:type="dxa"/>
+              <w:bottom w:w="80" w:type="dxa"/>
+              <w:right w:w="130" w:type="dxa"/>
             </w:tcMar>
             <w:vAlign w:val="center"/>
           </w:tcPr>
           <w:p>
             <w:pPr>
+              <w:jc w:val="left"/>
               <w:spacing w:after="20" w:before="20"/>
-              <w:jc w:val="left"/>
             </w:pPr>
             <w:r>
               <w:rPr>
-                <w:rFonts w:ascii="맑은 고딕" w:cs="맑은 고딕" w:eastAsia="맑은 고딕" w:hAnsi="맑은 고딕"/>
+                <w:rFonts w:ascii="맑은 고딕" w:eastAsia="맑은 고딕" w:hAnsi="맑은 고딕" w:cs="맑은 고딕"/>
                 <w:b/>
                 <w:bCs/>
                 <w:color w:val="1F2937"/>
                 <w:sz w:val="17"/>
                 <w:szCs w:val="17"/>
               </w:rPr>
-              <w:t xml:space="preserve">인수 가능 여부</w:t>
+              <w:t>인수 가능 여부</w:t>
             </w:r>
           </w:p>
         </w:tc>
         <w:tc>
           <w:tcPr>
-            <w:tcW w:type="dxa" w:w="5600"/>
+            <w:tcW w:w="5600" w:type="dxa"/>
             <w:tcBorders>
-              <w:top w:val="single" w:color="D1D5DB" w:sz="1"/>
-              <w:left w:val="single" w:color="D1D5DB" w:sz="1"/>
-              <w:bottom w:val="single" w:color="D1D5DB" w:sz="1"/>
-              <w:right w:val="single" w:color="D1D5DB" w:sz="1"/>
+              <w:top w:val="single" w:sz="1" w:space="0" w:color="D1D5DB"/>
+              <w:left w:val="single" w:sz="1" w:space="0" w:color="D1D5DB"/>
+              <w:bottom w:val="single" w:sz="1" w:space="0" w:color="D1D5DB"/>
+              <w:right w:val="single" w:sz="1" w:space="0" w:color="D1D5DB"/>
             </w:tcBorders>
             <w:tcMar>
-              <w:top w:type="dxa" w:w="80"/>
-              <w:left w:type="dxa" w:w="130"/>
-              <w:bottom w:type="dxa" w:w="80"/>
-              <w:right w:type="dxa" w:w="130"/>
+              <w:top w:w="80" w:type="dxa"/>
+              <w:left w:w="130" w:type="dxa"/>
+              <w:bottom w:w="80" w:type="dxa"/>
+              <w:right w:w="130" w:type="dxa"/>
             </w:tcMar>
             <w:vAlign w:val="center"/>
           </w:tcPr>
           <w:p>
             <w:pPr>
+              <w:jc w:val="center"/>
               <w:spacing w:after="20" w:before="20"/>
-              <w:jc w:val="center"/>
             </w:pPr>
             <w:r>
               <w:rPr>
-                <w:rFonts w:ascii="맑은 고딕" w:cs="맑은 고딕" w:eastAsia="맑은 고딕" w:hAnsi="맑은 고딕"/>
-                <w:b w:val="false"/>
-                <w:bCs w:val="false"/>
+                <w:rFonts w:ascii="맑은 고딕" w:eastAsia="맑은 고딕" w:hAnsi="맑은 고딕" w:cs="맑은 고딕"/>
+                <w:b w:val="0"/>
+                <w:bCs w:val="0"/>
                 <w:color w:val="1F2937"/>
                 <w:sz w:val="17"/>
                 <w:szCs w:val="17"/>
               </w:rPr>
-              <w:t xml:space="preserve">가능</w:t>
+              <w:t>가능</w:t>
             </w:r>
           </w:p>
         </w:tc>
@@ -2396,15 +7196,6 @@
       <w:pPr>
         <w:spacing w:after="200" w:before="60"/>
       </w:pPr>
-      <w:r>
-        <w:rPr>
-          <w:rFonts w:ascii="맑은 고딕" w:cs="맑은 고딕" w:eastAsia="맑은 고딕" w:hAnsi="맑은 고딕"/>
-          <w:color w:val="1F2937"/>
-          <w:sz w:val="20"/>
-          <w:szCs w:val="20"/>
-        </w:rPr>
-        <w:t xml:space="preserve"/>
-      </w:r>
     </w:p>
     <w:p>
       <w:pPr>
@@ -2412,223 +7203,423 @@
       </w:pPr>
       <w:r>
         <w:rPr>
-          <w:rFonts w:ascii="맑은 고딕" w:cs="맑은 고딕" w:eastAsia="맑은 고딕" w:hAnsi="맑은 고딕"/>
+          <w:rFonts w:ascii="맑은 고딕" w:eastAsia="맑은 고딕" w:hAnsi="맑은 고딕" w:cs="맑은 고딕"/>
           <w:color w:val="6B7280"/>
           <w:sz w:val="20"/>
           <w:szCs w:val="20"/>
         </w:rPr>
-        <w:t xml:space="preserve">이상입니다. 추가 문의는 기술검증팀으로 연락 주시기 바랍니다.</w:t>
+        <w:t>이상입니다. 추가 문의는 기술검증팀으로 연락 주시기 바랍니다.</w:t>
       </w:r>
     </w:p>
     <w:sectPr>
-      <w:pgSz w:w="11906" w:h="16838" w:orient="portrait"/>
+      <w:pgSz w:w="11906" w:h="16838"/>
       <w:pgMar w:top="1000" w:right="1000" w:bottom="1000" w:left="1000" w:header="708" w:footer="708" w:gutter="0"/>
-      <w:pgNumType/>
+      <w:cols/>
       <w:docGrid w:linePitch="360"/>
     </w:sectPr>
   </w:body>
 </w:document>
 </file>
 
-<file path=word/comments.xml><?xml version="1.0" encoding="utf-8"?>
-<w:comments xmlns:cx="http://schemas.microsoft.com/office/drawing/2014/chartex" xmlns:cx1="http://schemas.microsoft.com/office/drawing/2015/9/8/chartex" xmlns:cx2="http://schemas.microsoft.com/office/drawing/2015/10/21/chartex" xmlns:cx3="http://schemas.microsoft.com/office/drawing/2016/5/9/chartex" xmlns:cx4="http://schemas.microsoft.com/office/drawing/2016/5/10/chartex" xmlns:cx5="http://schemas.microsoft.com/office/drawing/2016/5/11/chartex" xmlns:cx6="http://schemas.microsoft.com/office/drawing/2016/5/12/chartex" xmlns:cx7="http://schemas.microsoft.com/office/drawing/2016/5/13/chartex" xmlns:cx8="http://schemas.microsoft.com/office/drawing/2016/5/14/chartex" xmlns:mc="http://schemas.openxmlformats.org/markup-compatibility/2006" xmlns:aink="http://schemas.microsoft.com/office/drawing/2016/ink" xmlns:am3d="http://schemas.microsoft.com/office/drawing/2017/model3d" xmlns:o="urn:schemas-microsoft-com:office:office" xmlns:r="http://schemas.openxmlformats.org/officeDocument/2006/relationships" xmlns:m="http://schemas.openxmlformats.org/officeDocument/2006/math" xmlns:v="urn:schemas-microsoft-com:vml" xmlns:wp14="http://schemas.microsoft.com/office/word/2010/wordprocessingDrawing" xmlns:wp="http://schemas.openxmlformats.org/drawingml/2006/wordprocessingDrawing" xmlns:w10="urn:schemas-microsoft-com:office:word" xmlns:w="http://schemas.openxmlformats.org/wordprocessingml/2006/main" xmlns:w14="http://schemas.microsoft.com/office/word/2010/wordml" xmlns:w15="http://schemas.microsoft.com/office/word/2012/wordml" xmlns:w16cex="http://schemas.microsoft.com/office/word/2018/wordml/cex" xmlns:w16cid="http://schemas.microsoft.com/office/word/2016/wordml/cid" xmlns:w16="http://schemas.microsoft.com/office/word/2018/wordml" xmlns:w16sdtdh="http://schemas.microsoft.com/office/word/2020/wordml/sdtdatahash" xmlns:w16se="http://schemas.microsoft.com/office/word/2015/wordml/symex" xmlns:wpg="http://schemas.microsoft.com/office/word/2010/wordprocessingGroup" xmlns:wpi="http://schemas.microsoft.com/office/word/2010/wordprocessingInk" xmlns:wne="http://schemas.microsoft.com/office/word/2006/wordml" xmlns:wps="http://schemas.microsoft.com/office/word/2010/wordprocessingShape"/>
-</file>
-
-<file path=word/endnotes.xml><?xml version="1.0" encoding="utf-8"?>
-<w:endnotes xmlns:wpc="http://schemas.microsoft.com/office/word/2010/wordprocessingCanvas" xmlns:mc="http://schemas.openxmlformats.org/markup-compatibility/2006" xmlns:o="urn:schemas-microsoft-com:office:office" xmlns:r="http://schemas.openxmlformats.org/officeDocument/2006/relationships" xmlns:m="http://schemas.openxmlformats.org/officeDocument/2006/math" xmlns:v="urn:schemas-microsoft-com:vml" xmlns:wp14="http://schemas.microsoft.com/office/word/2010/wordprocessingDrawing" xmlns:wp="http://schemas.openxmlformats.org/drawingml/2006/wordprocessingDrawing" xmlns:w10="urn:schemas-microsoft-com:office:word" xmlns:w="http://schemas.openxmlformats.org/wordprocessingml/2006/main" xmlns:w14="http://schemas.microsoft.com/office/word/2010/wordml" xmlns:w15="http://schemas.microsoft.com/office/word/2012/wordml" xmlns:wpg="http://schemas.microsoft.com/office/word/2010/wordprocessingGroup" xmlns:wpi="http://schemas.microsoft.com/office/word/2010/wordprocessingInk" xmlns:wne="http://schemas.microsoft.com/office/word/2006/wordml" xmlns:wps="http://schemas.microsoft.com/office/word/2010/wordprocessingShape" mc:Ignorable="w14 w15 wp14">
-  <w:endnote w:type="separator" w:id="-1">
-    <w:p>
-      <w:pPr>
-        <w:spacing w:after="0" w:line="240" w:lineRule="auto"/>
-      </w:pPr>
-      <w:r>
-        <w:rPr>
-          <w:rStyle w:val="EndnoteReference"/>
-        </w:rPr>
-        <w:endnoteRef/>
-      </w:r>
-      <w:r>
-        <w:separator/>
-      </w:r>
-    </w:p>
-  </w:endnote>
-  <w:endnote w:type="continuationSeparator" w:id="0">
-    <w:p>
-      <w:pPr>
-        <w:spacing w:after="0" w:line="240" w:lineRule="auto"/>
-      </w:pPr>
-      <w:r>
-        <w:rPr>
-          <w:rStyle w:val="EndnoteReference"/>
-        </w:rPr>
-        <w:endnoteRef/>
-      </w:r>
-      <w:r>
-        <w:continuationSeparator/>
-      </w:r>
-    </w:p>
-  </w:endnote>
-</w:endnotes>
-</file>
-
-<file path=word/footnotes.xml><?xml version="1.0" encoding="utf-8"?>
-<w:footnotes xmlns:wpc="http://schemas.microsoft.com/office/word/2010/wordprocessingCanvas" xmlns:mc="http://schemas.openxmlformats.org/markup-compatibility/2006" xmlns:o="urn:schemas-microsoft-com:office:office" xmlns:r="http://schemas.openxmlformats.org/officeDocument/2006/relationships" xmlns:m="http://schemas.openxmlformats.org/officeDocument/2006/math" xmlns:v="urn:schemas-microsoft-com:vml" xmlns:wp14="http://schemas.microsoft.com/office/word/2010/wordprocessingDrawing" xmlns:wp="http://schemas.openxmlformats.org/drawingml/2006/wordprocessingDrawing" xmlns:w10="urn:schemas-microsoft-com:office:word" xmlns:w="http://schemas.openxmlformats.org/wordprocessingml/2006/main" xmlns:w14="http://schemas.microsoft.com/office/word/2010/wordml" xmlns:w15="http://schemas.microsoft.com/office/word/2012/wordml" xmlns:wpg="http://schemas.microsoft.com/office/word/2010/wordprocessingGroup" xmlns:wpi="http://schemas.microsoft.com/office/word/2010/wordprocessingInk" xmlns:wne="http://schemas.microsoft.com/office/word/2006/wordml" xmlns:wps="http://schemas.microsoft.com/office/word/2010/wordprocessingShape" mc:Ignorable="w14 w15 wp14">
-  <w:footnote w:type="separator" w:id="-1">
-    <w:p>
-      <w:pPr>
-        <w:spacing w:after="0" w:line="240" w:lineRule="auto"/>
-      </w:pPr>
-      <w:r>
-        <w:rPr>
-          <w:rStyle w:val="FootnoteReference"/>
-        </w:rPr>
-        <w:footnoteRef/>
-      </w:r>
-      <w:r>
-        <w:separator/>
-      </w:r>
-    </w:p>
-  </w:footnote>
-  <w:footnote w:type="continuationSeparator" w:id="0">
-    <w:p>
-      <w:pPr>
-        <w:spacing w:after="0" w:line="240" w:lineRule="auto"/>
-      </w:pPr>
-      <w:r>
-        <w:rPr>
-          <w:rStyle w:val="FootnoteReference"/>
-        </w:rPr>
-        <w:footnoteRef/>
-      </w:r>
-      <w:r>
-        <w:continuationSeparator/>
-      </w:r>
-    </w:p>
-  </w:footnote>
-</w:footnotes>
-</file>
-
-<file path=word/numbering.xml><?xml version="1.0" encoding="utf-8"?>
-<w:numbering xmlns:wpc="http://schemas.microsoft.com/office/word/2010/wordprocessingCanvas" xmlns:mc="http://schemas.openxmlformats.org/markup-compatibility/2006" xmlns:o="urn:schemas-microsoft-com:office:office" xmlns:r="http://schemas.openxmlformats.org/officeDocument/2006/relationships" xmlns:m="http://schemas.openxmlformats.org/officeDocument/2006/math" xmlns:v="urn:schemas-microsoft-com:vml" xmlns:wp14="http://schemas.microsoft.com/office/word/2010/wordprocessingDrawing" xmlns:wp="http://schemas.openxmlformats.org/drawingml/2006/wordprocessingDrawing" xmlns:w10="urn:schemas-microsoft-com:office:word" xmlns:w="http://schemas.openxmlformats.org/wordprocessingml/2006/main" xmlns:w14="http://schemas.microsoft.com/office/word/2010/wordml" xmlns:w15="http://schemas.microsoft.com/office/word/2012/wordml" xmlns:wpg="http://schemas.microsoft.com/office/word/2010/wordprocessingGroup" xmlns:wpi="http://schemas.microsoft.com/office/word/2010/wordprocessingInk" xmlns:wne="http://schemas.microsoft.com/office/word/2006/wordml" xmlns:wps="http://schemas.microsoft.com/office/word/2010/wordprocessingShape" mc:Ignorable="w14 w15 wp14">
-  <w:abstractNum w:abstractNumId="1" w15:restartNumberingAfterBreak="0">
-    <w:multiLevelType w:val="hybridMultilevel"/>
-    <w:lvl w:ilvl="0" w15:tentative="1">
-      <w:start w:val="1"/>
-      <w:numFmt w:val="bullet"/>
-      <w:lvlText w:val="●"/>
-      <w:lvlJc w:val="left"/>
-      <w:pPr>
-        <w:ind w:left="720" w:hanging="360"/>
-      </w:pPr>
-    </w:lvl>
-    <w:lvl w:ilvl="1" w15:tentative="1">
-      <w:start w:val="1"/>
-      <w:numFmt w:val="bullet"/>
-      <w:lvlText w:val="○"/>
-      <w:lvlJc w:val="left"/>
-      <w:pPr>
-        <w:ind w:left="1440" w:hanging="360"/>
-      </w:pPr>
-    </w:lvl>
-    <w:lvl w:ilvl="2" w15:tentative="1">
-      <w:start w:val="1"/>
-      <w:numFmt w:val="bullet"/>
-      <w:lvlText w:val="■"/>
-      <w:lvlJc w:val="left"/>
-      <w:pPr>
-        <w:ind w:left="2160" w:hanging="360"/>
-      </w:pPr>
-    </w:lvl>
-    <w:lvl w:ilvl="3" w15:tentative="1">
-      <w:start w:val="1"/>
-      <w:numFmt w:val="bullet"/>
-      <w:lvlText w:val="●"/>
-      <w:lvlJc w:val="left"/>
-      <w:pPr>
-        <w:ind w:left="2880" w:hanging="360"/>
-      </w:pPr>
-    </w:lvl>
-    <w:lvl w:ilvl="4" w15:tentative="1">
-      <w:start w:val="1"/>
-      <w:numFmt w:val="bullet"/>
-      <w:lvlText w:val="○"/>
-      <w:lvlJc w:val="left"/>
-      <w:pPr>
-        <w:ind w:left="3600" w:hanging="360"/>
-      </w:pPr>
-    </w:lvl>
-    <w:lvl w:ilvl="5" w15:tentative="1">
-      <w:start w:val="1"/>
-      <w:numFmt w:val="bullet"/>
-      <w:lvlText w:val="■"/>
-      <w:lvlJc w:val="left"/>
-      <w:pPr>
-        <w:ind w:left="4320" w:hanging="360"/>
-      </w:pPr>
-    </w:lvl>
-    <w:lvl w:ilvl="6" w15:tentative="1">
-      <w:start w:val="1"/>
-      <w:numFmt w:val="bullet"/>
-      <w:lvlText w:val="●"/>
-      <w:lvlJc w:val="left"/>
-      <w:pPr>
-        <w:ind w:left="5040" w:hanging="360"/>
-      </w:pPr>
-    </w:lvl>
-    <w:lvl w:ilvl="7" w15:tentative="1">
-      <w:start w:val="1"/>
-      <w:numFmt w:val="bullet"/>
-      <w:lvlText w:val="●"/>
-      <w:lvlJc w:val="left"/>
-      <w:pPr>
-        <w:ind w:left="5760" w:hanging="360"/>
-      </w:pPr>
-    </w:lvl>
-    <w:lvl w:ilvl="8" w15:tentative="1">
-      <w:start w:val="1"/>
-      <w:numFmt w:val="bullet"/>
-      <w:lvlText w:val="●"/>
-      <w:lvlJc w:val="left"/>
-      <w:pPr>
-        <w:ind w:left="6480" w:hanging="360"/>
-      </w:pPr>
-    </w:lvl>
-  </w:abstractNum>
-  <w:num w:numId="1">
-    <w:abstractNumId w:val="1"/>
-    <w:lvlOverride w:ilvl="0">
-      <w:startOverride w:val="1"/>
-    </w:lvlOverride>
-  </w:num>
-</w:numbering>
-</file>
-
 <file path=word/styles.xml><?xml version="1.0" encoding="utf-8"?>
-<w:styles xmlns:mc="http://schemas.openxmlformats.org/markup-compatibility/2006" xmlns:r="http://schemas.openxmlformats.org/officeDocument/2006/relationships" xmlns:w="http://schemas.openxmlformats.org/wordprocessingml/2006/main" xmlns:w14="http://schemas.microsoft.com/office/word/2010/wordml" xmlns:w15="http://schemas.microsoft.com/office/word/2012/wordml" mc:Ignorable="w14 w15">
+<w:styles xmlns:r="http://schemas.openxmlformats.org/officeDocument/2006/relationships" xmlns:w="http://schemas.openxmlformats.org/wordprocessingml/2006/main">
   <w:docDefaults>
     <w:rPrDefault>
       <w:rPr>
-        <w:rFonts w:ascii="맑은 고딕" w:cs="맑은 고딕" w:eastAsia="맑은 고딕" w:hAnsi="맑은 고딕"/>
+        <w:rFonts w:ascii="맑은 고딕" w:eastAsia="맑은 고딕" w:hAnsi="맑은 고딕" w:cs="맑은 고딕"/>
         <w:sz w:val="20"/>
         <w:szCs w:val="20"/>
       </w:rPr>
     </w:rPrDefault>
-    <w:pPrDefault/>
+    <w:pPrDefault>
+      <w:pPr/>
+    </w:pPrDefault>
   </w:docDefaults>
+  <w:latentStyles w:defLockedState="0" w:defUIPriority="99" w:defSemiHidden="0" w:defUnhideWhenUsed="0" w:defQFormat="0" w:count="371">
+    <w:lsdException w:name="Normal" w:uiPriority="0" w:qFormat="1"/>
+    <w:lsdException w:name="heading 1" w:uiPriority="9" w:qFormat="1"/>
+    <w:lsdException w:name="heading 2" w:semiHidden="1" w:uiPriority="9" w:unhideWhenUsed="1" w:qFormat="1"/>
+    <w:lsdException w:name="heading 3" w:semiHidden="1" w:uiPriority="9" w:unhideWhenUsed="1" w:qFormat="1"/>
+    <w:lsdException w:name="heading 4" w:semiHidden="1" w:uiPriority="9" w:unhideWhenUsed="1" w:qFormat="1"/>
+    <w:lsdException w:name="heading 5" w:semiHidden="1" w:uiPriority="9" w:unhideWhenUsed="1" w:qFormat="1"/>
+    <w:lsdException w:name="heading 6" w:semiHidden="1" w:uiPriority="9" w:unhideWhenUsed="1" w:qFormat="1"/>
+    <w:lsdException w:name="heading 7" w:semiHidden="1" w:uiPriority="9" w:unhideWhenUsed="1" w:qFormat="1"/>
+    <w:lsdException w:name="heading 8" w:semiHidden="1" w:uiPriority="9" w:unhideWhenUsed="1" w:qFormat="1"/>
+    <w:lsdException w:name="heading 9" w:semiHidden="1" w:uiPriority="9" w:unhideWhenUsed="1" w:qFormat="1"/>
+    <w:lsdException w:name="index 1" w:semiHidden="1" w:unhideWhenUsed="1"/>
+    <w:lsdException w:name="index 2" w:semiHidden="1" w:unhideWhenUsed="1"/>
+    <w:lsdException w:name="index 3" w:semiHidden="1" w:unhideWhenUsed="1"/>
+    <w:lsdException w:name="index 4" w:semiHidden="1" w:unhideWhenUsed="1"/>
+    <w:lsdException w:name="index 5" w:semiHidden="1" w:unhideWhenUsed="1"/>
+    <w:lsdException w:name="index 6" w:semiHidden="1" w:unhideWhenUsed="1"/>
+    <w:lsdException w:name="index 7" w:semiHidden="1" w:unhideWhenUsed="1"/>
+    <w:lsdException w:name="index 8" w:semiHidden="1" w:unhideWhenUsed="1"/>
+    <w:lsdException w:name="index 9" w:semiHidden="1" w:unhideWhenUsed="1"/>
+    <w:lsdException w:name="toc 1" w:semiHidden="1" w:uiPriority="57" w:unhideWhenUsed="1"/>
+    <w:lsdException w:name="toc 2" w:semiHidden="1" w:uiPriority="57" w:unhideWhenUsed="1"/>
+    <w:lsdException w:name="toc 3" w:semiHidden="1" w:uiPriority="57" w:unhideWhenUsed="1"/>
+    <w:lsdException w:name="toc 4" w:semiHidden="1" w:uiPriority="57" w:unhideWhenUsed="1"/>
+    <w:lsdException w:name="toc 5" w:semiHidden="1" w:uiPriority="57" w:unhideWhenUsed="1"/>
+    <w:lsdException w:name="toc 6" w:semiHidden="1" w:uiPriority="57" w:unhideWhenUsed="1"/>
+    <w:lsdException w:name="toc 7" w:semiHidden="1" w:uiPriority="57" w:unhideWhenUsed="1"/>
+    <w:lsdException w:name="toc 8" w:semiHidden="1" w:uiPriority="57" w:unhideWhenUsed="1"/>
+    <w:lsdException w:name="toc 9" w:semiHidden="1" w:uiPriority="57" w:unhideWhenUsed="1"/>
+    <w:lsdException w:name="Normal Indent" w:semiHidden="1" w:unhideWhenUsed="1"/>
+    <w:lsdException w:name="footnote text" w:semiHidden="1" w:unhideWhenUsed="1"/>
+    <w:lsdException w:name="annotation text" w:semiHidden="1" w:unhideWhenUsed="1"/>
+    <w:lsdException w:name="header" w:semiHidden="1" w:unhideWhenUsed="1"/>
+    <w:lsdException w:name="footer" w:semiHidden="1" w:unhideWhenUsed="1"/>
+    <w:lsdException w:name="index heading" w:semiHidden="1" w:unhideWhenUsed="1"/>
+    <w:lsdException w:name="caption" w:semiHidden="1" w:uiPriority="53" w:unhideWhenUsed="1" w:qFormat="1"/>
+    <w:lsdException w:name="table of figures" w:semiHidden="1" w:unhideWhenUsed="1"/>
+    <w:lsdException w:name="envelope address" w:semiHidden="1" w:unhideWhenUsed="1"/>
+    <w:lsdException w:name="envelope return" w:semiHidden="1" w:unhideWhenUsed="1"/>
+    <w:lsdException w:name="footnote reference" w:semiHidden="1" w:unhideWhenUsed="1"/>
+    <w:lsdException w:name="annotation reference" w:semiHidden="1" w:unhideWhenUsed="1"/>
+    <w:lsdException w:name="line number" w:semiHidden="1" w:unhideWhenUsed="1"/>
+    <w:lsdException w:name="page number" w:semiHidden="1" w:unhideWhenUsed="1"/>
+    <w:lsdException w:name="endnote reference" w:semiHidden="1" w:unhideWhenUsed="1"/>
+    <w:lsdException w:name="endnote text" w:semiHidden="1" w:unhideWhenUsed="1"/>
+    <w:lsdException w:name="table of authorities" w:semiHidden="1" w:unhideWhenUsed="1"/>
+    <w:lsdException w:name="macro" w:semiHidden="1" w:unhideWhenUsed="1"/>
+    <w:lsdException w:name="toa heading" w:semiHidden="1" w:unhideWhenUsed="1"/>
+    <w:lsdException w:name="List" w:semiHidden="1" w:unhideWhenUsed="1"/>
+    <w:lsdException w:name="List Bullet" w:semiHidden="1" w:unhideWhenUsed="1"/>
+    <w:lsdException w:name="List Number" w:semiHidden="1" w:unhideWhenUsed="1"/>
+    <w:lsdException w:name="List 2" w:semiHidden="1" w:unhideWhenUsed="1"/>
+    <w:lsdException w:name="List 3" w:semiHidden="1" w:unhideWhenUsed="1"/>
+    <w:lsdException w:name="List 4" w:semiHidden="1" w:unhideWhenUsed="1"/>
+    <w:lsdException w:name="List 5" w:semiHidden="1" w:unhideWhenUsed="1"/>
+    <w:lsdException w:name="List Bullet 2" w:semiHidden="1" w:unhideWhenUsed="1"/>
+    <w:lsdException w:name="List Bullet 3" w:semiHidden="1" w:unhideWhenUsed="1"/>
+    <w:lsdException w:name="List Bullet 4" w:semiHidden="1" w:unhideWhenUsed="1"/>
+    <w:lsdException w:name="List Bullet 5" w:semiHidden="1" w:unhideWhenUsed="1"/>
+    <w:lsdException w:name="List Number 2" w:semiHidden="1" w:unhideWhenUsed="1"/>
+    <w:lsdException w:name="List Number 3" w:semiHidden="1" w:unhideWhenUsed="1"/>
+    <w:lsdException w:name="List Number 4" w:semiHidden="1" w:unhideWhenUsed="1"/>
+    <w:lsdException w:name="List Number 5" w:semiHidden="1" w:unhideWhenUsed="1"/>
+    <w:lsdException w:name="Title" w:uiPriority="16" w:qFormat="1"/>
+    <w:lsdException w:name="Closing" w:semiHidden="1" w:unhideWhenUsed="1"/>
+    <w:lsdException w:name="Signature" w:semiHidden="1" w:unhideWhenUsed="1"/>
+    <w:lsdException w:name="Default Paragraph Font" w:semiHidden="1" w:uiPriority="1" w:unhideWhenUsed="1"/>
+    <w:lsdException w:name="Body Text" w:semiHidden="1" w:unhideWhenUsed="1"/>
+    <w:lsdException w:name="Body Text Indent" w:semiHidden="1" w:unhideWhenUsed="1"/>
+    <w:lsdException w:name="List Continue" w:semiHidden="1" w:unhideWhenUsed="1"/>
+    <w:lsdException w:name="List Continue 2" w:semiHidden="1" w:unhideWhenUsed="1"/>
+    <w:lsdException w:name="List Continue 3" w:semiHidden="1" w:unhideWhenUsed="1"/>
+    <w:lsdException w:name="List Continue 4" w:semiHidden="1" w:unhideWhenUsed="1"/>
+    <w:lsdException w:name="List Continue 5" w:semiHidden="1" w:unhideWhenUsed="1"/>
+    <w:lsdException w:name="Message Header" w:semiHidden="1" w:unhideWhenUsed="1"/>
+    <w:lsdException w:name="Subtitle" w:uiPriority="17" w:qFormat="1"/>
+    <w:lsdException w:name="Salutation" w:semiHidden="1" w:unhideWhenUsed="1"/>
+    <w:lsdException w:name="Date" w:semiHidden="1" w:unhideWhenUsed="1"/>
+    <w:lsdException w:name="Body Text First Indent" w:semiHidden="1" w:unhideWhenUsed="1"/>
+    <w:lsdException w:name="Body Text First Indent 2" w:semiHidden="1" w:unhideWhenUsed="1"/>
+    <w:lsdException w:name="Note Heading" w:semiHidden="1" w:unhideWhenUsed="1"/>
+    <w:lsdException w:name="Body Text 2" w:semiHidden="1" w:unhideWhenUsed="1"/>
+    <w:lsdException w:name="Body Text 3" w:semiHidden="1" w:unhideWhenUsed="1"/>
+    <w:lsdException w:name="Body Text Indent 2" w:semiHidden="1" w:unhideWhenUsed="1"/>
+    <w:lsdException w:name="Body Text Indent 3" w:semiHidden="1" w:unhideWhenUsed="1"/>
+    <w:lsdException w:name="Block Text" w:semiHidden="1" w:unhideWhenUsed="1"/>
+    <w:lsdException w:name="Hyperlink" w:semiHidden="1" w:unhideWhenUsed="1"/>
+    <w:lsdException w:name="FollowedHyperlink" w:semiHidden="1" w:unhideWhenUsed="1"/>
+    <w:lsdException w:name="Strong" w:uiPriority="34" w:qFormat="1"/>
+    <w:lsdException w:name="Emphasis" w:uiPriority="32" w:qFormat="1"/>
+    <w:lsdException w:name="Document Map" w:semiHidden="1" w:unhideWhenUsed="1"/>
+    <w:lsdException w:name="Plain Text" w:semiHidden="1" w:unhideWhenUsed="1"/>
+    <w:lsdException w:name="E-mail Signature" w:semiHidden="1" w:unhideWhenUsed="1"/>
+    <w:lsdException w:name="HTML Top of Form" w:semiHidden="1" w:unhideWhenUsed="1"/>
+    <w:lsdException w:name="HTML Bottom of Form" w:semiHidden="1" w:unhideWhenUsed="1"/>
+    <w:lsdException w:name="Normal (Web)" w:semiHidden="1" w:unhideWhenUsed="1"/>
+    <w:lsdException w:name="HTML Acronym" w:semiHidden="1" w:unhideWhenUsed="1"/>
+    <w:lsdException w:name="HTML Address" w:semiHidden="1" w:unhideWhenUsed="1"/>
+    <w:lsdException w:name="HTML Cite" w:semiHidden="1" w:unhideWhenUsed="1"/>
+    <w:lsdException w:name="HTML Code" w:semiHidden="1" w:unhideWhenUsed="1"/>
+    <w:lsdException w:name="HTML Definition" w:semiHidden="1" w:unhideWhenUsed="1"/>
+    <w:lsdException w:name="HTML Keyboard" w:semiHidden="1" w:unhideWhenUsed="1"/>
+    <w:lsdException w:name="HTML Preformatted" w:semiHidden="1" w:unhideWhenUsed="1"/>
+    <w:lsdException w:name="HTML Sample" w:semiHidden="1" w:unhideWhenUsed="1"/>
+    <w:lsdException w:name="HTML Typewriter" w:semiHidden="1" w:unhideWhenUsed="1"/>
+    <w:lsdException w:name="HTML Variable" w:semiHidden="1" w:unhideWhenUsed="1"/>
+    <w:lsdException w:name="Normal Table" w:semiHidden="1" w:unhideWhenUsed="1"/>
+    <w:lsdException w:name="annotation subject" w:semiHidden="1" w:unhideWhenUsed="1"/>
+    <w:lsdException w:name="No List" w:semiHidden="1" w:unhideWhenUsed="1"/>
+    <w:lsdException w:name="Outline List 1" w:semiHidden="1" w:unhideWhenUsed="1"/>
+    <w:lsdException w:name="Outline List 2" w:semiHidden="1" w:unhideWhenUsed="1"/>
+    <w:lsdException w:name="Outline List 3" w:semiHidden="1" w:unhideWhenUsed="1"/>
+    <w:lsdException w:name="Table Simple 1" w:semiHidden="1" w:unhideWhenUsed="1"/>
+    <w:lsdException w:name="Table Simple 2" w:semiHidden="1" w:unhideWhenUsed="1"/>
+    <w:lsdException w:name="Table Simple 3" w:semiHidden="1" w:unhideWhenUsed="1"/>
+    <w:lsdException w:name="Table Classic 1" w:semiHidden="1" w:unhideWhenUsed="1"/>
+    <w:lsdException w:name="Table Classic 2" w:semiHidden="1" w:unhideWhenUsed="1"/>
+    <w:lsdException w:name="Table Classic 3" w:semiHidden="1" w:unhideWhenUsed="1"/>
+    <w:lsdException w:name="Table Classic 4" w:semiHidden="1" w:unhideWhenUsed="1"/>
+    <w:lsdException w:name="Table Colorful 1" w:semiHidden="1" w:unhideWhenUsed="1"/>
+    <w:lsdException w:name="Table Colorful 2" w:semiHidden="1" w:unhideWhenUsed="1"/>
+    <w:lsdException w:name="Table Colorful 3" w:semiHidden="1" w:unhideWhenUsed="1"/>
+    <w:lsdException w:name="Table Columns 1" w:semiHidden="1" w:unhideWhenUsed="1"/>
+    <w:lsdException w:name="Table Columns 2" w:semiHidden="1" w:unhideWhenUsed="1"/>
+    <w:lsdException w:name="Table Columns 3" w:semiHidden="1" w:unhideWhenUsed="1"/>
+    <w:lsdException w:name="Table Columns 4" w:semiHidden="1" w:unhideWhenUsed="1"/>
+    <w:lsdException w:name="Table Columns 5" w:semiHidden="1" w:unhideWhenUsed="1"/>
+    <w:lsdException w:name="Table Grid 1" w:semiHidden="1" w:unhideWhenUsed="1"/>
+    <w:lsdException w:name="Table Grid 2" w:semiHidden="1" w:unhideWhenUsed="1"/>
+    <w:lsdException w:name="Table Grid 3" w:semiHidden="1" w:unhideWhenUsed="1"/>
+    <w:lsdException w:name="Table Grid 4" w:semiHidden="1" w:unhideWhenUsed="1"/>
+    <w:lsdException w:name="Table Grid 5" w:semiHidden="1" w:unhideWhenUsed="1"/>
+    <w:lsdException w:name="Table Grid 6" w:semiHidden="1" w:unhideWhenUsed="1"/>
+    <w:lsdException w:name="Table Grid 7" w:semiHidden="1" w:unhideWhenUsed="1"/>
+    <w:lsdException w:name="Table Grid 8" w:semiHidden="1" w:unhideWhenUsed="1"/>
+    <w:lsdException w:name="Table List 1" w:semiHidden="1" w:unhideWhenUsed="1"/>
+    <w:lsdException w:name="Table List 2" w:semiHidden="1" w:unhideWhenUsed="1"/>
+    <w:lsdException w:name="Table List 3" w:semiHidden="1" w:unhideWhenUsed="1"/>
+    <w:lsdException w:name="Table List 4" w:semiHidden="1" w:unhideWhenUsed="1"/>
+    <w:lsdException w:name="Table List 5" w:semiHidden="1" w:unhideWhenUsed="1"/>
+    <w:lsdException w:name="Table List 6" w:semiHidden="1" w:unhideWhenUsed="1"/>
+    <w:lsdException w:name="Table List 7" w:semiHidden="1" w:unhideWhenUsed="1"/>
+    <w:lsdException w:name="Table List 8" w:semiHidden="1" w:unhideWhenUsed="1"/>
+    <w:lsdException w:name="Table 3D effects 1" w:semiHidden="1" w:unhideWhenUsed="1"/>
+    <w:lsdException w:name="Table 3D effects 2" w:semiHidden="1" w:unhideWhenUsed="1"/>
+    <w:lsdException w:name="Table 3D effects 3" w:semiHidden="1" w:unhideWhenUsed="1"/>
+    <w:lsdException w:name="Table Contemporary" w:semiHidden="1" w:unhideWhenUsed="1"/>
+    <w:lsdException w:name="Table Elegant" w:semiHidden="1" w:unhideWhenUsed="1"/>
+    <w:lsdException w:name="Table Professional" w:semiHidden="1" w:unhideWhenUsed="1"/>
+    <w:lsdException w:name="Table Subtle 1" w:semiHidden="1" w:unhideWhenUsed="1"/>
+    <w:lsdException w:name="Table Subtle 2" w:semiHidden="1" w:unhideWhenUsed="1"/>
+    <w:lsdException w:name="Table Web 1" w:semiHidden="1" w:unhideWhenUsed="1"/>
+    <w:lsdException w:name="Table Web 2" w:semiHidden="1" w:unhideWhenUsed="1"/>
+    <w:lsdException w:name="Table Web 3" w:semiHidden="1" w:unhideWhenUsed="1"/>
+    <w:lsdException w:name="Balloon Text" w:semiHidden="1" w:unhideWhenUsed="1"/>
+    <w:lsdException w:name="Table Grid" w:uiPriority="57"/>
+    <w:lsdException w:name="Table Theme" w:semiHidden="1" w:unhideWhenUsed="1"/>
+    <w:lsdException w:name="Placeholder Text" w:semiHidden="1"/>
+    <w:lsdException w:name="No Spacing" w:uiPriority="1" w:qFormat="1"/>
+    <w:lsdException w:name="Light Shading" w:uiPriority="96"/>
+    <w:lsdException w:name="Light List" w:uiPriority="97"/>
+    <w:lsdException w:name="Light Grid" w:uiPriority="98"/>
+    <w:lsdException w:name="Medium Shading 1" w:uiPriority="99"/>
+    <w:lsdException w:name="Medium Shading 2" w:uiPriority="100"/>
+    <w:lsdException w:name="Medium List 1" w:uiPriority="101"/>
+    <w:lsdException w:name="Medium List 2" w:uiPriority="102"/>
+    <w:lsdException w:name="Medium Grid 1" w:uiPriority="103"/>
+    <w:lsdException w:name="Medium Grid 2" w:uiPriority="104"/>
+    <w:lsdException w:name="Medium Grid 3" w:uiPriority="105"/>
+    <w:lsdException w:name="Dark List" w:uiPriority="112"/>
+    <w:lsdException w:name="Colorful Shading" w:uiPriority="113"/>
+    <w:lsdException w:name="Colorful List" w:uiPriority="114"/>
+    <w:lsdException w:name="Colorful Grid" w:uiPriority="115"/>
+    <w:lsdException w:name="Light Shading Accent 1" w:uiPriority="96"/>
+    <w:lsdException w:name="Light List Accent 1" w:uiPriority="97"/>
+    <w:lsdException w:name="Light Grid Accent 1" w:uiPriority="98"/>
+    <w:lsdException w:name="Medium Shading 1 Accent 1" w:uiPriority="99"/>
+    <w:lsdException w:name="Medium Shading 2 Accent 1" w:uiPriority="100"/>
+    <w:lsdException w:name="Medium List 1 Accent 1" w:uiPriority="101"/>
+    <w:lsdException w:name="Revision" w:semiHidden="1"/>
+    <w:lsdException w:name="List Paragraph" w:uiPriority="52" w:qFormat="1"/>
+    <w:lsdException w:name="Quote" w:uiPriority="41" w:qFormat="1"/>
+    <w:lsdException w:name="Intense Quote" w:uiPriority="48" w:qFormat="1"/>
+    <w:lsdException w:name="Medium List 2 Accent 1" w:uiPriority="102"/>
+    <w:lsdException w:name="Medium Grid 1 Accent 1" w:uiPriority="103"/>
+    <w:lsdException w:name="Medium Grid 2 Accent 1" w:uiPriority="104"/>
+    <w:lsdException w:name="Medium Grid 3 Accent 1" w:uiPriority="105"/>
+    <w:lsdException w:name="Dark List Accent 1" w:uiPriority="112"/>
+    <w:lsdException w:name="Colorful Shading Accent 1" w:uiPriority="113"/>
+    <w:lsdException w:name="Colorful List Accent 1" w:uiPriority="114"/>
+    <w:lsdException w:name="Colorful Grid Accent 1" w:uiPriority="115"/>
+    <w:lsdException w:name="Light Shading Accent 2" w:uiPriority="96"/>
+    <w:lsdException w:name="Light List Accent 2" w:uiPriority="97"/>
+    <w:lsdException w:name="Light Grid Accent 2" w:uiPriority="98"/>
+    <w:lsdException w:name="Medium Shading 1 Accent 2" w:uiPriority="99"/>
+    <w:lsdException w:name="Medium Shading 2 Accent 2" w:uiPriority="100"/>
+    <w:lsdException w:name="Medium List 1 Accent 2" w:uiPriority="101"/>
+    <w:lsdException w:name="Medium List 2 Accent 2" w:uiPriority="102"/>
+    <w:lsdException w:name="Medium Grid 1 Accent 2" w:uiPriority="103"/>
+    <w:lsdException w:name="Medium Grid 2 Accent 2" w:uiPriority="104"/>
+    <w:lsdException w:name="Medium Grid 3 Accent 2" w:uiPriority="105"/>
+    <w:lsdException w:name="Dark List Accent 2" w:uiPriority="112"/>
+    <w:lsdException w:name="Colorful Shading Accent 2" w:uiPriority="113"/>
+    <w:lsdException w:name="Colorful List Accent 2" w:uiPriority="114"/>
+    <w:lsdException w:name="Colorful Grid Accent 2" w:uiPriority="115"/>
+    <w:lsdException w:name="Light Shading Accent 3" w:uiPriority="96"/>
+    <w:lsdException w:name="Light List Accent 3" w:uiPriority="97"/>
+    <w:lsdException w:name="Light Grid Accent 3" w:uiPriority="98"/>
+    <w:lsdException w:name="Medium Shading 1 Accent 3" w:uiPriority="99"/>
+    <w:lsdException w:name="Medium Shading 2 Accent 3" w:uiPriority="100"/>
+    <w:lsdException w:name="Medium List 1 Accent 3" w:uiPriority="101"/>
+    <w:lsdException w:name="Medium List 2 Accent 3" w:uiPriority="102"/>
+    <w:lsdException w:name="Medium Grid 1 Accent 3" w:uiPriority="103"/>
+    <w:lsdException w:name="Medium Grid 2 Accent 3" w:uiPriority="104"/>
+    <w:lsdException w:name="Medium Grid 3 Accent 3" w:uiPriority="105"/>
+    <w:lsdException w:name="Dark List Accent 3" w:uiPriority="112"/>
+    <w:lsdException w:name="Colorful Shading Accent 3" w:uiPriority="113"/>
+    <w:lsdException w:name="Colorful List Accent 3" w:uiPriority="114"/>
+    <w:lsdException w:name="Colorful Grid Accent 3" w:uiPriority="115"/>
+    <w:lsdException w:name="Light Shading Accent 4" w:uiPriority="96"/>
+    <w:lsdException w:name="Light List Accent 4" w:uiPriority="97"/>
+    <w:lsdException w:name="Light Grid Accent 4" w:uiPriority="98"/>
+    <w:lsdException w:name="Medium Shading 1 Accent 4" w:uiPriority="99"/>
+    <w:lsdException w:name="Medium Shading 2 Accent 4" w:uiPriority="100"/>
+    <w:lsdException w:name="Medium List 1 Accent 4" w:uiPriority="101"/>
+    <w:lsdException w:name="Medium List 2 Accent 4" w:uiPriority="102"/>
+    <w:lsdException w:name="Medium Grid 1 Accent 4" w:uiPriority="103"/>
+    <w:lsdException w:name="Medium Grid 2 Accent 4" w:uiPriority="104"/>
+    <w:lsdException w:name="Medium Grid 3 Accent 4" w:uiPriority="105"/>
+    <w:lsdException w:name="Dark List Accent 4" w:uiPriority="112"/>
+    <w:lsdException w:name="Colorful Shading Accent 4" w:uiPriority="113"/>
+    <w:lsdException w:name="Colorful List Accent 4" w:uiPriority="114"/>
+    <w:lsdException w:name="Colorful Grid Accent 4" w:uiPriority="115"/>
+    <w:lsdException w:name="Light Shading Accent 5" w:uiPriority="96"/>
+    <w:lsdException w:name="Light List Accent 5" w:uiPriority="97"/>
+    <w:lsdException w:name="Light Grid Accent 5" w:uiPriority="98"/>
+    <w:lsdException w:name="Medium Shading 1 Accent 5" w:uiPriority="99"/>
+    <w:lsdException w:name="Medium Shading 2 Accent 5" w:uiPriority="100"/>
+    <w:lsdException w:name="Medium List 1 Accent 5" w:uiPriority="101"/>
+    <w:lsdException w:name="Medium List 2 Accent 5" w:uiPriority="102"/>
+    <w:lsdException w:name="Medium Grid 1 Accent 5" w:uiPriority="103"/>
+    <w:lsdException w:name="Medium Grid 2 Accent 5" w:uiPriority="104"/>
+    <w:lsdException w:name="Medium Grid 3 Accent 5" w:uiPriority="105"/>
+    <w:lsdException w:name="Dark List Accent 5" w:uiPriority="112"/>
+    <w:lsdException w:name="Colorful Shading Accent 5" w:uiPriority="113"/>
+    <w:lsdException w:name="Colorful List Accent 5" w:uiPriority="114"/>
+    <w:lsdException w:name="Colorful Grid Accent 5" w:uiPriority="115"/>
+    <w:lsdException w:name="Light Shading Accent 6" w:uiPriority="96"/>
+    <w:lsdException w:name="Light List Accent 6" w:uiPriority="97"/>
+    <w:lsdException w:name="Light Grid Accent 6" w:uiPriority="98"/>
+    <w:lsdException w:name="Medium Shading 1 Accent 6" w:uiPriority="99"/>
+    <w:lsdException w:name="Medium Shading 2 Accent 6" w:uiPriority="100"/>
+    <w:lsdException w:name="Medium List 1 Accent 6" w:uiPriority="101"/>
+    <w:lsdException w:name="Medium List 2 Accent 6" w:uiPriority="102"/>
+    <w:lsdException w:name="Medium Grid 1 Accent 6" w:uiPriority="103"/>
+    <w:lsdException w:name="Medium Grid 2 Accent 6" w:uiPriority="104"/>
+    <w:lsdException w:name="Medium Grid 3 Accent 6" w:uiPriority="105"/>
+    <w:lsdException w:name="Dark List Accent 6" w:uiPriority="112"/>
+    <w:lsdException w:name="Colorful Shading Accent 6" w:uiPriority="113"/>
+    <w:lsdException w:name="Colorful List Accent 6" w:uiPriority="114"/>
+    <w:lsdException w:name="Colorful Grid Accent 6" w:uiPriority="115"/>
+    <w:lsdException w:name="Subtle Emphasis" w:uiPriority="25" w:qFormat="1"/>
+    <w:lsdException w:name="Intense Emphasis" w:uiPriority="33" w:qFormat="1"/>
+    <w:lsdException w:name="Subtle Reference" w:uiPriority="49" w:qFormat="1"/>
+    <w:lsdException w:name="Intense Reference" w:uiPriority="50" w:qFormat="1"/>
+    <w:lsdException w:name="Book Title" w:uiPriority="51" w:qFormat="1"/>
+    <w:lsdException w:name="Bibliography" w:semiHidden="1" w:uiPriority="55" w:unhideWhenUsed="1"/>
+    <w:lsdException w:name="TOC Heading" w:semiHidden="1" w:uiPriority="57" w:unhideWhenUsed="1" w:qFormat="1"/>
+    <w:lsdException w:name="Plain Table 1" w:uiPriority="65"/>
+    <w:lsdException w:name="Plain Table 2" w:uiPriority="66"/>
+    <w:lsdException w:name="Plain Table 3" w:uiPriority="67"/>
+    <w:lsdException w:name="Plain Table 4" w:uiPriority="68"/>
+    <w:lsdException w:name="Plain Table 5" w:uiPriority="69"/>
+    <w:lsdException w:name="Grid Table Light" w:uiPriority="64"/>
+    <w:lsdException w:name="Grid Table 1 Light" w:uiPriority="70"/>
+    <w:lsdException w:name="Grid Table 2" w:uiPriority="71"/>
+    <w:lsdException w:name="Grid Table 3" w:uiPriority="72"/>
+    <w:lsdException w:name="Grid Table 4" w:uiPriority="73"/>
+    <w:lsdException w:name="Grid Table 5 Dark" w:uiPriority="80"/>
+    <w:lsdException w:name="Grid Table 6 Colorful" w:uiPriority="81"/>
+    <w:lsdException w:name="Grid Table 7 Colorful" w:uiPriority="82"/>
+    <w:lsdException w:name="Grid Table 1 Light Accent 1" w:uiPriority="70"/>
+    <w:lsdException w:name="Grid Table 2 Accent 1" w:uiPriority="71"/>
+    <w:lsdException w:name="Grid Table 3 Accent 1" w:uiPriority="72"/>
+    <w:lsdException w:name="Grid Table 4 Accent 1" w:uiPriority="73"/>
+    <w:lsdException w:name="Grid Table 5 Dark Accent 1" w:uiPriority="80"/>
+    <w:lsdException w:name="Grid Table 6 Colorful Accent 1" w:uiPriority="81"/>
+    <w:lsdException w:name="Grid Table 7 Colorful Accent 1" w:uiPriority="82"/>
+    <w:lsdException w:name="Grid Table 1 Light Accent 2" w:uiPriority="70"/>
+    <w:lsdException w:name="Grid Table 2 Accent 2" w:uiPriority="71"/>
+    <w:lsdException w:name="Grid Table 3 Accent 2" w:uiPriority="72"/>
+    <w:lsdException w:name="Grid Table 4 Accent 2" w:uiPriority="73"/>
+    <w:lsdException w:name="Grid Table 5 Dark Accent 2" w:uiPriority="80"/>
+    <w:lsdException w:name="Grid Table 6 Colorful Accent 2" w:uiPriority="81"/>
+    <w:lsdException w:name="Grid Table 7 Colorful Accent 2" w:uiPriority="82"/>
+    <w:lsdException w:name="Grid Table 1 Light Accent 3" w:uiPriority="70"/>
+    <w:lsdException w:name="Grid Table 2 Accent 3" w:uiPriority="71"/>
+    <w:lsdException w:name="Grid Table 3 Accent 3" w:uiPriority="72"/>
+    <w:lsdException w:name="Grid Table 4 Accent 3" w:uiPriority="73"/>
+    <w:lsdException w:name="Grid Table 5 Dark Accent 3" w:uiPriority="80"/>
+    <w:lsdException w:name="Grid Table 6 Colorful Accent 3" w:uiPriority="81"/>
+    <w:lsdException w:name="Grid Table 7 Colorful Accent 3" w:uiPriority="82"/>
+    <w:lsdException w:name="Grid Table 1 Light Accent 4" w:uiPriority="70"/>
+    <w:lsdException w:name="Grid Table 2 Accent 4" w:uiPriority="71"/>
+    <w:lsdException w:name="Grid Table 3 Accent 4" w:uiPriority="72"/>
+    <w:lsdException w:name="Grid Table 4 Accent 4" w:uiPriority="73"/>
+    <w:lsdException w:name="Grid Table 5 Dark Accent 4" w:uiPriority="80"/>
+    <w:lsdException w:name="Grid Table 6 Colorful Accent 4" w:uiPriority="81"/>
+    <w:lsdException w:name="Grid Table 7 Colorful Accent 4" w:uiPriority="82"/>
+    <w:lsdException w:name="Grid Table 1 Light Accent 5" w:uiPriority="70"/>
+    <w:lsdException w:name="Grid Table 2 Accent 5" w:uiPriority="71"/>
+    <w:lsdException w:name="Grid Table 3 Accent 5" w:uiPriority="72"/>
+    <w:lsdException w:name="Grid Table 4 Accent 5" w:uiPriority="73"/>
+    <w:lsdException w:name="Grid Table 5 Dark Accent 5" w:uiPriority="80"/>
+    <w:lsdException w:name="Grid Table 6 Colorful Accent 5" w:uiPriority="81"/>
+    <w:lsdException w:name="Grid Table 7 Colorful Accent 5" w:uiPriority="82"/>
+    <w:lsdException w:name="Grid Table 1 Light Accent 6" w:uiPriority="70"/>
+    <w:lsdException w:name="Grid Table 2 Accent 6" w:uiPriority="71"/>
+    <w:lsdException w:name="Grid Table 3 Accent 6" w:uiPriority="72"/>
+    <w:lsdException w:name="Grid Table 4 Accent 6" w:uiPriority="73"/>
+    <w:lsdException w:name="Grid Table 5 Dark Accent 6" w:uiPriority="80"/>
+    <w:lsdException w:name="Grid Table 6 Colorful Accent 6" w:uiPriority="81"/>
+    <w:lsdException w:name="Grid Table 7 Colorful Accent 6" w:uiPriority="82"/>
+    <w:lsdException w:name="List Table 1 Light" w:uiPriority="70"/>
+    <w:lsdException w:name="List Table 2" w:uiPriority="71"/>
+    <w:lsdException w:name="List Table 3" w:uiPriority="72"/>
+    <w:lsdException w:name="List Table 4" w:uiPriority="73"/>
+    <w:lsdException w:name="List Table 5 Dark" w:uiPriority="80"/>
+    <w:lsdException w:name="List Table 6 Colorful" w:uiPriority="81"/>
+    <w:lsdException w:name="List Table 7 Colorful" w:uiPriority="82"/>
+    <w:lsdException w:name="List Table 1 Light Accent 1" w:uiPriority="70"/>
+    <w:lsdException w:name="List Table 2 Accent 1" w:uiPriority="71"/>
+    <w:lsdException w:name="List Table 3 Accent 1" w:uiPriority="72"/>
+    <w:lsdException w:name="List Table 4 Accent 1" w:uiPriority="73"/>
+    <w:lsdException w:name="List Table 5 Dark Accent 1" w:uiPriority="80"/>
+    <w:lsdException w:name="List Table 6 Colorful Accent 1" w:uiPriority="81"/>
+    <w:lsdException w:name="List Table 7 Colorful Accent 1" w:uiPriority="82"/>
+    <w:lsdException w:name="List Table 1 Light Accent 2" w:uiPriority="70"/>
+    <w:lsdException w:name="List Table 2 Accent 2" w:uiPriority="71"/>
+    <w:lsdException w:name="List Table 3 Accent 2" w:uiPriority="72"/>
+    <w:lsdException w:name="List Table 4 Accent 2" w:uiPriority="73"/>
+    <w:lsdException w:name="List Table 5 Dark Accent 2" w:uiPriority="80"/>
+    <w:lsdException w:name="List Table 6 Colorful Accent 2" w:uiPriority="81"/>
+    <w:lsdException w:name="List Table 7 Colorful Accent 2" w:uiPriority="82"/>
+    <w:lsdException w:name="List Table 1 Light Accent 3" w:uiPriority="70"/>
+    <w:lsdException w:name="List Table 2 Accent 3" w:uiPriority="71"/>
+    <w:lsdException w:name="List Table 3 Accent 3" w:uiPriority="72"/>
+    <w:lsdException w:name="List Table 4 Accent 3" w:uiPriority="73"/>
+    <w:lsdException w:name="List Table 5 Dark Accent 3" w:uiPriority="80"/>
+    <w:lsdException w:name="List Table 6 Colorful Accent 3" w:uiPriority="81"/>
+    <w:lsdException w:name="List Table 7 Colorful Accent 3" w:uiPriority="82"/>
+    <w:lsdException w:name="List Table 1 Light Accent 4" w:uiPriority="70"/>
+    <w:lsdException w:name="List Table 2 Accent 4" w:uiPriority="71"/>
+    <w:lsdException w:name="List Table 3 Accent 4" w:uiPriority="72"/>
+    <w:lsdException w:name="List Table 4 Accent 4" w:uiPriority="73"/>
+    <w:lsdException w:name="List Table 5 Dark Accent 4" w:uiPriority="80"/>
+    <w:lsdException w:name="List Table 6 Colorful Accent 4" w:uiPriority="81"/>
+    <w:lsdException w:name="List Table 7 Colorful Accent 4" w:uiPriority="82"/>
+    <w:lsdException w:name="List Table 1 Light Accent 5" w:uiPriority="70"/>
+    <w:lsdException w:name="List Table 2 Accent 5" w:uiPriority="71"/>
+    <w:lsdException w:name="List Table 3 Accent 5" w:uiPriority="72"/>
+    <w:lsdException w:name="List Table 4 Accent 5" w:uiPriority="73"/>
+    <w:lsdException w:name="List Table 5 Dark Accent 5" w:uiPriority="80"/>
+    <w:lsdException w:name="List Table 6 Colorful Accent 5" w:uiPriority="81"/>
+    <w:lsdException w:name="List Table 7 Colorful Accent 5" w:uiPriority="82"/>
+    <w:lsdException w:name="List Table 1 Light Accent 6" w:uiPriority="70"/>
+    <w:lsdException w:name="List Table 2 Accent 6" w:uiPriority="71"/>
+    <w:lsdException w:name="List Table 3 Accent 6" w:uiPriority="72"/>
+    <w:lsdException w:name="List Table 4 Accent 6" w:uiPriority="73"/>
+    <w:lsdException w:name="List Table 5 Dark Accent 6" w:uiPriority="80"/>
+    <w:lsdException w:name="List Table 6 Colorful Accent 6" w:uiPriority="81"/>
+    <w:lsdException w:name="List Table 7 Colorful Accent 6" w:uiPriority="82"/>
+  </w:latentStyles>
   <w:style w:type="paragraph" w:styleId="Title">
     <w:name w:val="Title"/>
-    <w:basedOn w:val="Normal"/>
-    <w:next w:val="Normal"/>
+    <w:next w:val="Title"/>
     <w:qFormat/>
     <w:rPr>
       <w:sz w:val="56"/>
       <w:szCs w:val="56"/>
     </w:rPr>
   </w:style>
-  <w:style w:type="paragraph" w:styleId="Heading1">
+  <w:style w:type="paragraph" w:customStyle="1" w:styleId="Heading1">
     <w:name w:val="Heading 1"/>
-    <w:basedOn w:val="Normal"/>
-    <w:next w:val="Normal"/>
+    <w:next w:val="Title"/>
     <w:qFormat/>
     <w:rPr>
       <w:color w:val="2E74B5"/>
@@ -2636,10 +7627,9 @@
       <w:szCs w:val="32"/>
     </w:rPr>
   </w:style>
-  <w:style w:type="paragraph" w:styleId="Heading2">
+  <w:style w:type="paragraph" w:customStyle="1" w:styleId="Heading2">
     <w:name w:val="Heading 2"/>
-    <w:basedOn w:val="Normal"/>
-    <w:next w:val="Normal"/>
+    <w:next w:val="Title"/>
     <w:qFormat/>
     <w:rPr>
       <w:color w:val="2E74B5"/>
@@ -2647,10 +7637,9 @@
       <w:szCs w:val="26"/>
     </w:rPr>
   </w:style>
-  <w:style w:type="paragraph" w:styleId="Heading3">
+  <w:style w:type="paragraph" w:customStyle="1" w:styleId="Heading3">
     <w:name w:val="Heading 3"/>
-    <w:basedOn w:val="Normal"/>
-    <w:next w:val="Normal"/>
+    <w:next w:val="Title"/>
     <w:qFormat/>
     <w:rPr>
       <w:color w:val="1F4D78"/>
@@ -2658,10 +7647,9 @@
       <w:szCs w:val="24"/>
     </w:rPr>
   </w:style>
-  <w:style w:type="paragraph" w:styleId="Heading4">
+  <w:style w:type="paragraph" w:customStyle="1" w:styleId="Heading4">
     <w:name w:val="Heading 4"/>
-    <w:basedOn w:val="Normal"/>
-    <w:next w:val="Normal"/>
+    <w:next w:val="Title"/>
     <w:qFormat/>
     <w:rPr>
       <w:i/>
@@ -2669,19 +7657,17 @@
       <w:color w:val="2E74B5"/>
     </w:rPr>
   </w:style>
-  <w:style w:type="paragraph" w:styleId="Heading5">
+  <w:style w:type="paragraph" w:customStyle="1" w:styleId="Heading5">
     <w:name w:val="Heading 5"/>
-    <w:basedOn w:val="Normal"/>
-    <w:next w:val="Normal"/>
+    <w:next w:val="Title"/>
     <w:qFormat/>
     <w:rPr>
       <w:color w:val="2E74B5"/>
     </w:rPr>
   </w:style>
-  <w:style w:type="paragraph" w:styleId="Heading6">
+  <w:style w:type="paragraph" w:customStyle="1" w:styleId="Heading6">
     <w:name w:val="Heading 6"/>
-    <w:basedOn w:val="Normal"/>
-    <w:next w:val="Normal"/>
+    <w:next w:val="Title"/>
     <w:qFormat/>
     <w:rPr>
       <w:color w:val="1F4D78"/>
@@ -2689,8 +7675,7 @@
   </w:style>
   <w:style w:type="paragraph" w:styleId="Strong">
     <w:name w:val="Strong"/>
-    <w:basedOn w:val="Normal"/>
-    <w:next w:val="Normal"/>
+    <w:next w:val="Title"/>
     <w:qFormat/>
     <w:rPr>
       <w:b/>
@@ -2699,22 +7684,19 @@
   </w:style>
   <w:style w:type="paragraph" w:styleId="ListParagraph">
     <w:name w:val="List Paragraph"/>
-    <w:basedOn w:val="Normal"/>
     <w:qFormat/>
   </w:style>
   <w:style w:type="character" w:styleId="Hyperlink">
     <w:name w:val="Hyperlink"/>
-    <w:basedOn w:val="DefaultParagraphFont"/>
     <w:uiPriority w:val="99"/>
     <w:unhideWhenUsed/>
     <w:rPr>
       <w:color w:val="0563C1"/>
-      <w:u w:val="single"/>
+      <w:u w:val="single" w:color="auto"/>
     </w:rPr>
   </w:style>
   <w:style w:type="character" w:styleId="FootnoteReference">
     <w:name w:val="footnote reference"/>
-    <w:basedOn w:val="DefaultParagraphFont"/>
     <w:uiPriority w:val="99"/>
     <w:semiHidden/>
     <w:unhideWhenUsed/>
@@ -2724,9 +7706,8 @@
   </w:style>
   <w:style w:type="paragraph" w:styleId="FootnoteText">
     <w:name w:val="footnote text"/>
-    <w:basedOn w:val="Normal"/>
+    <w:uiPriority w:val="99"/>
     <w:link w:val="FootnoteTextChar"/>
-    <w:uiPriority w:val="99"/>
     <w:semiHidden/>
     <w:unhideWhenUsed/>
     <w:pPr>
@@ -2737,11 +7718,10 @@
       <w:szCs w:val="20"/>
     </w:rPr>
   </w:style>
-  <w:style w:type="character" w:styleId="FootnoteTextChar">
+  <w:style w:type="character" w:customStyle="1" w:styleId="FootnoteTextChar">
     <w:name w:val="Footnote Text Char"/>
-    <w:basedOn w:val="DefaultParagraphFont"/>
+    <w:uiPriority w:val="99"/>
     <w:link w:val="FootnoteText"/>
-    <w:uiPriority w:val="99"/>
     <w:semiHidden/>
     <w:unhideWhenUsed/>
     <w:rPr>
@@ -2751,7 +7731,6 @@
   </w:style>
   <w:style w:type="character" w:styleId="EndnoteReference">
     <w:name w:val="endnote reference"/>
-    <w:basedOn w:val="DefaultParagraphFont"/>
     <w:uiPriority w:val="99"/>
     <w:semiHidden/>
     <w:unhideWhenUsed/>
@@ -2761,9 +7740,8 @@
   </w:style>
   <w:style w:type="paragraph" w:styleId="EndnoteText">
     <w:name w:val="endnote text"/>
-    <w:basedOn w:val="Normal"/>
+    <w:uiPriority w:val="99"/>
     <w:link w:val="EndnoteTextChar"/>
-    <w:uiPriority w:val="99"/>
     <w:semiHidden/>
     <w:unhideWhenUsed/>
     <w:pPr>
@@ -2774,11 +7752,10 @@
       <w:szCs w:val="20"/>
     </w:rPr>
   </w:style>
-  <w:style w:type="character" w:styleId="EndnoteTextChar">
+  <w:style w:type="character" w:customStyle="1" w:styleId="EndnoteTextChar">
     <w:name w:val="Endnote Text Char"/>
-    <w:basedOn w:val="DefaultParagraphFont"/>
+    <w:uiPriority w:val="99"/>
     <w:link w:val="EndnoteText"/>
-    <w:uiPriority w:val="99"/>
     <w:semiHidden/>
     <w:unhideWhenUsed/>
     <w:rPr>
@@ -2786,5 +7763,326 @@
       <w:szCs w:val="20"/>
     </w:rPr>
   </w:style>
+  <w:style w:type="table" w:default="1" w:styleId="a4">
+    <w:name w:val="Normal Table"/>
+    <w:uiPriority w:val="99"/>
+    <w:semiHidden/>
+    <w:unhideWhenUsed/>
+    <w:tblPr>
+      <w:tblInd w:w="0" w:type="dxa"/>
+      <w:tblCellMar>
+        <w:top w:w="0" w:type="dxa"/>
+        <w:left w:w="108" w:type="dxa"/>
+        <w:bottom w:w="0" w:type="dxa"/>
+        <w:right w:w="108" w:type="dxa"/>
+      </w:tblCellMar>
+    </w:tblPr>
+  </w:style>
+  <w:style w:type="character" w:default="1" w:styleId="a3">
+    <w:name w:val="Default Paragraph Font"/>
+    <w:uiPriority w:val="1"/>
+    <w:semiHidden/>
+    <w:unhideWhenUsed/>
+  </w:style>
+  <w:style w:type="paragraph" w:default="1" w:styleId="a2">
+    <w:name w:val="Normal"/>
+    <w:qFormat/>
+    <w:pPr>
+      <w:autoSpaceDE w:val="off"/>
+      <w:autoSpaceDN w:val="off"/>
+      <w:widowControl w:val="off"/>
+      <w:wordWrap w:val="off"/>
+    </w:pPr>
+  </w:style>
+  <w:style w:type="numbering" w:default="1" w:styleId="a5">
+    <w:name w:val="No List"/>
+    <w:uiPriority w:val="99"/>
+    <w:semiHidden/>
+    <w:unhideWhenUsed/>
+  </w:style>
 </w:styles>
+</file>
+
+<file path=word/theme/theme1.xml><?xml version="1.0" encoding="utf-8"?>
+<a:theme xmlns:a="http://schemas.openxmlformats.org/drawingml/2006/main" name="Hancom Office">
+  <a:themeElements>
+    <a:clrScheme name="Hancom Office">
+      <a:dk1>
+        <a:sysClr val="windowText" lastClr="000000"/>
+      </a:dk1>
+      <a:lt1>
+        <a:sysClr val="window" lastClr="FFFFFF"/>
+      </a:lt1>
+      <a:dk2>
+        <a:srgbClr val="3A3C84"/>
+      </a:dk2>
+      <a:lt2>
+        <a:srgbClr val="FAF3DB"/>
+      </a:lt2>
+      <a:accent1>
+        <a:srgbClr val="6182D6"/>
+      </a:accent1>
+      <a:accent2>
+        <a:srgbClr val="FF843A"/>
+      </a:accent2>
+      <a:accent3>
+        <a:srgbClr val="B2B2B2"/>
+      </a:accent3>
+      <a:accent4>
+        <a:srgbClr val="FFD700"/>
+      </a:accent4>
+      <a:accent5>
+        <a:srgbClr val="289B6E"/>
+      </a:accent5>
+      <a:accent6>
+        <a:srgbClr val="9D5CBB"/>
+      </a:accent6>
+      <a:hlink>
+        <a:srgbClr val="0000FF"/>
+      </a:hlink>
+      <a:folHlink>
+        <a:srgbClr val="800080"/>
+      </a:folHlink>
+    </a:clrScheme>
+    <a:fontScheme name="Hancom Office">
+      <a:majorFont>
+        <a:latin typeface="맑은 고딕"/>
+        <a:ea typeface=""/>
+        <a:cs typeface=""/>
+        <a:font script="Jpan" typeface="MS Gothic"/>
+        <a:font script="Hang" typeface="맑은 고딕"/>
+        <a:font script="Hans" typeface="SimSun"/>
+        <a:font script="Hant" typeface="PMingLiU"/>
+        <a:font script="Arab" typeface="Times New Roman"/>
+        <a:font script="Hebr" typeface="Times New Roman"/>
+        <a:font script="Thai" typeface="Angsana New"/>
+        <a:font script="Ethi" typeface="Nyala"/>
+        <a:font script="Beng" typeface="Vrinda"/>
+        <a:font script="Gujr" typeface="Shruti"/>
+        <a:font script="Khmr" typeface="MoolBoran"/>
+        <a:font script="Knda" typeface="Tunga"/>
+        <a:font script="Guru" typeface="Raavi"/>
+        <a:font script="Cans" typeface="Euphemia"/>
+        <a:font script="Cher" typeface="Plantagenet Cherokee"/>
+        <a:font script="Yiii" typeface="Microsoft Yi Baiti"/>
+        <a:font script="Tibt" typeface="Microsoft Himalaya"/>
+        <a:font script="Thaa" typeface="MV Boli"/>
+        <a:font script="Deva" typeface="Mangal"/>
+        <a:font script="Telu" typeface="Gautami"/>
+        <a:font script="Taml" typeface="Latha"/>
+        <a:font script="Syrc" typeface="Estrangelo Edessa"/>
+        <a:font script="Orya" typeface="Kalinga"/>
+        <a:font script="Mlym" typeface="Kartika"/>
+        <a:font script="Laoo" typeface="DokChampa"/>
+        <a:font script="Sinh" typeface="Iskoola Pota"/>
+        <a:font script="Mong" typeface="Mongolian Baiti"/>
+        <a:font script="Viet" typeface="Times New Roman"/>
+        <a:font script="Uigh" typeface="Microsoft Uighur"/>
+        <a:font script="Geor" typeface="Sylfaen"/>
+        <a:font script="Mymr" typeface=""/>
+      </a:majorFont>
+      <a:minorFont>
+        <a:latin typeface="맑은 고딕"/>
+        <a:ea typeface=""/>
+        <a:cs typeface=""/>
+        <a:font script="Jpan" typeface="MS Mincho"/>
+        <a:font script="Hang" typeface="맑은 고딕"/>
+        <a:font script="Hans" typeface="SimSun"/>
+        <a:font script="Hant" typeface="PMingLiU"/>
+        <a:font script="Arab" typeface="Arial"/>
+        <a:font script="Hebr" typeface="Arial"/>
+        <a:font script="Thai" typeface="Cordia New"/>
+        <a:font script="Ethi" typeface="Nyala"/>
+        <a:font script="Beng" typeface="Vrinda"/>
+        <a:font script="Gujr" typeface="Shruti"/>
+        <a:font script="Khmr" typeface="DaunPenh"/>
+        <a:font script="Knda" typeface="Tunga"/>
+        <a:font script="Guru" typeface="Raavi"/>
+        <a:font script="Cans" typeface="Euphemia"/>
+        <a:font script="Cher" typeface="Plantagenet Cherokee"/>
+        <a:font script="Yiii" typeface="Microsoft Yi Baiti"/>
+        <a:font script="Tibt" typeface="Microsoft Himalaya"/>
+        <a:font script="Thaa" typeface="MV Boli"/>
+        <a:font script="Deva" typeface="Mangal"/>
+        <a:font script="Telu" typeface="Gautami"/>
+        <a:font script="Taml" typeface="Latha"/>
+        <a:font script="Syrc" typeface="Estrangelo Edessa"/>
+        <a:font script="Orya" typeface="Kalinga"/>
+        <a:font script="Mlym" typeface="Kartika"/>
+        <a:font script="Laoo" typeface="DokChampa"/>
+        <a:font script="Sinh" typeface="Iskoola Pota"/>
+        <a:font script="Mong" typeface="Mongolian Baiti"/>
+        <a:font script="Viet" typeface="Arial"/>
+        <a:font script="Uigh" typeface="Microsoft Uighur"/>
+        <a:font script="Geor" typeface="Sylfaen"/>
+        <a:font script="Mymr" typeface=""/>
+      </a:minorFont>
+    </a:fontScheme>
+    <a:fmtScheme name="Hancom Office">
+      <a:fillStyleLst>
+        <a:solidFill>
+          <a:schemeClr val="phClr"/>
+        </a:solidFill>
+        <a:gradFill rotWithShape="1">
+          <a:gsLst>
+            <a:gs pos="0">
+              <a:schemeClr val="phClr">
+                <a:tint val="50000"/>
+                <a:satMod val="300000"/>
+              </a:schemeClr>
+            </a:gs>
+            <a:gs pos="35000">
+              <a:schemeClr val="phClr">
+                <a:tint val="37000"/>
+                <a:satMod val="300000"/>
+              </a:schemeClr>
+            </a:gs>
+            <a:gs pos="100000">
+              <a:schemeClr val="phClr">
+                <a:tint val="15000"/>
+                <a:satMod val="350000"/>
+              </a:schemeClr>
+            </a:gs>
+          </a:gsLst>
+          <a:lin ang="16200000" scaled="1"/>
+        </a:gradFill>
+        <a:gradFill rotWithShape="1">
+          <a:gsLst>
+            <a:gs pos="0">
+              <a:schemeClr val="phClr">
+                <a:shade val="51000"/>
+                <a:satMod val="130000"/>
+              </a:schemeClr>
+            </a:gs>
+            <a:gs pos="80000">
+              <a:schemeClr val="phClr">
+                <a:shade val="93000"/>
+                <a:satMod val="130000"/>
+              </a:schemeClr>
+            </a:gs>
+            <a:gs pos="100000">
+              <a:schemeClr val="phClr">
+                <a:shade val="94000"/>
+                <a:satMod val="135000"/>
+              </a:schemeClr>
+            </a:gs>
+          </a:gsLst>
+          <a:lin ang="16200000" scaled="0"/>
+        </a:gradFill>
+      </a:fillStyleLst>
+      <a:lnStyleLst>
+        <a:ln w="12700" cap="flat" cmpd="sng" algn="ctr">
+          <a:solidFill>
+            <a:schemeClr val="phClr"/>
+          </a:solidFill>
+          <a:prstDash val="solid"/>
+        </a:ln>
+        <a:ln w="19050" cap="flat" cmpd="sng" algn="ctr">
+          <a:solidFill>
+            <a:schemeClr val="phClr"/>
+          </a:solidFill>
+          <a:prstDash val="solid"/>
+        </a:ln>
+        <a:ln w="38100" cap="flat" cmpd="sng" algn="ctr">
+          <a:solidFill>
+            <a:schemeClr val="phClr"/>
+          </a:solidFill>
+          <a:prstDash val="solid"/>
+        </a:ln>
+      </a:lnStyleLst>
+      <a:effectStyleLst>
+        <a:effectStyle>
+          <a:effectLst>
+            <a:outerShdw blurRad="40000" dist="20000" dir="5400000" rotWithShape="0">
+              <a:srgbClr val="000000">
+                <a:alpha val="38000"/>
+              </a:srgbClr>
+            </a:outerShdw>
+          </a:effectLst>
+        </a:effectStyle>
+        <a:effectStyle>
+          <a:effectLst>
+            <a:outerShdw blurRad="40000" dist="23000" dir="5400000" rotWithShape="0">
+              <a:srgbClr val="000000">
+                <a:alpha val="35000"/>
+              </a:srgbClr>
+            </a:outerShdw>
+          </a:effectLst>
+        </a:effectStyle>
+        <a:effectStyle>
+          <a:effectLst>
+            <a:outerShdw blurRad="40000" dist="23000" dir="5400000" rotWithShape="0">
+              <a:srgbClr val="000000">
+                <a:alpha val="35000"/>
+              </a:srgbClr>
+            </a:outerShdw>
+          </a:effectLst>
+          <a:scene3d>
+            <a:camera prst="orthographicFront">
+              <a:rot lat="0" lon="0" rev="0"/>
+            </a:camera>
+            <a:lightRig rig="threePt" dir="t">
+              <a:rot lat="0" lon="0" rev="1200000"/>
+            </a:lightRig>
+          </a:scene3d>
+          <a:sp3d>
+            <a:bevelT w="63500" h="25400"/>
+          </a:sp3d>
+        </a:effectStyle>
+      </a:effectStyleLst>
+      <a:bgFillStyleLst>
+        <a:solidFill>
+          <a:schemeClr val="phClr"/>
+        </a:solidFill>
+        <a:gradFill rotWithShape="1">
+          <a:gsLst>
+            <a:gs pos="0">
+              <a:schemeClr val="phClr">
+                <a:tint val="40000"/>
+                <a:satMod val="350000"/>
+              </a:schemeClr>
+            </a:gs>
+            <a:gs pos="40000">
+              <a:schemeClr val="phClr">
+                <a:tint val="45000"/>
+                <a:shade val="99000"/>
+                <a:satMod val="350000"/>
+              </a:schemeClr>
+            </a:gs>
+            <a:gs pos="100000">
+              <a:schemeClr val="phClr">
+                <a:shade val="20000"/>
+                <a:satMod val="255000"/>
+              </a:schemeClr>
+            </a:gs>
+          </a:gsLst>
+          <a:path path="circle">
+            <a:fillToRect l="50000" t="-80000" r="50000" b="180000"/>
+          </a:path>
+        </a:gradFill>
+        <a:gradFill rotWithShape="1">
+          <a:gsLst>
+            <a:gs pos="0">
+              <a:schemeClr val="phClr">
+                <a:tint val="80000"/>
+                <a:satMod val="300000"/>
+              </a:schemeClr>
+            </a:gs>
+            <a:gs pos="100000">
+              <a:schemeClr val="phClr">
+                <a:shade val="30000"/>
+                <a:satMod val="200000"/>
+              </a:schemeClr>
+            </a:gs>
+          </a:gsLst>
+          <a:path path="circle">
+            <a:fillToRect l="50000" t="50000" r="50000" b="50000"/>
+          </a:path>
+        </a:gradFill>
+      </a:bgFillStyleLst>
+    </a:fmtScheme>
+  </a:themeElements>
+  <a:objectDefaults/>
+  <a:extraClrSchemeLst/>
+</a:theme>
 </file>